--- a/411383025_林錦坤_Word排版作業.docx
+++ b/411383025_林錦坤_Word排版作業.docx
@@ -58,8 +58,8 @@
           <w:noProof/>
           <w:lang w:val="en-US"/>
         </w:rPr>
-        <w:pict w14:anchorId="421EF071">
-          <v:rect id="_x0000_i1026" alt="" style="width:418.85pt;height:.05pt;mso-width-percent:0;mso-height-percent:0;mso-width-percent:0;mso-height-percent:0" o:hrpct="895" o:hralign="center" o:hrstd="t" o:hr="t" fillcolor="#a0a0a0" stroked="f"/>
+        <w:pict w14:anchorId="73C51590">
+          <v:rect id="_x0000_i1026" alt="" style="width:403.9pt;height:.05pt;mso-width-percent:0;mso-height-percent:0;mso-width-percent:0;mso-height-percent:0" o:hrpct="863" o:hralign="center" o:hrstd="t" o:hr="t" fillcolor="#a0a0a0" stroked="f"/>
         </w:pict>
       </w:r>
     </w:p>
@@ -67,7 +67,6 @@
       <w:pPr>
         <w:jc w:val="center"/>
         <w:rPr>
-          <w:rFonts w:hint="eastAsia"/>
           <w:lang w:val="en-US"/>
         </w:rPr>
       </w:pPr>
@@ -86,7 +85,6 @@
       <w:pPr>
         <w:jc w:val="center"/>
         <w:rPr>
-          <w:rFonts w:hint="eastAsia"/>
           <w:b/>
           <w:bCs/>
           <w:color w:val="1F4E79"/>
@@ -110,8 +108,8 @@
         <w:rPr>
           <w:noProof/>
         </w:rPr>
-        <w:pict w14:anchorId="100849F2">
-          <v:rect id="_x0000_i1025" alt="" style="width:418.85pt;height:.05pt;mso-width-percent:0;mso-height-percent:0;mso-width-percent:0;mso-height-percent:0" o:hrpct="895" o:hralign="center" o:hrstd="t" o:hr="t" fillcolor="#a0a0a0" stroked="f"/>
+        <w:pict w14:anchorId="0433247A">
+          <v:rect id="_x0000_i1025" alt="" style="width:403.9pt;height:.05pt;mso-width-percent:0;mso-height-percent:0;mso-width-percent:0;mso-height-percent:0" o:hrpct="863" o:hralign="center" o:hrstd="t" o:hr="t" fillcolor="#a0a0a0" stroked="f"/>
         </w:pict>
       </w:r>
     </w:p>
@@ -203,7 +201,6 @@
           <w:p>
             <w:pPr>
               <w:rPr>
-                <w:rFonts w:hint="eastAsia"/>
                 <w:lang w:val="en-TW" w:eastAsia="zh-TW"/>
               </w:rPr>
             </w:pPr>
@@ -364,8 +361,8 @@
     <w:p>
       <w:pPr>
         <w:sectPr>
-          <w:footerReference w:type="even" r:id="rId7"/>
-          <w:footerReference w:type="default" r:id="rId8"/>
+          <w:footerReference w:type="even" r:id="rId8"/>
+          <w:footerReference w:type="default" r:id="rId9"/>
           <w:pgSz w:w="11900" w:h="16840"/>
           <w:pgMar w:top="1440" w:right="1440" w:bottom="1440" w:left="1440" w:header="708" w:footer="708" w:gutter="0"/>
           <w:cols w:space="708"/>
@@ -387,6 +384,10 @@
       <w:sdtPr>
         <w:rPr>
           <w:rFonts w:ascii="Times New Roman" w:hAnsi="Times New Roman"/>
+          <w:b w:val="0"/>
+          <w:bCs w:val="0"/>
+          <w:i w:val="0"/>
+          <w:iCs w:val="0"/>
         </w:rPr>
         <w:id w:val="1855539636"/>
         <w:docPartObj>
@@ -396,8 +397,6 @@
       </w:sdtPr>
       <w:sdtEndPr>
         <w:rPr>
-          <w:i w:val="0"/>
-          <w:iCs w:val="0"/>
           <w:noProof/>
         </w:rPr>
       </w:sdtEndPr>
@@ -2305,7 +2304,6 @@
       <w:pPr>
         <w:pStyle w:val="Text"/>
         <w:rPr>
-          <w:rFonts w:hint="eastAsia"/>
           <w:lang w:val="en-US"/>
         </w:rPr>
       </w:pPr>
@@ -2902,10 +2900,7 @@
         <w:fldChar w:fldCharType="begin"/>
       </w:r>
       <w:r>
-        <w:instrText xml:space="preserve"> REF _Ref223908147 \h </w:instrText>
-      </w:r>
-      <w:r>
-        <w:instrText xml:space="preserve"> \* MERGEFORMAT </w:instrText>
+        <w:instrText xml:space="preserve"> REF _Ref223908147 \h  \* MERGEFORMAT </w:instrText>
       </w:r>
       <w:r>
         <w:fldChar w:fldCharType="separate"/>
@@ -2964,7 +2959,7 @@
           <w:noProof/>
         </w:rPr>
         <w:drawing>
-          <wp:inline distT="0" distB="0" distL="0" distR="0" wp14:anchorId="3C1435A6" wp14:editId="784D9D75">
+          <wp:inline distT="0" distB="0" distL="0" distR="0" wp14:anchorId="3C1435A6" wp14:editId="42B18AA6">
             <wp:extent cx="3888105" cy="2714758"/>
             <wp:effectExtent l="0" t="0" r="0" b="0"/>
             <wp:docPr id="1266798774" name="Picture 3" descr="A graph of a critical period&#10;&#10;AI-generated content may be incorrect."/>
@@ -2979,7 +2974,7 @@
                     <pic:cNvPicPr/>
                   </pic:nvPicPr>
                   <pic:blipFill rotWithShape="1">
-                    <a:blip r:embed="rId9" cstate="print">
+                    <a:blip r:embed="rId10" cstate="print">
                       <a:extLst>
                         <a:ext uri="{28A0092B-C50C-407E-A947-70E740481C1C}">
                           <a14:useLocalDpi xmlns:a14="http://schemas.microsoft.com/office/drawing/2010/main" val="0"/>
@@ -3019,12 +3014,9 @@
       <w:pPr>
         <w:pStyle w:val="FigureCaption"/>
         <w:spacing w:line="360" w:lineRule="auto"/>
-        <w:rPr>
-          <w:rFonts w:hint="eastAsia"/>
-        </w:rPr>
-      </w:pPr>
-      <w:bookmarkStart w:id="3" w:name="_Ref223908144"/>
-      <w:bookmarkStart w:id="4" w:name="_Ref223908147"/>
+      </w:pPr>
+      <w:bookmarkStart w:id="3" w:name="_Ref223908147"/>
+      <w:bookmarkStart w:id="4" w:name="_Ref223908144"/>
       <w:bookmarkStart w:id="5" w:name="_Toc223910655"/>
       <w:r>
         <w:rPr>
@@ -3077,14 +3069,14 @@
       <w:r>
         <w:fldChar w:fldCharType="end"/>
       </w:r>
+      <w:bookmarkEnd w:id="3"/>
+      <w:r>
+        <w:rPr>
+          <w:rFonts w:hint="eastAsia"/>
+        </w:rPr>
+        <w:t>抵達美國年齡與英語語法測驗總分之關係</w:t>
+      </w:r>
       <w:bookmarkEnd w:id="4"/>
-      <w:r>
-        <w:rPr>
-          <w:rFonts w:hint="eastAsia"/>
-        </w:rPr>
-        <w:t>抵達美國年齡與英語語法測驗總分之關係</w:t>
-      </w:r>
-      <w:bookmarkEnd w:id="3"/>
       <w:bookmarkEnd w:id="5"/>
     </w:p>
     <w:p>
@@ -3122,7 +3114,61 @@
         <w:t xml:space="preserve"> 67 </w:t>
       </w:r>
       <w:r>
-        <w:t>萬人的語法測驗大數據，進一步精細化了關鍵期的時程。該研究指出，雖然語言學習速率隨年齡遞減，但若要達到與母語人士相近的「極致成就（</w:t>
+        <w:t>萬人的語法測驗大數據</w:t>
+      </w:r>
+      <w:r>
+        <w:rPr>
+          <w:rFonts w:hint="eastAsia"/>
+        </w:rPr>
+        <w:t>（如</w:t>
+      </w:r>
+      <w:r>
+        <w:fldChar w:fldCharType="begin"/>
+      </w:r>
+      <w:r>
+        <w:instrText xml:space="preserve"> </w:instrText>
+      </w:r>
+      <w:r>
+        <w:rPr>
+          <w:rFonts w:hint="eastAsia"/>
+        </w:rPr>
+        <w:instrText>REF _Ref224533510 \h</w:instrText>
+      </w:r>
+      <w:r>
+        <w:instrText xml:space="preserve"> </w:instrText>
+      </w:r>
+      <w:r>
+        <w:fldChar w:fldCharType="separate"/>
+      </w:r>
+      <w:r>
+        <w:rPr>
+          <w:rFonts w:hint="eastAsia"/>
+        </w:rPr>
+        <w:t>圖</w:t>
+      </w:r>
+      <w:r>
+        <w:rPr>
+          <w:rFonts w:hint="eastAsia"/>
+        </w:rPr>
+        <w:t xml:space="preserve"> </w:t>
+      </w:r>
+      <w:r>
+        <w:rPr>
+          <w:noProof/>
+        </w:rPr>
+        <w:t>2</w:t>
+      </w:r>
+      <w:r>
+        <w:fldChar w:fldCharType="end"/>
+      </w:r>
+      <w:r>
+        <w:rPr>
+          <w:rFonts w:hint="eastAsia"/>
+        </w:rPr>
+        <w:t>）</w:t>
+      </w:r>
+      <w:r>
+        <w:t>，進一步精細化了關鍵期的時程。該研究指出，雖然語言學習速率隨年齡遞減，但若要達到與母語人士相近的「極致成就（</w:t>
       </w:r>
       <w:r>
         <w:t>Ultimate attainment</w:t>
@@ -3170,7 +3216,7 @@
                     <pic:cNvPicPr/>
                   </pic:nvPicPr>
                   <pic:blipFill rotWithShape="1">
-                    <a:blip r:embed="rId10" cstate="print">
+                    <a:blip r:embed="rId11" cstate="print">
                       <a:extLst>
                         <a:ext uri="{28A0092B-C50C-407E-A947-70E740481C1C}">
                           <a14:useLocalDpi xmlns:a14="http://schemas.microsoft.com/office/drawing/2010/main" val="0"/>
@@ -3212,6 +3258,7 @@
         <w:spacing w:line="360" w:lineRule="auto"/>
       </w:pPr>
       <w:bookmarkStart w:id="7" w:name="_Toc223910656"/>
+      <w:bookmarkStart w:id="8" w:name="_Ref224533510"/>
       <w:r>
         <w:rPr>
           <w:rFonts w:hint="eastAsia"/>
@@ -3263,6 +3310,7 @@
       <w:r>
         <w:fldChar w:fldCharType="end"/>
       </w:r>
+      <w:bookmarkEnd w:id="8"/>
       <w:r>
         <w:rPr>
           <w:rFonts w:hint="eastAsia"/>
@@ -3271,22 +3319,16 @@
       </w:r>
       <w:bookmarkEnd w:id="7"/>
     </w:p>
-    <w:p>
-      <w:pPr>
-        <w:rPr>
-          <w:rFonts w:hint="eastAsia"/>
-        </w:rPr>
-      </w:pPr>
-    </w:p>
+    <w:p/>
     <w:p>
       <w:pPr>
         <w:pStyle w:val="Heading2"/>
       </w:pPr>
-      <w:bookmarkStart w:id="8" w:name="_Toc223910647"/>
+      <w:bookmarkStart w:id="9" w:name="_Toc223910647"/>
       <w:r>
         <w:t>三、腦科學中的雙語表徵</w:t>
       </w:r>
-      <w:bookmarkEnd w:id="8"/>
+      <w:bookmarkEnd w:id="9"/>
     </w:p>
     <w:p>
       <w:pPr>
@@ -3320,7 +3362,61 @@
         <w:t>）</w:t>
       </w:r>
       <w:r>
-        <w:t>觀察不同年齡習得二語者的大腦活化。研究發現，若在童年早期習得二語，母語與二語在布洛卡區域（</w:t>
+        <w:t>觀察不同年齡習得二語者的大腦活化。研究</w:t>
+      </w:r>
+      <w:r>
+        <w:rPr>
+          <w:rFonts w:hint="eastAsia"/>
+        </w:rPr>
+        <w:t>結果（如</w:t>
+      </w:r>
+      <w:r>
+        <w:fldChar w:fldCharType="begin"/>
+      </w:r>
+      <w:r>
+        <w:instrText xml:space="preserve"> </w:instrText>
+      </w:r>
+      <w:r>
+        <w:rPr>
+          <w:rFonts w:hint="eastAsia"/>
+        </w:rPr>
+        <w:instrText>REF _Ref224533569 \h</w:instrText>
+      </w:r>
+      <w:r>
+        <w:instrText xml:space="preserve"> </w:instrText>
+      </w:r>
+      <w:r>
+        <w:fldChar w:fldCharType="separate"/>
+      </w:r>
+      <w:r>
+        <w:rPr>
+          <w:rFonts w:hint="eastAsia"/>
+        </w:rPr>
+        <w:t>圖</w:t>
+      </w:r>
+      <w:r>
+        <w:rPr>
+          <w:rFonts w:hint="eastAsia"/>
+        </w:rPr>
+        <w:t xml:space="preserve"> </w:t>
+      </w:r>
+      <w:r>
+        <w:rPr>
+          <w:noProof/>
+        </w:rPr>
+        <w:t>3</w:t>
+      </w:r>
+      <w:r>
+        <w:fldChar w:fldCharType="end"/>
+      </w:r>
+      <w:r>
+        <w:rPr>
+          <w:rFonts w:hint="eastAsia"/>
+        </w:rPr>
+        <w:t>）</w:t>
+      </w:r>
+      <w:r>
+        <w:t>發現，若在童年早期習得二語，母語與二語在布洛卡區域（</w:t>
       </w:r>
       <w:r>
         <w:t>Broca's area</w:t>
@@ -3364,7 +3460,6 @@
               <w:rPr>
                 <w:rFonts w:hint="eastAsia"/>
                 <w:noProof/>
-                <w:lang w:eastAsia="zh-TW"/>
               </w:rPr>
               <w:drawing>
                 <wp:inline distT="0" distB="0" distL="0" distR="0" wp14:anchorId="463F04E0" wp14:editId="7AAADED6">
@@ -3382,7 +3477,7 @@
                           <pic:cNvPicPr/>
                         </pic:nvPicPr>
                         <pic:blipFill rotWithShape="1">
-                          <a:blip r:embed="rId11" cstate="print">
+                          <a:blip r:embed="rId12" cstate="print">
                             <a:extLst>
                               <a:ext uri="{28A0092B-C50C-407E-A947-70E740481C1C}">
                                 <a14:useLocalDpi xmlns:a14="http://schemas.microsoft.com/office/drawing/2010/main" val="0"/>
@@ -3435,7 +3530,6 @@
               <w:rPr>
                 <w:rFonts w:hint="eastAsia"/>
                 <w:noProof/>
-                <w:lang w:eastAsia="zh-TW"/>
               </w:rPr>
               <w:drawing>
                 <wp:inline distT="0" distB="0" distL="0" distR="0" wp14:anchorId="0833B34D" wp14:editId="427258AE">
@@ -3453,7 +3547,7 @@
                           <pic:cNvPicPr/>
                         </pic:nvPicPr>
                         <pic:blipFill rotWithShape="1">
-                          <a:blip r:embed="rId12" cstate="print">
+                          <a:blip r:embed="rId13" cstate="print">
                             <a:extLst>
                               <a:ext uri="{28A0092B-C50C-407E-A947-70E740481C1C}">
                                 <a14:useLocalDpi xmlns:a14="http://schemas.microsoft.com/office/drawing/2010/main" val="0"/>
@@ -3557,11 +3651,9 @@
       <w:pPr>
         <w:pStyle w:val="FigureCaption"/>
         <w:spacing w:line="360" w:lineRule="auto"/>
-        <w:rPr>
-          <w:rFonts w:hint="eastAsia"/>
-        </w:rPr>
-      </w:pPr>
-      <w:bookmarkStart w:id="9" w:name="_Toc223910657"/>
+      </w:pPr>
+      <w:bookmarkStart w:id="10" w:name="_Toc223910657"/>
+      <w:bookmarkStart w:id="11" w:name="_Ref224533569"/>
       <w:r>
         <w:rPr>
           <w:rFonts w:hint="eastAsia"/>
@@ -3613,6 +3705,7 @@
       <w:r>
         <w:fldChar w:fldCharType="end"/>
       </w:r>
+      <w:bookmarkEnd w:id="11"/>
       <w:r>
         <w:rPr>
           <w:rFonts w:hint="eastAsia"/>
@@ -3631,7 +3724,7 @@
         </w:rPr>
         <w:t>）之語言表徵差異</w:t>
       </w:r>
-      <w:bookmarkEnd w:id="9"/>
+      <w:bookmarkEnd w:id="10"/>
     </w:p>
     <w:p>
       <w:pPr>
@@ -3672,7 +3765,64 @@
         <w:rPr>
           <w:rFonts w:hint="eastAsia"/>
         </w:rPr>
-        <w:t>），用時間歷程來解釋在經驗驅動下，神經可塑性如何影響雙語者的大腦結構。雙語經驗能夠促使大腦結構進行適應性調整，增強認知控制與效率，其關鍵在於灰質的階段性轉變。此外，語言學習會導致白質的完整性和連接效率的提高。這種動態的結構能夠幫助大腦對抗衰老過程和病理性神經退化。這表示學習第二語言能夠透過神經可塑性優化大腦結構。</w:t>
+        <w:t>），用時間歷程來解釋在經驗驅動下，神經可塑性如何影響雙語者的大腦結構。</w:t>
+      </w:r>
+      <w:r>
+        <w:rPr>
+          <w:rFonts w:hint="eastAsia"/>
+        </w:rPr>
+        <w:t>如</w:t>
+      </w:r>
+      <w:r>
+        <w:fldChar w:fldCharType="begin"/>
+      </w:r>
+      <w:r>
+        <w:instrText xml:space="preserve"> </w:instrText>
+      </w:r>
+      <w:r>
+        <w:rPr>
+          <w:rFonts w:hint="eastAsia"/>
+        </w:rPr>
+        <w:instrText>REF _Ref224533610 \h</w:instrText>
+      </w:r>
+      <w:r>
+        <w:instrText xml:space="preserve"> </w:instrText>
+      </w:r>
+      <w:r>
+        <w:fldChar w:fldCharType="separate"/>
+      </w:r>
+      <w:r>
+        <w:rPr>
+          <w:rFonts w:hint="eastAsia"/>
+        </w:rPr>
+        <w:t>圖</w:t>
+      </w:r>
+      <w:r>
+        <w:rPr>
+          <w:rFonts w:hint="eastAsia"/>
+        </w:rPr>
+        <w:t xml:space="preserve"> </w:t>
+      </w:r>
+      <w:r>
+        <w:rPr>
+          <w:noProof/>
+        </w:rPr>
+        <w:t>4</w:t>
+      </w:r>
+      <w:r>
+        <w:fldChar w:fldCharType="end"/>
+      </w:r>
+      <w:r>
+        <w:rPr>
+          <w:rFonts w:hint="eastAsia"/>
+        </w:rPr>
+        <w:t>所示，</w:t>
+      </w:r>
+      <w:r>
+        <w:rPr>
+          <w:rFonts w:hint="eastAsia"/>
+        </w:rPr>
+        <w:t>雙語經驗能夠促使大腦結構進行適應性調整，增強認知控制與效率，其關鍵在於灰質的階段性轉變。此外，語言學習會導致白質的完整性和連接效率的提高。這種動態的結構能夠幫助大腦對抗衰老過程和病理性神經退化。這表示學習第二語言能夠透過神經可塑性優化大腦結構。</w:t>
       </w:r>
     </w:p>
     <w:p>
@@ -3701,7 +3851,7 @@
                     <pic:cNvPicPr/>
                   </pic:nvPicPr>
                   <pic:blipFill rotWithShape="1">
-                    <a:blip r:embed="rId13" cstate="print">
+                    <a:blip r:embed="rId14" cstate="print">
                       <a:extLst>
                         <a:ext uri="{28A0092B-C50C-407E-A947-70E740481C1C}">
                           <a14:useLocalDpi xmlns:a14="http://schemas.microsoft.com/office/drawing/2010/main" val="0"/>
@@ -3741,11 +3891,9 @@
       <w:pPr>
         <w:pStyle w:val="FigureCaption"/>
         <w:spacing w:line="360" w:lineRule="auto"/>
-        <w:rPr>
-          <w:rFonts w:hint="eastAsia"/>
-        </w:rPr>
-      </w:pPr>
-      <w:bookmarkStart w:id="10" w:name="_Toc223910658"/>
+      </w:pPr>
+      <w:bookmarkStart w:id="12" w:name="_Toc223910658"/>
+      <w:bookmarkStart w:id="13" w:name="_Ref224533610"/>
       <w:r>
         <w:rPr>
           <w:rFonts w:hint="eastAsia"/>
@@ -3797,6 +3945,7 @@
       <w:r>
         <w:fldChar w:fldCharType="end"/>
       </w:r>
+      <w:bookmarkEnd w:id="13"/>
       <w:r>
         <w:rPr>
           <w:rFonts w:hint="eastAsia"/>
@@ -3815,7 +3964,7 @@
         </w:rPr>
         <w:t>）</w:t>
       </w:r>
-      <w:bookmarkEnd w:id="10"/>
+      <w:bookmarkEnd w:id="12"/>
     </w:p>
     <w:p>
       <w:pPr>
@@ -3826,11 +3975,11 @@
       <w:pPr>
         <w:pStyle w:val="Heading1"/>
       </w:pPr>
-      <w:bookmarkStart w:id="11" w:name="_Toc223910648"/>
+      <w:bookmarkStart w:id="14" w:name="_Toc223910648"/>
       <w:r>
         <w:t>參、研究方法或系統架構</w:t>
       </w:r>
-      <w:bookmarkEnd w:id="11"/>
+      <w:bookmarkEnd w:id="14"/>
       <w:r>
         <w:t xml:space="preserve"> </w:t>
       </w:r>
@@ -3849,10 +3998,7 @@
         <w:fldChar w:fldCharType="begin"/>
       </w:r>
       <w:r>
-        <w:instrText xml:space="preserve"> REF _Ref223908054 \h </w:instrText>
-      </w:r>
-      <w:r>
-        <w:instrText xml:space="preserve"> \* MERGEFORMAT </w:instrText>
+        <w:instrText xml:space="preserve"> REF _Ref223908054 \h  \* MERGEFORMAT </w:instrText>
       </w:r>
       <w:r>
         <w:fldChar w:fldCharType="separate"/>
@@ -3902,7 +4048,7 @@
           <w:szCs w:val="18"/>
         </w:rPr>
       </w:pPr>
-      <w:bookmarkStart w:id="12" w:name="_Ref223908054"/>
+      <w:bookmarkStart w:id="15" w:name="_Ref223908054"/>
       <w:r>
         <w:br w:type="page"/>
       </w:r>
@@ -3912,7 +4058,7 @@
         <w:pStyle w:val="Caption"/>
         <w:spacing w:line="360" w:lineRule="auto"/>
       </w:pPr>
-      <w:bookmarkStart w:id="13" w:name="_Toc223910661"/>
+      <w:bookmarkStart w:id="16" w:name="_Toc223910661"/>
       <w:r>
         <w:rPr>
           <w:rFonts w:hint="eastAsia"/>
@@ -3965,14 +4111,14 @@
       <w:r>
         <w:fldChar w:fldCharType="end"/>
       </w:r>
-      <w:bookmarkEnd w:id="12"/>
+      <w:bookmarkEnd w:id="15"/>
       <w:r>
         <w:rPr>
           <w:rFonts w:hint="eastAsia"/>
         </w:rPr>
         <w:t>雙語習得研究之受試者類別與特徵表</w:t>
       </w:r>
-      <w:bookmarkEnd w:id="13"/>
+      <w:bookmarkEnd w:id="16"/>
     </w:p>
     <w:tbl>
       <w:tblPr>
@@ -4215,7 +4361,7 @@
         <w:pStyle w:val="Caption"/>
         <w:spacing w:line="360" w:lineRule="auto"/>
       </w:pPr>
-      <w:bookmarkStart w:id="14" w:name="_Toc223910662"/>
+      <w:bookmarkStart w:id="17" w:name="_Toc223910662"/>
       <w:r>
         <w:rPr>
           <w:rFonts w:hint="eastAsia"/>
@@ -4285,7 +4431,7 @@
         </w:rPr>
         <w:t>之階段特徵表</w:t>
       </w:r>
-      <w:bookmarkEnd w:id="14"/>
+      <w:bookmarkEnd w:id="17"/>
     </w:p>
     <w:tbl>
       <w:tblPr>
@@ -4425,7 +4571,6 @@
           <w:p>
             <w:pPr>
               <w:rPr>
-                <w:rFonts w:hint="eastAsia"/>
                 <w:lang w:eastAsia="zh-TW"/>
               </w:rPr>
             </w:pPr>
@@ -4535,7 +4680,7 @@
         <w:pStyle w:val="Caption"/>
         <w:spacing w:line="360" w:lineRule="auto"/>
       </w:pPr>
-      <w:bookmarkStart w:id="15" w:name="_Toc223910663"/>
+      <w:bookmarkStart w:id="18" w:name="_Toc223910663"/>
       <w:r>
         <w:rPr>
           <w:rFonts w:hint="eastAsia"/>
@@ -4593,7 +4738,7 @@
         </w:rPr>
         <w:t>不同年齡介入英語教學之認知發展影響對照表</w:t>
       </w:r>
-      <w:bookmarkEnd w:id="15"/>
+      <w:bookmarkEnd w:id="18"/>
     </w:p>
     <w:tbl>
       <w:tblPr>
@@ -4808,11 +4953,11 @@
       <w:pPr>
         <w:pStyle w:val="Heading1"/>
       </w:pPr>
-      <w:bookmarkStart w:id="16" w:name="_Toc223910649"/>
+      <w:bookmarkStart w:id="19" w:name="_Toc223910649"/>
       <w:r>
         <w:t>肆、結果與討論</w:t>
       </w:r>
-      <w:bookmarkEnd w:id="16"/>
+      <w:bookmarkEnd w:id="19"/>
       <w:r>
         <w:t xml:space="preserve"> </w:t>
       </w:r>
@@ -4821,11 +4966,11 @@
       <w:pPr>
         <w:pStyle w:val="Heading2"/>
       </w:pPr>
-      <w:bookmarkStart w:id="17" w:name="_Toc223910650"/>
+      <w:bookmarkStart w:id="20" w:name="_Toc223910650"/>
       <w:r>
         <w:t>一、執行功能與認知優勢之展現</w:t>
       </w:r>
-      <w:bookmarkEnd w:id="17"/>
+      <w:bookmarkEnd w:id="20"/>
     </w:p>
     <w:p>
       <w:pPr>
@@ -4874,10 +5019,7 @@
         <w:instrText>REF _Ref223908233 \h</w:instrText>
       </w:r>
       <w:r>
-        <w:instrText xml:space="preserve"> </w:instrText>
-      </w:r>
-      <w:r>
-        <w:instrText xml:space="preserve"> \* MERGEFORMAT </w:instrText>
+        <w:instrText xml:space="preserve">  \* MERGEFORMAT </w:instrText>
       </w:r>
       <w:r>
         <w:fldChar w:fldCharType="separate"/>
@@ -4934,7 +5076,7 @@
                     <pic:cNvPicPr/>
                   </pic:nvPicPr>
                   <pic:blipFill rotWithShape="1">
-                    <a:blip r:embed="rId14" cstate="print">
+                    <a:blip r:embed="rId15" cstate="print">
                       <a:extLst>
                         <a:ext uri="{28A0092B-C50C-407E-A947-70E740481C1C}">
                           <a14:useLocalDpi xmlns:a14="http://schemas.microsoft.com/office/drawing/2010/main" val="0"/>
@@ -4978,8 +5120,8 @@
           <w:lang w:val="en-US"/>
         </w:rPr>
       </w:pPr>
-      <w:bookmarkStart w:id="18" w:name="_Ref223908233"/>
-      <w:bookmarkStart w:id="19" w:name="_Toc223910659"/>
+      <w:bookmarkStart w:id="21" w:name="_Ref223908233"/>
+      <w:bookmarkStart w:id="22" w:name="_Toc223910659"/>
       <w:r>
         <w:rPr>
           <w:rFonts w:hint="eastAsia"/>
@@ -5031,7 +5173,7 @@
       <w:r>
         <w:fldChar w:fldCharType="end"/>
       </w:r>
-      <w:bookmarkEnd w:id="18"/>
+      <w:bookmarkEnd w:id="21"/>
       <w:r>
         <w:rPr>
           <w:rFonts w:hint="eastAsia"/>
@@ -5062,7 +5204,7 @@
         </w:rPr>
         <w:t>）之反應時間差異</w:t>
       </w:r>
-      <w:bookmarkEnd w:id="19"/>
+      <w:bookmarkEnd w:id="22"/>
     </w:p>
     <w:p>
       <w:pPr>
@@ -5076,11 +5218,11 @@
       <w:pPr>
         <w:pStyle w:val="Heading2"/>
       </w:pPr>
-      <w:bookmarkStart w:id="20" w:name="_Toc223910651"/>
+      <w:bookmarkStart w:id="23" w:name="_Toc223910651"/>
       <w:r>
         <w:t>二、跨語言遷移之實證支持</w:t>
       </w:r>
-      <w:bookmarkEnd w:id="20"/>
+      <w:bookmarkEnd w:id="23"/>
     </w:p>
     <w:p>
       <w:pPr>
@@ -5093,10 +5235,7 @@
         <w:fldChar w:fldCharType="begin"/>
       </w:r>
       <w:r>
-        <w:instrText xml:space="preserve"> REF _Ref223908245 \h </w:instrText>
-      </w:r>
-      <w:r>
-        <w:instrText xml:space="preserve"> \* MERGEFORMAT </w:instrText>
+        <w:instrText xml:space="preserve"> REF _Ref223908245 \h  \* MERGEFORMAT </w:instrText>
       </w:r>
       <w:r>
         <w:fldChar w:fldCharType="separate"/>
@@ -5155,7 +5294,7 @@
                     <pic:cNvPicPr/>
                   </pic:nvPicPr>
                   <pic:blipFill rotWithShape="1">
-                    <a:blip r:embed="rId15" cstate="print">
+                    <a:blip r:embed="rId16" cstate="print">
                       <a:extLst>
                         <a:ext uri="{28A0092B-C50C-407E-A947-70E740481C1C}">
                           <a14:useLocalDpi xmlns:a14="http://schemas.microsoft.com/office/drawing/2010/main" val="0"/>
@@ -5195,12 +5334,9 @@
       <w:pPr>
         <w:pStyle w:val="FigureCaption"/>
         <w:spacing w:line="360" w:lineRule="auto"/>
-        <w:rPr>
-          <w:rFonts w:hint="eastAsia"/>
-        </w:rPr>
-      </w:pPr>
-      <w:bookmarkStart w:id="21" w:name="_Ref223908245"/>
-      <w:bookmarkStart w:id="22" w:name="_Toc223910660"/>
+      </w:pPr>
+      <w:bookmarkStart w:id="24" w:name="_Ref223908245"/>
+      <w:bookmarkStart w:id="25" w:name="_Toc223910660"/>
       <w:r>
         <w:rPr>
           <w:rFonts w:hint="eastAsia"/>
@@ -5252,47 +5388,111 @@
       <w:r>
         <w:fldChar w:fldCharType="end"/>
       </w:r>
-      <w:bookmarkEnd w:id="21"/>
+      <w:bookmarkEnd w:id="24"/>
       <w:r>
         <w:rPr>
           <w:rFonts w:hint="eastAsia"/>
         </w:rPr>
         <w:t>中英雙語兒童形態覺識之跨語言結構方程模型</w:t>
       </w:r>
-      <w:bookmarkEnd w:id="22"/>
+      <w:bookmarkEnd w:id="25"/>
     </w:p>
     <w:p>
       <w:pPr>
         <w:pStyle w:val="Heading2"/>
       </w:pPr>
-      <w:bookmarkStart w:id="23" w:name="_Toc223910652"/>
+      <w:bookmarkStart w:id="26" w:name="_Toc223910652"/>
       <w:r>
         <w:lastRenderedPageBreak/>
         <w:t>三、教學實務之建議路徑</w:t>
       </w:r>
-      <w:bookmarkEnd w:id="23"/>
+      <w:bookmarkEnd w:id="26"/>
     </w:p>
     <w:p>
       <w:pPr>
         <w:pStyle w:val="Text"/>
       </w:pPr>
       <w:r>
-        <w:t>鑑於目前課綱每週一節的英語課不足以跨越「刺激門檻」，實務上應參考台北市模式與林子斌提出的本土化雙語教學。</w:t>
-      </w:r>
-    </w:p>
-    <w:p>
-      <w:pPr>
-        <w:rPr>
-          <w:rFonts w:hint="eastAsia"/>
-        </w:rPr>
-      </w:pPr>
-    </w:p>
+        <w:t>鑑於低年級學童的特性，</w:t>
+      </w:r>
+      <w:r>
+        <w:rPr>
+          <w:b/>
+          <w:bCs/>
+        </w:rPr>
+        <w:fldChar w:fldCharType="begin"/>
+      </w:r>
+      <w:r>
+        <w:instrText xml:space="preserve"> REF _Ref224533911 \h </w:instrText>
+      </w:r>
+      <w:r>
+        <w:rPr>
+          <w:b/>
+          <w:bCs/>
+        </w:rPr>
+      </w:r>
+      <w:r>
+        <w:rPr>
+          <w:b/>
+          <w:bCs/>
+        </w:rPr>
+        <w:fldChar w:fldCharType="separate"/>
+      </w:r>
+      <w:r>
+        <w:rPr>
+          <w:rFonts w:hint="eastAsia"/>
+        </w:rPr>
+        <w:t>表</w:t>
+      </w:r>
+      <w:r>
+        <w:rPr>
+          <w:rFonts w:hint="eastAsia"/>
+        </w:rPr>
+        <w:t xml:space="preserve"> </w:t>
+      </w:r>
+      <w:r>
+        <w:rPr>
+          <w:noProof/>
+        </w:rPr>
+        <w:t>4</w:t>
+      </w:r>
+      <w:r>
+        <w:rPr>
+          <w:rFonts w:hint="eastAsia"/>
+        </w:rPr>
+        <w:t>現行課綱與本土雙語實驗模式之時數與策略比較表</w:t>
+      </w:r>
+      <w:r>
+        <w:rPr>
+          <w:b/>
+          <w:bCs/>
+        </w:rPr>
+        <w:fldChar w:fldCharType="end"/>
+      </w:r>
+      <w:r>
+        <w:t>比較了現行課綱與本土雙語模式。結果顯示，將英語融入</w:t>
+      </w:r>
+      <w:r>
+        <w:t xml:space="preserve"> 1/3 </w:t>
+      </w:r>
+      <w:r>
+        <w:t>的彈性課程與操作學科（如體育、美勞），能創造更自然的浸潤環境，彌補每週單一學科時數不足的問題</w:t>
+      </w:r>
+      <w:r>
+        <w:rPr>
+          <w:rFonts w:ascii="Heiti TC" w:eastAsia="Heiti TC" w:hAnsi="Heiti TC" w:cs="Heiti TC" w:hint="eastAsia"/>
+        </w:rPr>
+        <w:t>。</w:t>
+      </w:r>
+    </w:p>
+    <w:p/>
     <w:p>
       <w:pPr>
         <w:pStyle w:val="Caption"/>
         <w:spacing w:line="360" w:lineRule="auto"/>
       </w:pPr>
-      <w:bookmarkStart w:id="24" w:name="_Toc223910664"/>
+      <w:bookmarkStart w:id="27" w:name="_Toc223910664"/>
+      <w:bookmarkStart w:id="28" w:name="_Ref224533911"/>
       <w:r>
         <w:rPr>
           <w:rFonts w:hint="eastAsia"/>
@@ -5350,7 +5550,8 @@
         </w:rPr>
         <w:t>現行課綱與本土雙語實驗模式之時數與策略比較表</w:t>
       </w:r>
-      <w:bookmarkEnd w:id="24"/>
+      <w:bookmarkEnd w:id="27"/>
+      <w:bookmarkEnd w:id="28"/>
     </w:p>
     <w:tbl>
       <w:tblPr>
@@ -5370,7 +5571,18 @@
             <w:vAlign w:val="center"/>
           </w:tcPr>
           <w:p>
-            <w:r>
+            <w:pPr>
+              <w:jc w:val="center"/>
+              <w:rPr>
+                <w:b/>
+                <w:bCs/>
+              </w:rPr>
+            </w:pPr>
+            <w:r>
+              <w:rPr>
+                <w:b/>
+                <w:bCs/>
+              </w:rPr>
               <w:t>比較項目</w:t>
             </w:r>
           </w:p>
@@ -5382,30 +5594,41 @@
           </w:tcPr>
           <w:p>
             <w:pPr>
-              <w:rPr>
+              <w:jc w:val="center"/>
+              <w:rPr>
+                <w:b/>
+                <w:bCs/>
                 <w:lang w:eastAsia="zh-TW"/>
               </w:rPr>
             </w:pPr>
             <w:r>
               <w:rPr>
+                <w:b/>
+                <w:bCs/>
                 <w:lang w:eastAsia="zh-TW"/>
               </w:rPr>
               <w:t>現行十二年國教課綱</w:t>
             </w:r>
             <w:r>
               <w:rPr>
+                <w:b/>
+                <w:bCs/>
                 <w:lang w:eastAsia="zh-TW"/>
               </w:rPr>
               <w:t xml:space="preserve"> (</w:t>
             </w:r>
             <w:r>
               <w:rPr>
+                <w:b/>
+                <w:bCs/>
                 <w:lang w:eastAsia="zh-TW"/>
               </w:rPr>
               <w:t>小三起始</w:t>
             </w:r>
             <w:r>
               <w:rPr>
+                <w:b/>
+                <w:bCs/>
                 <w:lang w:eastAsia="zh-TW"/>
               </w:rPr>
               <w:t>)</w:t>
@@ -5419,30 +5642,41 @@
           </w:tcPr>
           <w:p>
             <w:pPr>
-              <w:rPr>
+              <w:jc w:val="center"/>
+              <w:rPr>
+                <w:b/>
+                <w:bCs/>
                 <w:lang w:eastAsia="zh-TW"/>
               </w:rPr>
             </w:pPr>
             <w:r>
               <w:rPr>
+                <w:b/>
+                <w:bCs/>
                 <w:lang w:eastAsia="zh-TW"/>
               </w:rPr>
               <w:t>本土化雙語模式</w:t>
             </w:r>
             <w:r>
               <w:rPr>
+                <w:b/>
+                <w:bCs/>
                 <w:lang w:eastAsia="zh-TW"/>
               </w:rPr>
               <w:t xml:space="preserve"> (</w:t>
             </w:r>
             <w:r>
               <w:rPr>
+                <w:b/>
+                <w:bCs/>
                 <w:lang w:eastAsia="zh-TW"/>
               </w:rPr>
               <w:t>建議低年級實施</w:t>
             </w:r>
             <w:r>
               <w:rPr>
+                <w:b/>
+                <w:bCs/>
                 <w:lang w:eastAsia="zh-TW"/>
               </w:rPr>
               <w:t>)</w:t>
@@ -5573,11 +5807,11 @@
       <w:pPr>
         <w:pStyle w:val="Heading1"/>
       </w:pPr>
-      <w:bookmarkStart w:id="25" w:name="_Toc223910653"/>
+      <w:bookmarkStart w:id="29" w:name="_Toc223910653"/>
       <w:r>
         <w:t>伍、結論與建議</w:t>
       </w:r>
-      <w:bookmarkEnd w:id="25"/>
+      <w:bookmarkEnd w:id="29"/>
       <w:r>
         <w:t xml:space="preserve"> </w:t>
       </w:r>
@@ -5630,7 +5864,7 @@
           <w:rFonts w:cs="Heiti TC"/>
         </w:rPr>
       </w:pPr>
-      <w:bookmarkStart w:id="26" w:name="_Toc223910654"/>
+      <w:bookmarkStart w:id="30" w:name="_Toc223910654"/>
       <w:r>
         <w:t>參考文</w:t>
       </w:r>
@@ -5640,34 +5874,49 @@
         </w:rPr>
         <w:t>獻</w:t>
       </w:r>
-      <w:bookmarkEnd w:id="26"/>
-    </w:p>
-    <w:p>
-      <w:r>
-        <w:rPr>
-          <w:b/>
-          <w:bCs/>
-          <w:color w:val="1F4E79"/>
-        </w:rPr>
-        <w:t>【英文期刊論文】</w:t>
-      </w:r>
-    </w:p>
-    <w:p>
-      <w:pPr>
-        <w:ind w:left="720" w:hanging="720"/>
+      <w:bookmarkEnd w:id="30"/>
+    </w:p>
+    <w:p>
+      <w:pPr>
+        <w:pStyle w:val="ListParagraph"/>
+        <w:numPr>
+          <w:ilvl w:val="0"/>
+          <w:numId w:val="1"/>
+        </w:numPr>
+      </w:pPr>
+      <w:r>
+        <w:rPr>
+          <w:rFonts w:cs="PingFang TC" w:hint="eastAsia"/>
+          <w:kern w:val="0"/>
+          <w14:ligatures w14:val="none"/>
+        </w:rPr>
+        <w:t>林子斌（</w:t>
+      </w:r>
+      <w:r>
         <w:rPr>
           <w:rFonts w:cs="Times New Roman"/>
           <w:kern w:val="0"/>
           <w14:ligatures w14:val="none"/>
         </w:rPr>
-      </w:pPr>
-      <w:r>
-        <w:rPr>
-          <w:rFonts w:cs="Times New Roman"/>
+        <w:t>2020</w:t>
+      </w:r>
+      <w:r>
+        <w:rPr>
+          <w:rFonts w:cs="PingFang TC" w:hint="eastAsia"/>
           <w:kern w:val="0"/>
           <w14:ligatures w14:val="none"/>
         </w:rPr>
-        <w:t xml:space="preserve">Bialystok, E. (2011). Reshaping the mind: The benefits of bilingualism. </w:t>
+        <w:t>）。臺灣雙語教育的未來：本土模式之建構。</w:t>
+      </w:r>
+      <w:r>
+        <w:rPr>
+          <w:rFonts w:cs="PingFang TC" w:hint="eastAsia"/>
+          <w:i/>
+          <w:iCs/>
+          <w:kern w:val="0"/>
+          <w14:ligatures w14:val="none"/>
+        </w:rPr>
+        <w:t>臺灣教育評論月刊，</w:t>
       </w:r>
       <w:r>
         <w:rPr>
@@ -5677,45 +5926,17 @@
           <w:kern w:val="0"/>
           <w14:ligatures w14:val="none"/>
         </w:rPr>
-        <w:t>Canadian Journal of Experimental Psychology, 65</w:t>
-      </w:r>
-      <w:r>
-        <w:rPr>
-          <w:rFonts w:cs="Times New Roman"/>
+        <w:t>9</w:t>
+      </w:r>
+      <w:r>
+        <w:rPr>
+          <w:rFonts w:cs="PingFang TC" w:hint="eastAsia"/>
+          <w:i/>
+          <w:iCs/>
           <w:kern w:val="0"/>
           <w14:ligatures w14:val="none"/>
         </w:rPr>
-        <w:t xml:space="preserve">(4), 229–235. </w:t>
-      </w:r>
-      <w:hyperlink r:id="rId16" w:tgtFrame="_blank" w:history="1">
-        <w:r>
-          <w:rPr>
-            <w:rFonts w:cs="Times New Roman"/>
-            <w:color w:val="0000FF"/>
-            <w:kern w:val="0"/>
-            <w:u w:val="single"/>
-            <w14:ligatures w14:val="none"/>
-          </w:rPr>
-          <w:t>https://doi.org/10.1037/a0025406</w:t>
-        </w:r>
-      </w:hyperlink>
-    </w:p>
-    <w:p>
-      <w:pPr>
-        <w:ind w:left="720" w:hanging="720"/>
-        <w:rPr>
-          <w:rFonts w:cs="Times New Roman"/>
-          <w:kern w:val="0"/>
-          <w14:ligatures w14:val="none"/>
-        </w:rPr>
-      </w:pPr>
-      <w:r>
-        <w:rPr>
-          <w:rFonts w:cs="Times New Roman"/>
-          <w:kern w:val="0"/>
-          <w14:ligatures w14:val="none"/>
-        </w:rPr>
-        <w:t xml:space="preserve">Hartshorne, J. K., Tenenbaum, J. B., &amp; Pinker, S. (2018). A critical period for second language acquisition: Evidence from 2/3 million English speakers. </w:t>
+        <w:t>（</w:t>
       </w:r>
       <w:r>
         <w:rPr>
@@ -5725,362 +5946,7 @@
           <w:kern w:val="0"/>
           <w14:ligatures w14:val="none"/>
         </w:rPr>
-        <w:t>Cognition, 177</w:t>
-      </w:r>
-      <w:r>
-        <w:rPr>
-          <w:rFonts w:cs="Times New Roman"/>
-          <w:kern w:val="0"/>
-          <w14:ligatures w14:val="none"/>
-        </w:rPr>
-        <w:t xml:space="preserve">, 263–277. </w:t>
-      </w:r>
-      <w:hyperlink r:id="rId17" w:tgtFrame="_blank" w:history="1">
-        <w:r>
-          <w:rPr>
-            <w:rFonts w:cs="Times New Roman"/>
-            <w:color w:val="0000FF"/>
-            <w:kern w:val="0"/>
-            <w:u w:val="single"/>
-            <w14:ligatures w14:val="none"/>
-          </w:rPr>
-          <w:t>https://doi.org/10.1016/j.cognition.2018.04.007</w:t>
-        </w:r>
-      </w:hyperlink>
-    </w:p>
-    <w:p>
-      <w:pPr>
-        <w:ind w:left="720" w:hanging="720"/>
-        <w:rPr>
-          <w:rFonts w:cs="Times New Roman"/>
-          <w:kern w:val="0"/>
-          <w14:ligatures w14:val="none"/>
-        </w:rPr>
-      </w:pPr>
-      <w:r>
-        <w:rPr>
-          <w:rFonts w:cs="Times New Roman"/>
-          <w:kern w:val="0"/>
-          <w14:ligatures w14:val="none"/>
-        </w:rPr>
-        <w:lastRenderedPageBreak/>
-        <w:t xml:space="preserve">Johnson, J. S., &amp; Newport, E. L. (1989). Critical period effects in second language learning: The influence of maturational state on the acquisition of English as a second language. </w:t>
-      </w:r>
-      <w:r>
-        <w:rPr>
-          <w:rFonts w:cs="Times New Roman"/>
-          <w:i/>
-          <w:iCs/>
-          <w:kern w:val="0"/>
-          <w14:ligatures w14:val="none"/>
-        </w:rPr>
-        <w:t>Cognitive Psychology, 21</w:t>
-      </w:r>
-      <w:r>
-        <w:rPr>
-          <w:rFonts w:cs="Times New Roman"/>
-          <w:kern w:val="0"/>
-          <w14:ligatures w14:val="none"/>
-        </w:rPr>
-        <w:t xml:space="preserve">(1), 60–99. </w:t>
-      </w:r>
-      <w:hyperlink r:id="rId18" w:tgtFrame="_blank" w:history="1">
-        <w:r>
-          <w:rPr>
-            <w:rFonts w:cs="Times New Roman"/>
-            <w:color w:val="0000FF"/>
-            <w:kern w:val="0"/>
-            <w:u w:val="single"/>
-            <w14:ligatures w14:val="none"/>
-          </w:rPr>
-          <w:t>https://doi.org/10.1016/0010-0285(89)90003-0</w:t>
-        </w:r>
-      </w:hyperlink>
-    </w:p>
-    <w:p>
-      <w:pPr>
-        <w:ind w:left="720" w:hanging="720"/>
-        <w:rPr>
-          <w:rFonts w:cs="Times New Roman"/>
-          <w:kern w:val="0"/>
-          <w14:ligatures w14:val="none"/>
-        </w:rPr>
-      </w:pPr>
-      <w:r>
-        <w:rPr>
-          <w:rFonts w:cs="Times New Roman"/>
-          <w:kern w:val="0"/>
-          <w14:ligatures w14:val="none"/>
-        </w:rPr>
-        <w:t xml:space="preserve">Kim, K. H., Relkin, N. R., Lee, K. M., &amp; Hirsch, J. (1997). Distinct cortical areas associated with native and second languages. </w:t>
-      </w:r>
-      <w:r>
-        <w:rPr>
-          <w:rFonts w:cs="Times New Roman"/>
-          <w:i/>
-          <w:iCs/>
-          <w:kern w:val="0"/>
-          <w14:ligatures w14:val="none"/>
-        </w:rPr>
-        <w:t>Nature, 388</w:t>
-      </w:r>
-      <w:r>
-        <w:rPr>
-          <w:rFonts w:cs="Times New Roman"/>
-          <w:kern w:val="0"/>
-          <w14:ligatures w14:val="none"/>
-        </w:rPr>
-        <w:t xml:space="preserve">(6638), 171–174. </w:t>
-      </w:r>
-      <w:hyperlink r:id="rId19" w:tgtFrame="_blank" w:history="1">
-        <w:r>
-          <w:rPr>
-            <w:rFonts w:cs="Times New Roman"/>
-            <w:color w:val="0000FF"/>
-            <w:kern w:val="0"/>
-            <w:u w:val="single"/>
-            <w14:ligatures w14:val="none"/>
-          </w:rPr>
-          <w:t>https://doi.org/10.1038/40623</w:t>
-        </w:r>
-      </w:hyperlink>
-    </w:p>
-    <w:p>
-      <w:pPr>
-        <w:ind w:left="720" w:hanging="720"/>
-        <w:rPr>
-          <w:rFonts w:cs="Segoe UI"/>
-          <w:color w:val="212121"/>
-          <w:shd w:val="clear" w:color="auto" w:fill="FFFFFF"/>
-        </w:rPr>
-      </w:pPr>
-      <w:r>
-        <w:rPr>
-          <w:rFonts w:cs="Segoe UI"/>
-          <w:color w:val="212121"/>
-          <w:shd w:val="clear" w:color="auto" w:fill="FFFFFF"/>
-        </w:rPr>
-        <w:t>Kroll, J. F., Dussias, P. E., Bice, K., &amp; Perrotti, L. (2015). Bilingualism, Mind, and Brain. </w:t>
-      </w:r>
-      <w:r>
-        <w:rPr>
-          <w:rFonts w:cs="Segoe UI"/>
-          <w:i/>
-          <w:iCs/>
-          <w:color w:val="212121"/>
-          <w:shd w:val="clear" w:color="auto" w:fill="FFFFFF"/>
-        </w:rPr>
-        <w:t>Annual review of linguistics</w:t>
-      </w:r>
-      <w:r>
-        <w:rPr>
-          <w:rFonts w:cs="Segoe UI"/>
-          <w:color w:val="212121"/>
-          <w:shd w:val="clear" w:color="auto" w:fill="FFFFFF"/>
-        </w:rPr>
-        <w:t>, </w:t>
-      </w:r>
-      <w:r>
-        <w:rPr>
-          <w:rFonts w:cs="Segoe UI"/>
-          <w:i/>
-          <w:iCs/>
-          <w:color w:val="212121"/>
-          <w:shd w:val="clear" w:color="auto" w:fill="FFFFFF"/>
-        </w:rPr>
-        <w:t>1</w:t>
-      </w:r>
-      <w:r>
-        <w:rPr>
-          <w:rFonts w:cs="Segoe UI"/>
-          <w:color w:val="212121"/>
-          <w:shd w:val="clear" w:color="auto" w:fill="FFFFFF"/>
-        </w:rPr>
-        <w:t xml:space="preserve">, 377–394. </w:t>
-      </w:r>
-      <w:hyperlink r:id="rId20" w:history="1">
-        <w:r>
-          <w:rPr>
-            <w:rStyle w:val="Hyperlink"/>
-            <w:rFonts w:cs="Segoe UI"/>
-            <w:shd w:val="clear" w:color="auto" w:fill="FFFFFF"/>
-          </w:rPr>
-          <w:t>https://doi.org/10.1146/annurev-linguist-030514-124937</w:t>
-        </w:r>
-      </w:hyperlink>
-    </w:p>
-    <w:p>
-      <w:pPr>
-        <w:ind w:left="720" w:hanging="720"/>
-        <w:rPr>
-          <w:rFonts w:cs="Times New Roman"/>
-          <w:kern w:val="0"/>
-          <w:lang w:val="en-US"/>
-          <w14:ligatures w14:val="none"/>
-        </w:rPr>
-      </w:pPr>
-      <w:r>
-        <w:rPr>
-          <w:rFonts w:cs="Open Sans"/>
-          <w:color w:val="1C1D1E"/>
-          <w:shd w:val="clear" w:color="auto" w:fill="FFFFFF"/>
-        </w:rPr>
-        <w:t xml:space="preserve">Pasquarella, A., Chen, X., Lam, K., Luo, Y.C. </w:t>
-      </w:r>
-      <w:r>
-        <w:rPr>
-          <w:rFonts w:cs="Open Sans" w:hint="eastAsia"/>
-          <w:color w:val="1C1D1E"/>
-          <w:shd w:val="clear" w:color="auto" w:fill="FFFFFF"/>
-        </w:rPr>
-        <w:t>&amp;</w:t>
-      </w:r>
-      <w:r>
-        <w:rPr>
-          <w:rFonts w:cs="Open Sans"/>
-          <w:color w:val="1C1D1E"/>
-          <w:shd w:val="clear" w:color="auto" w:fill="FFFFFF"/>
-        </w:rPr>
-        <w:t xml:space="preserve"> Ramirez, G. (2011), Cross-language transfer of morphological awareness in Chinese–English bilinguals. </w:t>
-      </w:r>
-      <w:r>
-        <w:rPr>
-          <w:rFonts w:cs="Open Sans"/>
-          <w:i/>
-          <w:iCs/>
-          <w:color w:val="1C1D1E"/>
-          <w:shd w:val="clear" w:color="auto" w:fill="FFFFFF"/>
-        </w:rPr>
-        <w:t>Journal of Research in Reading, 34</w:t>
-      </w:r>
-      <w:r>
-        <w:rPr>
-          <w:rFonts w:cs="Open Sans"/>
-          <w:i/>
-          <w:iCs/>
-          <w:color w:val="1C1D1E"/>
-          <w:shd w:val="clear" w:color="auto" w:fill="FFFFFF"/>
-          <w:lang w:val="en-US"/>
-        </w:rPr>
-        <w:t>,</w:t>
-      </w:r>
-      <w:r>
-        <w:rPr>
-          <w:rFonts w:cs="Open Sans"/>
-          <w:color w:val="1C1D1E"/>
-          <w:shd w:val="clear" w:color="auto" w:fill="FFFFFF"/>
-        </w:rPr>
-        <w:t xml:space="preserve"> 23-42. </w:t>
-      </w:r>
-      <w:hyperlink r:id="rId21" w:history="1">
-        <w:r>
-          <w:rPr>
-            <w:rStyle w:val="Hyperlink"/>
-            <w:rFonts w:cs="Open Sans"/>
-            <w:color w:val="123D80"/>
-            <w:shd w:val="clear" w:color="auto" w:fill="FFFFFF"/>
-          </w:rPr>
-          <w:t>https://doi.org/10.1111/j.1467-9817.2010.01484.x</w:t>
-        </w:r>
-      </w:hyperlink>
-    </w:p>
-    <w:p>
-      <w:pPr>
-        <w:ind w:left="720" w:hanging="720"/>
-      </w:pPr>
-      <w:r>
-        <w:rPr>
-          <w:rFonts w:cs="Times New Roman"/>
-          <w:kern w:val="0"/>
-          <w14:ligatures w14:val="none"/>
-        </w:rPr>
-        <w:t xml:space="preserve">Pliatsikas, C. (2020). Understanding structural plasticity in the bilingual brain: The Dynamic Restructuring Model. </w:t>
-      </w:r>
-      <w:r>
-        <w:rPr>
-          <w:rFonts w:cs="Times New Roman"/>
-          <w:i/>
-          <w:iCs/>
-          <w:kern w:val="0"/>
-          <w14:ligatures w14:val="none"/>
-        </w:rPr>
-        <w:t>Bilingualism: Language and Cognition, 23</w:t>
-      </w:r>
-      <w:r>
-        <w:rPr>
-          <w:rFonts w:cs="Times New Roman"/>
-          <w:kern w:val="0"/>
-          <w14:ligatures w14:val="none"/>
-        </w:rPr>
-        <w:t>(2), 459–471.</w:t>
-      </w:r>
-      <w:r>
-        <w:rPr>
-          <w:rFonts w:cs="Times New Roman" w:hint="eastAsia"/>
-          <w:kern w:val="0"/>
-          <w14:ligatures w14:val="none"/>
-        </w:rPr>
-        <w:t xml:space="preserve"> </w:t>
-      </w:r>
-      <w:hyperlink r:id="rId22" w:history="1">
-        <w:r>
-          <w:rPr>
-            <w:rStyle w:val="Hyperlink"/>
-            <w:rFonts w:hint="eastAsia"/>
-          </w:rPr>
-          <w:t>https://doi.org/</w:t>
-        </w:r>
-        <w:r>
-          <w:rPr>
-            <w:rStyle w:val="Hyperlink"/>
-          </w:rPr>
-          <w:t>10.1017/S1366728919000130</w:t>
-        </w:r>
-      </w:hyperlink>
-    </w:p>
-    <w:p/>
-    <w:p>
-      <w:r>
-        <w:rPr>
-          <w:b/>
-          <w:bCs/>
-          <w:color w:val="1F4E79"/>
-        </w:rPr>
-        <w:t>【中文期刊論文】</w:t>
-      </w:r>
-    </w:p>
-    <w:p>
-      <w:pPr>
-        <w:ind w:left="720" w:hanging="720"/>
-        <w:rPr>
-          <w:rFonts w:cs="Times New Roman"/>
-          <w:kern w:val="0"/>
-          <w14:ligatures w14:val="none"/>
-        </w:rPr>
-      </w:pPr>
-      <w:r>
-        <w:rPr>
-          <w:rFonts w:cs="PingFang TC" w:hint="eastAsia"/>
-          <w:kern w:val="0"/>
-          <w14:ligatures w14:val="none"/>
-        </w:rPr>
-        <w:t>林子斌（</w:t>
-      </w:r>
-      <w:r>
-        <w:rPr>
-          <w:rFonts w:cs="Times New Roman"/>
-          <w:kern w:val="0"/>
-          <w14:ligatures w14:val="none"/>
-        </w:rPr>
-        <w:t>2020</w:t>
-      </w:r>
-      <w:r>
-        <w:rPr>
-          <w:rFonts w:cs="PingFang TC" w:hint="eastAsia"/>
-          <w:kern w:val="0"/>
-          <w14:ligatures w14:val="none"/>
-        </w:rPr>
-        <w:t>）。臺灣雙語教育的未來：本土模式之建構。</w:t>
+        <w:t>10</w:t>
       </w:r>
       <w:r>
         <w:rPr>
@@ -6090,46 +5956,6 @@
           <w:kern w:val="0"/>
           <w14:ligatures w14:val="none"/>
         </w:rPr>
-        <w:t>臺灣教育評論月刊，</w:t>
-      </w:r>
-      <w:r>
-        <w:rPr>
-          <w:rFonts w:cs="Times New Roman"/>
-          <w:i/>
-          <w:iCs/>
-          <w:kern w:val="0"/>
-          <w14:ligatures w14:val="none"/>
-        </w:rPr>
-        <w:t>9</w:t>
-      </w:r>
-      <w:r>
-        <w:rPr>
-          <w:rFonts w:cs="PingFang TC" w:hint="eastAsia"/>
-          <w:i/>
-          <w:iCs/>
-          <w:kern w:val="0"/>
-          <w14:ligatures w14:val="none"/>
-        </w:rPr>
-        <w:t>（</w:t>
-      </w:r>
-      <w:r>
-        <w:rPr>
-          <w:rFonts w:cs="Times New Roman"/>
-          <w:i/>
-          <w:iCs/>
-          <w:kern w:val="0"/>
-          <w14:ligatures w14:val="none"/>
-        </w:rPr>
-        <w:t>10</w:t>
-      </w:r>
-      <w:r>
-        <w:rPr>
-          <w:rFonts w:cs="PingFang TC" w:hint="eastAsia"/>
-          <w:i/>
-          <w:iCs/>
-          <w:kern w:val="0"/>
-          <w14:ligatures w14:val="none"/>
-        </w:rPr>
         <w:t>）</w:t>
       </w:r>
       <w:r>
@@ -6156,7 +5982,7 @@
         </w:rPr>
         <w:t>。</w:t>
       </w:r>
-      <w:hyperlink r:id="rId23" w:history="1">
+      <w:hyperlink r:id="rId17" w:history="1">
         <w:r>
           <w:rPr>
             <w:rStyle w:val="Hyperlink"/>
@@ -6171,20 +5997,13 @@
         <w:t xml:space="preserve"> </w:t>
       </w:r>
     </w:p>
-    <w:p/>
-    <w:p>
-      <w:r>
-        <w:rPr>
-          <w:b/>
-          <w:bCs/>
-          <w:color w:val="1F4E79"/>
-        </w:rPr>
-        <w:t>【書籍】</w:t>
-      </w:r>
-    </w:p>
-    <w:p>
-      <w:pPr>
-        <w:ind w:left="720" w:hanging="720"/>
+    <w:p>
+      <w:pPr>
+        <w:pStyle w:val="ListParagraph"/>
+        <w:numPr>
+          <w:ilvl w:val="0"/>
+          <w:numId w:val="1"/>
+        </w:numPr>
         <w:rPr>
           <w:rFonts w:cs="Times New Roman"/>
           <w:kern w:val="0"/>
@@ -6193,88 +6012,28 @@
       </w:pPr>
       <w:r>
         <w:rPr>
+          <w:rFonts w:cs="PingFang TC" w:hint="eastAsia"/>
+          <w:kern w:val="0"/>
+          <w14:ligatures w14:val="none"/>
+        </w:rPr>
+        <w:lastRenderedPageBreak/>
+        <w:t>臺北市政府教育局（</w:t>
+      </w:r>
+      <w:r>
+        <w:rPr>
           <w:rFonts w:cs="Times New Roman"/>
           <w:kern w:val="0"/>
           <w14:ligatures w14:val="none"/>
         </w:rPr>
-        <w:t xml:space="preserve">Lenneberg, E. H. (1967). </w:t>
-      </w:r>
-      <w:r>
-        <w:rPr>
-          <w:rFonts w:cs="Times New Roman"/>
-          <w:i/>
-          <w:iCs/>
-          <w:kern w:val="0"/>
-          <w14:ligatures w14:val="none"/>
-        </w:rPr>
-        <w:t>Biological foundations of language</w:t>
-      </w:r>
-      <w:r>
-        <w:rPr>
-          <w:rFonts w:cs="Times New Roman"/>
-          <w:kern w:val="0"/>
-          <w14:ligatures w14:val="none"/>
-        </w:rPr>
-        <w:t>. Wiley.</w:t>
-      </w:r>
-    </w:p>
-    <w:p>
-      <w:pPr>
-        <w:rPr>
-          <w:rFonts w:hint="eastAsia"/>
-        </w:rPr>
-      </w:pPr>
-    </w:p>
-    <w:p>
-      <w:r>
-        <w:rPr>
-          <w:b/>
-          <w:bCs/>
-          <w:color w:val="1F4E79"/>
-        </w:rPr>
-        <w:t>【網路資源】</w:t>
-      </w:r>
-    </w:p>
-    <w:p>
-      <w:pPr>
-        <w:ind w:left="720" w:hanging="720"/>
-        <w:rPr>
-          <w:rFonts w:cs="Times New Roman"/>
-          <w:kern w:val="0"/>
-          <w14:ligatures w14:val="none"/>
-        </w:rPr>
-      </w:pPr>
+        <w:t>2024</w:t>
+      </w:r>
       <w:r>
         <w:rPr>
           <w:rFonts w:cs="PingFang TC" w:hint="eastAsia"/>
           <w:kern w:val="0"/>
           <w14:ligatures w14:val="none"/>
         </w:rPr>
-        <w:t>臺北市政府教育局（</w:t>
-      </w:r>
-      <w:r>
-        <w:rPr>
-          <w:rFonts w:cs="Times New Roman"/>
-          <w:kern w:val="0"/>
-          <w14:ligatures w14:val="none"/>
-        </w:rPr>
-        <w:t>2024</w:t>
-      </w:r>
-      <w:r>
-        <w:rPr>
-          <w:rFonts w:cs="PingFang TC" w:hint="eastAsia"/>
-          <w:kern w:val="0"/>
-          <w14:ligatures w14:val="none"/>
-        </w:rPr>
-        <w:t>）</w:t>
-      </w:r>
-      <w:r>
-        <w:rPr>
-          <w:rFonts w:cs="PingFang TC" w:hint="eastAsia"/>
-          <w:kern w:val="0"/>
-          <w14:ligatures w14:val="none"/>
-        </w:rPr>
-        <w:t>。</w:t>
+        <w:t>）。</w:t>
       </w:r>
       <w:r>
         <w:rPr>
@@ -6328,7 +6087,7 @@
         </w:rPr>
         <w:t>。</w:t>
       </w:r>
-      <w:hyperlink r:id="rId24" w:tgtFrame="_blank" w:history="1">
+      <w:hyperlink r:id="rId18" w:tgtFrame="_blank" w:history="1">
         <w:r>
           <w:rPr>
             <w:rFonts w:cs="Times New Roman"/>
@@ -6343,7 +6102,11 @@
     </w:p>
     <w:p>
       <w:pPr>
-        <w:ind w:left="720" w:hanging="720"/>
+        <w:pStyle w:val="ListParagraph"/>
+        <w:numPr>
+          <w:ilvl w:val="0"/>
+          <w:numId w:val="1"/>
+        </w:numPr>
         <w:rPr>
           <w:rFonts w:cs="PingFang TC"/>
         </w:rPr>
@@ -6392,7 +6155,7 @@
         </w:rPr>
         <w:br/>
       </w:r>
-      <w:hyperlink r:id="rId25" w:history="1">
+      <w:hyperlink r:id="rId19" w:history="1">
         <w:r>
           <w:rPr>
             <w:rStyle w:val="Hyperlink"/>
@@ -6408,6 +6171,460 @@
         <w:t xml:space="preserve"> </w:t>
       </w:r>
     </w:p>
+    <w:p>
+      <w:pPr>
+        <w:pStyle w:val="ListParagraph"/>
+        <w:numPr>
+          <w:ilvl w:val="0"/>
+          <w:numId w:val="1"/>
+        </w:numPr>
+        <w:rPr>
+          <w:rFonts w:cs="Times New Roman"/>
+          <w:kern w:val="0"/>
+          <w14:ligatures w14:val="none"/>
+        </w:rPr>
+      </w:pPr>
+      <w:r>
+        <w:rPr>
+          <w:rFonts w:cs="Times New Roman"/>
+          <w:kern w:val="0"/>
+          <w14:ligatures w14:val="none"/>
+        </w:rPr>
+        <w:t xml:space="preserve">Bialystok, E. (2011). Reshaping the mind: The benefits of bilingualism. </w:t>
+      </w:r>
+      <w:r>
+        <w:rPr>
+          <w:rFonts w:cs="Times New Roman"/>
+          <w:i/>
+          <w:iCs/>
+          <w:kern w:val="0"/>
+          <w14:ligatures w14:val="none"/>
+        </w:rPr>
+        <w:t>Canadian Journal of Experimental Psychology, 65</w:t>
+      </w:r>
+      <w:r>
+        <w:rPr>
+          <w:rFonts w:cs="Times New Roman"/>
+          <w:kern w:val="0"/>
+          <w14:ligatures w14:val="none"/>
+        </w:rPr>
+        <w:t xml:space="preserve">(4), 229–235. </w:t>
+      </w:r>
+      <w:hyperlink r:id="rId20" w:tgtFrame="_blank" w:history="1">
+        <w:r>
+          <w:rPr>
+            <w:rFonts w:cs="Times New Roman"/>
+            <w:color w:val="0000FF"/>
+            <w:kern w:val="0"/>
+            <w:u w:val="single"/>
+            <w14:ligatures w14:val="none"/>
+          </w:rPr>
+          <w:t>https://doi.org/10.1037/a0025406</w:t>
+        </w:r>
+      </w:hyperlink>
+    </w:p>
+    <w:p>
+      <w:pPr>
+        <w:pStyle w:val="ListParagraph"/>
+        <w:numPr>
+          <w:ilvl w:val="0"/>
+          <w:numId w:val="1"/>
+        </w:numPr>
+        <w:rPr>
+          <w:rFonts w:cs="Times New Roman"/>
+          <w:kern w:val="0"/>
+          <w14:ligatures w14:val="none"/>
+        </w:rPr>
+      </w:pPr>
+      <w:r>
+        <w:rPr>
+          <w:rFonts w:cs="Times New Roman"/>
+          <w:kern w:val="0"/>
+          <w14:ligatures w14:val="none"/>
+        </w:rPr>
+        <w:t xml:space="preserve">Hartshorne, J. K., Tenenbaum, J. B., &amp; Pinker, S. (2018). A critical period for second language acquisition: Evidence from 2/3 million English speakers. </w:t>
+      </w:r>
+      <w:r>
+        <w:rPr>
+          <w:rFonts w:cs="Times New Roman"/>
+          <w:i/>
+          <w:iCs/>
+          <w:kern w:val="0"/>
+          <w14:ligatures w14:val="none"/>
+        </w:rPr>
+        <w:t>Cognition, 177</w:t>
+      </w:r>
+      <w:r>
+        <w:rPr>
+          <w:rFonts w:cs="Times New Roman"/>
+          <w:kern w:val="0"/>
+          <w14:ligatures w14:val="none"/>
+        </w:rPr>
+        <w:t xml:space="preserve">, 263–277. </w:t>
+      </w:r>
+      <w:hyperlink r:id="rId21" w:tgtFrame="_blank" w:history="1">
+        <w:r>
+          <w:rPr>
+            <w:rFonts w:cs="Times New Roman"/>
+            <w:color w:val="0000FF"/>
+            <w:kern w:val="0"/>
+            <w:u w:val="single"/>
+            <w14:ligatures w14:val="none"/>
+          </w:rPr>
+          <w:t>https://doi.org/10.1016/j.cognition.2018.04.007</w:t>
+        </w:r>
+      </w:hyperlink>
+    </w:p>
+    <w:p>
+      <w:pPr>
+        <w:pStyle w:val="ListParagraph"/>
+        <w:numPr>
+          <w:ilvl w:val="0"/>
+          <w:numId w:val="1"/>
+        </w:numPr>
+        <w:rPr>
+          <w:rFonts w:cs="Times New Roman"/>
+          <w:kern w:val="0"/>
+          <w14:ligatures w14:val="none"/>
+        </w:rPr>
+      </w:pPr>
+      <w:r>
+        <w:rPr>
+          <w:rFonts w:cs="Times New Roman"/>
+          <w:kern w:val="0"/>
+          <w14:ligatures w14:val="none"/>
+        </w:rPr>
+        <w:t xml:space="preserve">Johnson, J. S., &amp; Newport, E. L. (1989). Critical period effects in second language learning: The influence of maturational state on the acquisition of English as a second language. </w:t>
+      </w:r>
+      <w:r>
+        <w:rPr>
+          <w:rFonts w:cs="Times New Roman"/>
+          <w:i/>
+          <w:iCs/>
+          <w:kern w:val="0"/>
+          <w14:ligatures w14:val="none"/>
+        </w:rPr>
+        <w:t>Cognitive Psychology, 21</w:t>
+      </w:r>
+      <w:r>
+        <w:rPr>
+          <w:rFonts w:cs="Times New Roman"/>
+          <w:kern w:val="0"/>
+          <w14:ligatures w14:val="none"/>
+        </w:rPr>
+        <w:t xml:space="preserve">(1), 60–99. </w:t>
+      </w:r>
+      <w:hyperlink r:id="rId22" w:tgtFrame="_blank" w:history="1">
+        <w:r>
+          <w:rPr>
+            <w:rFonts w:cs="Times New Roman"/>
+            <w:color w:val="0000FF"/>
+            <w:kern w:val="0"/>
+            <w:u w:val="single"/>
+            <w14:ligatures w14:val="none"/>
+          </w:rPr>
+          <w:t>https://doi.org/10.1016/0010-0285(89)90003-0</w:t>
+        </w:r>
+      </w:hyperlink>
+    </w:p>
+    <w:p>
+      <w:pPr>
+        <w:pStyle w:val="ListParagraph"/>
+        <w:numPr>
+          <w:ilvl w:val="0"/>
+          <w:numId w:val="1"/>
+        </w:numPr>
+        <w:rPr>
+          <w:rFonts w:cs="Times New Roman"/>
+          <w:kern w:val="0"/>
+          <w14:ligatures w14:val="none"/>
+        </w:rPr>
+      </w:pPr>
+      <w:r>
+        <w:rPr>
+          <w:rFonts w:cs="Times New Roman"/>
+          <w:kern w:val="0"/>
+          <w14:ligatures w14:val="none"/>
+        </w:rPr>
+        <w:t xml:space="preserve">Kim, K. H., Relkin, N. R., Lee, K. M., &amp; Hirsch, J. (1997). Distinct cortical areas associated with native and second languages. </w:t>
+      </w:r>
+      <w:r>
+        <w:rPr>
+          <w:rFonts w:cs="Times New Roman"/>
+          <w:i/>
+          <w:iCs/>
+          <w:kern w:val="0"/>
+          <w14:ligatures w14:val="none"/>
+        </w:rPr>
+        <w:t>Nature, 388</w:t>
+      </w:r>
+      <w:r>
+        <w:rPr>
+          <w:rFonts w:cs="Times New Roman"/>
+          <w:kern w:val="0"/>
+          <w14:ligatures w14:val="none"/>
+        </w:rPr>
+        <w:t xml:space="preserve">(6638), 171–174. </w:t>
+      </w:r>
+      <w:hyperlink r:id="rId23" w:tgtFrame="_blank" w:history="1">
+        <w:r>
+          <w:rPr>
+            <w:rFonts w:cs="Times New Roman"/>
+            <w:color w:val="0000FF"/>
+            <w:kern w:val="0"/>
+            <w:u w:val="single"/>
+            <w14:ligatures w14:val="none"/>
+          </w:rPr>
+          <w:t>https://doi.org/10.1038/40623</w:t>
+        </w:r>
+      </w:hyperlink>
+    </w:p>
+    <w:p>
+      <w:pPr>
+        <w:pStyle w:val="ListParagraph"/>
+        <w:numPr>
+          <w:ilvl w:val="0"/>
+          <w:numId w:val="1"/>
+        </w:numPr>
+        <w:rPr>
+          <w:rFonts w:cs="Segoe UI"/>
+          <w:color w:val="212121"/>
+          <w:shd w:val="clear" w:color="auto" w:fill="FFFFFF"/>
+        </w:rPr>
+      </w:pPr>
+      <w:r>
+        <w:rPr>
+          <w:rFonts w:cs="Segoe UI"/>
+          <w:color w:val="212121"/>
+          <w:shd w:val="clear" w:color="auto" w:fill="FFFFFF"/>
+        </w:rPr>
+        <w:t>Kroll, J. F., Dussias, P. E., Bice, K., &amp; Perrotti, L. (2015). Bilingualism, Mind, and Brain. </w:t>
+      </w:r>
+      <w:r>
+        <w:rPr>
+          <w:rFonts w:cs="Segoe UI"/>
+          <w:i/>
+          <w:iCs/>
+          <w:color w:val="212121"/>
+          <w:shd w:val="clear" w:color="auto" w:fill="FFFFFF"/>
+        </w:rPr>
+        <w:t>Annual review of linguistics</w:t>
+      </w:r>
+      <w:r>
+        <w:rPr>
+          <w:rFonts w:cs="Segoe UI"/>
+          <w:color w:val="212121"/>
+          <w:shd w:val="clear" w:color="auto" w:fill="FFFFFF"/>
+        </w:rPr>
+        <w:t>, </w:t>
+      </w:r>
+      <w:r>
+        <w:rPr>
+          <w:rFonts w:cs="Segoe UI"/>
+          <w:i/>
+          <w:iCs/>
+          <w:color w:val="212121"/>
+          <w:shd w:val="clear" w:color="auto" w:fill="FFFFFF"/>
+        </w:rPr>
+        <w:t>1</w:t>
+      </w:r>
+      <w:r>
+        <w:rPr>
+          <w:rFonts w:cs="Segoe UI"/>
+          <w:color w:val="212121"/>
+          <w:shd w:val="clear" w:color="auto" w:fill="FFFFFF"/>
+        </w:rPr>
+        <w:t xml:space="preserve">, 377–394. </w:t>
+      </w:r>
+      <w:hyperlink r:id="rId24" w:history="1">
+        <w:r>
+          <w:rPr>
+            <w:rStyle w:val="Hyperlink"/>
+            <w:rFonts w:cs="Segoe UI"/>
+            <w:shd w:val="clear" w:color="auto" w:fill="FFFFFF"/>
+          </w:rPr>
+          <w:t>https://doi.org/10.1146/annurev-linguist-030514-124937</w:t>
+        </w:r>
+      </w:hyperlink>
+    </w:p>
+    <w:p>
+      <w:pPr>
+        <w:pStyle w:val="ListParagraph"/>
+        <w:numPr>
+          <w:ilvl w:val="0"/>
+          <w:numId w:val="1"/>
+        </w:numPr>
+        <w:rPr>
+          <w:rFonts w:cs="Times New Roman"/>
+          <w:kern w:val="0"/>
+          <w14:ligatures w14:val="none"/>
+        </w:rPr>
+      </w:pPr>
+      <w:r>
+        <w:rPr>
+          <w:rFonts w:cs="Times New Roman"/>
+          <w:kern w:val="0"/>
+          <w14:ligatures w14:val="none"/>
+        </w:rPr>
+        <w:t xml:space="preserve">Lenneberg, E. H. (1967). </w:t>
+      </w:r>
+      <w:r>
+        <w:rPr>
+          <w:rFonts w:cs="Times New Roman"/>
+          <w:i/>
+          <w:iCs/>
+          <w:kern w:val="0"/>
+          <w14:ligatures w14:val="none"/>
+        </w:rPr>
+        <w:t>Biological foundations of language</w:t>
+      </w:r>
+      <w:r>
+        <w:rPr>
+          <w:rFonts w:cs="Times New Roman"/>
+          <w:kern w:val="0"/>
+          <w14:ligatures w14:val="none"/>
+        </w:rPr>
+        <w:t>. Wiley.</w:t>
+      </w:r>
+    </w:p>
+    <w:p>
+      <w:pPr>
+        <w:pStyle w:val="ListParagraph"/>
+        <w:numPr>
+          <w:ilvl w:val="0"/>
+          <w:numId w:val="1"/>
+        </w:numPr>
+        <w:rPr>
+          <w:rFonts w:cs="Times New Roman"/>
+          <w:kern w:val="0"/>
+          <w:lang w:val="en-US"/>
+          <w14:ligatures w14:val="none"/>
+        </w:rPr>
+      </w:pPr>
+      <w:r>
+        <w:rPr>
+          <w:rFonts w:cs="Open Sans"/>
+          <w:color w:val="1C1D1E"/>
+          <w:shd w:val="clear" w:color="auto" w:fill="FFFFFF"/>
+        </w:rPr>
+        <w:t xml:space="preserve">Pasquarella, A., Chen, X., Lam, K., Luo, Y.C. </w:t>
+      </w:r>
+      <w:r>
+        <w:rPr>
+          <w:rFonts w:cs="Open Sans" w:hint="eastAsia"/>
+          <w:color w:val="1C1D1E"/>
+          <w:shd w:val="clear" w:color="auto" w:fill="FFFFFF"/>
+        </w:rPr>
+        <w:t>&amp;</w:t>
+      </w:r>
+      <w:r>
+        <w:rPr>
+          <w:rFonts w:cs="Open Sans"/>
+          <w:color w:val="1C1D1E"/>
+          <w:shd w:val="clear" w:color="auto" w:fill="FFFFFF"/>
+        </w:rPr>
+        <w:t xml:space="preserve"> Ramirez, G. (2011), Cross-language transfer of morphological awareness in Chinese–English bilinguals. </w:t>
+      </w:r>
+      <w:r>
+        <w:rPr>
+          <w:rFonts w:cs="Open Sans"/>
+          <w:i/>
+          <w:iCs/>
+          <w:color w:val="1C1D1E"/>
+          <w:shd w:val="clear" w:color="auto" w:fill="FFFFFF"/>
+        </w:rPr>
+        <w:t>Journal of Research in Reading, 34</w:t>
+      </w:r>
+      <w:r>
+        <w:rPr>
+          <w:rFonts w:cs="Open Sans"/>
+          <w:i/>
+          <w:iCs/>
+          <w:color w:val="1C1D1E"/>
+          <w:shd w:val="clear" w:color="auto" w:fill="FFFFFF"/>
+          <w:lang w:val="en-US"/>
+        </w:rPr>
+        <w:t>,</w:t>
+      </w:r>
+      <w:r>
+        <w:rPr>
+          <w:rFonts w:cs="Open Sans"/>
+          <w:color w:val="1C1D1E"/>
+          <w:shd w:val="clear" w:color="auto" w:fill="FFFFFF"/>
+        </w:rPr>
+        <w:t xml:space="preserve"> 23-42. </w:t>
+      </w:r>
+      <w:hyperlink r:id="rId25" w:history="1">
+        <w:r>
+          <w:rPr>
+            <w:rStyle w:val="Hyperlink"/>
+            <w:rFonts w:cs="Open Sans"/>
+            <w:color w:val="123D80"/>
+            <w:shd w:val="clear" w:color="auto" w:fill="FFFFFF"/>
+          </w:rPr>
+          <w:t>https://doi.org/10.1111/j.1467-9817.2010.01484.x</w:t>
+        </w:r>
+      </w:hyperlink>
+    </w:p>
+    <w:p>
+      <w:pPr>
+        <w:pStyle w:val="ListParagraph"/>
+        <w:numPr>
+          <w:ilvl w:val="0"/>
+          <w:numId w:val="1"/>
+        </w:numPr>
+      </w:pPr>
+      <w:r>
+        <w:rPr>
+          <w:rFonts w:cs="Times New Roman"/>
+          <w:kern w:val="0"/>
+          <w14:ligatures w14:val="none"/>
+        </w:rPr>
+        <w:t xml:space="preserve">Pliatsikas, C. (2020). Understanding structural plasticity in the bilingual brain: The Dynamic Restructuring Model. </w:t>
+      </w:r>
+      <w:r>
+        <w:rPr>
+          <w:rFonts w:cs="Times New Roman"/>
+          <w:i/>
+          <w:iCs/>
+          <w:kern w:val="0"/>
+          <w14:ligatures w14:val="none"/>
+        </w:rPr>
+        <w:t>Bilingualism: Language and Cognition, 23</w:t>
+      </w:r>
+      <w:r>
+        <w:rPr>
+          <w:rFonts w:cs="Times New Roman"/>
+          <w:kern w:val="0"/>
+          <w14:ligatures w14:val="none"/>
+        </w:rPr>
+        <w:t>(2), 459–471.</w:t>
+      </w:r>
+      <w:r>
+        <w:rPr>
+          <w:rFonts w:cs="Times New Roman" w:hint="eastAsia"/>
+          <w:kern w:val="0"/>
+          <w14:ligatures w14:val="none"/>
+        </w:rPr>
+        <w:t xml:space="preserve"> </w:t>
+      </w:r>
+      <w:hyperlink r:id="rId26" w:history="1">
+        <w:r>
+          <w:rPr>
+            <w:rStyle w:val="Hyperlink"/>
+            <w:rFonts w:hint="eastAsia"/>
+          </w:rPr>
+          <w:t>https://doi.org/</w:t>
+        </w:r>
+        <w:r>
+          <w:rPr>
+            <w:rStyle w:val="Hyperlink"/>
+          </w:rPr>
+          <w:t>10.1017/S1366728919000130</w:t>
+        </w:r>
+      </w:hyperlink>
+    </w:p>
+    <w:p/>
     <w:sectPr>
       <w:pgSz w:w="11900" w:h="16840"/>
       <w:pgMar w:top="1440" w:right="1440" w:bottom="1440" w:left="1440" w:header="708" w:footer="708" w:gutter="0"/>
@@ -6583,6 +6800,100 @@
     </w:p>
   </w:footnote>
 </w:footnotes>
+</file>
+
+<file path=word/numbering.xml><?xml version="1.0" encoding="utf-8"?>
+<w:numbering xmlns:wpc="http://schemas.microsoft.com/office/word/2010/wordprocessingCanvas" xmlns:cx="http://schemas.microsoft.com/office/drawing/2014/chartex" xmlns:cx1="http://schemas.microsoft.com/office/drawing/2015/9/8/chartex" xmlns:cx2="http://schemas.microsoft.com/office/drawing/2015/10/21/chartex" xmlns:cx3="http://schemas.microsoft.com/office/drawing/2016/5/9/chartex" xmlns:cx4="http://schemas.microsoft.com/office/drawing/2016/5/10/chartex" xmlns:cx5="http://schemas.microsoft.com/office/drawing/2016/5/11/chartex" xmlns:cx6="http://schemas.microsoft.com/office/drawing/2016/5/12/chartex" xmlns:cx7="http://schemas.microsoft.com/office/drawing/2016/5/13/chartex" xmlns:cx8="http://schemas.microsoft.com/office/drawing/2016/5/14/chartex" xmlns:mc="http://schemas.openxmlformats.org/markup-compatibility/2006" xmlns:aink="http://schemas.microsoft.com/office/drawing/2016/ink" xmlns:am3d="http://schemas.microsoft.com/office/drawing/2017/model3d" xmlns:o="urn:schemas-microsoft-com:office:office" xmlns:oel="http://schemas.microsoft.com/office/2019/extlst" xmlns:r="http://schemas.openxmlformats.org/officeDocument/2006/relationships" xmlns:m="http://schemas.openxmlformats.org/officeDocument/2006/math" xmlns:v="urn:schemas-microsoft-com:vml" xmlns:wp14="http://schemas.microsoft.com/office/word/2010/wordprocessingDrawing" xmlns:wp="http://schemas.openxmlformats.org/drawingml/2006/wordprocessingDrawing" xmlns:w10="urn:schemas-microsoft-com:office:word" xmlns:w="http://schemas.openxmlformats.org/wordprocessingml/2006/main" xmlns:w14="http://schemas.microsoft.com/office/word/2010/wordml" xmlns:w15="http://schemas.microsoft.com/office/word/2012/wordml" xmlns:w16cex="http://schemas.microsoft.com/office/word/2018/wordml/cex" xmlns:w16cid="http://schemas.microsoft.com/office/word/2016/wordml/cid" xmlns:w16="http://schemas.microsoft.com/office/word/2018/wordml" xmlns:w16du="http://schemas.microsoft.com/office/word/2023/wordml/word16du" xmlns:w16sdtdh="http://schemas.microsoft.com/office/word/2020/wordml/sdtdatahash" xmlns:w16sdtfl="http://schemas.microsoft.com/office/word/2024/wordml/sdtformatlock" xmlns:w16se="http://schemas.microsoft.com/office/word/2015/wordml/symex" xmlns:wpg="http://schemas.microsoft.com/office/word/2010/wordprocessingGroup" xmlns:wpi="http://schemas.microsoft.com/office/word/2010/wordprocessingInk" xmlns:wne="http://schemas.microsoft.com/office/word/2006/wordml" xmlns:wps="http://schemas.microsoft.com/office/word/2010/wordprocessingShape" mc:Ignorable="w14 w15 w16se w16cid w16 w16cex w16sdtdh w16sdtfl w16du wp14">
+  <w:abstractNum w:abstractNumId="0" w15:restartNumberingAfterBreak="0">
+    <w:nsid w:val="245B0348"/>
+    <w:multiLevelType w:val="hybridMultilevel"/>
+    <w:tmpl w:val="42146908"/>
+    <w:lvl w:ilvl="0" w:tplc="0409000F">
+      <w:start w:val="1"/>
+      <w:numFmt w:val="decimal"/>
+      <w:lvlText w:val="%1."/>
+      <w:lvlJc w:val="left"/>
+      <w:pPr>
+        <w:ind w:left="360" w:hanging="360"/>
+      </w:pPr>
+    </w:lvl>
+    <w:lvl w:ilvl="1" w:tplc="04090019" w:tentative="1">
+      <w:start w:val="1"/>
+      <w:numFmt w:val="lowerLetter"/>
+      <w:lvlText w:val="%2."/>
+      <w:lvlJc w:val="left"/>
+      <w:pPr>
+        <w:ind w:left="1080" w:hanging="360"/>
+      </w:pPr>
+    </w:lvl>
+    <w:lvl w:ilvl="2" w:tplc="0409001B" w:tentative="1">
+      <w:start w:val="1"/>
+      <w:numFmt w:val="lowerRoman"/>
+      <w:lvlText w:val="%3."/>
+      <w:lvlJc w:val="right"/>
+      <w:pPr>
+        <w:ind w:left="1800" w:hanging="180"/>
+      </w:pPr>
+    </w:lvl>
+    <w:lvl w:ilvl="3" w:tplc="0409000F" w:tentative="1">
+      <w:start w:val="1"/>
+      <w:numFmt w:val="decimal"/>
+      <w:lvlText w:val="%4."/>
+      <w:lvlJc w:val="left"/>
+      <w:pPr>
+        <w:ind w:left="2520" w:hanging="360"/>
+      </w:pPr>
+    </w:lvl>
+    <w:lvl w:ilvl="4" w:tplc="04090019" w:tentative="1">
+      <w:start w:val="1"/>
+      <w:numFmt w:val="lowerLetter"/>
+      <w:lvlText w:val="%5."/>
+      <w:lvlJc w:val="left"/>
+      <w:pPr>
+        <w:ind w:left="3240" w:hanging="360"/>
+      </w:pPr>
+    </w:lvl>
+    <w:lvl w:ilvl="5" w:tplc="0409001B" w:tentative="1">
+      <w:start w:val="1"/>
+      <w:numFmt w:val="lowerRoman"/>
+      <w:lvlText w:val="%6."/>
+      <w:lvlJc w:val="right"/>
+      <w:pPr>
+        <w:ind w:left="3960" w:hanging="180"/>
+      </w:pPr>
+    </w:lvl>
+    <w:lvl w:ilvl="6" w:tplc="0409000F" w:tentative="1">
+      <w:start w:val="1"/>
+      <w:numFmt w:val="decimal"/>
+      <w:lvlText w:val="%7."/>
+      <w:lvlJc w:val="left"/>
+      <w:pPr>
+        <w:ind w:left="4680" w:hanging="360"/>
+      </w:pPr>
+    </w:lvl>
+    <w:lvl w:ilvl="7" w:tplc="04090019" w:tentative="1">
+      <w:start w:val="1"/>
+      <w:numFmt w:val="lowerLetter"/>
+      <w:lvlText w:val="%8."/>
+      <w:lvlJc w:val="left"/>
+      <w:pPr>
+        <w:ind w:left="5400" w:hanging="360"/>
+      </w:pPr>
+    </w:lvl>
+    <w:lvl w:ilvl="8" w:tplc="0409001B" w:tentative="1">
+      <w:start w:val="1"/>
+      <w:numFmt w:val="lowerRoman"/>
+      <w:lvlText w:val="%9."/>
+      <w:lvlJc w:val="right"/>
+      <w:pPr>
+        <w:ind w:left="6120" w:hanging="180"/>
+      </w:pPr>
+    </w:lvl>
+  </w:abstractNum>
+  <w:num w:numId="1" w16cid:durableId="1852067378">
+    <w:abstractNumId w:val="0"/>
+  </w:num>
+</w:numbering>
 </file>
 
 <file path=word/styles.xml><?xml version="1.0" encoding="utf-8"?>

--- a/411383025_林錦坤_Word排版作業.docx
+++ b/411383025_林錦坤_Word排版作業.docx
@@ -12,6 +12,7 @@
       </w:pPr>
       <w:r>
         <w:rPr>
+          <w:rFonts w:cs="Microsoft JhengHei" w:hint="eastAsia"/>
           <w:b/>
           <w:bCs/>
           <w:color w:val="1F4E79"/>
@@ -27,6 +28,7 @@
       </w:pPr>
       <w:r>
         <w:rPr>
+          <w:rFonts w:cs="Microsoft JhengHei" w:hint="eastAsia"/>
           <w:b/>
           <w:bCs/>
           <w:color w:val="2E75B6"/>
@@ -37,6 +39,7 @@
       </w:r>
       <w:r>
         <w:rPr>
+          <w:rFonts w:cs="Microsoft JhengHei" w:hint="eastAsia"/>
           <w:b/>
           <w:bCs/>
           <w:color w:val="2E75B6"/>
@@ -58,8 +61,8 @@
           <w:noProof/>
           <w:lang w:val="en-US"/>
         </w:rPr>
-        <w:pict w14:anchorId="73C51590">
-          <v:rect id="_x0000_i1026" alt="" style="width:403.9pt;height:.05pt;mso-width-percent:0;mso-height-percent:0;mso-width-percent:0;mso-height-percent:0" o:hrpct="863" o:hralign="center" o:hrstd="t" o:hr="t" fillcolor="#a0a0a0" stroked="f"/>
+        <w:pict w14:anchorId="46845D3F">
+          <v:rect id="_x0000_i1026" alt="" style="width:375.35pt;height:.05pt;mso-width-percent:0;mso-height-percent:0;mso-width-percent:0;mso-height-percent:0" o:hrpct="802" o:hralign="center" o:hrstd="t" o:hr="t" fillcolor="#a0a0a0" stroked="f"/>
         </w:pict>
       </w:r>
     </w:p>
@@ -72,7 +75,7 @@
       </w:pPr>
       <w:r>
         <w:rPr>
-          <w:rFonts w:hint="eastAsia"/>
+          <w:rFonts w:cs="Microsoft JhengHei" w:hint="eastAsia"/>
           <w:b/>
           <w:bCs/>
           <w:sz w:val="40"/>
@@ -94,6 +97,7 @@
       </w:pPr>
       <w:r>
         <w:rPr>
+          <w:rFonts w:cs="Microsoft JhengHei" w:hint="eastAsia"/>
           <w:b/>
           <w:bCs/>
           <w:color w:val="1F4E79"/>
@@ -108,8 +112,8 @@
         <w:rPr>
           <w:noProof/>
         </w:rPr>
-        <w:pict w14:anchorId="0433247A">
-          <v:rect id="_x0000_i1025" alt="" style="width:403.9pt;height:.05pt;mso-width-percent:0;mso-height-percent:0;mso-width-percent:0;mso-height-percent:0" o:hrpct="863" o:hralign="center" o:hrstd="t" o:hr="t" fillcolor="#a0a0a0" stroked="f"/>
+        <w:pict w14:anchorId="55F3993E">
+          <v:rect id="_x0000_i1025" alt="" style="width:375.35pt;height:.05pt;mso-width-percent:0;mso-height-percent:0;mso-width-percent:0;mso-height-percent:0" o:hrpct="802" o:hralign="center" o:hrstd="t" o:hr="t" fillcolor="#a0a0a0" stroked="f"/>
         </w:pict>
       </w:r>
     </w:p>
@@ -147,6 +151,7 @@
             </w:pPr>
             <w:r>
               <w:rPr>
+                <w:rFonts w:cs="Microsoft JhengHei" w:hint="eastAsia"/>
                 <w:lang w:val="en-TW"/>
               </w:rPr>
               <w:t>姓名：</w:t>
@@ -166,6 +171,7 @@
             </w:pPr>
             <w:r>
               <w:rPr>
+                <w:rFonts w:cs="Microsoft JhengHei" w:hint="eastAsia"/>
                 <w:lang w:val="en-TW"/>
               </w:rPr>
               <w:t>林錦坤</w:t>
@@ -187,6 +193,7 @@
             </w:pPr>
             <w:r>
               <w:rPr>
+                <w:rFonts w:cs="Microsoft JhengHei" w:hint="eastAsia"/>
                 <w:lang w:val="en-TW"/>
               </w:rPr>
               <w:t>學號：</w:t>
@@ -212,7 +219,7 @@
             </w:r>
             <w:r>
               <w:rPr>
-                <w:rFonts w:hint="eastAsia"/>
+                <w:rFonts w:cs="Microsoft JhengHei" w:hint="eastAsia"/>
                 <w:color w:val="FFFFFF" w:themeColor="background1"/>
                 <w:lang w:val="en-TW" w:eastAsia="zh-TW"/>
               </w:rPr>
@@ -235,6 +242,7 @@
             </w:pPr>
             <w:r>
               <w:rPr>
+                <w:rFonts w:cs="Microsoft JhengHei" w:hint="eastAsia"/>
                 <w:lang w:val="en-TW" w:eastAsia="zh-TW"/>
               </w:rPr>
               <w:t>授課教師：</w:t>
@@ -254,7 +262,7 @@
             </w:pPr>
             <w:r>
               <w:rPr>
-                <w:rFonts w:hint="eastAsia"/>
+                <w:rFonts w:cs="Microsoft JhengHei" w:hint="eastAsia"/>
                 <w:lang w:val="en-TW" w:eastAsia="zh-TW"/>
               </w:rPr>
               <w:t>周育如</w:t>
@@ -267,6 +275,7 @@
             </w:r>
             <w:r>
               <w:rPr>
+                <w:rFonts w:cs="Microsoft JhengHei" w:hint="eastAsia"/>
                 <w:lang w:val="en-TW" w:eastAsia="zh-TW"/>
               </w:rPr>
               <w:t>教授</w:t>
@@ -288,6 +297,7 @@
             </w:pPr>
             <w:r>
               <w:rPr>
+                <w:rFonts w:cs="Microsoft JhengHei" w:hint="eastAsia"/>
                 <w:lang w:val="en-TW" w:eastAsia="zh-TW"/>
               </w:rPr>
               <w:t>繳交日期：</w:t>
@@ -307,6 +317,7 @@
             </w:pPr>
             <w:r>
               <w:rPr>
+                <w:rFonts w:cs="Microsoft JhengHei" w:hint="eastAsia"/>
                 <w:lang w:val="en-TW" w:eastAsia="zh-TW"/>
               </w:rPr>
               <w:t>民國</w:t>
@@ -319,6 +330,7 @@
             </w:r>
             <w:r>
               <w:rPr>
+                <w:rFonts w:cs="Microsoft JhengHei" w:hint="eastAsia"/>
                 <w:lang w:val="en-TW" w:eastAsia="zh-TW"/>
               </w:rPr>
               <w:t>年</w:t>
@@ -331,6 +343,7 @@
             </w:r>
             <w:r>
               <w:rPr>
+                <w:rFonts w:cs="Microsoft JhengHei" w:hint="eastAsia"/>
                 <w:lang w:val="en-TW" w:eastAsia="zh-TW"/>
               </w:rPr>
               <w:t>月</w:t>
@@ -343,6 +356,7 @@
             </w:r>
             <w:r>
               <w:rPr>
+                <w:rFonts w:cs="Microsoft JhengHei" w:hint="eastAsia"/>
                 <w:lang w:val="en-TW" w:eastAsia="zh-TW"/>
               </w:rPr>
               <w:t>日</w:t>
@@ -376,6 +390,9 @@
         <w:pStyle w:val="TOCTitle"/>
       </w:pPr>
       <w:r>
+        <w:rPr>
+          <w:rFonts w:cs="Microsoft JhengHei" w:hint="eastAsia"/>
+        </w:rPr>
         <w:lastRenderedPageBreak/>
         <w:t>目錄</w:t>
       </w:r>
@@ -408,7 +425,7 @@
               <w:tab w:val="right" w:leader="dot" w:pos="9010"/>
             </w:tabs>
             <w:rPr>
-              <w:rFonts w:eastAsiaTheme="minorEastAsia" w:cstheme="minorBidi"/>
+              <w:rFonts w:ascii="Times New Roman" w:hAnsi="Times New Roman" w:cstheme="minorBidi"/>
               <w:b w:val="0"/>
               <w:bCs w:val="0"/>
               <w:i w:val="0"/>
@@ -451,7 +468,7 @@
             <w:r>
               <w:rPr>
                 <w:rStyle w:val="Hyperlink"/>
-                <w:rFonts w:hint="eastAsia"/>
+                <w:rFonts w:ascii="Times New Roman" w:hAnsi="Times New Roman" w:cs="Microsoft JhengHei" w:hint="eastAsia"/>
                 <w:b w:val="0"/>
                 <w:bCs w:val="0"/>
                 <w:i w:val="0"/>
@@ -462,6 +479,7 @@
             </w:r>
             <w:r>
               <w:rPr>
+                <w:rFonts w:ascii="Times New Roman" w:hAnsi="Times New Roman"/>
                 <w:b w:val="0"/>
                 <w:bCs w:val="0"/>
                 <w:i w:val="0"/>
@@ -473,6 +491,7 @@
             </w:r>
             <w:r>
               <w:rPr>
+                <w:rFonts w:ascii="Times New Roman" w:hAnsi="Times New Roman"/>
                 <w:b w:val="0"/>
                 <w:bCs w:val="0"/>
                 <w:i w:val="0"/>
@@ -484,6 +503,7 @@
             </w:r>
             <w:r>
               <w:rPr>
+                <w:rFonts w:ascii="Times New Roman" w:hAnsi="Times New Roman"/>
                 <w:b w:val="0"/>
                 <w:bCs w:val="0"/>
                 <w:i w:val="0"/>
@@ -495,6 +515,7 @@
             </w:r>
             <w:r>
               <w:rPr>
+                <w:rFonts w:ascii="Times New Roman" w:hAnsi="Times New Roman"/>
                 <w:b w:val="0"/>
                 <w:bCs w:val="0"/>
                 <w:i w:val="0"/>
@@ -505,6 +526,7 @@
             </w:r>
             <w:r>
               <w:rPr>
+                <w:rFonts w:ascii="Times New Roman" w:hAnsi="Times New Roman"/>
                 <w:b w:val="0"/>
                 <w:bCs w:val="0"/>
                 <w:i w:val="0"/>
@@ -516,6 +538,7 @@
             </w:r>
             <w:r>
               <w:rPr>
+                <w:rFonts w:ascii="Times New Roman" w:hAnsi="Times New Roman"/>
                 <w:b w:val="0"/>
                 <w:bCs w:val="0"/>
                 <w:i w:val="0"/>
@@ -527,6 +550,7 @@
             </w:r>
             <w:r>
               <w:rPr>
+                <w:rFonts w:ascii="Times New Roman" w:hAnsi="Times New Roman"/>
                 <w:b w:val="0"/>
                 <w:bCs w:val="0"/>
                 <w:i w:val="0"/>
@@ -545,7 +569,7 @@
               <w:tab w:val="right" w:leader="dot" w:pos="9010"/>
             </w:tabs>
             <w:rPr>
-              <w:rFonts w:eastAsiaTheme="minorEastAsia" w:cstheme="minorBidi"/>
+              <w:rFonts w:ascii="Times New Roman" w:hAnsi="Times New Roman" w:cstheme="minorBidi"/>
               <w:b w:val="0"/>
               <w:bCs w:val="0"/>
               <w:i w:val="0"/>
@@ -558,7 +582,7 @@
             <w:r>
               <w:rPr>
                 <w:rStyle w:val="Hyperlink"/>
-                <w:rFonts w:hint="eastAsia"/>
+                <w:rFonts w:ascii="Times New Roman" w:hAnsi="Times New Roman" w:cs="Microsoft JhengHei" w:hint="eastAsia"/>
                 <w:b w:val="0"/>
                 <w:bCs w:val="0"/>
                 <w:i w:val="0"/>
@@ -569,6 +593,7 @@
             </w:r>
             <w:r>
               <w:rPr>
+                <w:rFonts w:ascii="Times New Roman" w:hAnsi="Times New Roman"/>
                 <w:b w:val="0"/>
                 <w:bCs w:val="0"/>
                 <w:i w:val="0"/>
@@ -580,6 +605,7 @@
             </w:r>
             <w:r>
               <w:rPr>
+                <w:rFonts w:ascii="Times New Roman" w:hAnsi="Times New Roman"/>
                 <w:b w:val="0"/>
                 <w:bCs w:val="0"/>
                 <w:i w:val="0"/>
@@ -591,6 +617,7 @@
             </w:r>
             <w:r>
               <w:rPr>
+                <w:rFonts w:ascii="Times New Roman" w:hAnsi="Times New Roman"/>
                 <w:b w:val="0"/>
                 <w:bCs w:val="0"/>
                 <w:i w:val="0"/>
@@ -602,6 +629,7 @@
             </w:r>
             <w:r>
               <w:rPr>
+                <w:rFonts w:ascii="Times New Roman" w:hAnsi="Times New Roman"/>
                 <w:b w:val="0"/>
                 <w:bCs w:val="0"/>
                 <w:i w:val="0"/>
@@ -612,6 +640,7 @@
             </w:r>
             <w:r>
               <w:rPr>
+                <w:rFonts w:ascii="Times New Roman" w:hAnsi="Times New Roman"/>
                 <w:b w:val="0"/>
                 <w:bCs w:val="0"/>
                 <w:i w:val="0"/>
@@ -623,6 +652,7 @@
             </w:r>
             <w:r>
               <w:rPr>
+                <w:rFonts w:ascii="Times New Roman" w:hAnsi="Times New Roman"/>
                 <w:b w:val="0"/>
                 <w:bCs w:val="0"/>
                 <w:i w:val="0"/>
@@ -634,6 +664,7 @@
             </w:r>
             <w:r>
               <w:rPr>
+                <w:rFonts w:ascii="Times New Roman" w:hAnsi="Times New Roman"/>
                 <w:b w:val="0"/>
                 <w:bCs w:val="0"/>
                 <w:i w:val="0"/>
@@ -652,7 +683,7 @@
               <w:tab w:val="right" w:leader="dot" w:pos="9010"/>
             </w:tabs>
             <w:rPr>
-              <w:rFonts w:eastAsiaTheme="minorEastAsia" w:cstheme="minorBidi"/>
+              <w:rFonts w:ascii="Times New Roman" w:hAnsi="Times New Roman" w:cstheme="minorBidi"/>
               <w:b w:val="0"/>
               <w:bCs w:val="0"/>
               <w:noProof/>
@@ -665,7 +696,7 @@
             <w:r>
               <w:rPr>
                 <w:rStyle w:val="Hyperlink"/>
-                <w:rFonts w:hint="eastAsia"/>
+                <w:rFonts w:ascii="Times New Roman" w:hAnsi="Times New Roman" w:cs="Microsoft JhengHei" w:hint="eastAsia"/>
                 <w:b w:val="0"/>
                 <w:bCs w:val="0"/>
                 <w:noProof/>
@@ -674,6 +705,7 @@
             </w:r>
             <w:r>
               <w:rPr>
+                <w:rFonts w:ascii="Times New Roman" w:hAnsi="Times New Roman"/>
                 <w:b w:val="0"/>
                 <w:bCs w:val="0"/>
                 <w:noProof/>
@@ -683,6 +715,7 @@
             </w:r>
             <w:r>
               <w:rPr>
+                <w:rFonts w:ascii="Times New Roman" w:hAnsi="Times New Roman"/>
                 <w:b w:val="0"/>
                 <w:bCs w:val="0"/>
                 <w:noProof/>
@@ -692,6 +725,7 @@
             </w:r>
             <w:r>
               <w:rPr>
+                <w:rFonts w:ascii="Times New Roman" w:hAnsi="Times New Roman"/>
                 <w:b w:val="0"/>
                 <w:bCs w:val="0"/>
                 <w:noProof/>
@@ -701,6 +735,7 @@
             </w:r>
             <w:r>
               <w:rPr>
+                <w:rFonts w:ascii="Times New Roman" w:hAnsi="Times New Roman"/>
                 <w:b w:val="0"/>
                 <w:bCs w:val="0"/>
                 <w:noProof/>
@@ -709,6 +744,7 @@
             </w:r>
             <w:r>
               <w:rPr>
+                <w:rFonts w:ascii="Times New Roman" w:hAnsi="Times New Roman"/>
                 <w:b w:val="0"/>
                 <w:bCs w:val="0"/>
                 <w:noProof/>
@@ -718,6 +754,7 @@
             </w:r>
             <w:r>
               <w:rPr>
+                <w:rFonts w:ascii="Times New Roman" w:hAnsi="Times New Roman"/>
                 <w:b w:val="0"/>
                 <w:bCs w:val="0"/>
                 <w:noProof/>
@@ -727,6 +764,7 @@
             </w:r>
             <w:r>
               <w:rPr>
+                <w:rFonts w:ascii="Times New Roman" w:hAnsi="Times New Roman"/>
                 <w:b w:val="0"/>
                 <w:bCs w:val="0"/>
                 <w:noProof/>
@@ -743,7 +781,7 @@
               <w:tab w:val="right" w:leader="dot" w:pos="9010"/>
             </w:tabs>
             <w:rPr>
-              <w:rFonts w:eastAsiaTheme="minorEastAsia" w:cstheme="minorBidi"/>
+              <w:rFonts w:ascii="Times New Roman" w:hAnsi="Times New Roman" w:cstheme="minorBidi"/>
               <w:b w:val="0"/>
               <w:bCs w:val="0"/>
               <w:noProof/>
@@ -756,7 +794,7 @@
             <w:r>
               <w:rPr>
                 <w:rStyle w:val="Hyperlink"/>
-                <w:rFonts w:hint="eastAsia"/>
+                <w:rFonts w:ascii="Times New Roman" w:hAnsi="Times New Roman" w:cs="Microsoft JhengHei" w:hint="eastAsia"/>
                 <w:b w:val="0"/>
                 <w:bCs w:val="0"/>
                 <w:noProof/>
@@ -765,6 +803,7 @@
             </w:r>
             <w:r>
               <w:rPr>
+                <w:rFonts w:ascii="Times New Roman" w:hAnsi="Times New Roman"/>
                 <w:b w:val="0"/>
                 <w:bCs w:val="0"/>
                 <w:noProof/>
@@ -774,6 +813,7 @@
             </w:r>
             <w:r>
               <w:rPr>
+                <w:rFonts w:ascii="Times New Roman" w:hAnsi="Times New Roman"/>
                 <w:b w:val="0"/>
                 <w:bCs w:val="0"/>
                 <w:noProof/>
@@ -783,6 +823,7 @@
             </w:r>
             <w:r>
               <w:rPr>
+                <w:rFonts w:ascii="Times New Roman" w:hAnsi="Times New Roman"/>
                 <w:b w:val="0"/>
                 <w:bCs w:val="0"/>
                 <w:noProof/>
@@ -792,6 +833,7 @@
             </w:r>
             <w:r>
               <w:rPr>
+                <w:rFonts w:ascii="Times New Roman" w:hAnsi="Times New Roman"/>
                 <w:b w:val="0"/>
                 <w:bCs w:val="0"/>
                 <w:noProof/>
@@ -800,6 +842,7 @@
             </w:r>
             <w:r>
               <w:rPr>
+                <w:rFonts w:ascii="Times New Roman" w:hAnsi="Times New Roman"/>
                 <w:b w:val="0"/>
                 <w:bCs w:val="0"/>
                 <w:noProof/>
@@ -809,6 +852,7 @@
             </w:r>
             <w:r>
               <w:rPr>
+                <w:rFonts w:ascii="Times New Roman" w:hAnsi="Times New Roman"/>
                 <w:b w:val="0"/>
                 <w:bCs w:val="0"/>
                 <w:noProof/>
@@ -818,6 +862,7 @@
             </w:r>
             <w:r>
               <w:rPr>
+                <w:rFonts w:ascii="Times New Roman" w:hAnsi="Times New Roman"/>
                 <w:b w:val="0"/>
                 <w:bCs w:val="0"/>
                 <w:noProof/>
@@ -834,7 +879,7 @@
               <w:tab w:val="right" w:leader="dot" w:pos="9010"/>
             </w:tabs>
             <w:rPr>
-              <w:rFonts w:eastAsiaTheme="minorEastAsia" w:cstheme="minorBidi"/>
+              <w:rFonts w:ascii="Times New Roman" w:hAnsi="Times New Roman" w:cstheme="minorBidi"/>
               <w:b w:val="0"/>
               <w:bCs w:val="0"/>
               <w:noProof/>
@@ -847,7 +892,7 @@
             <w:r>
               <w:rPr>
                 <w:rStyle w:val="Hyperlink"/>
-                <w:rFonts w:hint="eastAsia"/>
+                <w:rFonts w:ascii="Times New Roman" w:hAnsi="Times New Roman" w:cs="Microsoft JhengHei" w:hint="eastAsia"/>
                 <w:b w:val="0"/>
                 <w:bCs w:val="0"/>
                 <w:noProof/>
@@ -856,6 +901,7 @@
             </w:r>
             <w:r>
               <w:rPr>
+                <w:rFonts w:ascii="Times New Roman" w:hAnsi="Times New Roman"/>
                 <w:b w:val="0"/>
                 <w:bCs w:val="0"/>
                 <w:noProof/>
@@ -865,6 +911,7 @@
             </w:r>
             <w:r>
               <w:rPr>
+                <w:rFonts w:ascii="Times New Roman" w:hAnsi="Times New Roman"/>
                 <w:b w:val="0"/>
                 <w:bCs w:val="0"/>
                 <w:noProof/>
@@ -874,6 +921,7 @@
             </w:r>
             <w:r>
               <w:rPr>
+                <w:rFonts w:ascii="Times New Roman" w:hAnsi="Times New Roman"/>
                 <w:b w:val="0"/>
                 <w:bCs w:val="0"/>
                 <w:noProof/>
@@ -883,6 +931,7 @@
             </w:r>
             <w:r>
               <w:rPr>
+                <w:rFonts w:ascii="Times New Roman" w:hAnsi="Times New Roman"/>
                 <w:b w:val="0"/>
                 <w:bCs w:val="0"/>
                 <w:noProof/>
@@ -891,6 +940,7 @@
             </w:r>
             <w:r>
               <w:rPr>
+                <w:rFonts w:ascii="Times New Roman" w:hAnsi="Times New Roman"/>
                 <w:b w:val="0"/>
                 <w:bCs w:val="0"/>
                 <w:noProof/>
@@ -900,6 +950,7 @@
             </w:r>
             <w:r>
               <w:rPr>
+                <w:rFonts w:ascii="Times New Roman" w:hAnsi="Times New Roman"/>
                 <w:b w:val="0"/>
                 <w:bCs w:val="0"/>
                 <w:noProof/>
@@ -909,6 +960,7 @@
             </w:r>
             <w:r>
               <w:rPr>
+                <w:rFonts w:ascii="Times New Roman" w:hAnsi="Times New Roman"/>
                 <w:b w:val="0"/>
                 <w:bCs w:val="0"/>
                 <w:noProof/>
@@ -925,7 +977,7 @@
               <w:tab w:val="right" w:leader="dot" w:pos="9010"/>
             </w:tabs>
             <w:rPr>
-              <w:rFonts w:eastAsiaTheme="minorEastAsia" w:cstheme="minorBidi"/>
+              <w:rFonts w:ascii="Times New Roman" w:hAnsi="Times New Roman" w:cstheme="minorBidi"/>
               <w:b w:val="0"/>
               <w:bCs w:val="0"/>
               <w:i w:val="0"/>
@@ -938,7 +990,7 @@
             <w:r>
               <w:rPr>
                 <w:rStyle w:val="Hyperlink"/>
-                <w:rFonts w:hint="eastAsia"/>
+                <w:rFonts w:ascii="Times New Roman" w:hAnsi="Times New Roman" w:cs="Microsoft JhengHei" w:hint="eastAsia"/>
                 <w:b w:val="0"/>
                 <w:bCs w:val="0"/>
                 <w:i w:val="0"/>
@@ -949,6 +1001,7 @@
             </w:r>
             <w:r>
               <w:rPr>
+                <w:rFonts w:ascii="Times New Roman" w:hAnsi="Times New Roman"/>
                 <w:b w:val="0"/>
                 <w:bCs w:val="0"/>
                 <w:i w:val="0"/>
@@ -960,6 +1013,7 @@
             </w:r>
             <w:r>
               <w:rPr>
+                <w:rFonts w:ascii="Times New Roman" w:hAnsi="Times New Roman"/>
                 <w:b w:val="0"/>
                 <w:bCs w:val="0"/>
                 <w:i w:val="0"/>
@@ -971,6 +1025,7 @@
             </w:r>
             <w:r>
               <w:rPr>
+                <w:rFonts w:ascii="Times New Roman" w:hAnsi="Times New Roman"/>
                 <w:b w:val="0"/>
                 <w:bCs w:val="0"/>
                 <w:i w:val="0"/>
@@ -982,6 +1037,7 @@
             </w:r>
             <w:r>
               <w:rPr>
+                <w:rFonts w:ascii="Times New Roman" w:hAnsi="Times New Roman"/>
                 <w:b w:val="0"/>
                 <w:bCs w:val="0"/>
                 <w:i w:val="0"/>
@@ -992,6 +1048,7 @@
             </w:r>
             <w:r>
               <w:rPr>
+                <w:rFonts w:ascii="Times New Roman" w:hAnsi="Times New Roman"/>
                 <w:b w:val="0"/>
                 <w:bCs w:val="0"/>
                 <w:i w:val="0"/>
@@ -1003,6 +1060,7 @@
             </w:r>
             <w:r>
               <w:rPr>
+                <w:rFonts w:ascii="Times New Roman" w:hAnsi="Times New Roman"/>
                 <w:b w:val="0"/>
                 <w:bCs w:val="0"/>
                 <w:i w:val="0"/>
@@ -1014,6 +1072,7 @@
             </w:r>
             <w:r>
               <w:rPr>
+                <w:rFonts w:ascii="Times New Roman" w:hAnsi="Times New Roman"/>
                 <w:b w:val="0"/>
                 <w:bCs w:val="0"/>
                 <w:i w:val="0"/>
@@ -1032,7 +1091,7 @@
               <w:tab w:val="right" w:leader="dot" w:pos="9010"/>
             </w:tabs>
             <w:rPr>
-              <w:rFonts w:eastAsiaTheme="minorEastAsia" w:cstheme="minorBidi"/>
+              <w:rFonts w:ascii="Times New Roman" w:hAnsi="Times New Roman" w:cstheme="minorBidi"/>
               <w:b w:val="0"/>
               <w:bCs w:val="0"/>
               <w:i w:val="0"/>
@@ -1045,7 +1104,7 @@
             <w:r>
               <w:rPr>
                 <w:rStyle w:val="Hyperlink"/>
-                <w:rFonts w:hint="eastAsia"/>
+                <w:rFonts w:ascii="Times New Roman" w:hAnsi="Times New Roman" w:cs="Microsoft JhengHei" w:hint="eastAsia"/>
                 <w:b w:val="0"/>
                 <w:bCs w:val="0"/>
                 <w:i w:val="0"/>
@@ -1056,6 +1115,7 @@
             </w:r>
             <w:r>
               <w:rPr>
+                <w:rFonts w:ascii="Times New Roman" w:hAnsi="Times New Roman"/>
                 <w:b w:val="0"/>
                 <w:bCs w:val="0"/>
                 <w:i w:val="0"/>
@@ -1067,6 +1127,7 @@
             </w:r>
             <w:r>
               <w:rPr>
+                <w:rFonts w:ascii="Times New Roman" w:hAnsi="Times New Roman"/>
                 <w:b w:val="0"/>
                 <w:bCs w:val="0"/>
                 <w:i w:val="0"/>
@@ -1078,6 +1139,7 @@
             </w:r>
             <w:r>
               <w:rPr>
+                <w:rFonts w:ascii="Times New Roman" w:hAnsi="Times New Roman"/>
                 <w:b w:val="0"/>
                 <w:bCs w:val="0"/>
                 <w:i w:val="0"/>
@@ -1089,6 +1151,7 @@
             </w:r>
             <w:r>
               <w:rPr>
+                <w:rFonts w:ascii="Times New Roman" w:hAnsi="Times New Roman"/>
                 <w:b w:val="0"/>
                 <w:bCs w:val="0"/>
                 <w:i w:val="0"/>
@@ -1099,6 +1162,7 @@
             </w:r>
             <w:r>
               <w:rPr>
+                <w:rFonts w:ascii="Times New Roman" w:hAnsi="Times New Roman"/>
                 <w:b w:val="0"/>
                 <w:bCs w:val="0"/>
                 <w:i w:val="0"/>
@@ -1110,6 +1174,7 @@
             </w:r>
             <w:r>
               <w:rPr>
+                <w:rFonts w:ascii="Times New Roman" w:hAnsi="Times New Roman"/>
                 <w:b w:val="0"/>
                 <w:bCs w:val="0"/>
                 <w:i w:val="0"/>
@@ -1121,6 +1186,7 @@
             </w:r>
             <w:r>
               <w:rPr>
+                <w:rFonts w:ascii="Times New Roman" w:hAnsi="Times New Roman"/>
                 <w:b w:val="0"/>
                 <w:bCs w:val="0"/>
                 <w:i w:val="0"/>
@@ -1139,7 +1205,7 @@
               <w:tab w:val="right" w:leader="dot" w:pos="9010"/>
             </w:tabs>
             <w:rPr>
-              <w:rFonts w:eastAsiaTheme="minorEastAsia" w:cstheme="minorBidi"/>
+              <w:rFonts w:ascii="Times New Roman" w:hAnsi="Times New Roman" w:cstheme="minorBidi"/>
               <w:b w:val="0"/>
               <w:bCs w:val="0"/>
               <w:noProof/>
@@ -1152,7 +1218,7 @@
             <w:r>
               <w:rPr>
                 <w:rStyle w:val="Hyperlink"/>
-                <w:rFonts w:hint="eastAsia"/>
+                <w:rFonts w:ascii="Times New Roman" w:hAnsi="Times New Roman" w:cs="Microsoft JhengHei" w:hint="eastAsia"/>
                 <w:b w:val="0"/>
                 <w:bCs w:val="0"/>
                 <w:noProof/>
@@ -1161,6 +1227,7 @@
             </w:r>
             <w:r>
               <w:rPr>
+                <w:rFonts w:ascii="Times New Roman" w:hAnsi="Times New Roman"/>
                 <w:b w:val="0"/>
                 <w:bCs w:val="0"/>
                 <w:noProof/>
@@ -1170,6 +1237,7 @@
             </w:r>
             <w:r>
               <w:rPr>
+                <w:rFonts w:ascii="Times New Roman" w:hAnsi="Times New Roman"/>
                 <w:b w:val="0"/>
                 <w:bCs w:val="0"/>
                 <w:noProof/>
@@ -1179,6 +1247,7 @@
             </w:r>
             <w:r>
               <w:rPr>
+                <w:rFonts w:ascii="Times New Roman" w:hAnsi="Times New Roman"/>
                 <w:b w:val="0"/>
                 <w:bCs w:val="0"/>
                 <w:noProof/>
@@ -1188,6 +1257,7 @@
             </w:r>
             <w:r>
               <w:rPr>
+                <w:rFonts w:ascii="Times New Roman" w:hAnsi="Times New Roman"/>
                 <w:b w:val="0"/>
                 <w:bCs w:val="0"/>
                 <w:noProof/>
@@ -1196,6 +1266,7 @@
             </w:r>
             <w:r>
               <w:rPr>
+                <w:rFonts w:ascii="Times New Roman" w:hAnsi="Times New Roman"/>
                 <w:b w:val="0"/>
                 <w:bCs w:val="0"/>
                 <w:noProof/>
@@ -1205,6 +1276,7 @@
             </w:r>
             <w:r>
               <w:rPr>
+                <w:rFonts w:ascii="Times New Roman" w:hAnsi="Times New Roman"/>
                 <w:b w:val="0"/>
                 <w:bCs w:val="0"/>
                 <w:noProof/>
@@ -1214,6 +1286,7 @@
             </w:r>
             <w:r>
               <w:rPr>
+                <w:rFonts w:ascii="Times New Roman" w:hAnsi="Times New Roman"/>
                 <w:b w:val="0"/>
                 <w:bCs w:val="0"/>
                 <w:noProof/>
@@ -1230,7 +1303,7 @@
               <w:tab w:val="right" w:leader="dot" w:pos="9010"/>
             </w:tabs>
             <w:rPr>
-              <w:rFonts w:eastAsiaTheme="minorEastAsia" w:cstheme="minorBidi"/>
+              <w:rFonts w:ascii="Times New Roman" w:hAnsi="Times New Roman" w:cstheme="minorBidi"/>
               <w:b w:val="0"/>
               <w:bCs w:val="0"/>
               <w:noProof/>
@@ -1243,7 +1316,7 @@
             <w:r>
               <w:rPr>
                 <w:rStyle w:val="Hyperlink"/>
-                <w:rFonts w:hint="eastAsia"/>
+                <w:rFonts w:ascii="Times New Roman" w:hAnsi="Times New Roman" w:cs="Microsoft JhengHei" w:hint="eastAsia"/>
                 <w:b w:val="0"/>
                 <w:bCs w:val="0"/>
                 <w:noProof/>
@@ -1252,6 +1325,7 @@
             </w:r>
             <w:r>
               <w:rPr>
+                <w:rFonts w:ascii="Times New Roman" w:hAnsi="Times New Roman"/>
                 <w:b w:val="0"/>
                 <w:bCs w:val="0"/>
                 <w:noProof/>
@@ -1261,6 +1335,7 @@
             </w:r>
             <w:r>
               <w:rPr>
+                <w:rFonts w:ascii="Times New Roman" w:hAnsi="Times New Roman"/>
                 <w:b w:val="0"/>
                 <w:bCs w:val="0"/>
                 <w:noProof/>
@@ -1270,6 +1345,7 @@
             </w:r>
             <w:r>
               <w:rPr>
+                <w:rFonts w:ascii="Times New Roman" w:hAnsi="Times New Roman"/>
                 <w:b w:val="0"/>
                 <w:bCs w:val="0"/>
                 <w:noProof/>
@@ -1279,6 +1355,7 @@
             </w:r>
             <w:r>
               <w:rPr>
+                <w:rFonts w:ascii="Times New Roman" w:hAnsi="Times New Roman"/>
                 <w:b w:val="0"/>
                 <w:bCs w:val="0"/>
                 <w:noProof/>
@@ -1287,6 +1364,7 @@
             </w:r>
             <w:r>
               <w:rPr>
+                <w:rFonts w:ascii="Times New Roman" w:hAnsi="Times New Roman"/>
                 <w:b w:val="0"/>
                 <w:bCs w:val="0"/>
                 <w:noProof/>
@@ -1296,6 +1374,7 @@
             </w:r>
             <w:r>
               <w:rPr>
+                <w:rFonts w:ascii="Times New Roman" w:hAnsi="Times New Roman"/>
                 <w:b w:val="0"/>
                 <w:bCs w:val="0"/>
                 <w:noProof/>
@@ -1305,6 +1384,7 @@
             </w:r>
             <w:r>
               <w:rPr>
+                <w:rFonts w:ascii="Times New Roman" w:hAnsi="Times New Roman"/>
                 <w:b w:val="0"/>
                 <w:bCs w:val="0"/>
                 <w:noProof/>
@@ -1321,7 +1401,7 @@
               <w:tab w:val="right" w:leader="dot" w:pos="9010"/>
             </w:tabs>
             <w:rPr>
-              <w:rFonts w:eastAsiaTheme="minorEastAsia" w:cstheme="minorBidi"/>
+              <w:rFonts w:ascii="Times New Roman" w:hAnsi="Times New Roman" w:cstheme="minorBidi"/>
               <w:b w:val="0"/>
               <w:bCs w:val="0"/>
               <w:noProof/>
@@ -1334,7 +1414,7 @@
             <w:r>
               <w:rPr>
                 <w:rStyle w:val="Hyperlink"/>
-                <w:rFonts w:hint="eastAsia"/>
+                <w:rFonts w:ascii="Times New Roman" w:hAnsi="Times New Roman" w:cs="Microsoft JhengHei" w:hint="eastAsia"/>
                 <w:b w:val="0"/>
                 <w:bCs w:val="0"/>
                 <w:noProof/>
@@ -1343,6 +1423,7 @@
             </w:r>
             <w:r>
               <w:rPr>
+                <w:rFonts w:ascii="Times New Roman" w:hAnsi="Times New Roman"/>
                 <w:b w:val="0"/>
                 <w:bCs w:val="0"/>
                 <w:noProof/>
@@ -1352,6 +1433,7 @@
             </w:r>
             <w:r>
               <w:rPr>
+                <w:rFonts w:ascii="Times New Roman" w:hAnsi="Times New Roman"/>
                 <w:b w:val="0"/>
                 <w:bCs w:val="0"/>
                 <w:noProof/>
@@ -1361,6 +1443,7 @@
             </w:r>
             <w:r>
               <w:rPr>
+                <w:rFonts w:ascii="Times New Roman" w:hAnsi="Times New Roman"/>
                 <w:b w:val="0"/>
                 <w:bCs w:val="0"/>
                 <w:noProof/>
@@ -1370,6 +1453,7 @@
             </w:r>
             <w:r>
               <w:rPr>
+                <w:rFonts w:ascii="Times New Roman" w:hAnsi="Times New Roman"/>
                 <w:b w:val="0"/>
                 <w:bCs w:val="0"/>
                 <w:noProof/>
@@ -1378,6 +1462,7 @@
             </w:r>
             <w:r>
               <w:rPr>
+                <w:rFonts w:ascii="Times New Roman" w:hAnsi="Times New Roman"/>
                 <w:b w:val="0"/>
                 <w:bCs w:val="0"/>
                 <w:noProof/>
@@ -1387,6 +1472,7 @@
             </w:r>
             <w:r>
               <w:rPr>
+                <w:rFonts w:ascii="Times New Roman" w:hAnsi="Times New Roman"/>
                 <w:b w:val="0"/>
                 <w:bCs w:val="0"/>
                 <w:noProof/>
@@ -1396,6 +1482,7 @@
             </w:r>
             <w:r>
               <w:rPr>
+                <w:rFonts w:ascii="Times New Roman" w:hAnsi="Times New Roman"/>
                 <w:b w:val="0"/>
                 <w:bCs w:val="0"/>
                 <w:noProof/>
@@ -1412,7 +1499,7 @@
               <w:tab w:val="right" w:leader="dot" w:pos="9010"/>
             </w:tabs>
             <w:rPr>
-              <w:rFonts w:eastAsiaTheme="minorEastAsia" w:cstheme="minorBidi"/>
+              <w:rFonts w:ascii="Times New Roman" w:hAnsi="Times New Roman" w:cstheme="minorBidi"/>
               <w:b w:val="0"/>
               <w:bCs w:val="0"/>
               <w:i w:val="0"/>
@@ -1425,7 +1512,7 @@
             <w:r>
               <w:rPr>
                 <w:rStyle w:val="Hyperlink"/>
-                <w:rFonts w:hint="eastAsia"/>
+                <w:rFonts w:ascii="Times New Roman" w:hAnsi="Times New Roman" w:cs="Microsoft JhengHei" w:hint="eastAsia"/>
                 <w:b w:val="0"/>
                 <w:bCs w:val="0"/>
                 <w:i w:val="0"/>
@@ -1436,6 +1523,7 @@
             </w:r>
             <w:r>
               <w:rPr>
+                <w:rFonts w:ascii="Times New Roman" w:hAnsi="Times New Roman"/>
                 <w:b w:val="0"/>
                 <w:bCs w:val="0"/>
                 <w:i w:val="0"/>
@@ -1447,6 +1535,7 @@
             </w:r>
             <w:r>
               <w:rPr>
+                <w:rFonts w:ascii="Times New Roman" w:hAnsi="Times New Roman"/>
                 <w:b w:val="0"/>
                 <w:bCs w:val="0"/>
                 <w:i w:val="0"/>
@@ -1458,6 +1547,7 @@
             </w:r>
             <w:r>
               <w:rPr>
+                <w:rFonts w:ascii="Times New Roman" w:hAnsi="Times New Roman"/>
                 <w:b w:val="0"/>
                 <w:bCs w:val="0"/>
                 <w:i w:val="0"/>
@@ -1469,6 +1559,7 @@
             </w:r>
             <w:r>
               <w:rPr>
+                <w:rFonts w:ascii="Times New Roman" w:hAnsi="Times New Roman"/>
                 <w:b w:val="0"/>
                 <w:bCs w:val="0"/>
                 <w:i w:val="0"/>
@@ -1479,6 +1570,7 @@
             </w:r>
             <w:r>
               <w:rPr>
+                <w:rFonts w:ascii="Times New Roman" w:hAnsi="Times New Roman"/>
                 <w:b w:val="0"/>
                 <w:bCs w:val="0"/>
                 <w:i w:val="0"/>
@@ -1490,6 +1582,7 @@
             </w:r>
             <w:r>
               <w:rPr>
+                <w:rFonts w:ascii="Times New Roman" w:hAnsi="Times New Roman"/>
                 <w:b w:val="0"/>
                 <w:bCs w:val="0"/>
                 <w:i w:val="0"/>
@@ -1501,6 +1594,7 @@
             </w:r>
             <w:r>
               <w:rPr>
+                <w:rFonts w:ascii="Times New Roman" w:hAnsi="Times New Roman"/>
                 <w:b w:val="0"/>
                 <w:bCs w:val="0"/>
                 <w:i w:val="0"/>
@@ -1519,7 +1613,7 @@
               <w:tab w:val="right" w:leader="dot" w:pos="9010"/>
             </w:tabs>
             <w:rPr>
-              <w:rFonts w:eastAsiaTheme="minorEastAsia" w:cstheme="minorBidi"/>
+              <w:rFonts w:ascii="Times New Roman" w:hAnsi="Times New Roman" w:cstheme="minorBidi"/>
               <w:b w:val="0"/>
               <w:bCs w:val="0"/>
               <w:i w:val="0"/>
@@ -1532,29 +1626,18 @@
             <w:r>
               <w:rPr>
                 <w:rStyle w:val="Hyperlink"/>
-                <w:rFonts w:hint="eastAsia"/>
+                <w:rFonts w:ascii="Times New Roman" w:hAnsi="Times New Roman" w:cs="Microsoft JhengHei" w:hint="eastAsia"/>
                 <w:b w:val="0"/>
                 <w:bCs w:val="0"/>
                 <w:i w:val="0"/>
                 <w:iCs w:val="0"/>
                 <w:noProof/>
               </w:rPr>
-              <w:t>參考文</w:t>
-            </w:r>
-            <w:r>
-              <w:rPr>
-                <w:rStyle w:val="Hyperlink"/>
-                <w:rFonts w:cs="Heiti TC" w:hint="eastAsia"/>
-                <w:b w:val="0"/>
-                <w:bCs w:val="0"/>
-                <w:i w:val="0"/>
-                <w:iCs w:val="0"/>
-                <w:noProof/>
-              </w:rPr>
-              <w:t>獻</w:t>
-            </w:r>
-            <w:r>
-              <w:rPr>
+              <w:t>參考文獻</w:t>
+            </w:r>
+            <w:r>
+              <w:rPr>
+                <w:rFonts w:ascii="Times New Roman" w:hAnsi="Times New Roman"/>
                 <w:b w:val="0"/>
                 <w:bCs w:val="0"/>
                 <w:i w:val="0"/>
@@ -1566,6 +1649,7 @@
             </w:r>
             <w:r>
               <w:rPr>
+                <w:rFonts w:ascii="Times New Roman" w:hAnsi="Times New Roman"/>
                 <w:b w:val="0"/>
                 <w:bCs w:val="0"/>
                 <w:i w:val="0"/>
@@ -1577,6 +1661,7 @@
             </w:r>
             <w:r>
               <w:rPr>
+                <w:rFonts w:ascii="Times New Roman" w:hAnsi="Times New Roman"/>
                 <w:b w:val="0"/>
                 <w:bCs w:val="0"/>
                 <w:i w:val="0"/>
@@ -1588,6 +1673,7 @@
             </w:r>
             <w:r>
               <w:rPr>
+                <w:rFonts w:ascii="Times New Roman" w:hAnsi="Times New Roman"/>
                 <w:b w:val="0"/>
                 <w:bCs w:val="0"/>
                 <w:i w:val="0"/>
@@ -1598,6 +1684,7 @@
             </w:r>
             <w:r>
               <w:rPr>
+                <w:rFonts w:ascii="Times New Roman" w:hAnsi="Times New Roman"/>
                 <w:b w:val="0"/>
                 <w:bCs w:val="0"/>
                 <w:i w:val="0"/>
@@ -1609,6 +1696,7 @@
             </w:r>
             <w:r>
               <w:rPr>
+                <w:rFonts w:ascii="Times New Roman" w:hAnsi="Times New Roman"/>
                 <w:b w:val="0"/>
                 <w:bCs w:val="0"/>
                 <w:i w:val="0"/>
@@ -1620,6 +1708,7 @@
             </w:r>
             <w:r>
               <w:rPr>
+                <w:rFonts w:ascii="Times New Roman" w:hAnsi="Times New Roman"/>
                 <w:b w:val="0"/>
                 <w:bCs w:val="0"/>
                 <w:i w:val="0"/>
@@ -1652,7 +1741,7 @@
       </w:pPr>
       <w:r>
         <w:rPr>
-          <w:rFonts w:hint="eastAsia"/>
+          <w:rFonts w:cs="Microsoft JhengHei" w:hint="eastAsia"/>
         </w:rPr>
         <w:lastRenderedPageBreak/>
         <w:t>圖目錄</w:t>
@@ -1665,7 +1754,7 @@
           <w:tab w:val="right" w:leader="dot" w:pos="9010"/>
         </w:tabs>
         <w:rPr>
-          <w:rFonts w:asciiTheme="minorHAnsi" w:eastAsiaTheme="minorEastAsia" w:hAnsiTheme="minorHAnsi" w:cstheme="minorBidi"/>
+          <w:rFonts w:cstheme="minorBidi"/>
           <w:noProof/>
           <w:lang w:eastAsia="zh-CN"/>
         </w:rPr>
@@ -1691,7 +1780,7 @@
       </w:r>
       <w:r>
         <w:rPr>
-          <w:rFonts w:hint="eastAsia"/>
+          <w:rFonts w:cs="Microsoft JhengHei" w:hint="eastAsia"/>
           <w:lang w:val="en-US"/>
         </w:rPr>
         <w:instrText>圖</w:instrText>
@@ -1719,7 +1808,7 @@
         <w:r>
           <w:rPr>
             <w:rStyle w:val="Hyperlink"/>
-            <w:rFonts w:hint="eastAsia"/>
+            <w:rFonts w:cs="Microsoft JhengHei" w:hint="eastAsia"/>
             <w:noProof/>
           </w:rPr>
           <w:t>圖</w:t>
@@ -1734,7 +1823,7 @@
         <w:r>
           <w:rPr>
             <w:rStyle w:val="Hyperlink"/>
-            <w:rFonts w:hint="eastAsia"/>
+            <w:rFonts w:cs="Microsoft JhengHei" w:hint="eastAsia"/>
             <w:noProof/>
           </w:rPr>
           <w:t>抵達美國年齡與英語語法測驗總分之關係</w:t>
@@ -1796,7 +1885,7 @@
           <w:tab w:val="right" w:leader="dot" w:pos="9010"/>
         </w:tabs>
         <w:rPr>
-          <w:rFonts w:asciiTheme="minorHAnsi" w:eastAsiaTheme="minorEastAsia" w:hAnsiTheme="minorHAnsi" w:cstheme="minorBidi"/>
+          <w:rFonts w:cstheme="minorBidi"/>
           <w:noProof/>
           <w:lang w:eastAsia="zh-CN"/>
         </w:rPr>
@@ -1805,7 +1894,7 @@
         <w:r>
           <w:rPr>
             <w:rStyle w:val="Hyperlink"/>
-            <w:rFonts w:hint="eastAsia"/>
+            <w:rFonts w:cs="Microsoft JhengHei" w:hint="eastAsia"/>
             <w:noProof/>
           </w:rPr>
           <w:t>圖</w:t>
@@ -1820,7 +1909,7 @@
         <w:r>
           <w:rPr>
             <w:rStyle w:val="Hyperlink"/>
-            <w:rFonts w:hint="eastAsia"/>
+            <w:rFonts w:cs="Microsoft JhengHei" w:hint="eastAsia"/>
             <w:noProof/>
           </w:rPr>
           <w:t>語言極致成就與初次接觸年齡之關係</w:t>
@@ -1882,7 +1971,7 @@
           <w:tab w:val="right" w:leader="dot" w:pos="9010"/>
         </w:tabs>
         <w:rPr>
-          <w:rFonts w:asciiTheme="minorHAnsi" w:eastAsiaTheme="minorEastAsia" w:hAnsiTheme="minorHAnsi" w:cstheme="minorBidi"/>
+          <w:rFonts w:cstheme="minorBidi"/>
           <w:noProof/>
           <w:lang w:eastAsia="zh-CN"/>
         </w:rPr>
@@ -1891,7 +1980,7 @@
         <w:r>
           <w:rPr>
             <w:rStyle w:val="Hyperlink"/>
-            <w:rFonts w:hint="eastAsia"/>
+            <w:rFonts w:cs="Microsoft JhengHei" w:hint="eastAsia"/>
             <w:noProof/>
           </w:rPr>
           <w:t>圖</w:t>
@@ -1906,7 +1995,7 @@
         <w:r>
           <w:rPr>
             <w:rStyle w:val="Hyperlink"/>
-            <w:rFonts w:hint="eastAsia"/>
+            <w:rFonts w:cs="Microsoft JhengHei" w:hint="eastAsia"/>
             <w:noProof/>
           </w:rPr>
           <w:t>晚期與早期雙語者在布洛卡區（</w:t>
@@ -1921,7 +2010,7 @@
         <w:r>
           <w:rPr>
             <w:rStyle w:val="Hyperlink"/>
-            <w:rFonts w:hint="eastAsia"/>
+            <w:rFonts w:cs="Microsoft JhengHei" w:hint="eastAsia"/>
             <w:noProof/>
           </w:rPr>
           <w:t>）之語言表徵差異</w:t>
@@ -1983,7 +2072,7 @@
           <w:tab w:val="right" w:leader="dot" w:pos="9010"/>
         </w:tabs>
         <w:rPr>
-          <w:rFonts w:asciiTheme="minorHAnsi" w:eastAsiaTheme="minorEastAsia" w:hAnsiTheme="minorHAnsi" w:cstheme="minorBidi"/>
+          <w:rFonts w:cstheme="minorBidi"/>
           <w:noProof/>
           <w:lang w:eastAsia="zh-CN"/>
         </w:rPr>
@@ -1992,7 +2081,7 @@
         <w:r>
           <w:rPr>
             <w:rStyle w:val="Hyperlink"/>
-            <w:rFonts w:hint="eastAsia"/>
+            <w:rFonts w:cs="Microsoft JhengHei" w:hint="eastAsia"/>
             <w:noProof/>
           </w:rPr>
           <w:t>圖</w:t>
@@ -2007,7 +2096,7 @@
         <w:r>
           <w:rPr>
             <w:rStyle w:val="Hyperlink"/>
-            <w:rFonts w:hint="eastAsia"/>
+            <w:rFonts w:cs="Microsoft JhengHei" w:hint="eastAsia"/>
             <w:noProof/>
           </w:rPr>
           <w:t>雙語腦的動態重組模型（</w:t>
@@ -2022,7 +2111,7 @@
         <w:r>
           <w:rPr>
             <w:rStyle w:val="Hyperlink"/>
-            <w:rFonts w:hint="eastAsia"/>
+            <w:rFonts w:cs="Microsoft JhengHei" w:hint="eastAsia"/>
             <w:noProof/>
           </w:rPr>
           <w:t>）</w:t>
@@ -2084,7 +2173,7 @@
           <w:tab w:val="right" w:leader="dot" w:pos="9010"/>
         </w:tabs>
         <w:rPr>
-          <w:rFonts w:asciiTheme="minorHAnsi" w:eastAsiaTheme="minorEastAsia" w:hAnsiTheme="minorHAnsi" w:cstheme="minorBidi"/>
+          <w:rFonts w:cstheme="minorBidi"/>
           <w:noProof/>
           <w:lang w:eastAsia="zh-CN"/>
         </w:rPr>
@@ -2093,7 +2182,7 @@
         <w:r>
           <w:rPr>
             <w:rStyle w:val="Hyperlink"/>
-            <w:rFonts w:hint="eastAsia"/>
+            <w:rFonts w:cs="Microsoft JhengHei" w:hint="eastAsia"/>
             <w:noProof/>
           </w:rPr>
           <w:t>圖</w:t>
@@ -2108,7 +2197,7 @@
         <w:r>
           <w:rPr>
             <w:rStyle w:val="Hyperlink"/>
-            <w:rFonts w:hint="eastAsia"/>
+            <w:rFonts w:cs="Microsoft JhengHei" w:hint="eastAsia"/>
             <w:noProof/>
           </w:rPr>
           <w:t>單語與雙語兒童在整體</w:t>
@@ -2123,7 +2212,7 @@
         <w:r>
           <w:rPr>
             <w:rStyle w:val="Hyperlink"/>
-            <w:rFonts w:hint="eastAsia"/>
+            <w:rFonts w:cs="Microsoft JhengHei" w:hint="eastAsia"/>
             <w:noProof/>
           </w:rPr>
           <w:t>局部任務（</w:t>
@@ -2138,7 +2227,7 @@
         <w:r>
           <w:rPr>
             <w:rStyle w:val="Hyperlink"/>
-            <w:rFonts w:hint="eastAsia"/>
+            <w:rFonts w:cs="Microsoft JhengHei" w:hint="eastAsia"/>
             <w:noProof/>
           </w:rPr>
           <w:t>）之反應時間差異</w:t>
@@ -2200,7 +2289,7 @@
           <w:tab w:val="right" w:leader="dot" w:pos="9010"/>
         </w:tabs>
         <w:rPr>
-          <w:rFonts w:asciiTheme="minorHAnsi" w:eastAsiaTheme="minorEastAsia" w:hAnsiTheme="minorHAnsi" w:cstheme="minorBidi"/>
+          <w:rFonts w:cstheme="minorBidi"/>
           <w:noProof/>
           <w:lang w:eastAsia="zh-CN"/>
         </w:rPr>
@@ -2209,7 +2298,7 @@
         <w:r>
           <w:rPr>
             <w:rStyle w:val="Hyperlink"/>
-            <w:rFonts w:hint="eastAsia"/>
+            <w:rFonts w:cs="Microsoft JhengHei" w:hint="eastAsia"/>
             <w:noProof/>
           </w:rPr>
           <w:t>圖</w:t>
@@ -2224,7 +2313,7 @@
         <w:r>
           <w:rPr>
             <w:rStyle w:val="Hyperlink"/>
-            <w:rFonts w:hint="eastAsia"/>
+            <w:rFonts w:cs="Microsoft JhengHei" w:hint="eastAsia"/>
             <w:noProof/>
           </w:rPr>
           <w:t>中英雙語兒童形態覺識之跨語言結構方程模型</w:t>
@@ -2314,7 +2403,7 @@
       </w:pPr>
       <w:r>
         <w:rPr>
-          <w:rFonts w:hint="eastAsia"/>
+          <w:rFonts w:cs="Microsoft JhengHei" w:hint="eastAsia"/>
         </w:rPr>
         <w:t>表目錄</w:t>
       </w:r>
@@ -2326,7 +2415,7 @@
           <w:tab w:val="right" w:leader="dot" w:pos="9010"/>
         </w:tabs>
         <w:rPr>
-          <w:rFonts w:asciiTheme="minorHAnsi" w:eastAsiaTheme="minorEastAsia" w:hAnsiTheme="minorHAnsi" w:cstheme="minorBidi"/>
+          <w:rFonts w:cstheme="minorBidi"/>
           <w:noProof/>
           <w:lang w:eastAsia="zh-CN"/>
         </w:rPr>
@@ -2345,7 +2434,7 @@
       </w:r>
       <w:r>
         <w:rPr>
-          <w:rFonts w:hint="eastAsia"/>
+          <w:rFonts w:cs="Microsoft JhengHei" w:hint="eastAsia"/>
         </w:rPr>
         <w:instrText>表</w:instrText>
       </w:r>
@@ -2365,7 +2454,7 @@
         <w:r>
           <w:rPr>
             <w:rStyle w:val="Hyperlink"/>
-            <w:rFonts w:hint="eastAsia"/>
+            <w:rFonts w:cs="Microsoft JhengHei" w:hint="eastAsia"/>
             <w:noProof/>
           </w:rPr>
           <w:t>表</w:t>
@@ -2380,7 +2469,7 @@
         <w:r>
           <w:rPr>
             <w:rStyle w:val="Hyperlink"/>
-            <w:rFonts w:hint="eastAsia"/>
+            <w:rFonts w:cs="Microsoft JhengHei" w:hint="eastAsia"/>
             <w:noProof/>
           </w:rPr>
           <w:t>雙語習得研究之受試者類別與特徵表</w:t>
@@ -2442,7 +2531,7 @@
           <w:tab w:val="right" w:leader="dot" w:pos="9010"/>
         </w:tabs>
         <w:rPr>
-          <w:rFonts w:asciiTheme="minorHAnsi" w:eastAsiaTheme="minorEastAsia" w:hAnsiTheme="minorHAnsi" w:cstheme="minorBidi"/>
+          <w:rFonts w:cstheme="minorBidi"/>
           <w:noProof/>
           <w:lang w:eastAsia="zh-CN"/>
         </w:rPr>
@@ -2451,7 +2540,7 @@
         <w:r>
           <w:rPr>
             <w:rStyle w:val="Hyperlink"/>
-            <w:rFonts w:hint="eastAsia"/>
+            <w:rFonts w:cs="Microsoft JhengHei" w:hint="eastAsia"/>
             <w:noProof/>
           </w:rPr>
           <w:t>表</w:t>
@@ -2466,7 +2555,7 @@
         <w:r>
           <w:rPr>
             <w:rStyle w:val="Hyperlink"/>
-            <w:rFonts w:hint="eastAsia"/>
+            <w:rFonts w:cs="Microsoft JhengHei" w:hint="eastAsia"/>
             <w:noProof/>
           </w:rPr>
           <w:t>大腦動態重組模型</w:t>
@@ -2481,7 +2570,7 @@
         <w:r>
           <w:rPr>
             <w:rStyle w:val="Hyperlink"/>
-            <w:rFonts w:hint="eastAsia"/>
+            <w:rFonts w:cs="Microsoft JhengHei" w:hint="eastAsia"/>
             <w:noProof/>
           </w:rPr>
           <w:t>之階段特徵表</w:t>
@@ -2543,7 +2632,7 @@
           <w:tab w:val="right" w:leader="dot" w:pos="9010"/>
         </w:tabs>
         <w:rPr>
-          <w:rFonts w:asciiTheme="minorHAnsi" w:eastAsiaTheme="minorEastAsia" w:hAnsiTheme="minorHAnsi" w:cstheme="minorBidi"/>
+          <w:rFonts w:cstheme="minorBidi"/>
           <w:noProof/>
           <w:lang w:eastAsia="zh-CN"/>
         </w:rPr>
@@ -2552,7 +2641,7 @@
         <w:r>
           <w:rPr>
             <w:rStyle w:val="Hyperlink"/>
-            <w:rFonts w:hint="eastAsia"/>
+            <w:rFonts w:cs="Microsoft JhengHei" w:hint="eastAsia"/>
             <w:noProof/>
           </w:rPr>
           <w:t>表</w:t>
@@ -2567,7 +2656,7 @@
         <w:r>
           <w:rPr>
             <w:rStyle w:val="Hyperlink"/>
-            <w:rFonts w:hint="eastAsia"/>
+            <w:rFonts w:cs="Microsoft JhengHei" w:hint="eastAsia"/>
             <w:noProof/>
           </w:rPr>
           <w:t>不同年齡介入英語教學之認知發展影響對照表</w:t>
@@ -2629,7 +2718,7 @@
           <w:tab w:val="right" w:leader="dot" w:pos="9010"/>
         </w:tabs>
         <w:rPr>
-          <w:rFonts w:asciiTheme="minorHAnsi" w:eastAsiaTheme="minorEastAsia" w:hAnsiTheme="minorHAnsi" w:cstheme="minorBidi"/>
+          <w:rFonts w:cstheme="minorBidi"/>
           <w:noProof/>
           <w:lang w:eastAsia="zh-CN"/>
         </w:rPr>
@@ -2638,7 +2727,7 @@
         <w:r>
           <w:rPr>
             <w:rStyle w:val="Hyperlink"/>
-            <w:rFonts w:hint="eastAsia"/>
+            <w:rFonts w:cs="Microsoft JhengHei" w:hint="eastAsia"/>
             <w:noProof/>
           </w:rPr>
           <w:t>表</w:t>
@@ -2653,7 +2742,7 @@
         <w:r>
           <w:rPr>
             <w:rStyle w:val="Hyperlink"/>
-            <w:rFonts w:hint="eastAsia"/>
+            <w:rFonts w:cs="Microsoft JhengHei" w:hint="eastAsia"/>
             <w:noProof/>
           </w:rPr>
           <w:t>現行課綱與本土雙語實驗模式之時數與策略比較表</w:t>
@@ -2729,6 +2818,9 @@
       </w:pPr>
       <w:bookmarkStart w:id="0" w:name="_Toc223910643"/>
       <w:r>
+        <w:rPr>
+          <w:rFonts w:cs="Microsoft JhengHei" w:hint="eastAsia"/>
+        </w:rPr>
         <w:t>壹、緒論</w:t>
       </w:r>
       <w:bookmarkEnd w:id="0"/>
@@ -2738,6 +2830,9 @@
         <w:pStyle w:val="Text"/>
       </w:pPr>
       <w:r>
+        <w:rPr>
+          <w:rFonts w:cs="Microsoft JhengHei" w:hint="eastAsia"/>
+        </w:rPr>
         <w:t>在當前全球化與國際化的浪潮下，語言不僅是日常交流與溝通的工具，更是個人獲取跨國新知、增廣見聞的核心能力。語言學習的黃金起始年齡，一直是教育心理學與腦科學長期關注且存在爭議的焦點之一。</w:t>
       </w:r>
     </w:p>
@@ -2746,30 +2841,45 @@
         <w:pStyle w:val="Text"/>
       </w:pPr>
       <w:r>
+        <w:rPr>
+          <w:rFonts w:cs="Microsoft JhengHei" w:hint="eastAsia"/>
+        </w:rPr>
         <w:t>依據台灣教育部於</w:t>
       </w:r>
       <w:r>
         <w:t xml:space="preserve"> 2014 </w:t>
       </w:r>
       <w:r>
+        <w:rPr>
+          <w:rFonts w:cs="Microsoft JhengHei" w:hint="eastAsia"/>
+        </w:rPr>
         <w:t>年發布之《十二年國民基本教育課程綱要總綱》，目前的國小英語學科課程統一自國小三年級開始實施。然而，關於第二語言（</w:t>
       </w:r>
       <w:r>
         <w:t>L2</w:t>
       </w:r>
       <w:r>
+        <w:rPr>
+          <w:rFonts w:cs="Microsoft JhengHei" w:hint="eastAsia"/>
+        </w:rPr>
         <w:t>）的習得是否存在認知心理學上的「關鍵期（</w:t>
       </w:r>
       <w:r>
         <w:t>Critical Period</w:t>
       </w:r>
       <w:r>
+        <w:rPr>
+          <w:rFonts w:cs="Microsoft JhengHei" w:hint="eastAsia"/>
+        </w:rPr>
         <w:t>）」？若關鍵期確實存在，則現行課綱所設定的三年級是否為介入英語學習的最佳時機？提早至國小三年級以前（如一年級，約</w:t>
       </w:r>
       <w:r>
         <w:t xml:space="preserve"> 7 </w:t>
       </w:r>
       <w:r>
+        <w:rPr>
+          <w:rFonts w:cs="Microsoft JhengHei" w:hint="eastAsia"/>
+        </w:rPr>
         <w:t>歲）開始學習英語，究竟是會造成學童在母語與二語間的語言混淆，抑或是利用神經可塑性優勢的黃金時期？</w:t>
       </w:r>
       <w:r>
@@ -2781,12 +2891,18 @@
         <w:pStyle w:val="Text"/>
       </w:pPr>
       <w:r>
+        <w:rPr>
+          <w:rFonts w:cs="Microsoft JhengHei" w:hint="eastAsia"/>
+        </w:rPr>
         <w:t>本報告之目的在於梳理當代行為科學與神經認知科學之實證證據，深入探討關鍵期假說（</w:t>
       </w:r>
       <w:r>
         <w:t>Critical Period Hypothesis</w:t>
       </w:r>
       <w:r>
+        <w:rPr>
+          <w:rFonts w:cs="Microsoft JhengHei" w:hint="eastAsia"/>
+        </w:rPr>
         <w:t>）的科學有效性。並在此學術基礎上，結合跨語言遷移與大腦動態重組模型，詳盡分析國小二年級以下（低年級）同時授予中文與英文教學的適切性與潛在優勢，以期為雙語教育政策提供科學依據。</w:t>
       </w:r>
     </w:p>
@@ -2797,6 +2913,9 @@
       </w:pPr>
       <w:bookmarkStart w:id="1" w:name="_Toc223910644"/>
       <w:r>
+        <w:rPr>
+          <w:rFonts w:cs="Microsoft JhengHei" w:hint="eastAsia"/>
+        </w:rPr>
         <w:t>貳、文獻探討</w:t>
       </w:r>
       <w:bookmarkEnd w:id="1"/>
@@ -2810,6 +2929,9 @@
       </w:pPr>
       <w:bookmarkStart w:id="2" w:name="_Toc223910645"/>
       <w:r>
+        <w:rPr>
+          <w:rFonts w:cs="Microsoft JhengHei" w:hint="eastAsia"/>
+        </w:rPr>
         <w:t>一、關鍵期假說之理論演進與行為實證</w:t>
       </w:r>
       <w:bookmarkEnd w:id="2"/>
@@ -2819,36 +2941,54 @@
         <w:pStyle w:val="Text"/>
       </w:pPr>
       <w:r>
+        <w:rPr>
+          <w:rFonts w:cs="Microsoft JhengHei" w:hint="eastAsia"/>
+        </w:rPr>
         <w:t>關鍵期假說最早由</w:t>
       </w:r>
       <w:r>
         <w:t xml:space="preserve"> Lenneberg </w:t>
       </w:r>
       <w:r>
+        <w:rPr>
+          <w:rFonts w:cs="Microsoft JhengHei" w:hint="eastAsia"/>
+        </w:rPr>
         <w:t>於</w:t>
       </w:r>
       <w:r>
         <w:t xml:space="preserve"> 1967 </w:t>
       </w:r>
       <w:r>
+        <w:rPr>
+          <w:rFonts w:cs="Microsoft JhengHei" w:hint="eastAsia"/>
+        </w:rPr>
         <w:t>年提出，他主張人類語言習得存在一個受生理成熟限制的臨界期，範圍約從幼年早期延伸至青春期初期。他認為一旦超過青春期（約</w:t>
       </w:r>
       <w:r>
         <w:t xml:space="preserve"> 12 </w:t>
       </w:r>
       <w:r>
+        <w:rPr>
+          <w:rFonts w:cs="Microsoft JhengHei" w:hint="eastAsia"/>
+        </w:rPr>
         <w:t>或</w:t>
       </w:r>
       <w:r>
         <w:t xml:space="preserve"> 13 </w:t>
       </w:r>
       <w:r>
+        <w:rPr>
+          <w:rFonts w:cs="Microsoft JhengHei" w:hint="eastAsia"/>
+        </w:rPr>
         <w:t>歲），大腦偏側化（</w:t>
       </w:r>
       <w:r>
         <w:t>Lateralization</w:t>
       </w:r>
       <w:r>
+        <w:rPr>
+          <w:rFonts w:cs="Microsoft JhengHei" w:hint="eastAsia"/>
+        </w:rPr>
         <w:t>）過程趨於成熟，語言習得能力將出現顯著的退化。</w:t>
       </w:r>
     </w:p>
@@ -2861,6 +3001,9 @@
         <w:t xml:space="preserve">Johnson </w:t>
       </w:r>
       <w:r>
+        <w:rPr>
+          <w:rFonts w:cs="Microsoft JhengHei" w:hint="eastAsia"/>
+        </w:rPr>
         <w:t>與</w:t>
       </w:r>
       <w:r>
@@ -2868,7 +3011,7 @@
       </w:r>
       <w:r>
         <w:rPr>
-          <w:rFonts w:hint="eastAsia"/>
+          <w:rFonts w:cs="Microsoft JhengHei" w:hint="eastAsia"/>
         </w:rPr>
         <w:t>（</w:t>
       </w:r>
@@ -2877,17 +3020,23 @@
       </w:r>
       <w:r>
         <w:rPr>
-          <w:rFonts w:hint="eastAsia"/>
+          <w:rFonts w:cs="Microsoft JhengHei" w:hint="eastAsia"/>
         </w:rPr>
         <w:t>）</w:t>
       </w:r>
       <w:r>
+        <w:rPr>
+          <w:rFonts w:cs="Microsoft JhengHei" w:hint="eastAsia"/>
+        </w:rPr>
         <w:t>的實證研究支持了此觀點。他們針對</w:t>
       </w:r>
       <w:r>
         <w:t xml:space="preserve"> 46 </w:t>
       </w:r>
       <w:r>
+        <w:rPr>
+          <w:rFonts w:cs="Microsoft JhengHei" w:hint="eastAsia"/>
+        </w:rPr>
         <w:t>位不同年齡移居美國的華裔與韓裔人士進行語法判斷測試，結果發現：抵達美國的年齡與最終英語語法掌握程度呈現強烈負相關。如</w:t>
       </w:r>
       <w:r>
@@ -2907,7 +3056,7 @@
       </w:r>
       <w:r>
         <w:rPr>
-          <w:rFonts w:hint="eastAsia"/>
+          <w:rFonts w:cs="Microsoft JhengHei" w:hint="eastAsia"/>
         </w:rPr>
         <w:t>圖</w:t>
       </w:r>
@@ -2933,18 +3082,27 @@
         <w:t xml:space="preserve"> </w:t>
       </w:r>
       <w:r>
+        <w:rPr>
+          <w:rFonts w:cs="Microsoft JhengHei" w:hint="eastAsia"/>
+        </w:rPr>
         <w:t>所示，</w:t>
       </w:r>
       <w:r>
         <w:t xml:space="preserve">3 </w:t>
       </w:r>
       <w:r>
+        <w:rPr>
+          <w:rFonts w:cs="Microsoft JhengHei" w:hint="eastAsia"/>
+        </w:rPr>
         <w:t>至</w:t>
       </w:r>
       <w:r>
         <w:t xml:space="preserve"> 7 </w:t>
       </w:r>
       <w:r>
+        <w:rPr>
+          <w:rFonts w:cs="Microsoft JhengHei" w:hint="eastAsia"/>
+        </w:rPr>
         <w:t>歲抵達者的表現與母語人士幾無二致，但隨後表現則隨年齡增加而呈現線性下降。</w:t>
       </w:r>
     </w:p>
@@ -2959,7 +3117,7 @@
           <w:noProof/>
         </w:rPr>
         <w:drawing>
-          <wp:inline distT="0" distB="0" distL="0" distR="0" wp14:anchorId="3C1435A6" wp14:editId="42B18AA6">
+          <wp:inline distT="0" distB="0" distL="0" distR="0" wp14:anchorId="3C1435A6" wp14:editId="57F5198C">
             <wp:extent cx="3888105" cy="2714758"/>
             <wp:effectExtent l="0" t="0" r="0" b="0"/>
             <wp:docPr id="1266798774" name="Picture 3" descr="A graph of a critical period&#10;&#10;AI-generated content may be incorrect."/>
@@ -3014,70 +3172,367 @@
       <w:pPr>
         <w:pStyle w:val="FigureCaption"/>
         <w:spacing w:line="360" w:lineRule="auto"/>
+        <w:rPr>
+          <w:rFonts w:cs="Microsoft JhengHei"/>
+          <w:i w:val="0"/>
+          <w:iCs w:val="0"/>
+          <w:sz w:val="24"/>
+          <w:szCs w:val="24"/>
+          <w:lang w:val="en-US"/>
+        </w:rPr>
       </w:pPr>
       <w:bookmarkStart w:id="3" w:name="_Ref223908147"/>
       <w:bookmarkStart w:id="4" w:name="_Ref223908144"/>
       <w:bookmarkStart w:id="5" w:name="_Toc223910655"/>
       <w:r>
         <w:rPr>
-          <w:rFonts w:hint="eastAsia"/>
+          <w:rFonts w:cs="Microsoft JhengHei" w:hint="eastAsia"/>
+          <w:i w:val="0"/>
+          <w:iCs w:val="0"/>
+          <w:sz w:val="24"/>
+          <w:szCs w:val="24"/>
         </w:rPr>
         <w:t>圖</w:t>
       </w:r>
       <w:r>
         <w:rPr>
           <w:rFonts w:hint="eastAsia"/>
+          <w:i w:val="0"/>
+          <w:iCs w:val="0"/>
+          <w:sz w:val="24"/>
+          <w:szCs w:val="24"/>
         </w:rPr>
         <w:t xml:space="preserve"> </w:t>
       </w:r>
       <w:r>
+        <w:rPr>
+          <w:i w:val="0"/>
+          <w:iCs w:val="0"/>
+          <w:sz w:val="24"/>
+          <w:szCs w:val="24"/>
+        </w:rPr>
         <w:fldChar w:fldCharType="begin"/>
       </w:r>
       <w:r>
+        <w:rPr>
+          <w:i w:val="0"/>
+          <w:iCs w:val="0"/>
+          <w:sz w:val="24"/>
+          <w:szCs w:val="24"/>
+        </w:rPr>
         <w:instrText xml:space="preserve"> </w:instrText>
       </w:r>
       <w:r>
         <w:rPr>
           <w:rFonts w:hint="eastAsia"/>
+          <w:i w:val="0"/>
+          <w:iCs w:val="0"/>
+          <w:sz w:val="24"/>
+          <w:szCs w:val="24"/>
         </w:rPr>
         <w:instrText xml:space="preserve">SEQ </w:instrText>
       </w:r>
       <w:r>
         <w:rPr>
-          <w:rFonts w:hint="eastAsia"/>
+          <w:rFonts w:cs="Microsoft JhengHei" w:hint="eastAsia"/>
+          <w:i w:val="0"/>
+          <w:iCs w:val="0"/>
+          <w:sz w:val="24"/>
+          <w:szCs w:val="24"/>
         </w:rPr>
         <w:instrText>圖</w:instrText>
       </w:r>
       <w:r>
         <w:rPr>
           <w:rFonts w:hint="eastAsia"/>
+          <w:i w:val="0"/>
+          <w:iCs w:val="0"/>
+          <w:sz w:val="24"/>
+          <w:szCs w:val="24"/>
         </w:rPr>
         <w:instrText xml:space="preserve"> \* ARABIC</w:instrText>
       </w:r>
       <w:r>
+        <w:rPr>
+          <w:i w:val="0"/>
+          <w:iCs w:val="0"/>
+          <w:sz w:val="24"/>
+          <w:szCs w:val="24"/>
+        </w:rPr>
         <w:instrText xml:space="preserve"> </w:instrText>
       </w:r>
       <w:r>
+        <w:rPr>
+          <w:i w:val="0"/>
+          <w:iCs w:val="0"/>
+          <w:sz w:val="24"/>
+          <w:szCs w:val="24"/>
+        </w:rPr>
         <w:fldChar w:fldCharType="separate"/>
       </w:r>
       <w:r>
         <w:rPr>
+          <w:i w:val="0"/>
+          <w:iCs w:val="0"/>
           <w:noProof/>
+          <w:sz w:val="24"/>
+          <w:szCs w:val="24"/>
         </w:rPr>
         <w:t>1</w:t>
       </w:r>
       <w:r>
+        <w:rPr>
+          <w:i w:val="0"/>
+          <w:iCs w:val="0"/>
+          <w:sz w:val="24"/>
+          <w:szCs w:val="24"/>
+        </w:rPr>
         <w:fldChar w:fldCharType="end"/>
       </w:r>
       <w:bookmarkEnd w:id="3"/>
       <w:r>
         <w:rPr>
-          <w:rFonts w:hint="eastAsia"/>
+          <w:rFonts w:cs="Microsoft JhengHei" w:hint="eastAsia"/>
+          <w:i w:val="0"/>
+          <w:iCs w:val="0"/>
+          <w:sz w:val="24"/>
+          <w:szCs w:val="24"/>
         </w:rPr>
         <w:t>抵達美國年齡與英語語法測驗總分之關係</w:t>
       </w:r>
       <w:bookmarkEnd w:id="4"/>
       <w:bookmarkEnd w:id="5"/>
+    </w:p>
+    <w:p>
+      <w:pPr>
+        <w:pStyle w:val="FigureCaption"/>
+        <w:spacing w:line="360" w:lineRule="auto"/>
+        <w:ind w:firstLine="0"/>
+        <w:jc w:val="both"/>
+        <w:rPr>
+          <w:i w:val="0"/>
+          <w:iCs w:val="0"/>
+          <w:sz w:val="24"/>
+          <w:szCs w:val="24"/>
+          <w:lang w:val="en-US"/>
+        </w:rPr>
+      </w:pPr>
+      <w:r>
+        <w:rPr>
+          <w:rFonts w:hint="eastAsia"/>
+          <w:sz w:val="24"/>
+          <w:szCs w:val="24"/>
+          <w:lang w:val="en-US"/>
+        </w:rPr>
+        <w:t>注：</w:t>
+      </w:r>
+      <w:r>
+        <w:rPr>
+          <w:rFonts w:hint="eastAsia"/>
+          <w:i w:val="0"/>
+          <w:iCs w:val="0"/>
+          <w:sz w:val="24"/>
+          <w:szCs w:val="24"/>
+        </w:rPr>
+        <w:t>圖</w:t>
+      </w:r>
+      <w:r>
+        <w:rPr>
+          <w:i w:val="0"/>
+          <w:iCs w:val="0"/>
+          <w:sz w:val="24"/>
+          <w:szCs w:val="24"/>
+        </w:rPr>
+        <w:t>中顯示受試者在英語語法測驗上的</w:t>
+      </w:r>
+      <w:r>
+        <w:rPr>
+          <w:rFonts w:hint="eastAsia"/>
+          <w:i w:val="0"/>
+          <w:iCs w:val="0"/>
+          <w:sz w:val="24"/>
+          <w:szCs w:val="24"/>
+        </w:rPr>
+        <w:t>平均</w:t>
+      </w:r>
+      <w:r>
+        <w:rPr>
+          <w:i w:val="0"/>
+          <w:iCs w:val="0"/>
+          <w:sz w:val="24"/>
+          <w:szCs w:val="24"/>
+        </w:rPr>
+        <w:t>總分（</w:t>
+      </w:r>
+      <w:r>
+        <w:rPr>
+          <w:rFonts w:hint="eastAsia"/>
+          <w:i w:val="0"/>
+          <w:iCs w:val="0"/>
+          <w:sz w:val="24"/>
+          <w:szCs w:val="24"/>
+        </w:rPr>
+        <w:t>Mean</w:t>
+      </w:r>
+      <w:r>
+        <w:rPr>
+          <w:i w:val="0"/>
+          <w:iCs w:val="0"/>
+          <w:sz w:val="24"/>
+          <w:szCs w:val="24"/>
+        </w:rPr>
+        <w:t xml:space="preserve"> Score</w:t>
+      </w:r>
+      <w:r>
+        <w:rPr>
+          <w:i w:val="0"/>
+          <w:iCs w:val="0"/>
+          <w:sz w:val="24"/>
+          <w:szCs w:val="24"/>
+        </w:rPr>
+        <w:t>）隨抵達美國年齡（</w:t>
+      </w:r>
+      <w:r>
+        <w:rPr>
+          <w:i w:val="0"/>
+          <w:iCs w:val="0"/>
+          <w:sz w:val="24"/>
+          <w:szCs w:val="24"/>
+        </w:rPr>
+        <w:t>Age of Arrival</w:t>
+      </w:r>
+      <w:r>
+        <w:rPr>
+          <w:i w:val="0"/>
+          <w:iCs w:val="0"/>
+          <w:sz w:val="24"/>
+          <w:szCs w:val="24"/>
+        </w:rPr>
+        <w:t>）的變化情形。結果顯示，在</w:t>
+      </w:r>
+      <w:r>
+        <w:rPr>
+          <w:i w:val="0"/>
+          <w:iCs w:val="0"/>
+          <w:sz w:val="24"/>
+          <w:szCs w:val="24"/>
+        </w:rPr>
+        <w:t>3</w:t>
+      </w:r>
+      <w:r>
+        <w:rPr>
+          <w:i w:val="0"/>
+          <w:iCs w:val="0"/>
+          <w:sz w:val="24"/>
+          <w:szCs w:val="24"/>
+        </w:rPr>
+        <w:t>至</w:t>
+      </w:r>
+      <w:r>
+        <w:rPr>
+          <w:i w:val="0"/>
+          <w:iCs w:val="0"/>
+          <w:sz w:val="24"/>
+          <w:szCs w:val="24"/>
+        </w:rPr>
+        <w:t>7</w:t>
+      </w:r>
+      <w:r>
+        <w:rPr>
+          <w:i w:val="0"/>
+          <w:iCs w:val="0"/>
+          <w:sz w:val="24"/>
+          <w:szCs w:val="24"/>
+        </w:rPr>
+        <w:t>歲抵達美國的學習者，其測驗表現與母語人士（</w:t>
+      </w:r>
+      <w:r>
+        <w:rPr>
+          <w:i w:val="0"/>
+          <w:iCs w:val="0"/>
+          <w:sz w:val="24"/>
+          <w:szCs w:val="24"/>
+        </w:rPr>
+        <w:t>Native</w:t>
+      </w:r>
+      <w:r>
+        <w:rPr>
+          <w:i w:val="0"/>
+          <w:iCs w:val="0"/>
+          <w:sz w:val="24"/>
+          <w:szCs w:val="24"/>
+        </w:rPr>
+        <w:t>）無顯著差異；然而，隨著抵達年齡增長（特別是青春期後），測驗分數呈現顯著的線性下降趨勢。</w:t>
+      </w:r>
+      <w:r>
+        <w:rPr>
+          <w:rFonts w:hint="eastAsia"/>
+          <w:b/>
+          <w:bCs/>
+          <w:i w:val="0"/>
+          <w:iCs w:val="0"/>
+          <w:sz w:val="24"/>
+          <w:szCs w:val="24"/>
+        </w:rPr>
+        <w:t>資料來源：</w:t>
+      </w:r>
+      <w:r>
+        <w:rPr>
+          <w:rFonts w:hint="eastAsia"/>
+          <w:i w:val="0"/>
+          <w:iCs w:val="0"/>
+          <w:sz w:val="24"/>
+          <w:szCs w:val="24"/>
+        </w:rPr>
+        <w:t>改編自</w:t>
+      </w:r>
+      <w:r>
+        <w:rPr>
+          <w:i w:val="0"/>
+          <w:iCs w:val="0"/>
+          <w:sz w:val="24"/>
+          <w:szCs w:val="24"/>
+        </w:rPr>
+        <w:t>Johnson and Newport</w:t>
+      </w:r>
+      <w:r>
+        <w:rPr>
+          <w:i w:val="0"/>
+          <w:iCs w:val="0"/>
+          <w:sz w:val="24"/>
+          <w:szCs w:val="24"/>
+        </w:rPr>
+        <w:t>（</w:t>
+      </w:r>
+      <w:r>
+        <w:rPr>
+          <w:rFonts w:hint="eastAsia"/>
+          <w:i w:val="0"/>
+          <w:iCs w:val="0"/>
+          <w:sz w:val="24"/>
+          <w:szCs w:val="24"/>
+        </w:rPr>
+        <w:t>1989</w:t>
+      </w:r>
+      <w:r>
+        <w:rPr>
+          <w:i w:val="0"/>
+          <w:iCs w:val="0"/>
+          <w:sz w:val="24"/>
+          <w:szCs w:val="24"/>
+        </w:rPr>
+        <w:t>）</w:t>
+      </w:r>
+      <w:r>
+        <w:rPr>
+          <w:rFonts w:hint="eastAsia"/>
+          <w:i w:val="0"/>
+          <w:iCs w:val="0"/>
+          <w:sz w:val="24"/>
+          <w:szCs w:val="24"/>
+        </w:rPr>
+        <w:t>。</w:t>
+      </w:r>
     </w:p>
     <w:p>
       <w:pPr>
@@ -3090,6 +3545,9 @@
       </w:pPr>
       <w:bookmarkStart w:id="6" w:name="_Toc223910646"/>
       <w:r>
+        <w:rPr>
+          <w:rFonts w:cs="Microsoft JhengHei" w:hint="eastAsia"/>
+        </w:rPr>
         <w:t>二、大規模數據對臨界點的修正</w:t>
       </w:r>
       <w:bookmarkEnd w:id="6"/>
@@ -3102,23 +3560,32 @@
         <w:t xml:space="preserve">Hartshorne </w:t>
       </w:r>
       <w:r>
+        <w:rPr>
+          <w:rFonts w:cs="Microsoft JhengHei" w:hint="eastAsia"/>
+        </w:rPr>
         <w:t>等人於</w:t>
       </w:r>
       <w:r>
         <w:t xml:space="preserve"> 2018 </w:t>
       </w:r>
       <w:r>
+        <w:rPr>
+          <w:rFonts w:cs="Microsoft JhengHei" w:hint="eastAsia"/>
+        </w:rPr>
         <w:t>年透過網路收集了約</w:t>
       </w:r>
       <w:r>
         <w:t xml:space="preserve"> 67 </w:t>
       </w:r>
       <w:r>
+        <w:rPr>
+          <w:rFonts w:cs="Microsoft JhengHei" w:hint="eastAsia"/>
+        </w:rPr>
         <w:t>萬人的語法測驗大數據</w:t>
       </w:r>
       <w:r>
         <w:rPr>
-          <w:rFonts w:hint="eastAsia"/>
+          <w:rFonts w:cs="Microsoft JhengHei" w:hint="eastAsia"/>
         </w:rPr>
         <w:t>（如</w:t>
       </w:r>
@@ -3138,11 +3605,14 @@
         <w:instrText xml:space="preserve"> </w:instrText>
       </w:r>
       <w:r>
+        <w:instrText xml:space="preserve"> \* MERGEFORMAT </w:instrText>
+      </w:r>
+      <w:r>
         <w:fldChar w:fldCharType="separate"/>
       </w:r>
       <w:r>
         <w:rPr>
-          <w:rFonts w:hint="eastAsia"/>
+          <w:rFonts w:cs="Microsoft JhengHei" w:hint="eastAsia"/>
         </w:rPr>
         <w:t>圖</w:t>
       </w:r>
@@ -3163,29 +3633,42 @@
       </w:r>
       <w:r>
         <w:rPr>
-          <w:rFonts w:hint="eastAsia"/>
+          <w:rFonts w:cs="Microsoft JhengHei" w:hint="eastAsia"/>
         </w:rPr>
         <w:t>）</w:t>
       </w:r>
       <w:r>
+        <w:rPr>
+          <w:rFonts w:cs="Microsoft JhengHei" w:hint="eastAsia"/>
+        </w:rPr>
         <w:t>，進一步精細化了關鍵期的時程。該研究指出，雖然語言學習速率隨年齡遞減，但若要達到與母語人士相近的「極致成就（</w:t>
       </w:r>
       <w:r>
         <w:t>Ultimate attainment</w:t>
       </w:r>
       <w:r>
+        <w:rPr>
+          <w:rFonts w:cs="Microsoft JhengHei" w:hint="eastAsia"/>
+        </w:rPr>
         <w:t>）」，起始年齡必須在</w:t>
       </w:r>
       <w:r>
         <w:t xml:space="preserve"> 10 </w:t>
       </w:r>
       <w:r>
+        <w:rPr>
+          <w:rFonts w:cs="Microsoft JhengHei" w:hint="eastAsia"/>
+        </w:rPr>
         <w:t>至</w:t>
       </w:r>
       <w:r>
         <w:t xml:space="preserve"> 12 </w:t>
       </w:r>
       <w:r>
+        <w:rPr>
+          <w:rFonts w:cs="Microsoft JhengHei" w:hint="eastAsia"/>
+        </w:rPr>
+        <w:lastRenderedPageBreak/>
         <w:t>歲之前。這顯示小學低年級介入二語學習，能確保學習者在能力下降前擁有更充裕的發展時間。</w:t>
       </w:r>
     </w:p>
@@ -3199,7 +3682,6 @@
           <w:rFonts w:hint="eastAsia"/>
           <w:noProof/>
         </w:rPr>
-        <w:lastRenderedPageBreak/>
         <w:drawing>
           <wp:inline distT="0" distB="0" distL="0" distR="0" wp14:anchorId="5FC226CB" wp14:editId="365731B5">
             <wp:extent cx="2837236" cy="2935705"/>
@@ -3256,68 +3738,384 @@
       <w:pPr>
         <w:pStyle w:val="FigureCaption"/>
         <w:spacing w:line="360" w:lineRule="auto"/>
+        <w:rPr>
+          <w:rFonts w:cs="Microsoft JhengHei"/>
+          <w:i w:val="0"/>
+          <w:iCs w:val="0"/>
+          <w:sz w:val="24"/>
+          <w:szCs w:val="24"/>
+        </w:rPr>
       </w:pPr>
-      <w:bookmarkStart w:id="7" w:name="_Toc223910656"/>
-      <w:bookmarkStart w:id="8" w:name="_Ref224533510"/>
-      <w:r>
-        <w:rPr>
-          <w:rFonts w:hint="eastAsia"/>
+      <w:bookmarkStart w:id="7" w:name="_Ref224533510"/>
+      <w:bookmarkStart w:id="8" w:name="_Toc223910656"/>
+      <w:r>
+        <w:rPr>
+          <w:rFonts w:cs="Microsoft JhengHei" w:hint="eastAsia"/>
+          <w:i w:val="0"/>
+          <w:iCs w:val="0"/>
+          <w:sz w:val="24"/>
+          <w:szCs w:val="24"/>
         </w:rPr>
         <w:t>圖</w:t>
       </w:r>
       <w:r>
         <w:rPr>
           <w:rFonts w:hint="eastAsia"/>
+          <w:i w:val="0"/>
+          <w:iCs w:val="0"/>
+          <w:sz w:val="24"/>
+          <w:szCs w:val="24"/>
         </w:rPr>
         <w:t xml:space="preserve"> </w:t>
       </w:r>
       <w:r>
+        <w:rPr>
+          <w:i w:val="0"/>
+          <w:iCs w:val="0"/>
+          <w:sz w:val="24"/>
+          <w:szCs w:val="24"/>
+        </w:rPr>
         <w:fldChar w:fldCharType="begin"/>
       </w:r>
       <w:r>
+        <w:rPr>
+          <w:i w:val="0"/>
+          <w:iCs w:val="0"/>
+          <w:sz w:val="24"/>
+          <w:szCs w:val="24"/>
+        </w:rPr>
         <w:instrText xml:space="preserve"> </w:instrText>
       </w:r>
       <w:r>
         <w:rPr>
           <w:rFonts w:hint="eastAsia"/>
+          <w:i w:val="0"/>
+          <w:iCs w:val="0"/>
+          <w:sz w:val="24"/>
+          <w:szCs w:val="24"/>
         </w:rPr>
         <w:instrText xml:space="preserve">SEQ </w:instrText>
       </w:r>
       <w:r>
         <w:rPr>
-          <w:rFonts w:hint="eastAsia"/>
+          <w:rFonts w:cs="Microsoft JhengHei" w:hint="eastAsia"/>
+          <w:i w:val="0"/>
+          <w:iCs w:val="0"/>
+          <w:sz w:val="24"/>
+          <w:szCs w:val="24"/>
         </w:rPr>
         <w:instrText>圖</w:instrText>
       </w:r>
       <w:r>
         <w:rPr>
           <w:rFonts w:hint="eastAsia"/>
+          <w:i w:val="0"/>
+          <w:iCs w:val="0"/>
+          <w:sz w:val="24"/>
+          <w:szCs w:val="24"/>
         </w:rPr>
         <w:instrText xml:space="preserve"> \* ARABIC</w:instrText>
       </w:r>
       <w:r>
+        <w:rPr>
+          <w:i w:val="0"/>
+          <w:iCs w:val="0"/>
+          <w:sz w:val="24"/>
+          <w:szCs w:val="24"/>
+        </w:rPr>
         <w:instrText xml:space="preserve"> </w:instrText>
       </w:r>
       <w:r>
+        <w:rPr>
+          <w:i w:val="0"/>
+          <w:iCs w:val="0"/>
+          <w:sz w:val="24"/>
+          <w:szCs w:val="24"/>
+        </w:rPr>
         <w:fldChar w:fldCharType="separate"/>
       </w:r>
       <w:r>
         <w:rPr>
+          <w:i w:val="0"/>
+          <w:iCs w:val="0"/>
           <w:noProof/>
+          <w:sz w:val="24"/>
+          <w:szCs w:val="24"/>
         </w:rPr>
         <w:t>2</w:t>
       </w:r>
       <w:r>
+        <w:rPr>
+          <w:i w:val="0"/>
+          <w:iCs w:val="0"/>
+          <w:sz w:val="24"/>
+          <w:szCs w:val="24"/>
+        </w:rPr>
         <w:fldChar w:fldCharType="end"/>
       </w:r>
+      <w:bookmarkEnd w:id="7"/>
+      <w:r>
+        <w:rPr>
+          <w:rFonts w:cs="Microsoft JhengHei" w:hint="eastAsia"/>
+          <w:i w:val="0"/>
+          <w:iCs w:val="0"/>
+          <w:sz w:val="24"/>
+          <w:szCs w:val="24"/>
+        </w:rPr>
+        <w:t>語言極致成就與初次接觸年齡之關係</w:t>
+      </w:r>
       <w:bookmarkEnd w:id="8"/>
-      <w:r>
-        <w:rPr>
-          <w:rFonts w:hint="eastAsia"/>
-        </w:rPr>
-        <w:t>語言極致成就與初次接觸年齡之關係</w:t>
-      </w:r>
-      <w:bookmarkEnd w:id="7"/>
+    </w:p>
+    <w:p>
+      <w:pPr>
+        <w:pStyle w:val="FigureCaption"/>
+        <w:spacing w:line="360" w:lineRule="auto"/>
+        <w:ind w:firstLine="0"/>
+        <w:jc w:val="both"/>
+        <w:rPr>
+          <w:rFonts w:hint="eastAsia"/>
+          <w:sz w:val="24"/>
+          <w:szCs w:val="24"/>
+          <w:lang w:val="en-US"/>
+        </w:rPr>
+      </w:pPr>
+      <w:r>
+        <w:rPr>
+          <w:rFonts w:hint="eastAsia"/>
+          <w:sz w:val="24"/>
+          <w:szCs w:val="24"/>
+        </w:rPr>
+        <w:t>注：</w:t>
+      </w:r>
+      <w:r>
+        <w:rPr>
+          <w:i w:val="0"/>
+          <w:iCs w:val="0"/>
+          <w:sz w:val="24"/>
+          <w:szCs w:val="24"/>
+        </w:rPr>
+        <w:t>本圖顯示單語者（</w:t>
+      </w:r>
+      <w:r>
+        <w:rPr>
+          <w:i w:val="0"/>
+          <w:iCs w:val="0"/>
+          <w:sz w:val="24"/>
+          <w:szCs w:val="24"/>
+        </w:rPr>
+        <w:t>Monolinguals</w:t>
+      </w:r>
+      <w:r>
+        <w:rPr>
+          <w:i w:val="0"/>
+          <w:iCs w:val="0"/>
+          <w:sz w:val="24"/>
+          <w:szCs w:val="24"/>
+        </w:rPr>
+        <w:t>）、沉浸式雙語學習者（</w:t>
+      </w:r>
+      <w:r>
+        <w:rPr>
+          <w:i w:val="0"/>
+          <w:iCs w:val="0"/>
+          <w:sz w:val="24"/>
+          <w:szCs w:val="24"/>
+        </w:rPr>
+        <w:t>Immersion learners</w:t>
+      </w:r>
+      <w:r>
+        <w:rPr>
+          <w:i w:val="0"/>
+          <w:iCs w:val="0"/>
+          <w:sz w:val="24"/>
+          <w:szCs w:val="24"/>
+        </w:rPr>
+        <w:t>）與非沉浸式學習者（</w:t>
+      </w:r>
+      <w:r>
+        <w:rPr>
+          <w:i w:val="0"/>
+          <w:iCs w:val="0"/>
+          <w:sz w:val="24"/>
+          <w:szCs w:val="24"/>
+        </w:rPr>
+        <w:t>Non-immersion learners</w:t>
+      </w:r>
+      <w:r>
+        <w:rPr>
+          <w:i w:val="0"/>
+          <w:iCs w:val="0"/>
+          <w:sz w:val="24"/>
+          <w:szCs w:val="24"/>
+        </w:rPr>
+        <w:t>）的語言極致成就（</w:t>
+      </w:r>
+      <w:r>
+        <w:rPr>
+          <w:i w:val="0"/>
+          <w:iCs w:val="0"/>
+          <w:sz w:val="24"/>
+          <w:szCs w:val="24"/>
+        </w:rPr>
+        <w:t>Ultimate attainment</w:t>
+      </w:r>
+      <w:r>
+        <w:rPr>
+          <w:i w:val="0"/>
+          <w:iCs w:val="0"/>
+          <w:sz w:val="24"/>
+          <w:szCs w:val="24"/>
+        </w:rPr>
+        <w:t>）曲線（經三年浮動窗口平滑化處理）。</w:t>
+      </w:r>
+      <w:r>
+        <w:rPr>
+          <w:i w:val="0"/>
+          <w:iCs w:val="0"/>
+          <w:sz w:val="24"/>
+          <w:szCs w:val="24"/>
+          <w:lang w:val="en-US"/>
+        </w:rPr>
+        <w:t>陰影區域代表</w:t>
+      </w:r>
+      <w:r>
+        <w:rPr>
+          <w:i w:val="0"/>
+          <w:iCs w:val="0"/>
+          <w:sz w:val="24"/>
+          <w:szCs w:val="24"/>
+          <w:lang w:val="en-US"/>
+        </w:rPr>
+        <w:t xml:space="preserve"> ±1 </w:t>
+      </w:r>
+      <w:r>
+        <w:rPr>
+          <w:i w:val="0"/>
+          <w:iCs w:val="0"/>
+          <w:sz w:val="24"/>
+          <w:szCs w:val="24"/>
+          <w:lang w:val="en-US"/>
+        </w:rPr>
+        <w:t>標準誤。數據顯示，若要達到接近母語人士的極致成就，初次接觸英語的年齡必須在</w:t>
+      </w:r>
+      <w:r>
+        <w:rPr>
+          <w:i w:val="0"/>
+          <w:iCs w:val="0"/>
+          <w:sz w:val="24"/>
+          <w:szCs w:val="24"/>
+          <w:lang w:val="en-US"/>
+        </w:rPr>
+        <w:t xml:space="preserve"> 10 </w:t>
+      </w:r>
+      <w:r>
+        <w:rPr>
+          <w:i w:val="0"/>
+          <w:iCs w:val="0"/>
+          <w:sz w:val="24"/>
+          <w:szCs w:val="24"/>
+          <w:lang w:val="en-US"/>
+        </w:rPr>
+        <w:t>至</w:t>
+      </w:r>
+      <w:r>
+        <w:rPr>
+          <w:i w:val="0"/>
+          <w:iCs w:val="0"/>
+          <w:sz w:val="24"/>
+          <w:szCs w:val="24"/>
+          <w:lang w:val="en-US"/>
+        </w:rPr>
+        <w:t xml:space="preserve"> 12 </w:t>
+      </w:r>
+      <w:r>
+        <w:rPr>
+          <w:i w:val="0"/>
+          <w:iCs w:val="0"/>
+          <w:sz w:val="24"/>
+          <w:szCs w:val="24"/>
+          <w:lang w:val="en-US"/>
+        </w:rPr>
+        <w:t>歲之前；此後學習成效開始顯著下滑。</w:t>
+      </w:r>
+      <w:r>
+        <w:rPr>
+          <w:rFonts w:hint="eastAsia"/>
+          <w:b/>
+          <w:bCs/>
+          <w:i w:val="0"/>
+          <w:iCs w:val="0"/>
+          <w:sz w:val="24"/>
+          <w:szCs w:val="24"/>
+          <w:lang w:val="en-US"/>
+        </w:rPr>
+        <w:t>資料來源</w:t>
+      </w:r>
+      <w:r>
+        <w:rPr>
+          <w:b/>
+          <w:bCs/>
+          <w:i w:val="0"/>
+          <w:iCs w:val="0"/>
+          <w:sz w:val="24"/>
+          <w:szCs w:val="24"/>
+          <w:lang w:val="en-US"/>
+        </w:rPr>
+        <w:t>：</w:t>
+      </w:r>
+      <w:r>
+        <w:rPr>
+          <w:rFonts w:hint="eastAsia"/>
+          <w:i w:val="0"/>
+          <w:iCs w:val="0"/>
+          <w:sz w:val="24"/>
+          <w:szCs w:val="24"/>
+          <w:lang w:val="en-US"/>
+        </w:rPr>
+        <w:t>改編自</w:t>
+      </w:r>
+      <w:r>
+        <w:rPr>
+          <w:i w:val="0"/>
+          <w:iCs w:val="0"/>
+          <w:sz w:val="24"/>
+          <w:szCs w:val="24"/>
+          <w:lang w:val="en-US"/>
+        </w:rPr>
+        <w:t>Hartshorne et al.</w:t>
+      </w:r>
+      <w:r>
+        <w:rPr>
+          <w:rFonts w:hint="eastAsia"/>
+          <w:i w:val="0"/>
+          <w:iCs w:val="0"/>
+          <w:sz w:val="24"/>
+          <w:szCs w:val="24"/>
+          <w:lang w:val="en-US"/>
+        </w:rPr>
+        <w:t>（</w:t>
+      </w:r>
+      <w:r>
+        <w:rPr>
+          <w:i w:val="0"/>
+          <w:iCs w:val="0"/>
+          <w:sz w:val="24"/>
+          <w:szCs w:val="24"/>
+          <w:lang w:val="en-US"/>
+        </w:rPr>
+        <w:t>2018</w:t>
+      </w:r>
+      <w:r>
+        <w:rPr>
+          <w:rFonts w:hint="eastAsia"/>
+          <w:i w:val="0"/>
+          <w:iCs w:val="0"/>
+          <w:sz w:val="24"/>
+          <w:szCs w:val="24"/>
+          <w:lang w:val="en-US"/>
+        </w:rPr>
+        <w:t>）。</w:t>
+      </w:r>
     </w:p>
     <w:p/>
     <w:p>
@@ -3326,6 +4124,9 @@
       </w:pPr>
       <w:bookmarkStart w:id="9" w:name="_Toc223910647"/>
       <w:r>
+        <w:rPr>
+          <w:rFonts w:cs="Microsoft JhengHei" w:hint="eastAsia"/>
+        </w:rPr>
         <w:t>三、腦科學中的雙語表徵</w:t>
       </w:r>
       <w:bookmarkEnd w:id="9"/>
@@ -3338,35 +4139,56 @@
         <w:t xml:space="preserve">Kim </w:t>
       </w:r>
       <w:r>
+        <w:rPr>
+          <w:rFonts w:cs="Microsoft JhengHei" w:hint="eastAsia"/>
+        </w:rPr>
         <w:t>等人</w:t>
       </w:r>
       <w:r>
+        <w:rPr>
+          <w:rFonts w:cs="Microsoft JhengHei" w:hint="eastAsia"/>
+        </w:rPr>
         <w:t>（</w:t>
       </w:r>
       <w:r>
         <w:t>1997</w:t>
       </w:r>
       <w:r>
+        <w:rPr>
+          <w:rFonts w:cs="Microsoft JhengHei" w:hint="eastAsia"/>
+        </w:rPr>
         <w:t>）</w:t>
       </w:r>
       <w:r>
+        <w:rPr>
+          <w:rFonts w:cs="Microsoft JhengHei" w:hint="eastAsia"/>
+        </w:rPr>
         <w:t>利用功能性磁振造影</w:t>
       </w:r>
       <w:r>
+        <w:rPr>
+          <w:rFonts w:cs="Microsoft JhengHei" w:hint="eastAsia"/>
+        </w:rPr>
         <w:t>（</w:t>
       </w:r>
       <w:r>
         <w:t>fMRI</w:t>
       </w:r>
       <w:r>
+        <w:rPr>
+          <w:rFonts w:cs="Microsoft JhengHei" w:hint="eastAsia"/>
+        </w:rPr>
         <w:t>）</w:t>
       </w:r>
       <w:r>
+        <w:rPr>
+          <w:rFonts w:cs="Microsoft JhengHei" w:hint="eastAsia"/>
+        </w:rPr>
         <w:t>觀察不同年齡習得二語者的大腦活化。研究</w:t>
       </w:r>
       <w:r>
         <w:rPr>
-          <w:rFonts w:hint="eastAsia"/>
+          <w:rFonts w:cs="Microsoft JhengHei" w:hint="eastAsia"/>
         </w:rPr>
         <w:t>結果（如</w:t>
       </w:r>
@@ -3386,11 +4208,14 @@
         <w:instrText xml:space="preserve"> </w:instrText>
       </w:r>
       <w:r>
+        <w:instrText xml:space="preserve"> \* MERGEFORMAT </w:instrText>
+      </w:r>
+      <w:r>
         <w:fldChar w:fldCharType="separate"/>
       </w:r>
       <w:r>
         <w:rPr>
-          <w:rFonts w:hint="eastAsia"/>
+          <w:rFonts w:cs="Microsoft JhengHei" w:hint="eastAsia"/>
         </w:rPr>
         <w:t>圖</w:t>
       </w:r>
@@ -3411,18 +4236,31 @@
       </w:r>
       <w:r>
         <w:rPr>
-          <w:rFonts w:hint="eastAsia"/>
+          <w:rFonts w:cs="Microsoft JhengHei" w:hint="eastAsia"/>
         </w:rPr>
         <w:t>）</w:t>
       </w:r>
       <w:r>
+        <w:rPr>
+          <w:rFonts w:cs="Microsoft JhengHei" w:hint="eastAsia"/>
+        </w:rPr>
         <w:t>發現，若在童年早期習得二語，母語與二語在布洛卡區域（</w:t>
       </w:r>
       <w:r>
         <w:t>Broca's area</w:t>
       </w:r>
       <w:r>
-        <w:t>）傾向共用相同的神經網絡；反之，若在成年後才學習，兩者活化區域則在空間上呈現分離。這證明早期學習能使大腦以更高效、類似母語處理的方式來管理雙語系統。</w:t>
+        <w:rPr>
+          <w:rFonts w:cs="Microsoft JhengHei" w:hint="eastAsia"/>
+        </w:rPr>
+        <w:t>）傾向共用相同的神經網絡；反之，若在成年後才學習，兩者活化區域</w:t>
+      </w:r>
+      <w:r>
+        <w:rPr>
+          <w:rFonts w:cs="Microsoft JhengHei" w:hint="eastAsia"/>
+        </w:rPr>
+        <w:lastRenderedPageBreak/>
+        <w:t>則在空間上呈現分離。這證明早期學習能使大腦以更高效、類似母語處理的方式來管理雙語系統。</w:t>
       </w:r>
     </w:p>
     <w:tbl>
@@ -3604,13 +4442,10 @@
               <w:t xml:space="preserve">(A) </w:t>
             </w:r>
             <w:r>
-              <w:t>晚期雙語</w:t>
-            </w:r>
-            <w:r>
-              <w:rPr>
-                <w:rFonts w:cs="PingFang TC" w:hint="eastAsia"/>
-              </w:rPr>
-              <w:t>者</w:t>
+              <w:rPr>
+                <w:rFonts w:cs="Microsoft JhengHei" w:hint="eastAsia"/>
+              </w:rPr>
+              <w:t>晚期雙語者</w:t>
             </w:r>
           </w:p>
         </w:tc>
@@ -3637,7 +4472,7 @@
             </w:r>
             <w:r>
               <w:rPr>
-                <w:rFonts w:hint="eastAsia"/>
+                <w:rFonts w:cs="Microsoft JhengHei" w:hint="eastAsia"/>
                 <w:noProof/>
                 <w:lang w:eastAsia="zh-TW"/>
               </w:rPr>
@@ -3651,80 +4486,427 @@
       <w:pPr>
         <w:pStyle w:val="FigureCaption"/>
         <w:spacing w:line="360" w:lineRule="auto"/>
+        <w:rPr>
+          <w:rFonts w:cs="Microsoft JhengHei"/>
+          <w:i w:val="0"/>
+          <w:iCs w:val="0"/>
+          <w:sz w:val="24"/>
+          <w:szCs w:val="24"/>
+        </w:rPr>
       </w:pPr>
-      <w:bookmarkStart w:id="10" w:name="_Toc223910657"/>
-      <w:bookmarkStart w:id="11" w:name="_Ref224533569"/>
-      <w:r>
-        <w:rPr>
-          <w:rFonts w:hint="eastAsia"/>
+      <w:bookmarkStart w:id="10" w:name="_Ref224533569"/>
+      <w:bookmarkStart w:id="11" w:name="_Toc223910657"/>
+      <w:r>
+        <w:rPr>
+          <w:rFonts w:cs="Microsoft JhengHei" w:hint="eastAsia"/>
+          <w:i w:val="0"/>
+          <w:iCs w:val="0"/>
+          <w:sz w:val="24"/>
+          <w:szCs w:val="24"/>
         </w:rPr>
         <w:t>圖</w:t>
       </w:r>
       <w:r>
         <w:rPr>
           <w:rFonts w:hint="eastAsia"/>
+          <w:i w:val="0"/>
+          <w:iCs w:val="0"/>
+          <w:sz w:val="24"/>
+          <w:szCs w:val="24"/>
         </w:rPr>
         <w:t xml:space="preserve"> </w:t>
       </w:r>
       <w:r>
+        <w:rPr>
+          <w:i w:val="0"/>
+          <w:iCs w:val="0"/>
+          <w:sz w:val="24"/>
+          <w:szCs w:val="24"/>
+        </w:rPr>
         <w:fldChar w:fldCharType="begin"/>
       </w:r>
       <w:r>
+        <w:rPr>
+          <w:i w:val="0"/>
+          <w:iCs w:val="0"/>
+          <w:sz w:val="24"/>
+          <w:szCs w:val="24"/>
+        </w:rPr>
         <w:instrText xml:space="preserve"> </w:instrText>
       </w:r>
       <w:r>
         <w:rPr>
           <w:rFonts w:hint="eastAsia"/>
+          <w:i w:val="0"/>
+          <w:iCs w:val="0"/>
+          <w:sz w:val="24"/>
+          <w:szCs w:val="24"/>
         </w:rPr>
         <w:instrText xml:space="preserve">SEQ </w:instrText>
       </w:r>
       <w:r>
         <w:rPr>
-          <w:rFonts w:hint="eastAsia"/>
+          <w:rFonts w:cs="Microsoft JhengHei" w:hint="eastAsia"/>
+          <w:i w:val="0"/>
+          <w:iCs w:val="0"/>
+          <w:sz w:val="24"/>
+          <w:szCs w:val="24"/>
         </w:rPr>
         <w:instrText>圖</w:instrText>
       </w:r>
       <w:r>
         <w:rPr>
           <w:rFonts w:hint="eastAsia"/>
+          <w:i w:val="0"/>
+          <w:iCs w:val="0"/>
+          <w:sz w:val="24"/>
+          <w:szCs w:val="24"/>
         </w:rPr>
         <w:instrText xml:space="preserve"> \* ARABIC</w:instrText>
       </w:r>
       <w:r>
+        <w:rPr>
+          <w:i w:val="0"/>
+          <w:iCs w:val="0"/>
+          <w:sz w:val="24"/>
+          <w:szCs w:val="24"/>
+        </w:rPr>
         <w:instrText xml:space="preserve"> </w:instrText>
       </w:r>
       <w:r>
+        <w:rPr>
+          <w:i w:val="0"/>
+          <w:iCs w:val="0"/>
+          <w:sz w:val="24"/>
+          <w:szCs w:val="24"/>
+        </w:rPr>
         <w:fldChar w:fldCharType="separate"/>
       </w:r>
       <w:r>
         <w:rPr>
+          <w:i w:val="0"/>
+          <w:iCs w:val="0"/>
           <w:noProof/>
+          <w:sz w:val="24"/>
+          <w:szCs w:val="24"/>
         </w:rPr>
         <w:t>3</w:t>
       </w:r>
       <w:r>
+        <w:rPr>
+          <w:i w:val="0"/>
+          <w:iCs w:val="0"/>
+          <w:sz w:val="24"/>
+          <w:szCs w:val="24"/>
+        </w:rPr>
         <w:fldChar w:fldCharType="end"/>
       </w:r>
+      <w:bookmarkEnd w:id="10"/>
+      <w:r>
+        <w:rPr>
+          <w:rFonts w:cs="Microsoft JhengHei" w:hint="eastAsia"/>
+          <w:i w:val="0"/>
+          <w:iCs w:val="0"/>
+          <w:sz w:val="24"/>
+          <w:szCs w:val="24"/>
+        </w:rPr>
+        <w:t>晚期與早期雙語者在布洛卡區（</w:t>
+      </w:r>
+      <w:r>
+        <w:rPr>
+          <w:rFonts w:hint="eastAsia"/>
+          <w:i w:val="0"/>
+          <w:iCs w:val="0"/>
+          <w:sz w:val="24"/>
+          <w:szCs w:val="24"/>
+        </w:rPr>
+        <w:t>Broca's Area</w:t>
+      </w:r>
+      <w:r>
+        <w:rPr>
+          <w:rFonts w:cs="Microsoft JhengHei" w:hint="eastAsia"/>
+          <w:i w:val="0"/>
+          <w:iCs w:val="0"/>
+          <w:sz w:val="24"/>
+          <w:szCs w:val="24"/>
+        </w:rPr>
+        <w:t>）之語言表徵差異</w:t>
+      </w:r>
       <w:bookmarkEnd w:id="11"/>
-      <w:r>
-        <w:rPr>
-          <w:rFonts w:hint="eastAsia"/>
-        </w:rPr>
-        <w:t>晚期與早期雙語者在布洛卡區（</w:t>
-      </w:r>
-      <w:r>
-        <w:rPr>
-          <w:rFonts w:hint="eastAsia"/>
-        </w:rPr>
-        <w:t>Broca's Area</w:t>
-      </w:r>
-      <w:r>
-        <w:rPr>
-          <w:rFonts w:hint="eastAsia"/>
-        </w:rPr>
-        <w:t>）之語言表徵差異</w:t>
-      </w:r>
-      <w:bookmarkEnd w:id="10"/>
+    </w:p>
+    <w:p>
+      <w:pPr>
+        <w:pStyle w:val="FigureCaption"/>
+        <w:spacing w:line="360" w:lineRule="auto"/>
+        <w:ind w:firstLine="0"/>
+        <w:jc w:val="both"/>
+        <w:rPr>
+          <w:rFonts w:hint="eastAsia"/>
+          <w:i w:val="0"/>
+          <w:iCs w:val="0"/>
+          <w:sz w:val="24"/>
+          <w:szCs w:val="24"/>
+        </w:rPr>
+      </w:pPr>
+      <w:r>
+        <w:rPr>
+          <w:rFonts w:hint="eastAsia"/>
+          <w:sz w:val="24"/>
+          <w:szCs w:val="24"/>
+        </w:rPr>
+        <w:t>注</w:t>
+      </w:r>
+      <w:r>
+        <w:rPr>
+          <w:rFonts w:hint="eastAsia"/>
+          <w:sz w:val="24"/>
+          <w:szCs w:val="24"/>
+        </w:rPr>
+        <w:t>：</w:t>
+      </w:r>
+      <w:r>
+        <w:rPr>
+          <w:rFonts w:hint="eastAsia"/>
+          <w:i w:val="0"/>
+          <w:iCs w:val="0"/>
+          <w:sz w:val="24"/>
+          <w:szCs w:val="24"/>
+        </w:rPr>
+        <w:t>（</w:t>
+      </w:r>
+      <w:r>
+        <w:rPr>
+          <w:rFonts w:hint="eastAsia"/>
+          <w:i w:val="0"/>
+          <w:iCs w:val="0"/>
+          <w:sz w:val="24"/>
+          <w:szCs w:val="24"/>
+        </w:rPr>
+        <w:t>A</w:t>
+      </w:r>
+      <w:r>
+        <w:rPr>
+          <w:rFonts w:hint="eastAsia"/>
+          <w:i w:val="0"/>
+          <w:iCs w:val="0"/>
+          <w:sz w:val="24"/>
+          <w:szCs w:val="24"/>
+        </w:rPr>
+        <w:t>）晚期雙語者（</w:t>
+      </w:r>
+      <w:r>
+        <w:rPr>
+          <w:rFonts w:hint="eastAsia"/>
+          <w:i w:val="0"/>
+          <w:iCs w:val="0"/>
+          <w:sz w:val="24"/>
+          <w:szCs w:val="24"/>
+        </w:rPr>
+        <w:t>Late Bilingual</w:t>
+      </w:r>
+      <w:r>
+        <w:rPr>
+          <w:rFonts w:hint="eastAsia"/>
+          <w:i w:val="0"/>
+          <w:iCs w:val="0"/>
+          <w:sz w:val="24"/>
+          <w:szCs w:val="24"/>
+        </w:rPr>
+        <w:t>）：</w:t>
+      </w:r>
+      <w:r>
+        <w:rPr>
+          <w:rFonts w:hint="eastAsia"/>
+          <w:i w:val="0"/>
+          <w:iCs w:val="0"/>
+          <w:sz w:val="24"/>
+          <w:szCs w:val="24"/>
+        </w:rPr>
+        <w:t xml:space="preserve">fMRI </w:t>
+      </w:r>
+      <w:r>
+        <w:rPr>
+          <w:rFonts w:hint="eastAsia"/>
+          <w:i w:val="0"/>
+          <w:iCs w:val="0"/>
+          <w:sz w:val="24"/>
+          <w:szCs w:val="24"/>
+        </w:rPr>
+        <w:t>影像顯示母語（紅色）與第二語言（黃色）在下額回（</w:t>
+      </w:r>
+      <w:r>
+        <w:rPr>
+          <w:rFonts w:hint="eastAsia"/>
+          <w:i w:val="0"/>
+          <w:iCs w:val="0"/>
+          <w:sz w:val="24"/>
+          <w:szCs w:val="24"/>
+        </w:rPr>
+        <w:t>Inferior Frontal Gyrus</w:t>
+      </w:r>
+      <w:r>
+        <w:rPr>
+          <w:rFonts w:hint="eastAsia"/>
+          <w:i w:val="0"/>
+          <w:iCs w:val="0"/>
+          <w:sz w:val="24"/>
+          <w:szCs w:val="24"/>
+        </w:rPr>
+        <w:t>）的活化區域呈現空間分離（中心點距離</w:t>
+      </w:r>
+      <w:r>
+        <w:rPr>
+          <w:rFonts w:hint="eastAsia"/>
+          <w:i w:val="0"/>
+          <w:iCs w:val="0"/>
+          <w:sz w:val="24"/>
+          <w:szCs w:val="24"/>
+        </w:rPr>
+        <w:t xml:space="preserve"> 7.9 mm</w:t>
+      </w:r>
+      <w:r>
+        <w:rPr>
+          <w:rFonts w:hint="eastAsia"/>
+          <w:i w:val="0"/>
+          <w:iCs w:val="0"/>
+          <w:sz w:val="24"/>
+          <w:szCs w:val="24"/>
+        </w:rPr>
+        <w:t>）。（</w:t>
+      </w:r>
+      <w:r>
+        <w:rPr>
+          <w:rFonts w:hint="eastAsia"/>
+          <w:i w:val="0"/>
+          <w:iCs w:val="0"/>
+          <w:sz w:val="24"/>
+          <w:szCs w:val="24"/>
+        </w:rPr>
+        <w:t>B</w:t>
+      </w:r>
+      <w:r>
+        <w:rPr>
+          <w:rFonts w:hint="eastAsia"/>
+          <w:i w:val="0"/>
+          <w:iCs w:val="0"/>
+          <w:sz w:val="24"/>
+          <w:szCs w:val="24"/>
+        </w:rPr>
+        <w:t>）早期雙語者（</w:t>
+      </w:r>
+      <w:r>
+        <w:rPr>
+          <w:rFonts w:hint="eastAsia"/>
+          <w:i w:val="0"/>
+          <w:iCs w:val="0"/>
+          <w:sz w:val="24"/>
+          <w:szCs w:val="24"/>
+        </w:rPr>
+        <w:t>Early Bilingual</w:t>
+      </w:r>
+      <w:r>
+        <w:rPr>
+          <w:rFonts w:hint="eastAsia"/>
+          <w:i w:val="0"/>
+          <w:iCs w:val="0"/>
+          <w:sz w:val="24"/>
+          <w:szCs w:val="24"/>
+        </w:rPr>
+        <w:t>）：影像顯示母語（紅色）與第二語言（黃色）在同一區域呈現高度重疊（橘色，中心點距離</w:t>
+      </w:r>
+      <w:r>
+        <w:rPr>
+          <w:rFonts w:hint="eastAsia"/>
+          <w:i w:val="0"/>
+          <w:iCs w:val="0"/>
+          <w:sz w:val="24"/>
+          <w:szCs w:val="24"/>
+        </w:rPr>
+        <w:t xml:space="preserve"> &lt; 1.5 </w:t>
+      </w:r>
+      <w:r>
+        <w:rPr>
+          <w:rFonts w:hint="eastAsia"/>
+          <w:i w:val="0"/>
+          <w:iCs w:val="0"/>
+          <w:sz w:val="24"/>
+          <w:szCs w:val="24"/>
+        </w:rPr>
+        <w:t>體素），證實早期學習能促使大腦利用同一套神經網絡處理雙語。</w:t>
+      </w:r>
+      <w:r>
+        <w:rPr>
+          <w:rFonts w:hint="eastAsia"/>
+          <w:b/>
+          <w:bCs/>
+          <w:i w:val="0"/>
+          <w:iCs w:val="0"/>
+          <w:sz w:val="24"/>
+          <w:szCs w:val="24"/>
+        </w:rPr>
+        <w:t>資料來源</w:t>
+      </w:r>
+      <w:r>
+        <w:rPr>
+          <w:b/>
+          <w:bCs/>
+          <w:i w:val="0"/>
+          <w:iCs w:val="0"/>
+          <w:sz w:val="24"/>
+          <w:szCs w:val="24"/>
+        </w:rPr>
+        <w:t>：</w:t>
+      </w:r>
+      <w:r>
+        <w:rPr>
+          <w:rFonts w:hint="eastAsia"/>
+          <w:i w:val="0"/>
+          <w:iCs w:val="0"/>
+          <w:sz w:val="24"/>
+          <w:szCs w:val="24"/>
+        </w:rPr>
+        <w:t>改編自</w:t>
+      </w:r>
+      <w:r>
+        <w:rPr>
+          <w:rFonts w:hint="eastAsia"/>
+          <w:i w:val="0"/>
+          <w:iCs w:val="0"/>
+          <w:sz w:val="24"/>
+          <w:szCs w:val="24"/>
+        </w:rPr>
+        <w:t>Kim et al.</w:t>
+      </w:r>
+      <w:r>
+        <w:rPr>
+          <w:rFonts w:hint="eastAsia"/>
+          <w:i w:val="0"/>
+          <w:iCs w:val="0"/>
+          <w:sz w:val="24"/>
+          <w:szCs w:val="24"/>
+        </w:rPr>
+        <w:t>（</w:t>
+      </w:r>
+      <w:r>
+        <w:rPr>
+          <w:rFonts w:hint="eastAsia"/>
+          <w:i w:val="0"/>
+          <w:iCs w:val="0"/>
+          <w:sz w:val="24"/>
+          <w:szCs w:val="24"/>
+        </w:rPr>
+        <w:t>1997</w:t>
+      </w:r>
+      <w:r>
+        <w:rPr>
+          <w:rFonts w:hint="eastAsia"/>
+          <w:i w:val="0"/>
+          <w:iCs w:val="0"/>
+          <w:sz w:val="24"/>
+          <w:szCs w:val="24"/>
+        </w:rPr>
+        <w:t>）。</w:t>
+      </w:r>
     </w:p>
     <w:p>
       <w:pPr>
@@ -3734,12 +4916,11 @@
         <w:rPr>
           <w:rFonts w:hint="eastAsia"/>
         </w:rPr>
-        <w:lastRenderedPageBreak/>
         <w:t>Pliatsikas</w:t>
       </w:r>
       <w:r>
         <w:rPr>
-          <w:rFonts w:hint="eastAsia"/>
+          <w:rFonts w:cs="Microsoft JhengHei" w:hint="eastAsia"/>
         </w:rPr>
         <w:t>（</w:t>
       </w:r>
@@ -3751,7 +4932,7 @@
       </w:r>
       <w:r>
         <w:rPr>
-          <w:rFonts w:hint="eastAsia"/>
+          <w:rFonts w:cs="Microsoft JhengHei" w:hint="eastAsia"/>
         </w:rPr>
         <w:t>）提出「動態重組模型」（</w:t>
       </w:r>
@@ -3763,13 +4944,13 @@
       </w:r>
       <w:r>
         <w:rPr>
-          <w:rFonts w:hint="eastAsia"/>
+          <w:rFonts w:cs="Microsoft JhengHei" w:hint="eastAsia"/>
         </w:rPr>
         <w:t>），用時間歷程來解釋在經驗驅動下，神經可塑性如何影響雙語者的大腦結構。</w:t>
       </w:r>
       <w:r>
         <w:rPr>
-          <w:rFonts w:hint="eastAsia"/>
+          <w:rFonts w:cs="Microsoft JhengHei" w:hint="eastAsia"/>
         </w:rPr>
         <w:t>如</w:t>
       </w:r>
@@ -3789,11 +4970,14 @@
         <w:instrText xml:space="preserve"> </w:instrText>
       </w:r>
       <w:r>
+        <w:instrText xml:space="preserve"> \* MERGEFORMAT </w:instrText>
+      </w:r>
+      <w:r>
         <w:fldChar w:fldCharType="separate"/>
       </w:r>
       <w:r>
         <w:rPr>
-          <w:rFonts w:hint="eastAsia"/>
+          <w:rFonts w:cs="Microsoft JhengHei" w:hint="eastAsia"/>
         </w:rPr>
         <w:t>圖</w:t>
       </w:r>
@@ -3814,13 +4998,13 @@
       </w:r>
       <w:r>
         <w:rPr>
-          <w:rFonts w:hint="eastAsia"/>
+          <w:rFonts w:cs="Microsoft JhengHei" w:hint="eastAsia"/>
         </w:rPr>
         <w:t>所示，</w:t>
       </w:r>
       <w:r>
         <w:rPr>
-          <w:rFonts w:hint="eastAsia"/>
+          <w:rFonts w:cs="Microsoft JhengHei" w:hint="eastAsia"/>
         </w:rPr>
         <w:t>雙語經驗能夠促使大腦結構進行適應性調整，增強認知控制與效率，其關鍵在於灰質的階段性轉變。此外，語言學習會導致白質的完整性和連接效率的提高。這種動態的結構能夠幫助大腦對抗衰老過程和病理性神經退化。這表示學習第二語言能夠透過神經可塑性優化大腦結構。</w:t>
       </w:r>
@@ -3835,6 +5019,7 @@
           <w:rFonts w:hint="eastAsia"/>
           <w:noProof/>
         </w:rPr>
+        <w:lastRenderedPageBreak/>
         <w:drawing>
           <wp:inline distT="0" distB="0" distL="0" distR="0" wp14:anchorId="30330C5A" wp14:editId="316DA1C0">
             <wp:extent cx="4382242" cy="2560320"/>
@@ -3891,85 +5076,300 @@
       <w:pPr>
         <w:pStyle w:val="FigureCaption"/>
         <w:spacing w:line="360" w:lineRule="auto"/>
+        <w:rPr>
+          <w:i w:val="0"/>
+          <w:iCs w:val="0"/>
+          <w:sz w:val="24"/>
+          <w:szCs w:val="24"/>
+        </w:rPr>
       </w:pPr>
-      <w:bookmarkStart w:id="12" w:name="_Toc223910658"/>
-      <w:bookmarkStart w:id="13" w:name="_Ref224533610"/>
-      <w:r>
-        <w:rPr>
-          <w:rFonts w:hint="eastAsia"/>
+      <w:bookmarkStart w:id="12" w:name="_Ref224533610"/>
+      <w:bookmarkStart w:id="13" w:name="_Toc223910658"/>
+      <w:r>
+        <w:rPr>
+          <w:rFonts w:cs="Microsoft JhengHei" w:hint="eastAsia"/>
+          <w:i w:val="0"/>
+          <w:iCs w:val="0"/>
+          <w:sz w:val="24"/>
+          <w:szCs w:val="24"/>
         </w:rPr>
         <w:t>圖</w:t>
       </w:r>
       <w:r>
         <w:rPr>
           <w:rFonts w:hint="eastAsia"/>
+          <w:i w:val="0"/>
+          <w:iCs w:val="0"/>
+          <w:sz w:val="24"/>
+          <w:szCs w:val="24"/>
         </w:rPr>
         <w:t xml:space="preserve"> </w:t>
       </w:r>
       <w:r>
+        <w:rPr>
+          <w:i w:val="0"/>
+          <w:iCs w:val="0"/>
+          <w:sz w:val="24"/>
+          <w:szCs w:val="24"/>
+        </w:rPr>
         <w:fldChar w:fldCharType="begin"/>
       </w:r>
       <w:r>
+        <w:rPr>
+          <w:i w:val="0"/>
+          <w:iCs w:val="0"/>
+          <w:sz w:val="24"/>
+          <w:szCs w:val="24"/>
+        </w:rPr>
         <w:instrText xml:space="preserve"> </w:instrText>
       </w:r>
       <w:r>
         <w:rPr>
           <w:rFonts w:hint="eastAsia"/>
+          <w:i w:val="0"/>
+          <w:iCs w:val="0"/>
+          <w:sz w:val="24"/>
+          <w:szCs w:val="24"/>
         </w:rPr>
         <w:instrText xml:space="preserve">SEQ </w:instrText>
       </w:r>
       <w:r>
         <w:rPr>
-          <w:rFonts w:hint="eastAsia"/>
+          <w:rFonts w:cs="Microsoft JhengHei" w:hint="eastAsia"/>
+          <w:i w:val="0"/>
+          <w:iCs w:val="0"/>
+          <w:sz w:val="24"/>
+          <w:szCs w:val="24"/>
         </w:rPr>
         <w:instrText>圖</w:instrText>
       </w:r>
       <w:r>
         <w:rPr>
           <w:rFonts w:hint="eastAsia"/>
+          <w:i w:val="0"/>
+          <w:iCs w:val="0"/>
+          <w:sz w:val="24"/>
+          <w:szCs w:val="24"/>
         </w:rPr>
         <w:instrText xml:space="preserve"> \* ARABIC</w:instrText>
       </w:r>
       <w:r>
+        <w:rPr>
+          <w:i w:val="0"/>
+          <w:iCs w:val="0"/>
+          <w:sz w:val="24"/>
+          <w:szCs w:val="24"/>
+        </w:rPr>
         <w:instrText xml:space="preserve"> </w:instrText>
       </w:r>
       <w:r>
+        <w:rPr>
+          <w:i w:val="0"/>
+          <w:iCs w:val="0"/>
+          <w:sz w:val="24"/>
+          <w:szCs w:val="24"/>
+        </w:rPr>
         <w:fldChar w:fldCharType="separate"/>
       </w:r>
       <w:r>
         <w:rPr>
+          <w:i w:val="0"/>
+          <w:iCs w:val="0"/>
           <w:noProof/>
+          <w:sz w:val="24"/>
+          <w:szCs w:val="24"/>
         </w:rPr>
         <w:t>4</w:t>
       </w:r>
       <w:r>
+        <w:rPr>
+          <w:i w:val="0"/>
+          <w:iCs w:val="0"/>
+          <w:sz w:val="24"/>
+          <w:szCs w:val="24"/>
+        </w:rPr>
         <w:fldChar w:fldCharType="end"/>
       </w:r>
+      <w:bookmarkEnd w:id="12"/>
+      <w:r>
+        <w:rPr>
+          <w:rFonts w:cs="Microsoft JhengHei" w:hint="eastAsia"/>
+          <w:i w:val="0"/>
+          <w:iCs w:val="0"/>
+          <w:sz w:val="24"/>
+          <w:szCs w:val="24"/>
+        </w:rPr>
+        <w:t>雙語腦的動態重組模型（</w:t>
+      </w:r>
+      <w:r>
+        <w:rPr>
+          <w:rFonts w:hint="eastAsia"/>
+          <w:i w:val="0"/>
+          <w:iCs w:val="0"/>
+          <w:sz w:val="24"/>
+          <w:szCs w:val="24"/>
+        </w:rPr>
+        <w:t>Dynamic Restructuring Model, DRM</w:t>
+      </w:r>
+      <w:r>
+        <w:rPr>
+          <w:rFonts w:cs="Microsoft JhengHei" w:hint="eastAsia"/>
+          <w:i w:val="0"/>
+          <w:iCs w:val="0"/>
+          <w:sz w:val="24"/>
+          <w:szCs w:val="24"/>
+        </w:rPr>
+        <w:t>）</w:t>
+      </w:r>
       <w:bookmarkEnd w:id="13"/>
-      <w:r>
-        <w:rPr>
-          <w:rFonts w:hint="eastAsia"/>
-        </w:rPr>
-        <w:t>雙語腦的動態重組模型（</w:t>
-      </w:r>
-      <w:r>
-        <w:rPr>
-          <w:rFonts w:hint="eastAsia"/>
-        </w:rPr>
-        <w:t>Dynamic Restructuring Model, DRM</w:t>
-      </w:r>
-      <w:r>
-        <w:rPr>
-          <w:rFonts w:hint="eastAsia"/>
-        </w:rPr>
-        <w:t>）</w:t>
-      </w:r>
-      <w:bookmarkEnd w:id="12"/>
     </w:p>
     <w:p>
       <w:pPr>
-        <w:pStyle w:val="Text"/>
+        <w:pStyle w:val="FigureCaption"/>
+        <w:spacing w:line="360" w:lineRule="auto"/>
+        <w:ind w:firstLine="0"/>
+        <w:jc w:val="both"/>
+        <w:rPr>
+          <w:i w:val="0"/>
+          <w:iCs w:val="0"/>
+          <w:sz w:val="24"/>
+          <w:szCs w:val="24"/>
+        </w:rPr>
       </w:pPr>
+      <w:r>
+        <w:rPr>
+          <w:rFonts w:hint="eastAsia"/>
+          <w:sz w:val="24"/>
+          <w:szCs w:val="24"/>
+        </w:rPr>
+        <w:t>注：</w:t>
+      </w:r>
+      <w:r>
+        <w:rPr>
+          <w:i w:val="0"/>
+          <w:iCs w:val="0"/>
+          <w:sz w:val="24"/>
+          <w:szCs w:val="24"/>
+        </w:rPr>
+        <w:t>該模型預測了隨著雙語經驗增加（從初次接觸、固化期到高效期），大腦皮質灰質與白質完整性的動態變化（</w:t>
+      </w:r>
+      <w:r>
+        <w:rPr>
+          <w:i w:val="0"/>
+          <w:iCs w:val="0"/>
+          <w:sz w:val="24"/>
+          <w:szCs w:val="24"/>
+        </w:rPr>
+        <w:t>+</w:t>
+      </w:r>
+      <w:r>
+        <w:rPr>
+          <w:i w:val="0"/>
+          <w:iCs w:val="0"/>
+          <w:sz w:val="24"/>
+          <w:szCs w:val="24"/>
+        </w:rPr>
+        <w:t>代表增加，</w:t>
+      </w:r>
+      <w:r>
+        <w:rPr>
+          <w:i w:val="0"/>
+          <w:iCs w:val="0"/>
+          <w:sz w:val="24"/>
+          <w:szCs w:val="24"/>
+        </w:rPr>
+        <w:t>-</w:t>
+      </w:r>
+      <w:r>
+        <w:rPr>
+          <w:i w:val="0"/>
+          <w:iCs w:val="0"/>
+          <w:sz w:val="24"/>
+          <w:szCs w:val="24"/>
+        </w:rPr>
+        <w:t>代表減少）。模型顯示持續的語言使用能動態優化大腦結構，且白質連結效率在固化期顯著提升</w:t>
+      </w:r>
+      <w:r>
+        <w:rPr>
+          <w:rFonts w:hint="eastAsia"/>
+          <w:i w:val="0"/>
+          <w:iCs w:val="0"/>
+          <w:sz w:val="24"/>
+          <w:szCs w:val="24"/>
+        </w:rPr>
+        <w:t>。</w:t>
+      </w:r>
+      <w:r>
+        <w:rPr>
+          <w:rFonts w:hint="eastAsia"/>
+          <w:b/>
+          <w:bCs/>
+          <w:i w:val="0"/>
+          <w:iCs w:val="0"/>
+          <w:sz w:val="24"/>
+          <w:szCs w:val="24"/>
+        </w:rPr>
+        <w:t>資料來源</w:t>
+      </w:r>
+      <w:r>
+        <w:rPr>
+          <w:b/>
+          <w:bCs/>
+          <w:i w:val="0"/>
+          <w:iCs w:val="0"/>
+          <w:sz w:val="24"/>
+          <w:szCs w:val="24"/>
+        </w:rPr>
+        <w:t>：</w:t>
+      </w:r>
+      <w:r>
+        <w:rPr>
+          <w:rFonts w:hint="eastAsia"/>
+          <w:i w:val="0"/>
+          <w:iCs w:val="0"/>
+          <w:sz w:val="24"/>
+          <w:szCs w:val="24"/>
+        </w:rPr>
+        <w:t>改編自</w:t>
+      </w:r>
+      <w:r>
+        <w:rPr>
+          <w:i w:val="0"/>
+          <w:iCs w:val="0"/>
+          <w:sz w:val="24"/>
+          <w:szCs w:val="24"/>
+        </w:rPr>
+        <w:t>Pliatsikas</w:t>
+      </w:r>
+      <w:r>
+        <w:rPr>
+          <w:rFonts w:hint="eastAsia"/>
+          <w:i w:val="0"/>
+          <w:iCs w:val="0"/>
+          <w:sz w:val="24"/>
+          <w:szCs w:val="24"/>
+        </w:rPr>
+        <w:t>（</w:t>
+      </w:r>
+      <w:r>
+        <w:rPr>
+          <w:i w:val="0"/>
+          <w:iCs w:val="0"/>
+          <w:sz w:val="24"/>
+          <w:szCs w:val="24"/>
+        </w:rPr>
+        <w:t>2020</w:t>
+      </w:r>
+      <w:r>
+        <w:rPr>
+          <w:rFonts w:hint="eastAsia"/>
+          <w:i w:val="0"/>
+          <w:iCs w:val="0"/>
+          <w:sz w:val="24"/>
+          <w:szCs w:val="24"/>
+        </w:rPr>
+        <w:t>）。</w:t>
+      </w:r>
     </w:p>
     <w:p>
       <w:pPr>
@@ -3977,6 +5377,9 @@
       </w:pPr>
       <w:bookmarkStart w:id="14" w:name="_Toc223910648"/>
       <w:r>
+        <w:rPr>
+          <w:rFonts w:cs="Microsoft JhengHei" w:hint="eastAsia"/>
+        </w:rPr>
         <w:t>參、研究方法或系統架構</w:t>
       </w:r>
       <w:bookmarkEnd w:id="14"/>
@@ -3992,6 +5395,9 @@
         </w:rPr>
       </w:pPr>
       <w:r>
+        <w:rPr>
+          <w:rFonts w:cs="Microsoft JhengHei" w:hint="eastAsia"/>
+        </w:rPr>
         <w:t>本報告採用文獻統合分析與神經心理學模型評估之架構。透過比較單語與雙語者的大腦結構特徵（如</w:t>
       </w:r>
       <w:r>
@@ -4005,7 +5411,7 @@
       </w:r>
       <w:r>
         <w:rPr>
-          <w:rFonts w:hint="eastAsia"/>
+          <w:rFonts w:cs="Microsoft JhengHei" w:hint="eastAsia"/>
           <w:noProof/>
         </w:rPr>
         <w:t>表</w:t>
@@ -4026,6 +5432,9 @@
         <w:fldChar w:fldCharType="end"/>
       </w:r>
       <w:r>
+        <w:rPr>
+          <w:rFonts w:cs="Microsoft JhengHei" w:hint="eastAsia"/>
+        </w:rPr>
         <w:t>）與不同習得起點的長期成效，構建低年級雙語教育之評估模型。</w:t>
       </w:r>
     </w:p>
@@ -4061,7 +5470,7 @@
       <w:bookmarkStart w:id="16" w:name="_Toc223910661"/>
       <w:r>
         <w:rPr>
-          <w:rFonts w:hint="eastAsia"/>
+          <w:rFonts w:cs="Microsoft JhengHei" w:hint="eastAsia"/>
         </w:rPr>
         <w:lastRenderedPageBreak/>
         <w:t>表</w:t>
@@ -4086,7 +5495,7 @@
       </w:r>
       <w:r>
         <w:rPr>
-          <w:rFonts w:hint="eastAsia"/>
+          <w:rFonts w:cs="Microsoft JhengHei" w:hint="eastAsia"/>
         </w:rPr>
         <w:instrText>表</w:instrText>
       </w:r>
@@ -4114,7 +5523,7 @@
       <w:bookmarkEnd w:id="15"/>
       <w:r>
         <w:rPr>
-          <w:rFonts w:hint="eastAsia"/>
+          <w:rFonts w:cs="Microsoft JhengHei" w:hint="eastAsia"/>
         </w:rPr>
         <w:t>雙語習得研究之受試者類別與特徵表</w:t>
       </w:r>
@@ -4148,6 +5557,7 @@
             </w:pPr>
             <w:r>
               <w:rPr>
+                <w:rFonts w:cs="Microsoft JhengHei" w:hint="eastAsia"/>
                 <w:b/>
                 <w:bCs/>
               </w:rPr>
@@ -4170,6 +5580,7 @@
             </w:pPr>
             <w:r>
               <w:rPr>
+                <w:rFonts w:cs="Microsoft JhengHei" w:hint="eastAsia"/>
                 <w:b/>
                 <w:bCs/>
               </w:rPr>
@@ -4192,6 +5603,7 @@
             </w:pPr>
             <w:r>
               <w:rPr>
+                <w:rFonts w:cs="Microsoft JhengHei" w:hint="eastAsia"/>
                 <w:b/>
                 <w:bCs/>
               </w:rPr>
@@ -4206,6 +5618,7 @@
             </w:r>
             <w:r>
               <w:rPr>
+                <w:rFonts w:cs="Microsoft JhengHei" w:hint="eastAsia"/>
                 <w:b/>
                 <w:bCs/>
               </w:rPr>
@@ -4228,6 +5641,7 @@
             </w:pPr>
             <w:r>
               <w:rPr>
+                <w:rFonts w:cs="Microsoft JhengHei" w:hint="eastAsia"/>
                 <w:b/>
                 <w:bCs/>
               </w:rPr>
@@ -4244,6 +5658,9 @@
           </w:tcPr>
           <w:p>
             <w:r>
+              <w:rPr>
+                <w:rFonts w:cs="Microsoft JhengHei" w:hint="eastAsia"/>
+              </w:rPr>
               <w:t>早期雙語者</w:t>
             </w:r>
           </w:p>
@@ -4258,6 +5675,9 @@
               <w:jc w:val="center"/>
             </w:pPr>
             <w:r>
+              <w:rPr>
+                <w:rFonts w:cs="Microsoft JhengHei" w:hint="eastAsia"/>
+              </w:rPr>
               <w:t>童年初期</w:t>
             </w:r>
           </w:p>
@@ -4277,6 +5697,9 @@
           </w:tcPr>
           <w:p>
             <w:r>
+              <w:rPr>
+                <w:rFonts w:cs="Microsoft JhengHei" w:hint="eastAsia"/>
+              </w:rPr>
               <w:t>母語與二語高度重疊</w:t>
             </w:r>
           </w:p>
@@ -4288,6 +5711,9 @@
           </w:tcPr>
           <w:p>
             <w:r>
+              <w:rPr>
+                <w:rFonts w:cs="Microsoft JhengHei" w:hint="eastAsia"/>
+              </w:rPr>
               <w:t>內隱、類母語處理</w:t>
             </w:r>
           </w:p>
@@ -4301,6 +5727,9 @@
           </w:tcPr>
           <w:p>
             <w:r>
+              <w:rPr>
+                <w:rFonts w:cs="Microsoft JhengHei" w:hint="eastAsia"/>
+              </w:rPr>
               <w:t>晚期雙語者</w:t>
             </w:r>
           </w:p>
@@ -4315,6 +5744,9 @@
               <w:jc w:val="center"/>
             </w:pPr>
             <w:r>
+              <w:rPr>
+                <w:rFonts w:cs="Microsoft JhengHei" w:hint="eastAsia"/>
+              </w:rPr>
               <w:t>成年後</w:t>
             </w:r>
           </w:p>
@@ -4334,6 +5766,9 @@
           </w:tcPr>
           <w:p>
             <w:r>
+              <w:rPr>
+                <w:rFonts w:cs="Microsoft JhengHei" w:hint="eastAsia"/>
+              </w:rPr>
               <w:t>兩語言空間分離</w:t>
             </w:r>
           </w:p>
@@ -4345,6 +5780,9 @@
           </w:tcPr>
           <w:p>
             <w:r>
+              <w:rPr>
+                <w:rFonts w:cs="Microsoft JhengHei" w:hint="eastAsia"/>
+              </w:rPr>
               <w:t>外顯、翻譯式處理</w:t>
             </w:r>
           </w:p>
@@ -4364,7 +5802,7 @@
       <w:bookmarkStart w:id="17" w:name="_Toc223910662"/>
       <w:r>
         <w:rPr>
-          <w:rFonts w:hint="eastAsia"/>
+          <w:rFonts w:cs="Microsoft JhengHei" w:hint="eastAsia"/>
         </w:rPr>
         <w:t>表</w:t>
       </w:r>
@@ -4388,7 +5826,7 @@
       </w:r>
       <w:r>
         <w:rPr>
-          <w:rFonts w:hint="eastAsia"/>
+          <w:rFonts w:cs="Microsoft JhengHei" w:hint="eastAsia"/>
         </w:rPr>
         <w:instrText>表</w:instrText>
       </w:r>
@@ -4415,7 +5853,7 @@
       </w:r>
       <w:r>
         <w:rPr>
-          <w:rFonts w:hint="eastAsia"/>
+          <w:rFonts w:cs="Microsoft JhengHei" w:hint="eastAsia"/>
         </w:rPr>
         <w:t>大腦動態重組模型</w:t>
       </w:r>
@@ -4427,7 +5865,7 @@
       </w:r>
       <w:r>
         <w:rPr>
-          <w:rFonts w:hint="eastAsia"/>
+          <w:rFonts w:cs="Microsoft JhengHei" w:hint="eastAsia"/>
         </w:rPr>
         <w:t>之階段特徵表</w:t>
       </w:r>
@@ -4460,6 +5898,7 @@
             </w:pPr>
             <w:r>
               <w:rPr>
+                <w:rFonts w:cs="Microsoft JhengHei" w:hint="eastAsia"/>
                 <w:b/>
                 <w:bCs/>
               </w:rPr>
@@ -4482,6 +5921,7 @@
             </w:pPr>
             <w:r>
               <w:rPr>
+                <w:rFonts w:cs="Microsoft JhengHei" w:hint="eastAsia"/>
                 <w:b/>
                 <w:bCs/>
               </w:rPr>
@@ -4504,6 +5944,7 @@
             </w:pPr>
             <w:r>
               <w:rPr>
+                <w:rFonts w:cs="Microsoft JhengHei" w:hint="eastAsia"/>
                 <w:b/>
                 <w:bCs/>
               </w:rPr>
@@ -4520,12 +5961,18 @@
           </w:tcPr>
           <w:p>
             <w:r>
+              <w:rPr>
+                <w:rFonts w:cs="Microsoft JhengHei" w:hint="eastAsia"/>
+              </w:rPr>
               <w:t>階段</w:t>
             </w:r>
             <w:r>
               <w:t xml:space="preserve"> 1</w:t>
             </w:r>
             <w:r>
+              <w:rPr>
+                <w:rFonts w:cs="Microsoft JhengHei" w:hint="eastAsia"/>
+              </w:rPr>
               <w:t>：初期接觸</w:t>
             </w:r>
           </w:p>
@@ -4540,6 +5987,9 @@
               <w:jc w:val="center"/>
             </w:pPr>
             <w:r>
+              <w:rPr>
+                <w:rFonts w:cs="Microsoft JhengHei" w:hint="eastAsia"/>
+              </w:rPr>
               <w:t>初始暴露</w:t>
             </w:r>
           </w:p>
@@ -4551,12 +6001,18 @@
           </w:tcPr>
           <w:p>
             <w:r>
+              <w:rPr>
+                <w:rFonts w:cs="Microsoft JhengHei" w:hint="eastAsia"/>
+              </w:rPr>
               <w:t>皮質灰質</w:t>
             </w:r>
             <w:r>
               <w:t xml:space="preserve"> (Grey matter) </w:t>
             </w:r>
             <w:r>
+              <w:rPr>
+                <w:rFonts w:cs="Microsoft JhengHei" w:hint="eastAsia"/>
+              </w:rPr>
               <w:t>增加</w:t>
             </w:r>
           </w:p>
@@ -4575,12 +6031,18 @@
               </w:rPr>
             </w:pPr>
             <w:r>
+              <w:rPr>
+                <w:rFonts w:cs="Microsoft JhengHei" w:hint="eastAsia"/>
+              </w:rPr>
               <w:t>階段</w:t>
             </w:r>
             <w:r>
               <w:t xml:space="preserve"> 2</w:t>
             </w:r>
             <w:r>
+              <w:rPr>
+                <w:rFonts w:cs="Microsoft JhengHei" w:hint="eastAsia"/>
+              </w:rPr>
               <w:t>：固化期</w:t>
             </w:r>
           </w:p>
@@ -4595,6 +6057,9 @@
               <w:jc w:val="center"/>
             </w:pPr>
             <w:r>
+              <w:rPr>
+                <w:rFonts w:cs="Microsoft JhengHei" w:hint="eastAsia"/>
+              </w:rPr>
               <w:t>經驗增加</w:t>
             </w:r>
           </w:p>
@@ -4606,12 +6071,18 @@
           </w:tcPr>
           <w:p>
             <w:r>
+              <w:rPr>
+                <w:rFonts w:cs="Microsoft JhengHei" w:hint="eastAsia"/>
+              </w:rPr>
               <w:t>白質</w:t>
             </w:r>
             <w:r>
               <w:t xml:space="preserve"> (White matter) </w:t>
             </w:r>
             <w:r>
+              <w:rPr>
+                <w:rFonts w:cs="Microsoft JhengHei" w:hint="eastAsia"/>
+              </w:rPr>
               <w:t>連結效率提升</w:t>
             </w:r>
           </w:p>
@@ -4625,12 +6096,18 @@
           </w:tcPr>
           <w:p>
             <w:r>
+              <w:rPr>
+                <w:rFonts w:cs="Microsoft JhengHei" w:hint="eastAsia"/>
+              </w:rPr>
               <w:t>階段</w:t>
             </w:r>
             <w:r>
               <w:t xml:space="preserve"> 3</w:t>
             </w:r>
             <w:r>
+              <w:rPr>
+                <w:rFonts w:cs="Microsoft JhengHei" w:hint="eastAsia"/>
+              </w:rPr>
               <w:t>：高效期</w:t>
             </w:r>
           </w:p>
@@ -4645,6 +6122,9 @@
               <w:jc w:val="center"/>
             </w:pPr>
             <w:r>
+              <w:rPr>
+                <w:rFonts w:cs="Microsoft JhengHei" w:hint="eastAsia"/>
+              </w:rPr>
               <w:t>長期精熟</w:t>
             </w:r>
           </w:p>
@@ -4662,6 +6142,7 @@
             </w:pPr>
             <w:r>
               <w:rPr>
+                <w:rFonts w:cs="Microsoft JhengHei" w:hint="eastAsia"/>
                 <w:lang w:eastAsia="zh-TW"/>
               </w:rPr>
               <w:t>結構優化，增強認知控制能力</w:t>
@@ -4683,7 +6164,7 @@
       <w:bookmarkStart w:id="18" w:name="_Toc223910663"/>
       <w:r>
         <w:rPr>
-          <w:rFonts w:hint="eastAsia"/>
+          <w:rFonts w:cs="Microsoft JhengHei" w:hint="eastAsia"/>
         </w:rPr>
         <w:t>表</w:t>
       </w:r>
@@ -4707,7 +6188,7 @@
       </w:r>
       <w:r>
         <w:rPr>
-          <w:rFonts w:hint="eastAsia"/>
+          <w:rFonts w:cs="Microsoft JhengHei" w:hint="eastAsia"/>
         </w:rPr>
         <w:instrText>表</w:instrText>
       </w:r>
@@ -4734,7 +6215,7 @@
       </w:r>
       <w:r>
         <w:rPr>
-          <w:rFonts w:hint="eastAsia"/>
+          <w:rFonts w:cs="Microsoft JhengHei" w:hint="eastAsia"/>
         </w:rPr>
         <w:t>不同年齡介入英語教學之認知發展影響對照表</w:t>
       </w:r>
@@ -4767,6 +6248,7 @@
             </w:pPr>
             <w:r>
               <w:rPr>
+                <w:rFonts w:cs="Microsoft JhengHei" w:hint="eastAsia"/>
                 <w:b/>
                 <w:bCs/>
               </w:rPr>
@@ -4789,6 +6271,7 @@
             </w:pPr>
             <w:r>
               <w:rPr>
+                <w:rFonts w:cs="Microsoft JhengHei" w:hint="eastAsia"/>
                 <w:b/>
                 <w:bCs/>
               </w:rPr>
@@ -4811,6 +6294,7 @@
             </w:pPr>
             <w:r>
               <w:rPr>
+                <w:rFonts w:cs="Microsoft JhengHei" w:hint="eastAsia"/>
                 <w:b/>
                 <w:bCs/>
               </w:rPr>
@@ -4833,12 +6317,18 @@
               <w:t xml:space="preserve">7 </w:t>
             </w:r>
             <w:r>
+              <w:rPr>
+                <w:rFonts w:cs="Microsoft JhengHei" w:hint="eastAsia"/>
+              </w:rPr>
               <w:t>歲</w:t>
             </w:r>
             <w:r>
               <w:t xml:space="preserve"> (</w:t>
             </w:r>
             <w:r>
+              <w:rPr>
+                <w:rFonts w:cs="Microsoft JhengHei" w:hint="eastAsia"/>
+              </w:rPr>
               <w:t>小一</w:t>
             </w:r>
             <w:r>
@@ -4859,6 +6349,7 @@
             </w:pPr>
             <w:r>
               <w:rPr>
+                <w:rFonts w:cs="Microsoft JhengHei" w:hint="eastAsia"/>
                 <w:lang w:eastAsia="zh-TW"/>
               </w:rPr>
               <w:t>前運思期至具體運思期</w:t>
@@ -4878,6 +6369,7 @@
             </w:pPr>
             <w:r>
               <w:rPr>
+                <w:rFonts w:cs="Microsoft JhengHei" w:hint="eastAsia"/>
                 <w:lang w:eastAsia="zh-TW"/>
               </w:rPr>
               <w:t>高神經可塑性、內隱學習、韻律敏感</w:t>
@@ -4899,12 +6391,18 @@
               <w:t xml:space="preserve">9 </w:t>
             </w:r>
             <w:r>
+              <w:rPr>
+                <w:rFonts w:cs="Microsoft JhengHei" w:hint="eastAsia"/>
+              </w:rPr>
               <w:t>歲</w:t>
             </w:r>
             <w:r>
               <w:t xml:space="preserve"> (</w:t>
             </w:r>
             <w:r>
+              <w:rPr>
+                <w:rFonts w:cs="Microsoft JhengHei" w:hint="eastAsia"/>
+              </w:rPr>
               <w:t>小三</w:t>
             </w:r>
             <w:r>
@@ -4919,6 +6417,9 @@
           </w:tcPr>
           <w:p>
             <w:r>
+              <w:rPr>
+                <w:rFonts w:cs="Microsoft JhengHei" w:hint="eastAsia"/>
+              </w:rPr>
               <w:t>具體運思期成熟</w:t>
             </w:r>
           </w:p>
@@ -4936,6 +6437,7 @@
             </w:pPr>
             <w:r>
               <w:rPr>
+                <w:rFonts w:cs="Microsoft JhengHei" w:hint="eastAsia"/>
                 <w:lang w:eastAsia="zh-TW"/>
               </w:rPr>
               <w:t>依賴外顯分析、邏輯規則</w:t>
@@ -4955,6 +6457,9 @@
       </w:pPr>
       <w:bookmarkStart w:id="19" w:name="_Toc223910649"/>
       <w:r>
+        <w:rPr>
+          <w:rFonts w:cs="Microsoft JhengHei" w:hint="eastAsia"/>
+        </w:rPr>
         <w:t>肆、結果與討論</w:t>
       </w:r>
       <w:bookmarkEnd w:id="19"/>
@@ -4968,6 +6473,9 @@
       </w:pPr>
       <w:bookmarkStart w:id="20" w:name="_Toc223910650"/>
       <w:r>
+        <w:rPr>
+          <w:rFonts w:cs="Microsoft JhengHei" w:hint="eastAsia"/>
+        </w:rPr>
         <w:t>一、執行功能與認知優勢之展現</w:t>
       </w:r>
       <w:bookmarkEnd w:id="20"/>
@@ -4977,33 +6485,51 @@
         <w:pStyle w:val="Text"/>
       </w:pPr>
       <w:r>
+        <w:rPr>
+          <w:rFonts w:cs="Microsoft JhengHei" w:hint="eastAsia"/>
+        </w:rPr>
         <w:t>雙語經驗能重塑大腦。</w:t>
       </w:r>
       <w:r>
         <w:t xml:space="preserve">Bialystok </w:t>
       </w:r>
       <w:r>
+        <w:rPr>
+          <w:rFonts w:cs="Microsoft JhengHei" w:hint="eastAsia"/>
+        </w:rPr>
         <w:t>（</w:t>
       </w:r>
       <w:r>
         <w:t>2011</w:t>
       </w:r>
       <w:r>
+        <w:rPr>
+          <w:rFonts w:cs="Microsoft JhengHei" w:hint="eastAsia"/>
+        </w:rPr>
         <w:t>）</w:t>
       </w:r>
       <w:r>
+        <w:rPr>
+          <w:rFonts w:cs="Microsoft JhengHei" w:hint="eastAsia"/>
+        </w:rPr>
         <w:t>指出，雙語學童因需持續管理兩套語言系統，能有效鍛鍊執行功能中的抑制控制（</w:t>
       </w:r>
       <w:r>
         <w:t>Inhibitory control</w:t>
       </w:r>
       <w:r>
+        <w:rPr>
+          <w:rFonts w:cs="Microsoft JhengHei" w:hint="eastAsia"/>
+        </w:rPr>
         <w:t>）能力。在整體</w:t>
       </w:r>
       <w:r>
         <w:t>-</w:t>
       </w:r>
       <w:r>
+        <w:rPr>
+          <w:rFonts w:cs="Microsoft JhengHei" w:hint="eastAsia"/>
+        </w:rPr>
         <w:t>局部任務中，雙語兒童排除干擾的反應時間顯著快於單語兒童（如</w:t>
       </w:r>
       <w:r>
@@ -5026,7 +6552,7 @@
       </w:r>
       <w:r>
         <w:rPr>
-          <w:rFonts w:hint="eastAsia"/>
+          <w:rFonts w:cs="Microsoft JhengHei" w:hint="eastAsia"/>
         </w:rPr>
         <w:t>圖</w:t>
       </w:r>
@@ -5046,6 +6572,9 @@
         <w:fldChar w:fldCharType="end"/>
       </w:r>
       <w:r>
+        <w:rPr>
+          <w:rFonts w:cs="Microsoft JhengHei" w:hint="eastAsia"/>
+        </w:rPr>
         <w:t>）。</w:t>
       </w:r>
     </w:p>
@@ -5117,6 +6646,10 @@
         <w:pStyle w:val="FigureCaption"/>
         <w:spacing w:line="360" w:lineRule="auto"/>
         <w:rPr>
+          <w:i w:val="0"/>
+          <w:iCs w:val="0"/>
+          <w:sz w:val="24"/>
+          <w:szCs w:val="24"/>
           <w:lang w:val="en-US"/>
         </w:rPr>
       </w:pPr>
@@ -5124,83 +6657,157 @@
       <w:bookmarkStart w:id="22" w:name="_Toc223910659"/>
       <w:r>
         <w:rPr>
-          <w:rFonts w:hint="eastAsia"/>
+          <w:rFonts w:cs="Microsoft JhengHei" w:hint="eastAsia"/>
+          <w:i w:val="0"/>
+          <w:iCs w:val="0"/>
+          <w:sz w:val="24"/>
+          <w:szCs w:val="24"/>
         </w:rPr>
         <w:t>圖</w:t>
       </w:r>
       <w:r>
         <w:rPr>
           <w:rFonts w:hint="eastAsia"/>
+          <w:i w:val="0"/>
+          <w:iCs w:val="0"/>
+          <w:sz w:val="24"/>
+          <w:szCs w:val="24"/>
         </w:rPr>
         <w:t xml:space="preserve"> </w:t>
       </w:r>
       <w:r>
+        <w:rPr>
+          <w:i w:val="0"/>
+          <w:iCs w:val="0"/>
+          <w:sz w:val="24"/>
+          <w:szCs w:val="24"/>
+        </w:rPr>
         <w:fldChar w:fldCharType="begin"/>
       </w:r>
       <w:r>
+        <w:rPr>
+          <w:i w:val="0"/>
+          <w:iCs w:val="0"/>
+          <w:sz w:val="24"/>
+          <w:szCs w:val="24"/>
+        </w:rPr>
         <w:instrText xml:space="preserve"> </w:instrText>
       </w:r>
       <w:r>
         <w:rPr>
           <w:rFonts w:hint="eastAsia"/>
+          <w:i w:val="0"/>
+          <w:iCs w:val="0"/>
+          <w:sz w:val="24"/>
+          <w:szCs w:val="24"/>
         </w:rPr>
         <w:instrText xml:space="preserve">SEQ </w:instrText>
       </w:r>
       <w:r>
         <w:rPr>
-          <w:rFonts w:hint="eastAsia"/>
+          <w:rFonts w:cs="Microsoft JhengHei" w:hint="eastAsia"/>
+          <w:i w:val="0"/>
+          <w:iCs w:val="0"/>
+          <w:sz w:val="24"/>
+          <w:szCs w:val="24"/>
         </w:rPr>
         <w:instrText>圖</w:instrText>
       </w:r>
       <w:r>
         <w:rPr>
           <w:rFonts w:hint="eastAsia"/>
+          <w:i w:val="0"/>
+          <w:iCs w:val="0"/>
+          <w:sz w:val="24"/>
+          <w:szCs w:val="24"/>
         </w:rPr>
         <w:instrText xml:space="preserve"> \* ARABIC</w:instrText>
       </w:r>
       <w:r>
+        <w:rPr>
+          <w:i w:val="0"/>
+          <w:iCs w:val="0"/>
+          <w:sz w:val="24"/>
+          <w:szCs w:val="24"/>
+        </w:rPr>
         <w:instrText xml:space="preserve"> </w:instrText>
       </w:r>
       <w:r>
+        <w:rPr>
+          <w:i w:val="0"/>
+          <w:iCs w:val="0"/>
+          <w:sz w:val="24"/>
+          <w:szCs w:val="24"/>
+        </w:rPr>
         <w:fldChar w:fldCharType="separate"/>
       </w:r>
       <w:r>
         <w:rPr>
+          <w:i w:val="0"/>
+          <w:iCs w:val="0"/>
           <w:noProof/>
+          <w:sz w:val="24"/>
+          <w:szCs w:val="24"/>
         </w:rPr>
         <w:t>5</w:t>
       </w:r>
       <w:r>
+        <w:rPr>
+          <w:i w:val="0"/>
+          <w:iCs w:val="0"/>
+          <w:sz w:val="24"/>
+          <w:szCs w:val="24"/>
+        </w:rPr>
         <w:fldChar w:fldCharType="end"/>
       </w:r>
       <w:bookmarkEnd w:id="21"/>
       <w:r>
         <w:rPr>
-          <w:rFonts w:hint="eastAsia"/>
+          <w:rFonts w:cs="Microsoft JhengHei" w:hint="eastAsia"/>
+          <w:i w:val="0"/>
+          <w:iCs w:val="0"/>
+          <w:sz w:val="24"/>
+          <w:szCs w:val="24"/>
         </w:rPr>
         <w:t>單語與雙語兒童在整體</w:t>
       </w:r>
       <w:r>
         <w:rPr>
           <w:rFonts w:hint="eastAsia"/>
+          <w:i w:val="0"/>
+          <w:iCs w:val="0"/>
+          <w:sz w:val="24"/>
+          <w:szCs w:val="24"/>
         </w:rPr>
         <w:t>-</w:t>
       </w:r>
       <w:r>
         <w:rPr>
-          <w:rFonts w:hint="eastAsia"/>
+          <w:rFonts w:cs="Microsoft JhengHei" w:hint="eastAsia"/>
+          <w:i w:val="0"/>
+          <w:iCs w:val="0"/>
+          <w:sz w:val="24"/>
+          <w:szCs w:val="24"/>
         </w:rPr>
         <w:t>局部任務（</w:t>
       </w:r>
       <w:r>
         <w:rPr>
           <w:rFonts w:hint="eastAsia"/>
+          <w:i w:val="0"/>
+          <w:iCs w:val="0"/>
+          <w:sz w:val="24"/>
+          <w:szCs w:val="24"/>
         </w:rPr>
         <w:t>Global-local Task</w:t>
       </w:r>
       <w:r>
         <w:rPr>
-          <w:rFonts w:hint="eastAsia"/>
+          <w:rFonts w:cs="Microsoft JhengHei" w:hint="eastAsia"/>
+          <w:i w:val="0"/>
+          <w:iCs w:val="0"/>
+          <w:sz w:val="24"/>
+          <w:szCs w:val="24"/>
         </w:rPr>
         <w:t>）之反應時間差異</w:t>
       </w:r>
@@ -5208,11 +6815,135 @@
     </w:p>
     <w:p>
       <w:pPr>
-        <w:pStyle w:val="Text"/>
-        <w:rPr>
-          <w:lang w:val="en-US"/>
+        <w:pStyle w:val="FigureCaption"/>
+        <w:spacing w:line="360" w:lineRule="auto"/>
+        <w:ind w:firstLine="0"/>
+        <w:jc w:val="both"/>
+        <w:rPr>
+          <w:sz w:val="24"/>
+          <w:szCs w:val="24"/>
         </w:rPr>
       </w:pPr>
+      <w:r>
+        <w:rPr>
+          <w:rFonts w:hint="eastAsia"/>
+          <w:sz w:val="24"/>
+          <w:szCs w:val="24"/>
+        </w:rPr>
+        <w:t>注：</w:t>
+      </w:r>
+      <w:r>
+        <w:rPr>
+          <w:rFonts w:hint="eastAsia"/>
+          <w:i w:val="0"/>
+          <w:iCs w:val="0"/>
+          <w:sz w:val="24"/>
+          <w:szCs w:val="24"/>
+        </w:rPr>
+        <w:t>長條圖顯示單語兒童（黑色）與雙語兒童（斜線）在一致（</w:t>
+      </w:r>
+      <w:r>
+        <w:rPr>
+          <w:rFonts w:hint="eastAsia"/>
+          <w:i w:val="0"/>
+          <w:iCs w:val="0"/>
+          <w:sz w:val="24"/>
+          <w:szCs w:val="24"/>
+        </w:rPr>
+        <w:t>Congruent</w:t>
+      </w:r>
+      <w:r>
+        <w:rPr>
+          <w:rFonts w:hint="eastAsia"/>
+          <w:i w:val="0"/>
+          <w:iCs w:val="0"/>
+          <w:sz w:val="24"/>
+          <w:szCs w:val="24"/>
+        </w:rPr>
+        <w:t>）與不一致（</w:t>
+      </w:r>
+      <w:r>
+        <w:rPr>
+          <w:rFonts w:hint="eastAsia"/>
+          <w:i w:val="0"/>
+          <w:iCs w:val="0"/>
+          <w:sz w:val="24"/>
+          <w:szCs w:val="24"/>
+        </w:rPr>
+        <w:t>Incongruent</w:t>
+      </w:r>
+      <w:r>
+        <w:rPr>
+          <w:rFonts w:hint="eastAsia"/>
+          <w:i w:val="0"/>
+          <w:iCs w:val="0"/>
+          <w:sz w:val="24"/>
+          <w:szCs w:val="24"/>
+        </w:rPr>
+        <w:t>）試驗中的平均反應時間。在需要抑制干擾的不一致情境中，雙語兒童的反應時間顯著快於單語兒童，顯示雙語經驗對執行功能具有正面效益。</w:t>
+      </w:r>
+      <w:r>
+        <w:rPr>
+          <w:rFonts w:hint="eastAsia"/>
+          <w:b/>
+          <w:bCs/>
+          <w:i w:val="0"/>
+          <w:iCs w:val="0"/>
+          <w:sz w:val="24"/>
+          <w:szCs w:val="24"/>
+        </w:rPr>
+        <w:t>資料來源：</w:t>
+      </w:r>
+      <w:r>
+        <w:rPr>
+          <w:rFonts w:hint="eastAsia"/>
+          <w:i w:val="0"/>
+          <w:iCs w:val="0"/>
+          <w:sz w:val="24"/>
+          <w:szCs w:val="24"/>
+        </w:rPr>
+        <w:t>改編自</w:t>
+      </w:r>
+      <w:r>
+        <w:rPr>
+          <w:rFonts w:hint="eastAsia"/>
+          <w:i w:val="0"/>
+          <w:iCs w:val="0"/>
+          <w:sz w:val="24"/>
+          <w:szCs w:val="24"/>
+        </w:rPr>
+        <w:t>Bialystok</w:t>
+      </w:r>
+      <w:r>
+        <w:rPr>
+          <w:rFonts w:hint="eastAsia"/>
+          <w:i w:val="0"/>
+          <w:iCs w:val="0"/>
+          <w:sz w:val="24"/>
+          <w:szCs w:val="24"/>
+        </w:rPr>
+        <w:t>（</w:t>
+      </w:r>
+      <w:r>
+        <w:rPr>
+          <w:rFonts w:hint="eastAsia"/>
+          <w:i w:val="0"/>
+          <w:iCs w:val="0"/>
+          <w:sz w:val="24"/>
+          <w:szCs w:val="24"/>
+        </w:rPr>
+        <w:t>2011</w:t>
+      </w:r>
+      <w:r>
+        <w:rPr>
+          <w:rFonts w:hint="eastAsia"/>
+          <w:i w:val="0"/>
+          <w:iCs w:val="0"/>
+          <w:sz w:val="24"/>
+          <w:szCs w:val="24"/>
+        </w:rPr>
+        <w:t>）。</w:t>
+      </w:r>
     </w:p>
     <w:p>
       <w:pPr>
@@ -5220,6 +6951,9 @@
       </w:pPr>
       <w:bookmarkStart w:id="23" w:name="_Toc223910651"/>
       <w:r>
+        <w:rPr>
+          <w:rFonts w:cs="Microsoft JhengHei" w:hint="eastAsia"/>
+        </w:rPr>
         <w:t>二、跨語言遷移之實證支持</w:t>
       </w:r>
       <w:bookmarkEnd w:id="23"/>
@@ -5229,6 +6963,9 @@
         <w:pStyle w:val="Text"/>
       </w:pPr>
       <w:r>
+        <w:rPr>
+          <w:rFonts w:cs="Microsoft JhengHei" w:hint="eastAsia"/>
+        </w:rPr>
         <w:t>針對中英雙語兒童的研究發現，中文的構詞覺識能預測英文閱讀表現，證實了跨語言遷移的存在。如</w:t>
       </w:r>
       <w:r>
@@ -5242,7 +6979,7 @@
       </w:r>
       <w:r>
         <w:rPr>
-          <w:rFonts w:hint="eastAsia"/>
+          <w:rFonts w:cs="Microsoft JhengHei" w:hint="eastAsia"/>
         </w:rPr>
         <w:t>圖</w:t>
       </w:r>
@@ -5265,6 +7002,9 @@
         <w:t xml:space="preserve"> </w:t>
       </w:r>
       <w:r>
+        <w:rPr>
+          <w:rFonts w:cs="Microsoft JhengHei" w:hint="eastAsia"/>
+        </w:rPr>
         <w:t>之路徑分析所示，雙語並非互相競爭，而是互補的認知系統。</w:t>
       </w:r>
     </w:p>
@@ -5278,6 +7018,7 @@
           <w:rFonts w:hint="eastAsia"/>
           <w:noProof/>
         </w:rPr>
+        <w:lastRenderedPageBreak/>
         <w:drawing>
           <wp:inline distT="0" distB="0" distL="0" distR="0" wp14:anchorId="43584BE9" wp14:editId="2D651146">
             <wp:extent cx="3494225" cy="3148149"/>
@@ -5334,68 +7075,334 @@
       <w:pPr>
         <w:pStyle w:val="FigureCaption"/>
         <w:spacing w:line="360" w:lineRule="auto"/>
+        <w:rPr>
+          <w:rFonts w:cs="Microsoft JhengHei"/>
+          <w:i w:val="0"/>
+          <w:iCs w:val="0"/>
+          <w:sz w:val="24"/>
+          <w:szCs w:val="24"/>
+        </w:rPr>
       </w:pPr>
       <w:bookmarkStart w:id="24" w:name="_Ref223908245"/>
       <w:bookmarkStart w:id="25" w:name="_Toc223910660"/>
       <w:r>
         <w:rPr>
-          <w:rFonts w:hint="eastAsia"/>
+          <w:rFonts w:cs="Microsoft JhengHei" w:hint="eastAsia"/>
+          <w:i w:val="0"/>
+          <w:iCs w:val="0"/>
+          <w:sz w:val="24"/>
+          <w:szCs w:val="24"/>
         </w:rPr>
         <w:t>圖</w:t>
       </w:r>
       <w:r>
         <w:rPr>
           <w:rFonts w:hint="eastAsia"/>
+          <w:i w:val="0"/>
+          <w:iCs w:val="0"/>
+          <w:sz w:val="24"/>
+          <w:szCs w:val="24"/>
         </w:rPr>
         <w:t xml:space="preserve"> </w:t>
       </w:r>
       <w:r>
+        <w:rPr>
+          <w:i w:val="0"/>
+          <w:iCs w:val="0"/>
+          <w:sz w:val="24"/>
+          <w:szCs w:val="24"/>
+        </w:rPr>
         <w:fldChar w:fldCharType="begin"/>
       </w:r>
       <w:r>
+        <w:rPr>
+          <w:i w:val="0"/>
+          <w:iCs w:val="0"/>
+          <w:sz w:val="24"/>
+          <w:szCs w:val="24"/>
+        </w:rPr>
         <w:instrText xml:space="preserve"> </w:instrText>
       </w:r>
       <w:r>
         <w:rPr>
           <w:rFonts w:hint="eastAsia"/>
+          <w:i w:val="0"/>
+          <w:iCs w:val="0"/>
+          <w:sz w:val="24"/>
+          <w:szCs w:val="24"/>
         </w:rPr>
         <w:instrText xml:space="preserve">SEQ </w:instrText>
       </w:r>
       <w:r>
         <w:rPr>
-          <w:rFonts w:hint="eastAsia"/>
+          <w:rFonts w:cs="Microsoft JhengHei" w:hint="eastAsia"/>
+          <w:i w:val="0"/>
+          <w:iCs w:val="0"/>
+          <w:sz w:val="24"/>
+          <w:szCs w:val="24"/>
         </w:rPr>
         <w:instrText>圖</w:instrText>
       </w:r>
       <w:r>
         <w:rPr>
           <w:rFonts w:hint="eastAsia"/>
+          <w:i w:val="0"/>
+          <w:iCs w:val="0"/>
+          <w:sz w:val="24"/>
+          <w:szCs w:val="24"/>
         </w:rPr>
         <w:instrText xml:space="preserve"> \* ARABIC</w:instrText>
       </w:r>
       <w:r>
+        <w:rPr>
+          <w:i w:val="0"/>
+          <w:iCs w:val="0"/>
+          <w:sz w:val="24"/>
+          <w:szCs w:val="24"/>
+        </w:rPr>
         <w:instrText xml:space="preserve"> </w:instrText>
       </w:r>
       <w:r>
+        <w:rPr>
+          <w:i w:val="0"/>
+          <w:iCs w:val="0"/>
+          <w:sz w:val="24"/>
+          <w:szCs w:val="24"/>
+        </w:rPr>
         <w:fldChar w:fldCharType="separate"/>
       </w:r>
       <w:r>
         <w:rPr>
+          <w:i w:val="0"/>
+          <w:iCs w:val="0"/>
           <w:noProof/>
+          <w:sz w:val="24"/>
+          <w:szCs w:val="24"/>
         </w:rPr>
         <w:t>6</w:t>
       </w:r>
       <w:r>
+        <w:rPr>
+          <w:i w:val="0"/>
+          <w:iCs w:val="0"/>
+          <w:sz w:val="24"/>
+          <w:szCs w:val="24"/>
+        </w:rPr>
         <w:fldChar w:fldCharType="end"/>
       </w:r>
       <w:bookmarkEnd w:id="24"/>
       <w:r>
         <w:rPr>
-          <w:rFonts w:hint="eastAsia"/>
+          <w:rFonts w:cs="Microsoft JhengHei" w:hint="eastAsia"/>
+          <w:i w:val="0"/>
+          <w:iCs w:val="0"/>
+          <w:sz w:val="24"/>
+          <w:szCs w:val="24"/>
         </w:rPr>
         <w:t>中英雙語兒童形態覺識之跨語言結構方程模型</w:t>
       </w:r>
       <w:bookmarkEnd w:id="25"/>
+    </w:p>
+    <w:p>
+      <w:pPr>
+        <w:pStyle w:val="FigureCaption"/>
+        <w:spacing w:line="360" w:lineRule="auto"/>
+        <w:ind w:firstLine="0"/>
+        <w:jc w:val="left"/>
+        <w:rPr>
+          <w:i w:val="0"/>
+          <w:iCs w:val="0"/>
+          <w:sz w:val="24"/>
+          <w:szCs w:val="24"/>
+        </w:rPr>
+      </w:pPr>
+      <w:r>
+        <w:rPr>
+          <w:rFonts w:hint="eastAsia"/>
+          <w:sz w:val="24"/>
+          <w:szCs w:val="24"/>
+        </w:rPr>
+        <w:t>注：</w:t>
+      </w:r>
+      <w:r>
+        <w:rPr>
+          <w:i w:val="0"/>
+          <w:iCs w:val="0"/>
+          <w:sz w:val="24"/>
+          <w:szCs w:val="24"/>
+        </w:rPr>
+        <w:t>路徑分析顯示各語言變項間的預測關係。結果顯示「英文複合詞覺識」（</w:t>
+      </w:r>
+      <w:r>
+        <w:rPr>
+          <w:i w:val="0"/>
+          <w:iCs w:val="0"/>
+          <w:sz w:val="24"/>
+          <w:szCs w:val="24"/>
+        </w:rPr>
+        <w:t>English Compound Awareness</w:t>
+      </w:r>
+      <w:r>
+        <w:rPr>
+          <w:i w:val="0"/>
+          <w:iCs w:val="0"/>
+          <w:sz w:val="24"/>
+          <w:szCs w:val="24"/>
+        </w:rPr>
+        <w:t>）與「中文詞彙」（</w:t>
+      </w:r>
+      <w:r>
+        <w:rPr>
+          <w:i w:val="0"/>
+          <w:iCs w:val="0"/>
+          <w:sz w:val="24"/>
+          <w:szCs w:val="24"/>
+        </w:rPr>
+        <w:t>Chinese Vocabulary</w:t>
+      </w:r>
+      <w:r>
+        <w:rPr>
+          <w:i w:val="0"/>
+          <w:iCs w:val="0"/>
+          <w:sz w:val="24"/>
+          <w:szCs w:val="24"/>
+        </w:rPr>
+        <w:t>）之間存在顯著的雙向預測關係（標準化係數分別為</w:t>
+      </w:r>
+      <w:r>
+        <w:rPr>
+          <w:i w:val="0"/>
+          <w:iCs w:val="0"/>
+          <w:sz w:val="24"/>
+          <w:szCs w:val="24"/>
+        </w:rPr>
+        <w:t xml:space="preserve"> .30 </w:t>
+      </w:r>
+      <w:r>
+        <w:rPr>
+          <w:i w:val="0"/>
+          <w:iCs w:val="0"/>
+          <w:sz w:val="24"/>
+          <w:szCs w:val="24"/>
+        </w:rPr>
+        <w:t>與</w:t>
+      </w:r>
+      <w:r>
+        <w:rPr>
+          <w:i w:val="0"/>
+          <w:iCs w:val="0"/>
+          <w:sz w:val="24"/>
+          <w:szCs w:val="24"/>
+        </w:rPr>
+        <w:t xml:space="preserve"> .31</w:t>
+      </w:r>
+      <w:r>
+        <w:rPr>
+          <w:i w:val="0"/>
+          <w:iCs w:val="0"/>
+          <w:sz w:val="24"/>
+          <w:szCs w:val="24"/>
+        </w:rPr>
+        <w:t>），證實了跨語言遷移（</w:t>
+      </w:r>
+      <w:r>
+        <w:rPr>
+          <w:i w:val="0"/>
+          <w:iCs w:val="0"/>
+          <w:sz w:val="24"/>
+          <w:szCs w:val="24"/>
+        </w:rPr>
+        <w:t>Cross-language Transfer</w:t>
+      </w:r>
+      <w:r>
+        <w:rPr>
+          <w:i w:val="0"/>
+          <w:iCs w:val="0"/>
+          <w:sz w:val="24"/>
+          <w:szCs w:val="24"/>
+        </w:rPr>
+        <w:t>）的存在。</w:t>
+      </w:r>
+      <w:r>
+        <w:rPr>
+          <w:rFonts w:hint="eastAsia"/>
+          <w:i w:val="0"/>
+          <w:iCs w:val="0"/>
+          <w:sz w:val="24"/>
+          <w:szCs w:val="24"/>
+        </w:rPr>
+        <w:t>資料來源</w:t>
+      </w:r>
+      <w:r>
+        <w:rPr>
+          <w:i w:val="0"/>
+          <w:iCs w:val="0"/>
+          <w:sz w:val="24"/>
+          <w:szCs w:val="24"/>
+        </w:rPr>
+        <w:t>：</w:t>
+      </w:r>
+      <w:r>
+        <w:rPr>
+          <w:rFonts w:hint="eastAsia"/>
+          <w:i w:val="0"/>
+          <w:iCs w:val="0"/>
+          <w:sz w:val="24"/>
+          <w:szCs w:val="24"/>
+        </w:rPr>
+        <w:t>改編自</w:t>
+      </w:r>
+      <w:r>
+        <w:rPr>
+          <w:i w:val="0"/>
+          <w:iCs w:val="0"/>
+          <w:sz w:val="24"/>
+          <w:szCs w:val="24"/>
+        </w:rPr>
+        <w:t>Pasquarella et al.</w:t>
+      </w:r>
+      <w:r>
+        <w:rPr>
+          <w:rFonts w:hint="eastAsia"/>
+          <w:i w:val="0"/>
+          <w:iCs w:val="0"/>
+          <w:sz w:val="24"/>
+          <w:szCs w:val="24"/>
+        </w:rPr>
+        <w:t>（</w:t>
+      </w:r>
+      <w:r>
+        <w:rPr>
+          <w:i w:val="0"/>
+          <w:iCs w:val="0"/>
+          <w:sz w:val="24"/>
+          <w:szCs w:val="24"/>
+        </w:rPr>
+        <w:t>2011</w:t>
+      </w:r>
+      <w:r>
+        <w:rPr>
+          <w:rFonts w:hint="eastAsia"/>
+          <w:i w:val="0"/>
+          <w:iCs w:val="0"/>
+          <w:sz w:val="24"/>
+          <w:szCs w:val="24"/>
+        </w:rPr>
+        <w:t>）。</w:t>
+      </w:r>
+    </w:p>
+    <w:p>
+      <w:pPr>
+        <w:pStyle w:val="FigureCaption"/>
+        <w:spacing w:line="360" w:lineRule="auto"/>
+        <w:rPr>
+          <w:rFonts w:hint="eastAsia"/>
+          <w:i w:val="0"/>
+          <w:iCs w:val="0"/>
+          <w:sz w:val="24"/>
+          <w:szCs w:val="24"/>
+        </w:rPr>
+      </w:pPr>
     </w:p>
     <w:p>
       <w:pPr>
@@ -5403,7 +7410,9 @@
       </w:pPr>
       <w:bookmarkStart w:id="26" w:name="_Toc223910652"/>
       <w:r>
-        <w:lastRenderedPageBreak/>
+        <w:rPr>
+          <w:rFonts w:cs="Microsoft JhengHei" w:hint="eastAsia"/>
+        </w:rPr>
         <w:t>三、教學實務之建議路徑</w:t>
       </w:r>
       <w:bookmarkEnd w:id="26"/>
@@ -5413,34 +7422,26 @@
         <w:pStyle w:val="Text"/>
       </w:pPr>
       <w:r>
+        <w:rPr>
+          <w:rFonts w:cs="Microsoft JhengHei" w:hint="eastAsia"/>
+        </w:rPr>
         <w:t>鑑於低年級學童的特性，</w:t>
       </w:r>
       <w:r>
-        <w:rPr>
-          <w:b/>
-          <w:bCs/>
-        </w:rPr>
         <w:fldChar w:fldCharType="begin"/>
       </w:r>
       <w:r>
-        <w:instrText xml:space="preserve"> REF _Ref224533911 \h </w:instrText>
-      </w:r>
-      <w:r>
-        <w:rPr>
-          <w:b/>
-          <w:bCs/>
-        </w:rPr>
-      </w:r>
-      <w:r>
-        <w:rPr>
-          <w:b/>
-          <w:bCs/>
-        </w:rPr>
+        <w:instrText xml:space="preserve"> REF _Ref224534191 \h </w:instrText>
+      </w:r>
+      <w:r>
+        <w:instrText xml:space="preserve"> \* MERGEFORMAT </w:instrText>
+      </w:r>
+      <w:r>
         <w:fldChar w:fldCharType="separate"/>
       </w:r>
       <w:r>
         <w:rPr>
-          <w:rFonts w:hint="eastAsia"/>
+          <w:rFonts w:cs="Microsoft JhengHei" w:hint="eastAsia"/>
         </w:rPr>
         <w:t>表</w:t>
       </w:r>
@@ -5457,32 +7458,22 @@
         <w:t>4</w:t>
       </w:r>
       <w:r>
-        <w:rPr>
-          <w:rFonts w:hint="eastAsia"/>
-        </w:rPr>
-        <w:t>現行課綱與本土雙語實驗模式之時數與策略比較表</w:t>
-      </w:r>
-      <w:r>
-        <w:rPr>
-          <w:b/>
-          <w:bCs/>
-        </w:rPr>
         <w:fldChar w:fldCharType="end"/>
       </w:r>
       <w:r>
+        <w:rPr>
+          <w:rFonts w:cs="Microsoft JhengHei" w:hint="eastAsia"/>
+        </w:rPr>
         <w:t>比較了現行課綱與本土雙語模式。結果顯示，將英語融入</w:t>
       </w:r>
       <w:r>
         <w:t xml:space="preserve"> 1/3 </w:t>
       </w:r>
       <w:r>
-        <w:t>的彈性課程與操作學科（如體育、美勞），能創造更自然的浸潤環境，彌補每週單一學科時數不足的問題</w:t>
-      </w:r>
-      <w:r>
-        <w:rPr>
-          <w:rFonts w:ascii="Heiti TC" w:eastAsia="Heiti TC" w:hAnsi="Heiti TC" w:cs="Heiti TC" w:hint="eastAsia"/>
-        </w:rPr>
-        <w:t>。</w:t>
+        <w:rPr>
+          <w:rFonts w:cs="Microsoft JhengHei" w:hint="eastAsia"/>
+        </w:rPr>
+        <w:t>的彈性課程與操作學科（如體育、美勞），能創造更自然的浸潤環境，彌補每週單一學科時數不足的問題。</w:t>
       </w:r>
     </w:p>
     <w:p/>
@@ -5493,9 +7484,10 @@
       </w:pPr>
       <w:bookmarkStart w:id="27" w:name="_Toc223910664"/>
       <w:bookmarkStart w:id="28" w:name="_Ref224533911"/>
-      <w:r>
-        <w:rPr>
-          <w:rFonts w:hint="eastAsia"/>
+      <w:bookmarkStart w:id="29" w:name="_Ref224534191"/>
+      <w:r>
+        <w:rPr>
+          <w:rFonts w:cs="Microsoft JhengHei" w:hint="eastAsia"/>
         </w:rPr>
         <w:t>表</w:t>
       </w:r>
@@ -5519,7 +7511,7 @@
       </w:r>
       <w:r>
         <w:rPr>
-          <w:rFonts w:hint="eastAsia"/>
+          <w:rFonts w:cs="Microsoft JhengHei" w:hint="eastAsia"/>
         </w:rPr>
         <w:instrText>表</w:instrText>
       </w:r>
@@ -5544,9 +7536,10 @@
       <w:r>
         <w:fldChar w:fldCharType="end"/>
       </w:r>
-      <w:r>
-        <w:rPr>
-          <w:rFonts w:hint="eastAsia"/>
+      <w:bookmarkEnd w:id="29"/>
+      <w:r>
+        <w:rPr>
+          <w:rFonts w:cs="Microsoft JhengHei" w:hint="eastAsia"/>
         </w:rPr>
         <w:t>現行課綱與本土雙語實驗模式之時數與策略比較表</w:t>
       </w:r>
@@ -5580,6 +7573,7 @@
             </w:pPr>
             <w:r>
               <w:rPr>
+                <w:rFonts w:cs="Microsoft JhengHei" w:hint="eastAsia"/>
                 <w:b/>
                 <w:bCs/>
               </w:rPr>
@@ -5603,6 +7597,7 @@
             </w:pPr>
             <w:r>
               <w:rPr>
+                <w:rFonts w:cs="Microsoft JhengHei" w:hint="eastAsia"/>
                 <w:b/>
                 <w:bCs/>
                 <w:lang w:eastAsia="zh-TW"/>
@@ -5619,6 +7614,7 @@
             </w:r>
             <w:r>
               <w:rPr>
+                <w:rFonts w:cs="Microsoft JhengHei" w:hint="eastAsia"/>
                 <w:b/>
                 <w:bCs/>
                 <w:lang w:eastAsia="zh-TW"/>
@@ -5651,6 +7647,7 @@
             </w:pPr>
             <w:r>
               <w:rPr>
+                <w:rFonts w:cs="Microsoft JhengHei" w:hint="eastAsia"/>
                 <w:b/>
                 <w:bCs/>
                 <w:lang w:eastAsia="zh-TW"/>
@@ -5667,6 +7664,7 @@
             </w:r>
             <w:r>
               <w:rPr>
+                <w:rFonts w:cs="Microsoft JhengHei" w:hint="eastAsia"/>
                 <w:b/>
                 <w:bCs/>
                 <w:lang w:eastAsia="zh-TW"/>
@@ -5692,6 +7690,10 @@
           </w:tcPr>
           <w:p>
             <w:r>
+              <w:rPr>
+                <w:rFonts w:cs="Microsoft JhengHei" w:hint="eastAsia"/>
+              </w:rPr>
+              <w:lastRenderedPageBreak/>
               <w:t>教學時數</w:t>
             </w:r>
           </w:p>
@@ -5703,12 +7705,18 @@
           </w:tcPr>
           <w:p>
             <w:r>
+              <w:rPr>
+                <w:rFonts w:cs="Microsoft JhengHei" w:hint="eastAsia"/>
+              </w:rPr>
               <w:t>每週</w:t>
             </w:r>
             <w:r>
               <w:t xml:space="preserve"> 1 </w:t>
             </w:r>
             <w:r>
+              <w:rPr>
+                <w:rFonts w:cs="Microsoft JhengHei" w:hint="eastAsia"/>
+              </w:rPr>
               <w:t>節英語課</w:t>
             </w:r>
           </w:p>
@@ -5726,6 +7734,7 @@
             </w:pPr>
             <w:r>
               <w:rPr>
+                <w:rFonts w:cs="Microsoft JhengHei" w:hint="eastAsia"/>
                 <w:lang w:eastAsia="zh-TW"/>
               </w:rPr>
               <w:t>融入</w:t>
@@ -5738,6 +7747,7 @@
             </w:r>
             <w:r>
               <w:rPr>
+                <w:rFonts w:cs="Microsoft JhengHei" w:hint="eastAsia"/>
                 <w:lang w:eastAsia="zh-TW"/>
               </w:rPr>
               <w:t>彈性課程與操作學科</w:t>
@@ -5753,6 +7763,9 @@
           </w:tcPr>
           <w:p>
             <w:r>
+              <w:rPr>
+                <w:rFonts w:cs="Microsoft JhengHei" w:hint="eastAsia"/>
+              </w:rPr>
               <w:t>教學側重</w:t>
             </w:r>
           </w:p>
@@ -5764,6 +7777,9 @@
           </w:tcPr>
           <w:p>
             <w:r>
+              <w:rPr>
+                <w:rFonts w:cs="Microsoft JhengHei" w:hint="eastAsia"/>
+              </w:rPr>
               <w:t>系統性語法與詞彙</w:t>
             </w:r>
           </w:p>
@@ -5781,6 +7797,7 @@
             </w:pPr>
             <w:r>
               <w:rPr>
+                <w:rFonts w:cs="Microsoft JhengHei" w:hint="eastAsia"/>
                 <w:lang w:eastAsia="zh-TW"/>
               </w:rPr>
               <w:t>內隱、生活化聽說、</w:t>
@@ -5807,11 +7824,14 @@
       <w:pPr>
         <w:pStyle w:val="Heading1"/>
       </w:pPr>
-      <w:bookmarkStart w:id="29" w:name="_Toc223910653"/>
-      <w:r>
+      <w:bookmarkStart w:id="30" w:name="_Toc223910653"/>
+      <w:r>
+        <w:rPr>
+          <w:rFonts w:cs="Microsoft JhengHei" w:hint="eastAsia"/>
+        </w:rPr>
         <w:t>伍、結論與建議</w:t>
       </w:r>
-      <w:bookmarkEnd w:id="29"/>
+      <w:bookmarkEnd w:id="30"/>
       <w:r>
         <w:t xml:space="preserve"> </w:t>
       </w:r>
@@ -5821,18 +7841,27 @@
         <w:pStyle w:val="Text"/>
       </w:pPr>
       <w:r>
+        <w:rPr>
+          <w:rFonts w:cs="Microsoft JhengHei" w:hint="eastAsia"/>
+        </w:rPr>
         <w:t>綜觀上述研究結果，</w:t>
       </w:r>
       <w:r>
         <w:t xml:space="preserve">10 </w:t>
       </w:r>
       <w:r>
+        <w:rPr>
+          <w:rFonts w:cs="Microsoft JhengHei" w:hint="eastAsia"/>
+        </w:rPr>
         <w:t>歲前確實為第二語言習得的關鍵窗口。國小二年級（約</w:t>
       </w:r>
       <w:r>
         <w:t xml:space="preserve"> 8 </w:t>
       </w:r>
       <w:r>
+        <w:rPr>
+          <w:rFonts w:cs="Microsoft JhengHei" w:hint="eastAsia"/>
+        </w:rPr>
         <w:t>歲）以下的學童正處於神經可塑性的巔峰期，若能於此時同時授予中文與英文，將能使大腦將雙語表徵建立在相同的神經區域，實現最高效的處理模式。</w:t>
       </w:r>
     </w:p>
@@ -5841,18 +7870,27 @@
         <w:pStyle w:val="Text"/>
       </w:pPr>
       <w:r>
+        <w:rPr>
+          <w:rFonts w:cs="Microsoft JhengHei" w:hint="eastAsia"/>
+        </w:rPr>
         <w:t>此外，透過「跨語言遷移」機制，穩固的母語基礎能成為二語學習的鷹架。因此，本報告建議政府應評估將雙語教學提前至低年級介入的適切性，並輔以</w:t>
       </w:r>
       <w:r>
         <w:t xml:space="preserve"> CLIL </w:t>
       </w:r>
       <w:r>
+        <w:rPr>
+          <w:rFonts w:cs="Microsoft JhengHei" w:hint="eastAsia"/>
+        </w:rPr>
         <w:t>教學法，營造自然的語言接觸環境，以極大化孩童的語言潛能發展</w:t>
       </w:r>
       <w:r>
         <w:t xml:space="preserve"> </w:t>
       </w:r>
       <w:r>
+        <w:rPr>
+          <w:rFonts w:cs="Microsoft JhengHei" w:hint="eastAsia"/>
+        </w:rPr>
         <w:t>。</w:t>
       </w:r>
     </w:p>
@@ -5864,29 +7902,30 @@
           <w:rFonts w:cs="Heiti TC"/>
         </w:rPr>
       </w:pPr>
-      <w:bookmarkStart w:id="30" w:name="_Toc223910654"/>
-      <w:r>
-        <w:t>參考文</w:t>
-      </w:r>
-      <w:r>
-        <w:rPr>
-          <w:rFonts w:cs="Heiti TC" w:hint="eastAsia"/>
-        </w:rPr>
-        <w:t>獻</w:t>
-      </w:r>
-      <w:bookmarkEnd w:id="30"/>
+      <w:bookmarkStart w:id="31" w:name="_Toc223910654"/>
+      <w:r>
+        <w:rPr>
+          <w:rFonts w:cs="Microsoft JhengHei" w:hint="eastAsia"/>
+        </w:rPr>
+        <w:t>參考文獻</w:t>
+      </w:r>
+      <w:bookmarkEnd w:id="31"/>
     </w:p>
     <w:p>
       <w:pPr>
         <w:pStyle w:val="ListParagraph"/>
         <w:numPr>
           <w:ilvl w:val="0"/>
-          <w:numId w:val="1"/>
+          <w:numId w:val="2"/>
         </w:numPr>
+        <w:tabs>
+          <w:tab w:val="left" w:pos="567"/>
+        </w:tabs>
+        <w:ind w:left="1287" w:hanging="1287"/>
       </w:pPr>
       <w:r>
         <w:rPr>
-          <w:rFonts w:cs="PingFang TC" w:hint="eastAsia"/>
+          <w:rFonts w:cs="Microsoft JhengHei" w:hint="eastAsia"/>
           <w:kern w:val="0"/>
           <w14:ligatures w14:val="none"/>
         </w:rPr>
@@ -5902,7 +7941,7 @@
       </w:r>
       <w:r>
         <w:rPr>
-          <w:rFonts w:cs="PingFang TC" w:hint="eastAsia"/>
+          <w:rFonts w:cs="Microsoft JhengHei" w:hint="eastAsia"/>
           <w:kern w:val="0"/>
           <w14:ligatures w14:val="none"/>
         </w:rPr>
@@ -5910,7 +7949,7 @@
       </w:r>
       <w:r>
         <w:rPr>
-          <w:rFonts w:cs="PingFang TC" w:hint="eastAsia"/>
+          <w:rFonts w:cs="Microsoft JhengHei" w:hint="eastAsia"/>
           <w:i/>
           <w:iCs/>
           <w:kern w:val="0"/>
@@ -5930,7 +7969,7 @@
       </w:r>
       <w:r>
         <w:rPr>
-          <w:rFonts w:cs="PingFang TC" w:hint="eastAsia"/>
+          <w:rFonts w:cs="Microsoft JhengHei" w:hint="eastAsia"/>
           <w:i/>
           <w:iCs/>
           <w:kern w:val="0"/>
@@ -5950,7 +7989,7 @@
       </w:r>
       <w:r>
         <w:rPr>
-          <w:rFonts w:cs="PingFang TC" w:hint="eastAsia"/>
+          <w:rFonts w:cs="Microsoft JhengHei" w:hint="eastAsia"/>
           <w:i/>
           <w:iCs/>
           <w:kern w:val="0"/>
@@ -5960,7 +7999,7 @@
       </w:r>
       <w:r>
         <w:rPr>
-          <w:rFonts w:cs="PingFang TC" w:hint="eastAsia"/>
+          <w:rFonts w:cs="Microsoft JhengHei" w:hint="eastAsia"/>
           <w:kern w:val="0"/>
           <w14:ligatures w14:val="none"/>
         </w:rPr>
@@ -5976,7 +8015,7 @@
       </w:r>
       <w:r>
         <w:rPr>
-          <w:rFonts w:cs="PingFang TC"/>
+          <w:rFonts w:cs="Microsoft JhengHei" w:hint="eastAsia"/>
           <w:kern w:val="0"/>
           <w14:ligatures w14:val="none"/>
         </w:rPr>
@@ -6002,8 +8041,12 @@
         <w:pStyle w:val="ListParagraph"/>
         <w:numPr>
           <w:ilvl w:val="0"/>
-          <w:numId w:val="1"/>
+          <w:numId w:val="2"/>
         </w:numPr>
+        <w:tabs>
+          <w:tab w:val="left" w:pos="567"/>
+        </w:tabs>
+        <w:ind w:left="1287" w:hanging="1287"/>
         <w:rPr>
           <w:rFonts w:cs="Times New Roman"/>
           <w:kern w:val="0"/>
@@ -6012,11 +8055,10 @@
       </w:pPr>
       <w:r>
         <w:rPr>
-          <w:rFonts w:cs="PingFang TC" w:hint="eastAsia"/>
+          <w:rFonts w:cs="Microsoft JhengHei" w:hint="eastAsia"/>
           <w:kern w:val="0"/>
           <w14:ligatures w14:val="none"/>
         </w:rPr>
-        <w:lastRenderedPageBreak/>
         <w:t>臺北市政府教育局（</w:t>
       </w:r>
       <w:r>
@@ -6029,7 +8071,7 @@
       </w:r>
       <w:r>
         <w:rPr>
-          <w:rFonts w:cs="PingFang TC" w:hint="eastAsia"/>
+          <w:rFonts w:cs="Microsoft JhengHei" w:hint="eastAsia"/>
           <w:kern w:val="0"/>
           <w14:ligatures w14:val="none"/>
         </w:rPr>
@@ -6037,7 +8079,7 @@
       </w:r>
       <w:r>
         <w:rPr>
-          <w:rFonts w:cs="PingFang TC" w:hint="eastAsia"/>
+          <w:rFonts w:cs="Microsoft JhengHei" w:hint="eastAsia"/>
           <w:i/>
           <w:iCs/>
           <w:kern w:val="0"/>
@@ -6057,7 +8099,7 @@
       </w:r>
       <w:r>
         <w:rPr>
-          <w:rFonts w:cs="PingFang TC" w:hint="eastAsia"/>
+          <w:rFonts w:cs="Microsoft JhengHei" w:hint="eastAsia"/>
           <w:i/>
           <w:iCs/>
           <w:kern w:val="0"/>
@@ -6067,7 +8109,7 @@
       </w:r>
       <w:r>
         <w:rPr>
-          <w:rFonts w:cs="PingFang TC" w:hint="eastAsia"/>
+          <w:rFonts w:cs="Microsoft JhengHei" w:hint="eastAsia"/>
           <w:b/>
           <w:bCs/>
           <w:i/>
@@ -6079,7 +8121,7 @@
       </w:r>
       <w:r>
         <w:rPr>
-          <w:rFonts w:cs="PingFang TC" w:hint="eastAsia"/>
+          <w:rFonts w:cs="Microsoft JhengHei" w:hint="eastAsia"/>
           <w:i/>
           <w:iCs/>
           <w:kern w:val="0"/>
@@ -6105,49 +8147,38 @@
         <w:pStyle w:val="ListParagraph"/>
         <w:numPr>
           <w:ilvl w:val="0"/>
-          <w:numId w:val="1"/>
+          <w:numId w:val="2"/>
         </w:numPr>
+        <w:tabs>
+          <w:tab w:val="left" w:pos="567"/>
+        </w:tabs>
+        <w:ind w:left="1287" w:hanging="1287"/>
         <w:rPr>
           <w:rFonts w:cs="PingFang TC"/>
         </w:rPr>
       </w:pPr>
       <w:r>
+        <w:rPr>
+          <w:rFonts w:cs="Microsoft JhengHei" w:hint="eastAsia"/>
+        </w:rPr>
         <w:t>教育部（</w:t>
       </w:r>
       <w:r>
         <w:t>2014</w:t>
       </w:r>
       <w:r>
-        <w:t>）</w:t>
-      </w:r>
-      <w:r>
-        <w:rPr>
-          <w:rFonts w:hint="eastAsia"/>
-        </w:rPr>
-        <w:t>。</w:t>
-      </w:r>
-      <w:r>
-        <w:rPr>
-          <w:rFonts w:hint="eastAsia"/>
+        <w:rPr>
+          <w:rFonts w:cs="Microsoft JhengHei" w:hint="eastAsia"/>
+        </w:rPr>
+        <w:t>）。</w:t>
+      </w:r>
+      <w:r>
+        <w:rPr>
+          <w:rFonts w:cs="Microsoft JhengHei" w:hint="eastAsia"/>
           <w:i/>
           <w:iCs/>
         </w:rPr>
-        <w:t>《</w:t>
-      </w:r>
-      <w:r>
-        <w:rPr>
-          <w:i/>
-          <w:iCs/>
-        </w:rPr>
-        <w:t>十二年國民基本教育課程綱要總綱》</w:t>
-      </w:r>
-      <w:r>
-        <w:rPr>
-          <w:rFonts w:cs="PingFang TC" w:hint="eastAsia"/>
-          <w:i/>
-          <w:iCs/>
-        </w:rPr>
-        <w:t>。</w:t>
+        <w:t>《十二年國民基本教育課程綱要總綱》。</w:t>
       </w:r>
       <w:r>
         <w:rPr>
@@ -6176,8 +8207,12 @@
         <w:pStyle w:val="ListParagraph"/>
         <w:numPr>
           <w:ilvl w:val="0"/>
-          <w:numId w:val="1"/>
+          <w:numId w:val="2"/>
         </w:numPr>
+        <w:tabs>
+          <w:tab w:val="left" w:pos="567"/>
+        </w:tabs>
+        <w:ind w:left="1287" w:hanging="1287"/>
         <w:rPr>
           <w:rFonts w:cs="Times New Roman"/>
           <w:kern w:val="0"/>
@@ -6228,8 +8263,12 @@
         <w:pStyle w:val="ListParagraph"/>
         <w:numPr>
           <w:ilvl w:val="0"/>
-          <w:numId w:val="1"/>
+          <w:numId w:val="2"/>
         </w:numPr>
+        <w:tabs>
+          <w:tab w:val="left" w:pos="567"/>
+        </w:tabs>
+        <w:ind w:left="1287" w:hanging="1287"/>
         <w:rPr>
           <w:rFonts w:cs="Times New Roman"/>
           <w:kern w:val="0"/>
@@ -6280,8 +8319,12 @@
         <w:pStyle w:val="ListParagraph"/>
         <w:numPr>
           <w:ilvl w:val="0"/>
-          <w:numId w:val="1"/>
+          <w:numId w:val="2"/>
         </w:numPr>
+        <w:tabs>
+          <w:tab w:val="left" w:pos="567"/>
+        </w:tabs>
+        <w:ind w:left="1287" w:hanging="1287"/>
         <w:rPr>
           <w:rFonts w:cs="Times New Roman"/>
           <w:kern w:val="0"/>
@@ -6294,6 +8337,7 @@
           <w:kern w:val="0"/>
           <w14:ligatures w14:val="none"/>
         </w:rPr>
+        <w:lastRenderedPageBreak/>
         <w:t xml:space="preserve">Johnson, J. S., &amp; Newport, E. L. (1989). Critical period effects in second language learning: The influence of maturational state on the acquisition of English as a second language. </w:t>
       </w:r>
       <w:r>
@@ -6332,8 +8376,12 @@
         <w:pStyle w:val="ListParagraph"/>
         <w:numPr>
           <w:ilvl w:val="0"/>
-          <w:numId w:val="1"/>
+          <w:numId w:val="2"/>
         </w:numPr>
+        <w:tabs>
+          <w:tab w:val="left" w:pos="567"/>
+        </w:tabs>
+        <w:ind w:left="1287" w:hanging="1287"/>
         <w:rPr>
           <w:rFonts w:cs="Times New Roman"/>
           <w:kern w:val="0"/>
@@ -6384,8 +8432,12 @@
         <w:pStyle w:val="ListParagraph"/>
         <w:numPr>
           <w:ilvl w:val="0"/>
-          <w:numId w:val="1"/>
+          <w:numId w:val="2"/>
         </w:numPr>
+        <w:tabs>
+          <w:tab w:val="left" w:pos="567"/>
+        </w:tabs>
+        <w:ind w:left="1287" w:hanging="1287"/>
         <w:rPr>
           <w:rFonts w:cs="Segoe UI"/>
           <w:color w:val="212121"/>
@@ -6452,8 +8504,12 @@
         <w:pStyle w:val="ListParagraph"/>
         <w:numPr>
           <w:ilvl w:val="0"/>
-          <w:numId w:val="1"/>
+          <w:numId w:val="2"/>
         </w:numPr>
+        <w:tabs>
+          <w:tab w:val="left" w:pos="567"/>
+        </w:tabs>
+        <w:ind w:left="1287" w:hanging="1287"/>
         <w:rPr>
           <w:rFonts w:cs="Times New Roman"/>
           <w:kern w:val="0"/>
@@ -6492,8 +8548,12 @@
         <w:pStyle w:val="ListParagraph"/>
         <w:numPr>
           <w:ilvl w:val="0"/>
-          <w:numId w:val="1"/>
+          <w:numId w:val="2"/>
         </w:numPr>
+        <w:tabs>
+          <w:tab w:val="left" w:pos="567"/>
+        </w:tabs>
+        <w:ind w:left="1287" w:hanging="1287"/>
         <w:rPr>
           <w:rFonts w:cs="Times New Roman"/>
           <w:kern w:val="0"/>
@@ -6571,8 +8631,12 @@
         <w:pStyle w:val="ListParagraph"/>
         <w:numPr>
           <w:ilvl w:val="0"/>
-          <w:numId w:val="1"/>
+          <w:numId w:val="2"/>
         </w:numPr>
+        <w:tabs>
+          <w:tab w:val="left" w:pos="567"/>
+        </w:tabs>
+        <w:ind w:left="1287" w:hanging="1287"/>
       </w:pPr>
       <w:r>
         <w:rPr>
@@ -6624,7 +8688,6 @@
         </w:r>
       </w:hyperlink>
     </w:p>
-    <w:p/>
     <w:sectPr>
       <w:pgSz w:w="11900" w:h="16840"/>
       <w:pgMar w:top="1440" w:right="1440" w:bottom="1440" w:left="1440" w:header="708" w:footer="708" w:gutter="0"/>
@@ -6805,6 +8868,92 @@
 <file path=word/numbering.xml><?xml version="1.0" encoding="utf-8"?>
 <w:numbering xmlns:wpc="http://schemas.microsoft.com/office/word/2010/wordprocessingCanvas" xmlns:cx="http://schemas.microsoft.com/office/drawing/2014/chartex" xmlns:cx1="http://schemas.microsoft.com/office/drawing/2015/9/8/chartex" xmlns:cx2="http://schemas.microsoft.com/office/drawing/2015/10/21/chartex" xmlns:cx3="http://schemas.microsoft.com/office/drawing/2016/5/9/chartex" xmlns:cx4="http://schemas.microsoft.com/office/drawing/2016/5/10/chartex" xmlns:cx5="http://schemas.microsoft.com/office/drawing/2016/5/11/chartex" xmlns:cx6="http://schemas.microsoft.com/office/drawing/2016/5/12/chartex" xmlns:cx7="http://schemas.microsoft.com/office/drawing/2016/5/13/chartex" xmlns:cx8="http://schemas.microsoft.com/office/drawing/2016/5/14/chartex" xmlns:mc="http://schemas.openxmlformats.org/markup-compatibility/2006" xmlns:aink="http://schemas.microsoft.com/office/drawing/2016/ink" xmlns:am3d="http://schemas.microsoft.com/office/drawing/2017/model3d" xmlns:o="urn:schemas-microsoft-com:office:office" xmlns:oel="http://schemas.microsoft.com/office/2019/extlst" xmlns:r="http://schemas.openxmlformats.org/officeDocument/2006/relationships" xmlns:m="http://schemas.openxmlformats.org/officeDocument/2006/math" xmlns:v="urn:schemas-microsoft-com:vml" xmlns:wp14="http://schemas.microsoft.com/office/word/2010/wordprocessingDrawing" xmlns:wp="http://schemas.openxmlformats.org/drawingml/2006/wordprocessingDrawing" xmlns:w10="urn:schemas-microsoft-com:office:word" xmlns:w="http://schemas.openxmlformats.org/wordprocessingml/2006/main" xmlns:w14="http://schemas.microsoft.com/office/word/2010/wordml" xmlns:w15="http://schemas.microsoft.com/office/word/2012/wordml" xmlns:w16cex="http://schemas.microsoft.com/office/word/2018/wordml/cex" xmlns:w16cid="http://schemas.microsoft.com/office/word/2016/wordml/cid" xmlns:w16="http://schemas.microsoft.com/office/word/2018/wordml" xmlns:w16du="http://schemas.microsoft.com/office/word/2023/wordml/word16du" xmlns:w16sdtdh="http://schemas.microsoft.com/office/word/2020/wordml/sdtdatahash" xmlns:w16sdtfl="http://schemas.microsoft.com/office/word/2024/wordml/sdtformatlock" xmlns:w16se="http://schemas.microsoft.com/office/word/2015/wordml/symex" xmlns:wpg="http://schemas.microsoft.com/office/word/2010/wordprocessingGroup" xmlns:wpi="http://schemas.microsoft.com/office/word/2010/wordprocessingInk" xmlns:wne="http://schemas.microsoft.com/office/word/2006/wordml" xmlns:wps="http://schemas.microsoft.com/office/word/2010/wordprocessingShape" mc:Ignorable="w14 w15 w16se w16cid w16 w16cex w16sdtdh w16sdtfl w16du wp14">
   <w:abstractNum w:abstractNumId="0" w15:restartNumberingAfterBreak="0">
+    <w:nsid w:val="14BB07F3"/>
+    <w:multiLevelType w:val="hybridMultilevel"/>
+    <w:tmpl w:val="54A26568"/>
+    <w:lvl w:ilvl="0" w:tplc="0409000F">
+      <w:start w:val="1"/>
+      <w:numFmt w:val="decimal"/>
+      <w:lvlText w:val="%1."/>
+      <w:lvlJc w:val="left"/>
+      <w:pPr>
+        <w:ind w:left="720" w:hanging="360"/>
+      </w:pPr>
+    </w:lvl>
+    <w:lvl w:ilvl="1" w:tplc="04090019" w:tentative="1">
+      <w:start w:val="1"/>
+      <w:numFmt w:val="lowerLetter"/>
+      <w:lvlText w:val="%2."/>
+      <w:lvlJc w:val="left"/>
+      <w:pPr>
+        <w:ind w:left="1440" w:hanging="360"/>
+      </w:pPr>
+    </w:lvl>
+    <w:lvl w:ilvl="2" w:tplc="0409001B" w:tentative="1">
+      <w:start w:val="1"/>
+      <w:numFmt w:val="lowerRoman"/>
+      <w:lvlText w:val="%3."/>
+      <w:lvlJc w:val="right"/>
+      <w:pPr>
+        <w:ind w:left="2160" w:hanging="180"/>
+      </w:pPr>
+    </w:lvl>
+    <w:lvl w:ilvl="3" w:tplc="0409000F" w:tentative="1">
+      <w:start w:val="1"/>
+      <w:numFmt w:val="decimal"/>
+      <w:lvlText w:val="%4."/>
+      <w:lvlJc w:val="left"/>
+      <w:pPr>
+        <w:ind w:left="2880" w:hanging="360"/>
+      </w:pPr>
+    </w:lvl>
+    <w:lvl w:ilvl="4" w:tplc="04090019" w:tentative="1">
+      <w:start w:val="1"/>
+      <w:numFmt w:val="lowerLetter"/>
+      <w:lvlText w:val="%5."/>
+      <w:lvlJc w:val="left"/>
+      <w:pPr>
+        <w:ind w:left="3600" w:hanging="360"/>
+      </w:pPr>
+    </w:lvl>
+    <w:lvl w:ilvl="5" w:tplc="0409001B" w:tentative="1">
+      <w:start w:val="1"/>
+      <w:numFmt w:val="lowerRoman"/>
+      <w:lvlText w:val="%6."/>
+      <w:lvlJc w:val="right"/>
+      <w:pPr>
+        <w:ind w:left="4320" w:hanging="180"/>
+      </w:pPr>
+    </w:lvl>
+    <w:lvl w:ilvl="6" w:tplc="0409000F" w:tentative="1">
+      <w:start w:val="1"/>
+      <w:numFmt w:val="decimal"/>
+      <w:lvlText w:val="%7."/>
+      <w:lvlJc w:val="left"/>
+      <w:pPr>
+        <w:ind w:left="5040" w:hanging="360"/>
+      </w:pPr>
+    </w:lvl>
+    <w:lvl w:ilvl="7" w:tplc="04090019" w:tentative="1">
+      <w:start w:val="1"/>
+      <w:numFmt w:val="lowerLetter"/>
+      <w:lvlText w:val="%8."/>
+      <w:lvlJc w:val="left"/>
+      <w:pPr>
+        <w:ind w:left="5760" w:hanging="360"/>
+      </w:pPr>
+    </w:lvl>
+    <w:lvl w:ilvl="8" w:tplc="0409001B" w:tentative="1">
+      <w:start w:val="1"/>
+      <w:numFmt w:val="lowerRoman"/>
+      <w:lvlText w:val="%9."/>
+      <w:lvlJc w:val="right"/>
+      <w:pPr>
+        <w:ind w:left="6480" w:hanging="180"/>
+      </w:pPr>
+    </w:lvl>
+  </w:abstractNum>
+  <w:abstractNum w:abstractNumId="1" w15:restartNumberingAfterBreak="0">
     <w:nsid w:val="245B0348"/>
     <w:multiLevelType w:val="hybridMultilevel"/>
     <w:tmpl w:val="42146908"/>
@@ -6891,6 +9040,9 @@
     </w:lvl>
   </w:abstractNum>
   <w:num w:numId="1" w16cid:durableId="1852067378">
+    <w:abstractNumId w:val="1"/>
+  </w:num>
+  <w:num w:numId="2" w16cid:durableId="1041172533">
     <w:abstractNumId w:val="0"/>
   </w:num>
 </w:numbering>

--- a/411383025_林錦坤_Word排版作業.docx
+++ b/411383025_林錦坤_Word排版作業.docx
@@ -61,8 +61,8 @@
           <w:noProof/>
           <w:lang w:val="en-US"/>
         </w:rPr>
-        <w:pict w14:anchorId="46845D3F">
-          <v:rect id="_x0000_i1026" alt="" style="width:375.35pt;height:.05pt;mso-width-percent:0;mso-height-percent:0;mso-width-percent:0;mso-height-percent:0" o:hrpct="802" o:hralign="center" o:hrstd="t" o:hr="t" fillcolor="#a0a0a0" stroked="f"/>
+        <w:pict w14:anchorId="11A58573">
+          <v:rect id="_x0000_i1026" alt="" style="width:336pt;height:.05pt;mso-width-percent:0;mso-height-percent:0;mso-width-percent:0;mso-height-percent:0" o:hrpct="718" o:hralign="center" o:hrstd="t" o:hr="t" fillcolor="#a0a0a0" stroked="f"/>
         </w:pict>
       </w:r>
     </w:p>
@@ -112,8 +112,8 @@
         <w:rPr>
           <w:noProof/>
         </w:rPr>
-        <w:pict w14:anchorId="55F3993E">
-          <v:rect id="_x0000_i1025" alt="" style="width:375.35pt;height:.05pt;mso-width-percent:0;mso-height-percent:0;mso-width-percent:0;mso-height-percent:0" o:hrpct="802" o:hralign="center" o:hrstd="t" o:hr="t" fillcolor="#a0a0a0" stroked="f"/>
+        <w:pict w14:anchorId="183A5688">
+          <v:rect id="_x0000_i1025" alt="" style="width:336pt;height:.05pt;mso-width-percent:0;mso-height-percent:0;mso-width-percent:0;mso-height-percent:0" o:hrpct="718" o:hralign="center" o:hrstd="t" o:hr="t" fillcolor="#a0a0a0" stroked="f"/>
         </w:pict>
       </w:r>
     </w:p>
@@ -377,6 +377,7 @@
         <w:sectPr>
           <w:footerReference w:type="even" r:id="rId8"/>
           <w:footerReference w:type="default" r:id="rId9"/>
+          <w:footerReference w:type="first" r:id="rId10"/>
           <w:pgSz w:w="11900" w:h="16840"/>
           <w:pgMar w:top="1440" w:right="1440" w:bottom="1440" w:left="1440" w:header="708" w:footer="708" w:gutter="0"/>
           <w:cols w:space="708"/>
@@ -425,7 +426,7 @@
               <w:tab w:val="right" w:leader="dot" w:pos="9010"/>
             </w:tabs>
             <w:rPr>
-              <w:rFonts w:ascii="Times New Roman" w:hAnsi="Times New Roman" w:cstheme="minorBidi"/>
+              <w:rFonts w:eastAsiaTheme="minorEastAsia" w:cstheme="minorBidi"/>
               <w:b w:val="0"/>
               <w:bCs w:val="0"/>
               <w:i w:val="0"/>
@@ -464,13 +465,11 @@
             </w:rPr>
             <w:fldChar w:fldCharType="separate"/>
           </w:r>
-          <w:hyperlink w:anchor="_Toc223910643" w:history="1">
+          <w:hyperlink w:anchor="_Toc224537388" w:history="1">
             <w:r>
               <w:rPr>
                 <w:rStyle w:val="Hyperlink"/>
-                <w:rFonts w:ascii="Times New Roman" w:hAnsi="Times New Roman" w:cs="Microsoft JhengHei" w:hint="eastAsia"/>
-                <w:b w:val="0"/>
-                <w:bCs w:val="0"/>
+                <w:rFonts w:cs="Microsoft JhengHei" w:hint="eastAsia"/>
                 <w:i w:val="0"/>
                 <w:iCs w:val="0"/>
                 <w:noProof/>
@@ -479,9 +478,6 @@
             </w:r>
             <w:r>
               <w:rPr>
-                <w:rFonts w:ascii="Times New Roman" w:hAnsi="Times New Roman"/>
-                <w:b w:val="0"/>
-                <w:bCs w:val="0"/>
                 <w:i w:val="0"/>
                 <w:iCs w:val="0"/>
                 <w:noProof/>
@@ -491,9 +487,6 @@
             </w:r>
             <w:r>
               <w:rPr>
-                <w:rFonts w:ascii="Times New Roman" w:hAnsi="Times New Roman"/>
-                <w:b w:val="0"/>
-                <w:bCs w:val="0"/>
                 <w:i w:val="0"/>
                 <w:iCs w:val="0"/>
                 <w:noProof/>
@@ -503,21 +496,15 @@
             </w:r>
             <w:r>
               <w:rPr>
-                <w:rFonts w:ascii="Times New Roman" w:hAnsi="Times New Roman"/>
-                <w:b w:val="0"/>
-                <w:bCs w:val="0"/>
                 <w:i w:val="0"/>
                 <w:iCs w:val="0"/>
                 <w:noProof/>
                 <w:webHidden/>
               </w:rPr>
-              <w:instrText xml:space="preserve"> PAGEREF _Toc223910643 \h </w:instrText>
-            </w:r>
-            <w:r>
-              <w:rPr>
-                <w:rFonts w:ascii="Times New Roman" w:hAnsi="Times New Roman"/>
-                <w:b w:val="0"/>
-                <w:bCs w:val="0"/>
+              <w:instrText xml:space="preserve"> PAGEREF _Toc224537388 \h </w:instrText>
+            </w:r>
+            <w:r>
+              <w:rPr>
                 <w:i w:val="0"/>
                 <w:iCs w:val="0"/>
                 <w:noProof/>
@@ -526,9 +513,6 @@
             </w:r>
             <w:r>
               <w:rPr>
-                <w:rFonts w:ascii="Times New Roman" w:hAnsi="Times New Roman"/>
-                <w:b w:val="0"/>
-                <w:bCs w:val="0"/>
                 <w:i w:val="0"/>
                 <w:iCs w:val="0"/>
                 <w:noProof/>
@@ -538,9 +522,6 @@
             </w:r>
             <w:r>
               <w:rPr>
-                <w:rFonts w:ascii="Times New Roman" w:hAnsi="Times New Roman"/>
-                <w:b w:val="0"/>
-                <w:bCs w:val="0"/>
                 <w:i w:val="0"/>
                 <w:iCs w:val="0"/>
                 <w:noProof/>
@@ -550,9 +531,6 @@
             </w:r>
             <w:r>
               <w:rPr>
-                <w:rFonts w:ascii="Times New Roman" w:hAnsi="Times New Roman"/>
-                <w:b w:val="0"/>
-                <w:bCs w:val="0"/>
                 <w:i w:val="0"/>
                 <w:iCs w:val="0"/>
                 <w:noProof/>
@@ -569,7 +547,7 @@
               <w:tab w:val="right" w:leader="dot" w:pos="9010"/>
             </w:tabs>
             <w:rPr>
-              <w:rFonts w:ascii="Times New Roman" w:hAnsi="Times New Roman" w:cstheme="minorBidi"/>
+              <w:rFonts w:eastAsiaTheme="minorEastAsia" w:cstheme="minorBidi"/>
               <w:b w:val="0"/>
               <w:bCs w:val="0"/>
               <w:i w:val="0"/>
@@ -578,13 +556,11 @@
               <w:lang w:eastAsia="zh-CN"/>
             </w:rPr>
           </w:pPr>
-          <w:hyperlink w:anchor="_Toc223910644" w:history="1">
+          <w:hyperlink w:anchor="_Toc224537389" w:history="1">
             <w:r>
               <w:rPr>
                 <w:rStyle w:val="Hyperlink"/>
-                <w:rFonts w:ascii="Times New Roman" w:hAnsi="Times New Roman" w:cs="Microsoft JhengHei" w:hint="eastAsia"/>
-                <w:b w:val="0"/>
-                <w:bCs w:val="0"/>
+                <w:rFonts w:cs="Microsoft JhengHei" w:hint="eastAsia"/>
                 <w:i w:val="0"/>
                 <w:iCs w:val="0"/>
                 <w:noProof/>
@@ -593,9 +569,6 @@
             </w:r>
             <w:r>
               <w:rPr>
-                <w:rFonts w:ascii="Times New Roman" w:hAnsi="Times New Roman"/>
-                <w:b w:val="0"/>
-                <w:bCs w:val="0"/>
                 <w:i w:val="0"/>
                 <w:iCs w:val="0"/>
                 <w:noProof/>
@@ -605,9 +578,6 @@
             </w:r>
             <w:r>
               <w:rPr>
-                <w:rFonts w:ascii="Times New Roman" w:hAnsi="Times New Roman"/>
-                <w:b w:val="0"/>
-                <w:bCs w:val="0"/>
                 <w:i w:val="0"/>
                 <w:iCs w:val="0"/>
                 <w:noProof/>
@@ -617,21 +587,15 @@
             </w:r>
             <w:r>
               <w:rPr>
-                <w:rFonts w:ascii="Times New Roman" w:hAnsi="Times New Roman"/>
-                <w:b w:val="0"/>
-                <w:bCs w:val="0"/>
                 <w:i w:val="0"/>
                 <w:iCs w:val="0"/>
                 <w:noProof/>
                 <w:webHidden/>
               </w:rPr>
-              <w:instrText xml:space="preserve"> PAGEREF _Toc223910644 \h </w:instrText>
-            </w:r>
-            <w:r>
-              <w:rPr>
-                <w:rFonts w:ascii="Times New Roman" w:hAnsi="Times New Roman"/>
-                <w:b w:val="0"/>
-                <w:bCs w:val="0"/>
+              <w:instrText xml:space="preserve"> PAGEREF _Toc224537389 \h </w:instrText>
+            </w:r>
+            <w:r>
+              <w:rPr>
                 <w:i w:val="0"/>
                 <w:iCs w:val="0"/>
                 <w:noProof/>
@@ -640,9 +604,6 @@
             </w:r>
             <w:r>
               <w:rPr>
-                <w:rFonts w:ascii="Times New Roman" w:hAnsi="Times New Roman"/>
-                <w:b w:val="0"/>
-                <w:bCs w:val="0"/>
                 <w:i w:val="0"/>
                 <w:iCs w:val="0"/>
                 <w:noProof/>
@@ -652,9 +613,6 @@
             </w:r>
             <w:r>
               <w:rPr>
-                <w:rFonts w:ascii="Times New Roman" w:hAnsi="Times New Roman"/>
-                <w:b w:val="0"/>
-                <w:bCs w:val="0"/>
                 <w:i w:val="0"/>
                 <w:iCs w:val="0"/>
                 <w:noProof/>
@@ -664,9 +622,6 @@
             </w:r>
             <w:r>
               <w:rPr>
-                <w:rFonts w:ascii="Times New Roman" w:hAnsi="Times New Roman"/>
-                <w:b w:val="0"/>
-                <w:bCs w:val="0"/>
                 <w:i w:val="0"/>
                 <w:iCs w:val="0"/>
                 <w:noProof/>
@@ -683,7 +638,7 @@
               <w:tab w:val="right" w:leader="dot" w:pos="9010"/>
             </w:tabs>
             <w:rPr>
-              <w:rFonts w:ascii="Times New Roman" w:hAnsi="Times New Roman" w:cstheme="minorBidi"/>
+              <w:rFonts w:eastAsiaTheme="minorEastAsia" w:cstheme="minorBidi"/>
               <w:b w:val="0"/>
               <w:bCs w:val="0"/>
               <w:noProof/>
@@ -692,22 +647,17 @@
               <w:lang w:eastAsia="zh-CN"/>
             </w:rPr>
           </w:pPr>
-          <w:hyperlink w:anchor="_Toc223910645" w:history="1">
+          <w:hyperlink w:anchor="_Toc224537390" w:history="1">
             <w:r>
               <w:rPr>
                 <w:rStyle w:val="Hyperlink"/>
-                <w:rFonts w:ascii="Times New Roman" w:hAnsi="Times New Roman" w:cs="Microsoft JhengHei" w:hint="eastAsia"/>
-                <w:b w:val="0"/>
-                <w:bCs w:val="0"/>
+                <w:rFonts w:cs="Microsoft JhengHei" w:hint="eastAsia"/>
                 <w:noProof/>
               </w:rPr>
               <w:t>一、關鍵期假說之理論演進與行為實證</w:t>
             </w:r>
             <w:r>
               <w:rPr>
-                <w:rFonts w:ascii="Times New Roman" w:hAnsi="Times New Roman"/>
-                <w:b w:val="0"/>
-                <w:bCs w:val="0"/>
                 <w:noProof/>
                 <w:webHidden/>
               </w:rPr>
@@ -715,9 +665,6 @@
             </w:r>
             <w:r>
               <w:rPr>
-                <w:rFonts w:ascii="Times New Roman" w:hAnsi="Times New Roman"/>
-                <w:b w:val="0"/>
-                <w:bCs w:val="0"/>
                 <w:noProof/>
                 <w:webHidden/>
               </w:rPr>
@@ -725,28 +672,19 @@
             </w:r>
             <w:r>
               <w:rPr>
-                <w:rFonts w:ascii="Times New Roman" w:hAnsi="Times New Roman"/>
-                <w:b w:val="0"/>
-                <w:bCs w:val="0"/>
                 <w:noProof/>
                 <w:webHidden/>
               </w:rPr>
-              <w:instrText xml:space="preserve"> PAGEREF _Toc223910645 \h </w:instrText>
-            </w:r>
-            <w:r>
-              <w:rPr>
-                <w:rFonts w:ascii="Times New Roman" w:hAnsi="Times New Roman"/>
-                <w:b w:val="0"/>
-                <w:bCs w:val="0"/>
+              <w:instrText xml:space="preserve"> PAGEREF _Toc224537390 \h </w:instrText>
+            </w:r>
+            <w:r>
+              <w:rPr>
                 <w:noProof/>
                 <w:webHidden/>
               </w:rPr>
             </w:r>
             <w:r>
               <w:rPr>
-                <w:rFonts w:ascii="Times New Roman" w:hAnsi="Times New Roman"/>
-                <w:b w:val="0"/>
-                <w:bCs w:val="0"/>
                 <w:noProof/>
                 <w:webHidden/>
               </w:rPr>
@@ -754,9 +692,6 @@
             </w:r>
             <w:r>
               <w:rPr>
-                <w:rFonts w:ascii="Times New Roman" w:hAnsi="Times New Roman"/>
-                <w:b w:val="0"/>
-                <w:bCs w:val="0"/>
                 <w:noProof/>
                 <w:webHidden/>
               </w:rPr>
@@ -764,9 +699,6 @@
             </w:r>
             <w:r>
               <w:rPr>
-                <w:rFonts w:ascii="Times New Roman" w:hAnsi="Times New Roman"/>
-                <w:b w:val="0"/>
-                <w:bCs w:val="0"/>
                 <w:noProof/>
                 <w:webHidden/>
               </w:rPr>
@@ -781,7 +713,7 @@
               <w:tab w:val="right" w:leader="dot" w:pos="9010"/>
             </w:tabs>
             <w:rPr>
-              <w:rFonts w:ascii="Times New Roman" w:hAnsi="Times New Roman" w:cstheme="minorBidi"/>
+              <w:rFonts w:eastAsiaTheme="minorEastAsia" w:cstheme="minorBidi"/>
               <w:b w:val="0"/>
               <w:bCs w:val="0"/>
               <w:noProof/>
@@ -790,22 +722,17 @@
               <w:lang w:eastAsia="zh-CN"/>
             </w:rPr>
           </w:pPr>
-          <w:hyperlink w:anchor="_Toc223910646" w:history="1">
+          <w:hyperlink w:anchor="_Toc224537391" w:history="1">
             <w:r>
               <w:rPr>
                 <w:rStyle w:val="Hyperlink"/>
-                <w:rFonts w:ascii="Times New Roman" w:hAnsi="Times New Roman" w:cs="Microsoft JhengHei" w:hint="eastAsia"/>
-                <w:b w:val="0"/>
-                <w:bCs w:val="0"/>
+                <w:rFonts w:cs="Microsoft JhengHei" w:hint="eastAsia"/>
                 <w:noProof/>
               </w:rPr>
               <w:t>二、大規模數據對臨界點的修正</w:t>
             </w:r>
             <w:r>
               <w:rPr>
-                <w:rFonts w:ascii="Times New Roman" w:hAnsi="Times New Roman"/>
-                <w:b w:val="0"/>
-                <w:bCs w:val="0"/>
                 <w:noProof/>
                 <w:webHidden/>
               </w:rPr>
@@ -813,9 +740,6 @@
             </w:r>
             <w:r>
               <w:rPr>
-                <w:rFonts w:ascii="Times New Roman" w:hAnsi="Times New Roman"/>
-                <w:b w:val="0"/>
-                <w:bCs w:val="0"/>
                 <w:noProof/>
                 <w:webHidden/>
               </w:rPr>
@@ -823,28 +747,19 @@
             </w:r>
             <w:r>
               <w:rPr>
-                <w:rFonts w:ascii="Times New Roman" w:hAnsi="Times New Roman"/>
-                <w:b w:val="0"/>
-                <w:bCs w:val="0"/>
                 <w:noProof/>
                 <w:webHidden/>
               </w:rPr>
-              <w:instrText xml:space="preserve"> PAGEREF _Toc223910646 \h </w:instrText>
-            </w:r>
-            <w:r>
-              <w:rPr>
-                <w:rFonts w:ascii="Times New Roman" w:hAnsi="Times New Roman"/>
-                <w:b w:val="0"/>
-                <w:bCs w:val="0"/>
+              <w:instrText xml:space="preserve"> PAGEREF _Toc224537391 \h </w:instrText>
+            </w:r>
+            <w:r>
+              <w:rPr>
                 <w:noProof/>
                 <w:webHidden/>
               </w:rPr>
             </w:r>
             <w:r>
               <w:rPr>
-                <w:rFonts w:ascii="Times New Roman" w:hAnsi="Times New Roman"/>
-                <w:b w:val="0"/>
-                <w:bCs w:val="0"/>
                 <w:noProof/>
                 <w:webHidden/>
               </w:rPr>
@@ -852,9 +767,6 @@
             </w:r>
             <w:r>
               <w:rPr>
-                <w:rFonts w:ascii="Times New Roman" w:hAnsi="Times New Roman"/>
-                <w:b w:val="0"/>
-                <w:bCs w:val="0"/>
                 <w:noProof/>
                 <w:webHidden/>
               </w:rPr>
@@ -862,9 +774,6 @@
             </w:r>
             <w:r>
               <w:rPr>
-                <w:rFonts w:ascii="Times New Roman" w:hAnsi="Times New Roman"/>
-                <w:b w:val="0"/>
-                <w:bCs w:val="0"/>
                 <w:noProof/>
                 <w:webHidden/>
               </w:rPr>
@@ -879,7 +788,7 @@
               <w:tab w:val="right" w:leader="dot" w:pos="9010"/>
             </w:tabs>
             <w:rPr>
-              <w:rFonts w:ascii="Times New Roman" w:hAnsi="Times New Roman" w:cstheme="minorBidi"/>
+              <w:rFonts w:eastAsiaTheme="minorEastAsia" w:cstheme="minorBidi"/>
               <w:b w:val="0"/>
               <w:bCs w:val="0"/>
               <w:noProof/>
@@ -888,22 +797,17 @@
               <w:lang w:eastAsia="zh-CN"/>
             </w:rPr>
           </w:pPr>
-          <w:hyperlink w:anchor="_Toc223910647" w:history="1">
+          <w:hyperlink w:anchor="_Toc224537392" w:history="1">
             <w:r>
               <w:rPr>
                 <w:rStyle w:val="Hyperlink"/>
-                <w:rFonts w:ascii="Times New Roman" w:hAnsi="Times New Roman" w:cs="Microsoft JhengHei" w:hint="eastAsia"/>
-                <w:b w:val="0"/>
-                <w:bCs w:val="0"/>
+                <w:rFonts w:cs="Microsoft JhengHei" w:hint="eastAsia"/>
                 <w:noProof/>
               </w:rPr>
               <w:t>三、腦科學中的雙語表徵</w:t>
             </w:r>
             <w:r>
               <w:rPr>
-                <w:rFonts w:ascii="Times New Roman" w:hAnsi="Times New Roman"/>
-                <w:b w:val="0"/>
-                <w:bCs w:val="0"/>
                 <w:noProof/>
                 <w:webHidden/>
               </w:rPr>
@@ -911,9 +815,6 @@
             </w:r>
             <w:r>
               <w:rPr>
-                <w:rFonts w:ascii="Times New Roman" w:hAnsi="Times New Roman"/>
-                <w:b w:val="0"/>
-                <w:bCs w:val="0"/>
                 <w:noProof/>
                 <w:webHidden/>
               </w:rPr>
@@ -921,28 +822,19 @@
             </w:r>
             <w:r>
               <w:rPr>
-                <w:rFonts w:ascii="Times New Roman" w:hAnsi="Times New Roman"/>
-                <w:b w:val="0"/>
-                <w:bCs w:val="0"/>
                 <w:noProof/>
                 <w:webHidden/>
               </w:rPr>
-              <w:instrText xml:space="preserve"> PAGEREF _Toc223910647 \h </w:instrText>
-            </w:r>
-            <w:r>
-              <w:rPr>
-                <w:rFonts w:ascii="Times New Roman" w:hAnsi="Times New Roman"/>
-                <w:b w:val="0"/>
-                <w:bCs w:val="0"/>
+              <w:instrText xml:space="preserve"> PAGEREF _Toc224537392 \h </w:instrText>
+            </w:r>
+            <w:r>
+              <w:rPr>
                 <w:noProof/>
                 <w:webHidden/>
               </w:rPr>
             </w:r>
             <w:r>
               <w:rPr>
-                <w:rFonts w:ascii="Times New Roman" w:hAnsi="Times New Roman"/>
-                <w:b w:val="0"/>
-                <w:bCs w:val="0"/>
                 <w:noProof/>
                 <w:webHidden/>
               </w:rPr>
@@ -950,9 +842,6 @@
             </w:r>
             <w:r>
               <w:rPr>
-                <w:rFonts w:ascii="Times New Roman" w:hAnsi="Times New Roman"/>
-                <w:b w:val="0"/>
-                <w:bCs w:val="0"/>
                 <w:noProof/>
                 <w:webHidden/>
               </w:rPr>
@@ -960,9 +849,6 @@
             </w:r>
             <w:r>
               <w:rPr>
-                <w:rFonts w:ascii="Times New Roman" w:hAnsi="Times New Roman"/>
-                <w:b w:val="0"/>
-                <w:bCs w:val="0"/>
                 <w:noProof/>
                 <w:webHidden/>
               </w:rPr>
@@ -977,7 +863,7 @@
               <w:tab w:val="right" w:leader="dot" w:pos="9010"/>
             </w:tabs>
             <w:rPr>
-              <w:rFonts w:ascii="Times New Roman" w:hAnsi="Times New Roman" w:cstheme="minorBidi"/>
+              <w:rFonts w:eastAsiaTheme="minorEastAsia" w:cstheme="minorBidi"/>
               <w:b w:val="0"/>
               <w:bCs w:val="0"/>
               <w:i w:val="0"/>
@@ -986,13 +872,11 @@
               <w:lang w:eastAsia="zh-CN"/>
             </w:rPr>
           </w:pPr>
-          <w:hyperlink w:anchor="_Toc223910648" w:history="1">
+          <w:hyperlink w:anchor="_Toc224537393" w:history="1">
             <w:r>
               <w:rPr>
                 <w:rStyle w:val="Hyperlink"/>
-                <w:rFonts w:ascii="Times New Roman" w:hAnsi="Times New Roman" w:cs="Microsoft JhengHei" w:hint="eastAsia"/>
-                <w:b w:val="0"/>
-                <w:bCs w:val="0"/>
+                <w:rFonts w:cs="Microsoft JhengHei" w:hint="eastAsia"/>
                 <w:i w:val="0"/>
                 <w:iCs w:val="0"/>
                 <w:noProof/>
@@ -1001,9 +885,6 @@
             </w:r>
             <w:r>
               <w:rPr>
-                <w:rFonts w:ascii="Times New Roman" w:hAnsi="Times New Roman"/>
-                <w:b w:val="0"/>
-                <w:bCs w:val="0"/>
                 <w:i w:val="0"/>
                 <w:iCs w:val="0"/>
                 <w:noProof/>
@@ -1013,9 +894,6 @@
             </w:r>
             <w:r>
               <w:rPr>
-                <w:rFonts w:ascii="Times New Roman" w:hAnsi="Times New Roman"/>
-                <w:b w:val="0"/>
-                <w:bCs w:val="0"/>
                 <w:i w:val="0"/>
                 <w:iCs w:val="0"/>
                 <w:noProof/>
@@ -1025,21 +903,15 @@
             </w:r>
             <w:r>
               <w:rPr>
-                <w:rFonts w:ascii="Times New Roman" w:hAnsi="Times New Roman"/>
-                <w:b w:val="0"/>
-                <w:bCs w:val="0"/>
                 <w:i w:val="0"/>
                 <w:iCs w:val="0"/>
                 <w:noProof/>
                 <w:webHidden/>
               </w:rPr>
-              <w:instrText xml:space="preserve"> PAGEREF _Toc223910648 \h </w:instrText>
-            </w:r>
-            <w:r>
-              <w:rPr>
-                <w:rFonts w:ascii="Times New Roman" w:hAnsi="Times New Roman"/>
-                <w:b w:val="0"/>
-                <w:bCs w:val="0"/>
+              <w:instrText xml:space="preserve"> PAGEREF _Toc224537393 \h </w:instrText>
+            </w:r>
+            <w:r>
+              <w:rPr>
                 <w:i w:val="0"/>
                 <w:iCs w:val="0"/>
                 <w:noProof/>
@@ -1048,9 +920,6 @@
             </w:r>
             <w:r>
               <w:rPr>
-                <w:rFonts w:ascii="Times New Roman" w:hAnsi="Times New Roman"/>
-                <w:b w:val="0"/>
-                <w:bCs w:val="0"/>
                 <w:i w:val="0"/>
                 <w:iCs w:val="0"/>
                 <w:noProof/>
@@ -1060,21 +929,15 @@
             </w:r>
             <w:r>
               <w:rPr>
-                <w:rFonts w:ascii="Times New Roman" w:hAnsi="Times New Roman"/>
-                <w:b w:val="0"/>
-                <w:bCs w:val="0"/>
                 <w:i w:val="0"/>
                 <w:iCs w:val="0"/>
                 <w:noProof/>
                 <w:webHidden/>
               </w:rPr>
-              <w:t>7</w:t>
-            </w:r>
-            <w:r>
-              <w:rPr>
-                <w:rFonts w:ascii="Times New Roman" w:hAnsi="Times New Roman"/>
-                <w:b w:val="0"/>
-                <w:bCs w:val="0"/>
+              <w:t>8</w:t>
+            </w:r>
+            <w:r>
+              <w:rPr>
                 <w:i w:val="0"/>
                 <w:iCs w:val="0"/>
                 <w:noProof/>
@@ -1091,7 +954,7 @@
               <w:tab w:val="right" w:leader="dot" w:pos="9010"/>
             </w:tabs>
             <w:rPr>
-              <w:rFonts w:ascii="Times New Roman" w:hAnsi="Times New Roman" w:cstheme="minorBidi"/>
+              <w:rFonts w:eastAsiaTheme="minorEastAsia" w:cstheme="minorBidi"/>
               <w:b w:val="0"/>
               <w:bCs w:val="0"/>
               <w:i w:val="0"/>
@@ -1100,13 +963,11 @@
               <w:lang w:eastAsia="zh-CN"/>
             </w:rPr>
           </w:pPr>
-          <w:hyperlink w:anchor="_Toc223910649" w:history="1">
+          <w:hyperlink w:anchor="_Toc224537394" w:history="1">
             <w:r>
               <w:rPr>
                 <w:rStyle w:val="Hyperlink"/>
-                <w:rFonts w:ascii="Times New Roman" w:hAnsi="Times New Roman" w:cs="Microsoft JhengHei" w:hint="eastAsia"/>
-                <w:b w:val="0"/>
-                <w:bCs w:val="0"/>
+                <w:rFonts w:cs="Microsoft JhengHei" w:hint="eastAsia"/>
                 <w:i w:val="0"/>
                 <w:iCs w:val="0"/>
                 <w:noProof/>
@@ -1115,9 +976,6 @@
             </w:r>
             <w:r>
               <w:rPr>
-                <w:rFonts w:ascii="Times New Roman" w:hAnsi="Times New Roman"/>
-                <w:b w:val="0"/>
-                <w:bCs w:val="0"/>
                 <w:i w:val="0"/>
                 <w:iCs w:val="0"/>
                 <w:noProof/>
@@ -1127,9 +985,6 @@
             </w:r>
             <w:r>
               <w:rPr>
-                <w:rFonts w:ascii="Times New Roman" w:hAnsi="Times New Roman"/>
-                <w:b w:val="0"/>
-                <w:bCs w:val="0"/>
                 <w:i w:val="0"/>
                 <w:iCs w:val="0"/>
                 <w:noProof/>
@@ -1139,21 +994,15 @@
             </w:r>
             <w:r>
               <w:rPr>
-                <w:rFonts w:ascii="Times New Roman" w:hAnsi="Times New Roman"/>
-                <w:b w:val="0"/>
-                <w:bCs w:val="0"/>
                 <w:i w:val="0"/>
                 <w:iCs w:val="0"/>
                 <w:noProof/>
                 <w:webHidden/>
               </w:rPr>
-              <w:instrText xml:space="preserve"> PAGEREF _Toc223910649 \h </w:instrText>
-            </w:r>
-            <w:r>
-              <w:rPr>
-                <w:rFonts w:ascii="Times New Roman" w:hAnsi="Times New Roman"/>
-                <w:b w:val="0"/>
-                <w:bCs w:val="0"/>
+              <w:instrText xml:space="preserve"> PAGEREF _Toc224537394 \h </w:instrText>
+            </w:r>
+            <w:r>
+              <w:rPr>
                 <w:i w:val="0"/>
                 <w:iCs w:val="0"/>
                 <w:noProof/>
@@ -1162,9 +1011,6 @@
             </w:r>
             <w:r>
               <w:rPr>
-                <w:rFonts w:ascii="Times New Roman" w:hAnsi="Times New Roman"/>
-                <w:b w:val="0"/>
-                <w:bCs w:val="0"/>
                 <w:i w:val="0"/>
                 <w:iCs w:val="0"/>
                 <w:noProof/>
@@ -1174,21 +1020,15 @@
             </w:r>
             <w:r>
               <w:rPr>
-                <w:rFonts w:ascii="Times New Roman" w:hAnsi="Times New Roman"/>
-                <w:b w:val="0"/>
-                <w:bCs w:val="0"/>
                 <w:i w:val="0"/>
                 <w:iCs w:val="0"/>
                 <w:noProof/>
                 <w:webHidden/>
               </w:rPr>
-              <w:t>8</w:t>
-            </w:r>
-            <w:r>
-              <w:rPr>
-                <w:rFonts w:ascii="Times New Roman" w:hAnsi="Times New Roman"/>
-                <w:b w:val="0"/>
-                <w:bCs w:val="0"/>
+              <w:t>10</w:t>
+            </w:r>
+            <w:r>
+              <w:rPr>
                 <w:i w:val="0"/>
                 <w:iCs w:val="0"/>
                 <w:noProof/>
@@ -1205,7 +1045,7 @@
               <w:tab w:val="right" w:leader="dot" w:pos="9010"/>
             </w:tabs>
             <w:rPr>
-              <w:rFonts w:ascii="Times New Roman" w:hAnsi="Times New Roman" w:cstheme="minorBidi"/>
+              <w:rFonts w:eastAsiaTheme="minorEastAsia" w:cstheme="minorBidi"/>
               <w:b w:val="0"/>
               <w:bCs w:val="0"/>
               <w:noProof/>
@@ -1214,22 +1054,17 @@
               <w:lang w:eastAsia="zh-CN"/>
             </w:rPr>
           </w:pPr>
-          <w:hyperlink w:anchor="_Toc223910650" w:history="1">
+          <w:hyperlink w:anchor="_Toc224537395" w:history="1">
             <w:r>
               <w:rPr>
                 <w:rStyle w:val="Hyperlink"/>
-                <w:rFonts w:ascii="Times New Roman" w:hAnsi="Times New Roman" w:cs="Microsoft JhengHei" w:hint="eastAsia"/>
-                <w:b w:val="0"/>
-                <w:bCs w:val="0"/>
+                <w:rFonts w:cs="Microsoft JhengHei" w:hint="eastAsia"/>
                 <w:noProof/>
               </w:rPr>
               <w:t>一、執行功能與認知優勢之展現</w:t>
             </w:r>
             <w:r>
               <w:rPr>
-                <w:rFonts w:ascii="Times New Roman" w:hAnsi="Times New Roman"/>
-                <w:b w:val="0"/>
-                <w:bCs w:val="0"/>
                 <w:noProof/>
                 <w:webHidden/>
               </w:rPr>
@@ -1237,9 +1072,6 @@
             </w:r>
             <w:r>
               <w:rPr>
-                <w:rFonts w:ascii="Times New Roman" w:hAnsi="Times New Roman"/>
-                <w:b w:val="0"/>
-                <w:bCs w:val="0"/>
                 <w:noProof/>
                 <w:webHidden/>
               </w:rPr>
@@ -1247,28 +1079,19 @@
             </w:r>
             <w:r>
               <w:rPr>
-                <w:rFonts w:ascii="Times New Roman" w:hAnsi="Times New Roman"/>
-                <w:b w:val="0"/>
-                <w:bCs w:val="0"/>
                 <w:noProof/>
                 <w:webHidden/>
               </w:rPr>
-              <w:instrText xml:space="preserve"> PAGEREF _Toc223910650 \h </w:instrText>
-            </w:r>
-            <w:r>
-              <w:rPr>
-                <w:rFonts w:ascii="Times New Roman" w:hAnsi="Times New Roman"/>
-                <w:b w:val="0"/>
-                <w:bCs w:val="0"/>
+              <w:instrText xml:space="preserve"> PAGEREF _Toc224537395 \h </w:instrText>
+            </w:r>
+            <w:r>
+              <w:rPr>
                 <w:noProof/>
                 <w:webHidden/>
               </w:rPr>
             </w:r>
             <w:r>
               <w:rPr>
-                <w:rFonts w:ascii="Times New Roman" w:hAnsi="Times New Roman"/>
-                <w:b w:val="0"/>
-                <w:bCs w:val="0"/>
                 <w:noProof/>
                 <w:webHidden/>
               </w:rPr>
@@ -1276,19 +1099,13 @@
             </w:r>
             <w:r>
               <w:rPr>
-                <w:rFonts w:ascii="Times New Roman" w:hAnsi="Times New Roman"/>
-                <w:b w:val="0"/>
-                <w:bCs w:val="0"/>
                 <w:noProof/>
                 <w:webHidden/>
               </w:rPr>
-              <w:t>8</w:t>
-            </w:r>
-            <w:r>
-              <w:rPr>
-                <w:rFonts w:ascii="Times New Roman" w:hAnsi="Times New Roman"/>
-                <w:b w:val="0"/>
-                <w:bCs w:val="0"/>
+              <w:t>10</w:t>
+            </w:r>
+            <w:r>
+              <w:rPr>
                 <w:noProof/>
                 <w:webHidden/>
               </w:rPr>
@@ -1303,7 +1120,7 @@
               <w:tab w:val="right" w:leader="dot" w:pos="9010"/>
             </w:tabs>
             <w:rPr>
-              <w:rFonts w:ascii="Times New Roman" w:hAnsi="Times New Roman" w:cstheme="minorBidi"/>
+              <w:rFonts w:eastAsiaTheme="minorEastAsia" w:cstheme="minorBidi"/>
               <w:b w:val="0"/>
               <w:bCs w:val="0"/>
               <w:noProof/>
@@ -1312,22 +1129,17 @@
               <w:lang w:eastAsia="zh-CN"/>
             </w:rPr>
           </w:pPr>
-          <w:hyperlink w:anchor="_Toc223910651" w:history="1">
+          <w:hyperlink w:anchor="_Toc224537396" w:history="1">
             <w:r>
               <w:rPr>
                 <w:rStyle w:val="Hyperlink"/>
-                <w:rFonts w:ascii="Times New Roman" w:hAnsi="Times New Roman" w:cs="Microsoft JhengHei" w:hint="eastAsia"/>
-                <w:b w:val="0"/>
-                <w:bCs w:val="0"/>
+                <w:rFonts w:cs="Microsoft JhengHei" w:hint="eastAsia"/>
                 <w:noProof/>
               </w:rPr>
               <w:t>二、跨語言遷移之實證支持</w:t>
             </w:r>
             <w:r>
               <w:rPr>
-                <w:rFonts w:ascii="Times New Roman" w:hAnsi="Times New Roman"/>
-                <w:b w:val="0"/>
-                <w:bCs w:val="0"/>
                 <w:noProof/>
                 <w:webHidden/>
               </w:rPr>
@@ -1335,9 +1147,6 @@
             </w:r>
             <w:r>
               <w:rPr>
-                <w:rFonts w:ascii="Times New Roman" w:hAnsi="Times New Roman"/>
-                <w:b w:val="0"/>
-                <w:bCs w:val="0"/>
                 <w:noProof/>
                 <w:webHidden/>
               </w:rPr>
@@ -1345,28 +1154,19 @@
             </w:r>
             <w:r>
               <w:rPr>
-                <w:rFonts w:ascii="Times New Roman" w:hAnsi="Times New Roman"/>
-                <w:b w:val="0"/>
-                <w:bCs w:val="0"/>
                 <w:noProof/>
                 <w:webHidden/>
               </w:rPr>
-              <w:instrText xml:space="preserve"> PAGEREF _Toc223910651 \h </w:instrText>
-            </w:r>
-            <w:r>
-              <w:rPr>
-                <w:rFonts w:ascii="Times New Roman" w:hAnsi="Times New Roman"/>
-                <w:b w:val="0"/>
-                <w:bCs w:val="0"/>
+              <w:instrText xml:space="preserve"> PAGEREF _Toc224537396 \h </w:instrText>
+            </w:r>
+            <w:r>
+              <w:rPr>
                 <w:noProof/>
                 <w:webHidden/>
               </w:rPr>
             </w:r>
             <w:r>
               <w:rPr>
-                <w:rFonts w:ascii="Times New Roman" w:hAnsi="Times New Roman"/>
-                <w:b w:val="0"/>
-                <w:bCs w:val="0"/>
                 <w:noProof/>
                 <w:webHidden/>
               </w:rPr>
@@ -1374,19 +1174,13 @@
             </w:r>
             <w:r>
               <w:rPr>
-                <w:rFonts w:ascii="Times New Roman" w:hAnsi="Times New Roman"/>
-                <w:b w:val="0"/>
-                <w:bCs w:val="0"/>
                 <w:noProof/>
                 <w:webHidden/>
               </w:rPr>
-              <w:t>9</w:t>
-            </w:r>
-            <w:r>
-              <w:rPr>
-                <w:rFonts w:ascii="Times New Roman" w:hAnsi="Times New Roman"/>
-                <w:b w:val="0"/>
-                <w:bCs w:val="0"/>
+              <w:t>11</w:t>
+            </w:r>
+            <w:r>
+              <w:rPr>
                 <w:noProof/>
                 <w:webHidden/>
               </w:rPr>
@@ -1401,7 +1195,7 @@
               <w:tab w:val="right" w:leader="dot" w:pos="9010"/>
             </w:tabs>
             <w:rPr>
-              <w:rFonts w:ascii="Times New Roman" w:hAnsi="Times New Roman" w:cstheme="minorBidi"/>
+              <w:rFonts w:eastAsiaTheme="minorEastAsia" w:cstheme="minorBidi"/>
               <w:b w:val="0"/>
               <w:bCs w:val="0"/>
               <w:noProof/>
@@ -1410,22 +1204,17 @@
               <w:lang w:eastAsia="zh-CN"/>
             </w:rPr>
           </w:pPr>
-          <w:hyperlink w:anchor="_Toc223910652" w:history="1">
+          <w:hyperlink w:anchor="_Toc224537397" w:history="1">
             <w:r>
               <w:rPr>
                 <w:rStyle w:val="Hyperlink"/>
-                <w:rFonts w:ascii="Times New Roman" w:hAnsi="Times New Roman" w:cs="Microsoft JhengHei" w:hint="eastAsia"/>
-                <w:b w:val="0"/>
-                <w:bCs w:val="0"/>
+                <w:rFonts w:cs="Microsoft JhengHei" w:hint="eastAsia"/>
                 <w:noProof/>
               </w:rPr>
               <w:t>三、教學實務之建議路徑</w:t>
             </w:r>
             <w:r>
               <w:rPr>
-                <w:rFonts w:ascii="Times New Roman" w:hAnsi="Times New Roman"/>
-                <w:b w:val="0"/>
-                <w:bCs w:val="0"/>
                 <w:noProof/>
                 <w:webHidden/>
               </w:rPr>
@@ -1433,9 +1222,6 @@
             </w:r>
             <w:r>
               <w:rPr>
-                <w:rFonts w:ascii="Times New Roman" w:hAnsi="Times New Roman"/>
-                <w:b w:val="0"/>
-                <w:bCs w:val="0"/>
                 <w:noProof/>
                 <w:webHidden/>
               </w:rPr>
@@ -1443,28 +1229,19 @@
             </w:r>
             <w:r>
               <w:rPr>
-                <w:rFonts w:ascii="Times New Roman" w:hAnsi="Times New Roman"/>
-                <w:b w:val="0"/>
-                <w:bCs w:val="0"/>
                 <w:noProof/>
                 <w:webHidden/>
               </w:rPr>
-              <w:instrText xml:space="preserve"> PAGEREF _Toc223910652 \h </w:instrText>
-            </w:r>
-            <w:r>
-              <w:rPr>
-                <w:rFonts w:ascii="Times New Roman" w:hAnsi="Times New Roman"/>
-                <w:b w:val="0"/>
-                <w:bCs w:val="0"/>
+              <w:instrText xml:space="preserve"> PAGEREF _Toc224537397 \h </w:instrText>
+            </w:r>
+            <w:r>
+              <w:rPr>
                 <w:noProof/>
                 <w:webHidden/>
               </w:rPr>
             </w:r>
             <w:r>
               <w:rPr>
-                <w:rFonts w:ascii="Times New Roman" w:hAnsi="Times New Roman"/>
-                <w:b w:val="0"/>
-                <w:bCs w:val="0"/>
                 <w:noProof/>
                 <w:webHidden/>
               </w:rPr>
@@ -1472,19 +1249,13 @@
             </w:r>
             <w:r>
               <w:rPr>
-                <w:rFonts w:ascii="Times New Roman" w:hAnsi="Times New Roman"/>
-                <w:b w:val="0"/>
-                <w:bCs w:val="0"/>
                 <w:noProof/>
                 <w:webHidden/>
               </w:rPr>
-              <w:t>10</w:t>
-            </w:r>
-            <w:r>
-              <w:rPr>
-                <w:rFonts w:ascii="Times New Roman" w:hAnsi="Times New Roman"/>
-                <w:b w:val="0"/>
-                <w:bCs w:val="0"/>
+              <w:t>12</w:t>
+            </w:r>
+            <w:r>
+              <w:rPr>
                 <w:noProof/>
                 <w:webHidden/>
               </w:rPr>
@@ -1499,7 +1270,7 @@
               <w:tab w:val="right" w:leader="dot" w:pos="9010"/>
             </w:tabs>
             <w:rPr>
-              <w:rFonts w:ascii="Times New Roman" w:hAnsi="Times New Roman" w:cstheme="minorBidi"/>
+              <w:rFonts w:eastAsiaTheme="minorEastAsia" w:cstheme="minorBidi"/>
               <w:b w:val="0"/>
               <w:bCs w:val="0"/>
               <w:i w:val="0"/>
@@ -1508,13 +1279,11 @@
               <w:lang w:eastAsia="zh-CN"/>
             </w:rPr>
           </w:pPr>
-          <w:hyperlink w:anchor="_Toc223910653" w:history="1">
+          <w:hyperlink w:anchor="_Toc224537398" w:history="1">
             <w:r>
               <w:rPr>
                 <w:rStyle w:val="Hyperlink"/>
-                <w:rFonts w:ascii="Times New Roman" w:hAnsi="Times New Roman" w:cs="Microsoft JhengHei" w:hint="eastAsia"/>
-                <w:b w:val="0"/>
-                <w:bCs w:val="0"/>
+                <w:rFonts w:cs="Microsoft JhengHei" w:hint="eastAsia"/>
                 <w:i w:val="0"/>
                 <w:iCs w:val="0"/>
                 <w:noProof/>
@@ -1523,9 +1292,6 @@
             </w:r>
             <w:r>
               <w:rPr>
-                <w:rFonts w:ascii="Times New Roman" w:hAnsi="Times New Roman"/>
-                <w:b w:val="0"/>
-                <w:bCs w:val="0"/>
                 <w:i w:val="0"/>
                 <w:iCs w:val="0"/>
                 <w:noProof/>
@@ -1535,9 +1301,6 @@
             </w:r>
             <w:r>
               <w:rPr>
-                <w:rFonts w:ascii="Times New Roman" w:hAnsi="Times New Roman"/>
-                <w:b w:val="0"/>
-                <w:bCs w:val="0"/>
                 <w:i w:val="0"/>
                 <w:iCs w:val="0"/>
                 <w:noProof/>
@@ -1547,21 +1310,15 @@
             </w:r>
             <w:r>
               <w:rPr>
-                <w:rFonts w:ascii="Times New Roman" w:hAnsi="Times New Roman"/>
-                <w:b w:val="0"/>
-                <w:bCs w:val="0"/>
                 <w:i w:val="0"/>
                 <w:iCs w:val="0"/>
                 <w:noProof/>
                 <w:webHidden/>
               </w:rPr>
-              <w:instrText xml:space="preserve"> PAGEREF _Toc223910653 \h </w:instrText>
-            </w:r>
-            <w:r>
-              <w:rPr>
-                <w:rFonts w:ascii="Times New Roman" w:hAnsi="Times New Roman"/>
-                <w:b w:val="0"/>
-                <w:bCs w:val="0"/>
+              <w:instrText xml:space="preserve"> PAGEREF _Toc224537398 \h </w:instrText>
+            </w:r>
+            <w:r>
+              <w:rPr>
                 <w:i w:val="0"/>
                 <w:iCs w:val="0"/>
                 <w:noProof/>
@@ -1570,9 +1327,6 @@
             </w:r>
             <w:r>
               <w:rPr>
-                <w:rFonts w:ascii="Times New Roman" w:hAnsi="Times New Roman"/>
-                <w:b w:val="0"/>
-                <w:bCs w:val="0"/>
                 <w:i w:val="0"/>
                 <w:iCs w:val="0"/>
                 <w:noProof/>
@@ -1582,21 +1336,15 @@
             </w:r>
             <w:r>
               <w:rPr>
-                <w:rFonts w:ascii="Times New Roman" w:hAnsi="Times New Roman"/>
-                <w:b w:val="0"/>
-                <w:bCs w:val="0"/>
                 <w:i w:val="0"/>
                 <w:iCs w:val="0"/>
                 <w:noProof/>
                 <w:webHidden/>
               </w:rPr>
-              <w:t>10</w:t>
-            </w:r>
-            <w:r>
-              <w:rPr>
-                <w:rFonts w:ascii="Times New Roman" w:hAnsi="Times New Roman"/>
-                <w:b w:val="0"/>
-                <w:bCs w:val="0"/>
+              <w:t>12</w:t>
+            </w:r>
+            <w:r>
+              <w:rPr>
                 <w:i w:val="0"/>
                 <w:iCs w:val="0"/>
                 <w:noProof/>
@@ -1613,7 +1361,7 @@
               <w:tab w:val="right" w:leader="dot" w:pos="9010"/>
             </w:tabs>
             <w:rPr>
-              <w:rFonts w:ascii="Times New Roman" w:hAnsi="Times New Roman" w:cstheme="minorBidi"/>
+              <w:rFonts w:eastAsiaTheme="minorEastAsia" w:cstheme="minorBidi"/>
               <w:b w:val="0"/>
               <w:bCs w:val="0"/>
               <w:i w:val="0"/>
@@ -1622,13 +1370,11 @@
               <w:lang w:eastAsia="zh-CN"/>
             </w:rPr>
           </w:pPr>
-          <w:hyperlink w:anchor="_Toc223910654" w:history="1">
+          <w:hyperlink w:anchor="_Toc224537399" w:history="1">
             <w:r>
               <w:rPr>
                 <w:rStyle w:val="Hyperlink"/>
-                <w:rFonts w:ascii="Times New Roman" w:hAnsi="Times New Roman" w:cs="Microsoft JhengHei" w:hint="eastAsia"/>
-                <w:b w:val="0"/>
-                <w:bCs w:val="0"/>
+                <w:rFonts w:cs="Microsoft JhengHei" w:hint="eastAsia"/>
                 <w:i w:val="0"/>
                 <w:iCs w:val="0"/>
                 <w:noProof/>
@@ -1637,9 +1383,6 @@
             </w:r>
             <w:r>
               <w:rPr>
-                <w:rFonts w:ascii="Times New Roman" w:hAnsi="Times New Roman"/>
-                <w:b w:val="0"/>
-                <w:bCs w:val="0"/>
                 <w:i w:val="0"/>
                 <w:iCs w:val="0"/>
                 <w:noProof/>
@@ -1649,9 +1392,6 @@
             </w:r>
             <w:r>
               <w:rPr>
-                <w:rFonts w:ascii="Times New Roman" w:hAnsi="Times New Roman"/>
-                <w:b w:val="0"/>
-                <w:bCs w:val="0"/>
                 <w:i w:val="0"/>
                 <w:iCs w:val="0"/>
                 <w:noProof/>
@@ -1661,21 +1401,15 @@
             </w:r>
             <w:r>
               <w:rPr>
-                <w:rFonts w:ascii="Times New Roman" w:hAnsi="Times New Roman"/>
-                <w:b w:val="0"/>
-                <w:bCs w:val="0"/>
                 <w:i w:val="0"/>
                 <w:iCs w:val="0"/>
                 <w:noProof/>
                 <w:webHidden/>
               </w:rPr>
-              <w:instrText xml:space="preserve"> PAGEREF _Toc223910654 \h </w:instrText>
-            </w:r>
-            <w:r>
-              <w:rPr>
-                <w:rFonts w:ascii="Times New Roman" w:hAnsi="Times New Roman"/>
-                <w:b w:val="0"/>
-                <w:bCs w:val="0"/>
+              <w:instrText xml:space="preserve"> PAGEREF _Toc224537399 \h </w:instrText>
+            </w:r>
+            <w:r>
+              <w:rPr>
                 <w:i w:val="0"/>
                 <w:iCs w:val="0"/>
                 <w:noProof/>
@@ -1684,9 +1418,6 @@
             </w:r>
             <w:r>
               <w:rPr>
-                <w:rFonts w:ascii="Times New Roman" w:hAnsi="Times New Roman"/>
-                <w:b w:val="0"/>
-                <w:bCs w:val="0"/>
                 <w:i w:val="0"/>
                 <w:iCs w:val="0"/>
                 <w:noProof/>
@@ -1696,21 +1427,15 @@
             </w:r>
             <w:r>
               <w:rPr>
-                <w:rFonts w:ascii="Times New Roman" w:hAnsi="Times New Roman"/>
-                <w:b w:val="0"/>
-                <w:bCs w:val="0"/>
                 <w:i w:val="0"/>
                 <w:iCs w:val="0"/>
                 <w:noProof/>
                 <w:webHidden/>
               </w:rPr>
-              <w:t>10</w:t>
-            </w:r>
-            <w:r>
-              <w:rPr>
-                <w:rFonts w:ascii="Times New Roman" w:hAnsi="Times New Roman"/>
-                <w:b w:val="0"/>
-                <w:bCs w:val="0"/>
+              <w:t>12</w:t>
+            </w:r>
+            <w:r>
+              <w:rPr>
                 <w:i w:val="0"/>
                 <w:iCs w:val="0"/>
                 <w:noProof/>
@@ -1731,7 +1456,21 @@
       </w:sdtContent>
     </w:sdt>
     <w:p>
-      <w:r>
+      <w:pPr>
+        <w:spacing w:after="160" w:line="278" w:lineRule="auto"/>
+        <w:rPr>
+          <w:rFonts w:cs="Microsoft JhengHei"/>
+          <w:b/>
+          <w:bCs/>
+          <w:color w:val="0070C0"/>
+          <w:sz w:val="32"/>
+          <w:szCs w:val="32"/>
+        </w:rPr>
+      </w:pPr>
+      <w:r>
+        <w:rPr>
+          <w:rFonts w:cs="Microsoft JhengHei"/>
+        </w:rPr>
         <w:br w:type="page"/>
       </w:r>
     </w:p>
@@ -1754,7 +1493,7 @@
           <w:tab w:val="right" w:leader="dot" w:pos="9010"/>
         </w:tabs>
         <w:rPr>
-          <w:rFonts w:cstheme="minorBidi"/>
+          <w:rFonts w:asciiTheme="minorHAnsi" w:eastAsiaTheme="minorEastAsia" w:hAnsiTheme="minorHAnsi" w:cstheme="minorBidi"/>
           <w:noProof/>
           <w:lang w:eastAsia="zh-CN"/>
         </w:rPr>
@@ -1804,7 +1543,7 @@
         </w:rPr>
         <w:fldChar w:fldCharType="separate"/>
       </w:r>
-      <w:hyperlink w:anchor="_Toc223910655" w:history="1">
+      <w:hyperlink w:anchor="_Toc224536829" w:history="1">
         <w:r>
           <w:rPr>
             <w:rStyle w:val="Hyperlink"/>
@@ -1847,7 +1586,7 @@
             <w:noProof/>
             <w:webHidden/>
           </w:rPr>
-          <w:instrText xml:space="preserve"> PAGEREF _Toc223910655 \h </w:instrText>
+          <w:instrText xml:space="preserve"> PAGEREF _Toc224536829 \h </w:instrText>
         </w:r>
         <w:r>
           <w:rPr>
@@ -1885,12 +1624,12 @@
           <w:tab w:val="right" w:leader="dot" w:pos="9010"/>
         </w:tabs>
         <w:rPr>
-          <w:rFonts w:cstheme="minorBidi"/>
+          <w:rFonts w:asciiTheme="minorHAnsi" w:eastAsiaTheme="minorEastAsia" w:hAnsiTheme="minorHAnsi" w:cstheme="minorBidi"/>
           <w:noProof/>
           <w:lang w:eastAsia="zh-CN"/>
         </w:rPr>
       </w:pPr>
-      <w:hyperlink w:anchor="_Toc223910656" w:history="1">
+      <w:hyperlink w:anchor="_Toc224536830" w:history="1">
         <w:r>
           <w:rPr>
             <w:rStyle w:val="Hyperlink"/>
@@ -1933,7 +1672,7 @@
             <w:noProof/>
             <w:webHidden/>
           </w:rPr>
-          <w:instrText xml:space="preserve"> PAGEREF _Toc223910656 \h </w:instrText>
+          <w:instrText xml:space="preserve"> PAGEREF _Toc224536830 \h </w:instrText>
         </w:r>
         <w:r>
           <w:rPr>
@@ -1971,12 +1710,12 @@
           <w:tab w:val="right" w:leader="dot" w:pos="9010"/>
         </w:tabs>
         <w:rPr>
-          <w:rFonts w:cstheme="minorBidi"/>
+          <w:rFonts w:asciiTheme="minorHAnsi" w:eastAsiaTheme="minorEastAsia" w:hAnsiTheme="minorHAnsi" w:cstheme="minorBidi"/>
           <w:noProof/>
           <w:lang w:eastAsia="zh-CN"/>
         </w:rPr>
       </w:pPr>
-      <w:hyperlink w:anchor="_Toc223910657" w:history="1">
+      <w:hyperlink w:anchor="_Toc224536831" w:history="1">
         <w:r>
           <w:rPr>
             <w:rStyle w:val="Hyperlink"/>
@@ -2034,7 +1773,7 @@
             <w:noProof/>
             <w:webHidden/>
           </w:rPr>
-          <w:instrText xml:space="preserve"> PAGEREF _Toc223910657 \h </w:instrText>
+          <w:instrText xml:space="preserve"> PAGEREF _Toc224536831 \h </w:instrText>
         </w:r>
         <w:r>
           <w:rPr>
@@ -2054,7 +1793,7 @@
             <w:noProof/>
             <w:webHidden/>
           </w:rPr>
-          <w:t>6</w:t>
+          <w:t>7</w:t>
         </w:r>
         <w:r>
           <w:rPr>
@@ -2072,12 +1811,12 @@
           <w:tab w:val="right" w:leader="dot" w:pos="9010"/>
         </w:tabs>
         <w:rPr>
-          <w:rFonts w:cstheme="minorBidi"/>
+          <w:rFonts w:asciiTheme="minorHAnsi" w:eastAsiaTheme="minorEastAsia" w:hAnsiTheme="minorHAnsi" w:cstheme="minorBidi"/>
           <w:noProof/>
           <w:lang w:eastAsia="zh-CN"/>
         </w:rPr>
       </w:pPr>
-      <w:hyperlink w:anchor="_Toc223910658" w:history="1">
+      <w:hyperlink w:anchor="_Toc224536832" w:history="1">
         <w:r>
           <w:rPr>
             <w:rStyle w:val="Hyperlink"/>
@@ -2099,14 +1838,7 @@
             <w:rFonts w:cs="Microsoft JhengHei" w:hint="eastAsia"/>
             <w:noProof/>
           </w:rPr>
-          <w:t>雙語腦的動態重組模型（</w:t>
-        </w:r>
-        <w:r>
-          <w:rPr>
-            <w:rStyle w:val="Hyperlink"/>
-            <w:noProof/>
-          </w:rPr>
-          <w:t>Dynamic Restructuring Model, DRM</w:t>
+          <w:t>雙語</w:t>
         </w:r>
         <w:r>
           <w:rPr>
@@ -2114,6 +1846,29 @@
             <w:rFonts w:cs="Microsoft JhengHei" w:hint="eastAsia"/>
             <w:noProof/>
           </w:rPr>
+          <w:t>腦</w:t>
+        </w:r>
+        <w:r>
+          <w:rPr>
+            <w:rStyle w:val="Hyperlink"/>
+            <w:rFonts w:cs="Microsoft JhengHei" w:hint="eastAsia"/>
+            <w:noProof/>
+          </w:rPr>
+          <w:t>的動態重組模型（</w:t>
+        </w:r>
+        <w:r>
+          <w:rPr>
+            <w:rStyle w:val="Hyperlink"/>
+            <w:noProof/>
+          </w:rPr>
+          <w:t>Dynamic Restructuring Model, DRM</w:t>
+        </w:r>
+        <w:r>
+          <w:rPr>
+            <w:rStyle w:val="Hyperlink"/>
+            <w:rFonts w:cs="Microsoft JhengHei" w:hint="eastAsia"/>
+            <w:noProof/>
+          </w:rPr>
           <w:t>）</w:t>
         </w:r>
         <w:r>
@@ -2135,7 +1890,7 @@
             <w:noProof/>
             <w:webHidden/>
           </w:rPr>
-          <w:instrText xml:space="preserve"> PAGEREF _Toc223910658 \h </w:instrText>
+          <w:instrText xml:space="preserve"> PAGEREF _Toc224536832 \h </w:instrText>
         </w:r>
         <w:r>
           <w:rPr>
@@ -2155,7 +1910,7 @@
             <w:noProof/>
             <w:webHidden/>
           </w:rPr>
-          <w:t>7</w:t>
+          <w:t>8</w:t>
         </w:r>
         <w:r>
           <w:rPr>
@@ -2173,12 +1928,12 @@
           <w:tab w:val="right" w:leader="dot" w:pos="9010"/>
         </w:tabs>
         <w:rPr>
-          <w:rFonts w:cstheme="minorBidi"/>
+          <w:rFonts w:asciiTheme="minorHAnsi" w:eastAsiaTheme="minorEastAsia" w:hAnsiTheme="minorHAnsi" w:cstheme="minorBidi"/>
           <w:noProof/>
           <w:lang w:eastAsia="zh-CN"/>
         </w:rPr>
       </w:pPr>
-      <w:hyperlink w:anchor="_Toc223910659" w:history="1">
+      <w:hyperlink w:anchor="_Toc224536833" w:history="1">
         <w:r>
           <w:rPr>
             <w:rStyle w:val="Hyperlink"/>
@@ -2251,7 +2006,7 @@
             <w:noProof/>
             <w:webHidden/>
           </w:rPr>
-          <w:instrText xml:space="preserve"> PAGEREF _Toc223910659 \h </w:instrText>
+          <w:instrText xml:space="preserve"> PAGEREF _Toc224536833 \h </w:instrText>
         </w:r>
         <w:r>
           <w:rPr>
@@ -2271,7 +2026,7 @@
             <w:noProof/>
             <w:webHidden/>
           </w:rPr>
-          <w:t>9</w:t>
+          <w:t>10</w:t>
         </w:r>
         <w:r>
           <w:rPr>
@@ -2289,12 +2044,12 @@
           <w:tab w:val="right" w:leader="dot" w:pos="9010"/>
         </w:tabs>
         <w:rPr>
-          <w:rFonts w:cstheme="minorBidi"/>
+          <w:rFonts w:asciiTheme="minorHAnsi" w:eastAsiaTheme="minorEastAsia" w:hAnsiTheme="minorHAnsi" w:cstheme="minorBidi"/>
           <w:noProof/>
           <w:lang w:eastAsia="zh-CN"/>
         </w:rPr>
       </w:pPr>
-      <w:hyperlink w:anchor="_Toc223910660" w:history="1">
+      <w:hyperlink w:anchor="_Toc224536834" w:history="1">
         <w:r>
           <w:rPr>
             <w:rStyle w:val="Hyperlink"/>
@@ -2337,7 +2092,7 @@
             <w:noProof/>
             <w:webHidden/>
           </w:rPr>
-          <w:instrText xml:space="preserve"> PAGEREF _Toc223910660 \h </w:instrText>
+          <w:instrText xml:space="preserve"> PAGEREF _Toc224536834 \h </w:instrText>
         </w:r>
         <w:r>
           <w:rPr>
@@ -2357,7 +2112,7 @@
             <w:noProof/>
             <w:webHidden/>
           </w:rPr>
-          <w:t>9</w:t>
+          <w:t>11</w:t>
         </w:r>
         <w:r>
           <w:rPr>
@@ -2415,7 +2170,7 @@
           <w:tab w:val="right" w:leader="dot" w:pos="9010"/>
         </w:tabs>
         <w:rPr>
-          <w:rFonts w:cstheme="minorBidi"/>
+          <w:rFonts w:asciiTheme="minorHAnsi" w:eastAsiaTheme="minorEastAsia" w:hAnsiTheme="minorHAnsi" w:cstheme="minorBidi"/>
           <w:noProof/>
           <w:lang w:eastAsia="zh-CN"/>
         </w:rPr>
@@ -2450,7 +2205,7 @@
       <w:r>
         <w:fldChar w:fldCharType="separate"/>
       </w:r>
-      <w:hyperlink w:anchor="_Toc223910661" w:history="1">
+      <w:hyperlink w:anchor="_Toc224536835" w:history="1">
         <w:r>
           <w:rPr>
             <w:rStyle w:val="Hyperlink"/>
@@ -2493,7 +2248,7 @@
             <w:noProof/>
             <w:webHidden/>
           </w:rPr>
-          <w:instrText xml:space="preserve"> PAGEREF _Toc223910661 \h </w:instrText>
+          <w:instrText xml:space="preserve"> PAGEREF _Toc224536835 \h </w:instrText>
         </w:r>
         <w:r>
           <w:rPr>
@@ -2513,7 +2268,7 @@
             <w:noProof/>
             <w:webHidden/>
           </w:rPr>
-          <w:t>8</w:t>
+          <w:t>9</w:t>
         </w:r>
         <w:r>
           <w:rPr>
@@ -2531,12 +2286,12 @@
           <w:tab w:val="right" w:leader="dot" w:pos="9010"/>
         </w:tabs>
         <w:rPr>
-          <w:rFonts w:cstheme="minorBidi"/>
+          <w:rFonts w:asciiTheme="minorHAnsi" w:eastAsiaTheme="minorEastAsia" w:hAnsiTheme="minorHAnsi" w:cstheme="minorBidi"/>
           <w:noProof/>
           <w:lang w:eastAsia="zh-CN"/>
         </w:rPr>
       </w:pPr>
-      <w:hyperlink w:anchor="_Toc223910662" w:history="1">
+      <w:hyperlink w:anchor="_Toc224536836" w:history="1">
         <w:r>
           <w:rPr>
             <w:rStyle w:val="Hyperlink"/>
@@ -2594,7 +2349,7 @@
             <w:noProof/>
             <w:webHidden/>
           </w:rPr>
-          <w:instrText xml:space="preserve"> PAGEREF _Toc223910662 \h </w:instrText>
+          <w:instrText xml:space="preserve"> PAGEREF _Toc224536836 \h </w:instrText>
         </w:r>
         <w:r>
           <w:rPr>
@@ -2614,7 +2369,7 @@
             <w:noProof/>
             <w:webHidden/>
           </w:rPr>
-          <w:t>8</w:t>
+          <w:t>9</w:t>
         </w:r>
         <w:r>
           <w:rPr>
@@ -2632,12 +2387,12 @@
           <w:tab w:val="right" w:leader="dot" w:pos="9010"/>
         </w:tabs>
         <w:rPr>
-          <w:rFonts w:cstheme="minorBidi"/>
+          <w:rFonts w:asciiTheme="minorHAnsi" w:eastAsiaTheme="minorEastAsia" w:hAnsiTheme="minorHAnsi" w:cstheme="minorBidi"/>
           <w:noProof/>
           <w:lang w:eastAsia="zh-CN"/>
         </w:rPr>
       </w:pPr>
-      <w:hyperlink w:anchor="_Toc223910663" w:history="1">
+      <w:hyperlink w:anchor="_Toc224536837" w:history="1">
         <w:r>
           <w:rPr>
             <w:rStyle w:val="Hyperlink"/>
@@ -2680,7 +2435,7 @@
             <w:noProof/>
             <w:webHidden/>
           </w:rPr>
-          <w:instrText xml:space="preserve"> PAGEREF _Toc223910663 \h </w:instrText>
+          <w:instrText xml:space="preserve"> PAGEREF _Toc224536837 \h </w:instrText>
         </w:r>
         <w:r>
           <w:rPr>
@@ -2700,7 +2455,7 @@
             <w:noProof/>
             <w:webHidden/>
           </w:rPr>
-          <w:t>8</w:t>
+          <w:t>10</w:t>
         </w:r>
         <w:r>
           <w:rPr>
@@ -2718,12 +2473,12 @@
           <w:tab w:val="right" w:leader="dot" w:pos="9010"/>
         </w:tabs>
         <w:rPr>
-          <w:rFonts w:cstheme="minorBidi"/>
+          <w:rFonts w:asciiTheme="minorHAnsi" w:eastAsiaTheme="minorEastAsia" w:hAnsiTheme="minorHAnsi" w:cstheme="minorBidi"/>
           <w:noProof/>
           <w:lang w:eastAsia="zh-CN"/>
         </w:rPr>
       </w:pPr>
-      <w:hyperlink w:anchor="_Toc223910664" w:history="1">
+      <w:hyperlink w:anchor="_Toc224536838" w:history="1">
         <w:r>
           <w:rPr>
             <w:rStyle w:val="Hyperlink"/>
@@ -2766,7 +2521,7 @@
             <w:noProof/>
             <w:webHidden/>
           </w:rPr>
-          <w:instrText xml:space="preserve"> PAGEREF _Toc223910664 \h </w:instrText>
+          <w:instrText xml:space="preserve"> PAGEREF _Toc224536838 \h </w:instrText>
         </w:r>
         <w:r>
           <w:rPr>
@@ -2786,7 +2541,7 @@
             <w:noProof/>
             <w:webHidden/>
           </w:rPr>
-          <w:t>10</w:t>
+          <w:t>12</w:t>
         </w:r>
         <w:r>
           <w:rPr>
@@ -2811,16 +2566,16 @@
         <w:fldChar w:fldCharType="end"/>
       </w:r>
     </w:p>
-    <w:p/>
     <w:p>
       <w:pPr>
         <w:pStyle w:val="Heading1"/>
       </w:pPr>
-      <w:bookmarkStart w:id="0" w:name="_Toc223910643"/>
-      <w:r>
-        <w:rPr>
-          <w:rFonts w:cs="Microsoft JhengHei" w:hint="eastAsia"/>
-        </w:rPr>
+      <w:bookmarkStart w:id="0" w:name="_Toc224537388"/>
+      <w:r>
+        <w:rPr>
+          <w:rFonts w:cs="Microsoft JhengHei" w:hint="eastAsia"/>
+        </w:rPr>
+        <w:lastRenderedPageBreak/>
         <w:t>壹、緒論</w:t>
       </w:r>
       <w:bookmarkEnd w:id="0"/>
@@ -2911,7 +2666,7 @@
       <w:pPr>
         <w:pStyle w:val="Heading1"/>
       </w:pPr>
-      <w:bookmarkStart w:id="1" w:name="_Toc223910644"/>
+      <w:bookmarkStart w:id="1" w:name="_Toc224537389"/>
       <w:r>
         <w:rPr>
           <w:rFonts w:cs="Microsoft JhengHei" w:hint="eastAsia"/>
@@ -2927,7 +2682,7 @@
       <w:pPr>
         <w:pStyle w:val="Heading2"/>
       </w:pPr>
-      <w:bookmarkStart w:id="2" w:name="_Toc223910645"/>
+      <w:bookmarkStart w:id="2" w:name="_Toc224537390"/>
       <w:r>
         <w:rPr>
           <w:rFonts w:cs="Microsoft JhengHei" w:hint="eastAsia"/>
@@ -3117,7 +2872,7 @@
           <w:noProof/>
         </w:rPr>
         <w:drawing>
-          <wp:inline distT="0" distB="0" distL="0" distR="0" wp14:anchorId="3C1435A6" wp14:editId="57F5198C">
+          <wp:inline distT="0" distB="0" distL="0" distR="0" wp14:anchorId="3C1435A6" wp14:editId="57ACE96B">
             <wp:extent cx="3888105" cy="2714758"/>
             <wp:effectExtent l="0" t="0" r="0" b="0"/>
             <wp:docPr id="1266798774" name="Picture 3" descr="A graph of a critical period&#10;&#10;AI-generated content may be incorrect."/>
@@ -3132,7 +2887,7 @@
                     <pic:cNvPicPr/>
                   </pic:nvPicPr>
                   <pic:blipFill rotWithShape="1">
-                    <a:blip r:embed="rId10" cstate="print">
+                    <a:blip r:embed="rId11" cstate="print">
                       <a:extLst>
                         <a:ext uri="{28A0092B-C50C-407E-A947-70E740481C1C}">
                           <a14:useLocalDpi xmlns:a14="http://schemas.microsoft.com/office/drawing/2010/main" val="0"/>
@@ -3183,7 +2938,7 @@
       </w:pPr>
       <w:bookmarkStart w:id="3" w:name="_Ref223908147"/>
       <w:bookmarkStart w:id="4" w:name="_Ref223908144"/>
-      <w:bookmarkStart w:id="5" w:name="_Toc223910655"/>
+      <w:bookmarkStart w:id="5" w:name="_Toc224536829"/>
       <w:r>
         <w:rPr>
           <w:rFonts w:cs="Microsoft JhengHei" w:hint="eastAsia"/>
@@ -3543,7 +3298,7 @@
       <w:pPr>
         <w:pStyle w:val="Heading2"/>
       </w:pPr>
-      <w:bookmarkStart w:id="6" w:name="_Toc223910646"/>
+      <w:bookmarkStart w:id="6" w:name="_Toc224537391"/>
       <w:r>
         <w:rPr>
           <w:rFonts w:cs="Microsoft JhengHei" w:hint="eastAsia"/>
@@ -3698,7 +3453,7 @@
                     <pic:cNvPicPr/>
                   </pic:nvPicPr>
                   <pic:blipFill rotWithShape="1">
-                    <a:blip r:embed="rId11" cstate="print">
+                    <a:blip r:embed="rId12" cstate="print">
                       <a:extLst>
                         <a:ext uri="{28A0092B-C50C-407E-A947-70E740481C1C}">
                           <a14:useLocalDpi xmlns:a14="http://schemas.microsoft.com/office/drawing/2010/main" val="0"/>
@@ -3747,7 +3502,7 @@
         </w:rPr>
       </w:pPr>
       <w:bookmarkStart w:id="7" w:name="_Ref224533510"/>
-      <w:bookmarkStart w:id="8" w:name="_Toc223910656"/>
+      <w:bookmarkStart w:id="8" w:name="_Toc224536830"/>
       <w:r>
         <w:rPr>
           <w:rFonts w:cs="Microsoft JhengHei" w:hint="eastAsia"/>
@@ -3873,7 +3628,6 @@
         <w:ind w:firstLine="0"/>
         <w:jc w:val="both"/>
         <w:rPr>
-          <w:rFonts w:hint="eastAsia"/>
           <w:sz w:val="24"/>
           <w:szCs w:val="24"/>
           <w:lang w:val="en-US"/>
@@ -4122,7 +3876,7 @@
       <w:pPr>
         <w:pStyle w:val="Heading2"/>
       </w:pPr>
-      <w:bookmarkStart w:id="9" w:name="_Toc223910647"/>
+      <w:bookmarkStart w:id="9" w:name="_Toc224537392"/>
       <w:r>
         <w:rPr>
           <w:rFonts w:cs="Microsoft JhengHei" w:hint="eastAsia"/>
@@ -4315,7 +4069,7 @@
                           <pic:cNvPicPr/>
                         </pic:nvPicPr>
                         <pic:blipFill rotWithShape="1">
-                          <a:blip r:embed="rId12" cstate="print">
+                          <a:blip r:embed="rId13" cstate="print">
                             <a:extLst>
                               <a:ext uri="{28A0092B-C50C-407E-A947-70E740481C1C}">
                                 <a14:useLocalDpi xmlns:a14="http://schemas.microsoft.com/office/drawing/2010/main" val="0"/>
@@ -4385,7 +4139,7 @@
                           <pic:cNvPicPr/>
                         </pic:nvPicPr>
                         <pic:blipFill rotWithShape="1">
-                          <a:blip r:embed="rId13" cstate="print">
+                          <a:blip r:embed="rId14" cstate="print">
                             <a:extLst>
                               <a:ext uri="{28A0092B-C50C-407E-A947-70E740481C1C}">
                                 <a14:useLocalDpi xmlns:a14="http://schemas.microsoft.com/office/drawing/2010/main" val="0"/>
@@ -4495,7 +4249,7 @@
         </w:rPr>
       </w:pPr>
       <w:bookmarkStart w:id="10" w:name="_Ref224533569"/>
-      <w:bookmarkStart w:id="11" w:name="_Toc223910657"/>
+      <w:bookmarkStart w:id="11" w:name="_Toc224536831"/>
       <w:r>
         <w:rPr>
           <w:rFonts w:cs="Microsoft JhengHei" w:hint="eastAsia"/>
@@ -4641,7 +4395,6 @@
         <w:ind w:firstLine="0"/>
         <w:jc w:val="both"/>
         <w:rPr>
-          <w:rFonts w:hint="eastAsia"/>
           <w:i w:val="0"/>
           <w:iCs w:val="0"/>
           <w:sz w:val="24"/>
@@ -4907,6 +4660,11 @@
         </w:rPr>
         <w:t>）。</w:t>
       </w:r>
+    </w:p>
+    <w:p>
+      <w:pPr>
+        <w:pStyle w:val="Text"/>
+      </w:pPr>
     </w:p>
     <w:p>
       <w:pPr>
@@ -5036,7 +4794,7 @@
                     <pic:cNvPicPr/>
                   </pic:nvPicPr>
                   <pic:blipFill rotWithShape="1">
-                    <a:blip r:embed="rId14" cstate="print">
+                    <a:blip r:embed="rId15" cstate="print">
                       <a:extLst>
                         <a:ext uri="{28A0092B-C50C-407E-A947-70E740481C1C}">
                           <a14:useLocalDpi xmlns:a14="http://schemas.microsoft.com/office/drawing/2010/main" val="0"/>
@@ -5084,7 +4842,7 @@
         </w:rPr>
       </w:pPr>
       <w:bookmarkStart w:id="12" w:name="_Ref224533610"/>
-      <w:bookmarkStart w:id="13" w:name="_Toc223910658"/>
+      <w:bookmarkStart w:id="13" w:name="_Toc224536832"/>
       <w:r>
         <w:rPr>
           <w:rFonts w:cs="Microsoft JhengHei" w:hint="eastAsia"/>
@@ -5373,157 +5131,546 @@
     </w:p>
     <w:p>
       <w:pPr>
-        <w:pStyle w:val="Heading1"/>
-      </w:pPr>
-      <w:bookmarkStart w:id="14" w:name="_Toc223910648"/>
-      <w:r>
-        <w:rPr>
-          <w:rFonts w:cs="Microsoft JhengHei" w:hint="eastAsia"/>
-        </w:rPr>
-        <w:t>參、研究方法或系統架構</w:t>
-      </w:r>
-      <w:bookmarkEnd w:id="14"/>
-      <w:r>
-        <w:t xml:space="preserve"> </w:t>
-      </w:r>
+        <w:pStyle w:val="FigureCaption"/>
+        <w:spacing w:line="360" w:lineRule="auto"/>
+        <w:ind w:firstLine="0"/>
+        <w:jc w:val="both"/>
+        <w:rPr>
+          <w:rFonts w:hint="eastAsia"/>
+          <w:i w:val="0"/>
+          <w:iCs w:val="0"/>
+          <w:sz w:val="24"/>
+          <w:szCs w:val="24"/>
+        </w:rPr>
+      </w:pPr>
     </w:p>
     <w:p>
       <w:pPr>
-        <w:pStyle w:val="Text"/>
-        <w:rPr>
-          <w:lang w:val="en-US"/>
-        </w:rPr>
-      </w:pPr>
-      <w:r>
-        <w:rPr>
-          <w:rFonts w:cs="Microsoft JhengHei" w:hint="eastAsia"/>
-        </w:rPr>
-        <w:t>本報告採用文獻統合分析與神經心理學模型評估之架構。透過比較單語與雙語者的大腦結構特徵（如</w:t>
-      </w:r>
-      <w:r>
-        <w:fldChar w:fldCharType="begin"/>
-      </w:r>
-      <w:r>
-        <w:instrText xml:space="preserve"> REF _Ref223908054 \h  \* MERGEFORMAT </w:instrText>
-      </w:r>
-      <w:r>
-        <w:fldChar w:fldCharType="separate"/>
-      </w:r>
-      <w:r>
-        <w:rPr>
-          <w:rFonts w:cs="Microsoft JhengHei" w:hint="eastAsia"/>
-          <w:noProof/>
-        </w:rPr>
-        <w:t>表</w:t>
-      </w:r>
-      <w:r>
-        <w:rPr>
-          <w:rFonts w:hint="eastAsia"/>
-        </w:rPr>
+        <w:pStyle w:val="Heading1"/>
+      </w:pPr>
+      <w:bookmarkStart w:id="14" w:name="_Toc224537393"/>
+      <w:r>
+        <w:rPr>
+          <w:rFonts w:cs="Microsoft JhengHei" w:hint="eastAsia"/>
+        </w:rPr>
+        <w:t>參、研究方法或系統架構</w:t>
+      </w:r>
+      <w:bookmarkEnd w:id="14"/>
+      <w:r>
         <w:t xml:space="preserve"> </w:t>
-      </w:r>
-      <w:r>
-        <w:rPr>
-          <w:noProof/>
-        </w:rPr>
-        <w:t>1</w:t>
-      </w:r>
-      <w:r>
-        <w:fldChar w:fldCharType="end"/>
-      </w:r>
-      <w:r>
-        <w:rPr>
-          <w:rFonts w:cs="Microsoft JhengHei" w:hint="eastAsia"/>
-        </w:rPr>
-        <w:t>）與不同習得起點的長期成效，構建低年級雙語教育之評估模型。</w:t>
       </w:r>
     </w:p>
     <w:p>
       <w:pPr>
         <w:pStyle w:val="Text"/>
         <w:rPr>
-          <w:lang w:val="en-US"/>
-        </w:rPr>
-      </w:pPr>
+          <w:rFonts w:cs="Microsoft JhengHei"/>
+        </w:rPr>
+      </w:pPr>
+      <w:r>
+        <w:rPr>
+          <w:rFonts w:cs="Microsoft JhengHei" w:hint="eastAsia"/>
+        </w:rPr>
+        <w:t>本研究採用文獻綜述與跨領域證據統合之研究方法，旨在系統性地探討第二語言習得之關鍵期及其神經機制。研究架構主要分為神經心理學證據篩選、大腦動態模型評估以及認知發展階段對比三個核心層面。</w:t>
+      </w:r>
     </w:p>
     <w:p>
       <w:pPr>
-        <w:spacing w:after="160"/>
-        <w:rPr>
-          <w:i/>
-          <w:iCs/>
-          <w:color w:val="0E2841" w:themeColor="text2"/>
-          <w:sz w:val="18"/>
-          <w:szCs w:val="18"/>
-        </w:rPr>
-      </w:pPr>
-      <w:bookmarkStart w:id="15" w:name="_Ref223908054"/>
-      <w:r>
-        <w:br w:type="page"/>
+        <w:pStyle w:val="Text"/>
+        <w:rPr>
+          <w:rFonts w:cs="Microsoft JhengHei"/>
+        </w:rPr>
+      </w:pPr>
+      <w:r>
+        <w:rPr>
+          <w:rFonts w:cs="Microsoft JhengHei" w:hint="eastAsia"/>
+        </w:rPr>
+        <w:t>首先，在神經心理學證據的篩選上，本研究重點參考了利用功能性磁振造影（</w:t>
+      </w:r>
+      <w:r>
+        <w:rPr>
+          <w:rFonts w:cs="Microsoft JhengHei"/>
+        </w:rPr>
+        <w:t>fMRI</w:t>
+      </w:r>
+      <w:r>
+        <w:rPr>
+          <w:rFonts w:cs="Microsoft JhengHei" w:hint="eastAsia"/>
+        </w:rPr>
+        <w:t>）技術進行的雙語大腦研究。透過區分不同語齡習得者的腦部活化特徵，本研究彙整了受試者的背景變項與神經表徵之關係。如</w:t>
+      </w:r>
+      <w:r>
+        <w:rPr>
+          <w:rFonts w:cs="Microsoft JhengHei"/>
+        </w:rPr>
+        <w:fldChar w:fldCharType="begin"/>
+      </w:r>
+      <w:r>
+        <w:rPr>
+          <w:rFonts w:cs="Microsoft JhengHei"/>
+        </w:rPr>
+        <w:instrText xml:space="preserve"> </w:instrText>
+      </w:r>
+      <w:r>
+        <w:rPr>
+          <w:rFonts w:cs="Microsoft JhengHei" w:hint="eastAsia"/>
+        </w:rPr>
+        <w:instrText>REF _Ref223908054 \h</w:instrText>
+      </w:r>
+      <w:r>
+        <w:rPr>
+          <w:rFonts w:cs="Microsoft JhengHei"/>
+        </w:rPr>
+        <w:instrText xml:space="preserve"> </w:instrText>
+      </w:r>
+      <w:r>
+        <w:rPr>
+          <w:rFonts w:cs="Microsoft JhengHei"/>
+        </w:rPr>
+      </w:r>
+      <w:r>
+        <w:rPr>
+          <w:rFonts w:cs="Microsoft JhengHei"/>
+        </w:rPr>
+        <w:instrText xml:space="preserve"> \* MERGEFORMAT </w:instrText>
+      </w:r>
+      <w:r>
+        <w:rPr>
+          <w:rFonts w:cs="Microsoft JhengHei"/>
+        </w:rPr>
+        <w:fldChar w:fldCharType="separate"/>
+      </w:r>
+      <w:r>
+        <w:rPr>
+          <w:rFonts w:cs="Microsoft JhengHei" w:hint="eastAsia"/>
+        </w:rPr>
+        <w:t>表</w:t>
+      </w:r>
+      <w:r>
+        <w:rPr>
+          <w:rFonts w:hint="eastAsia"/>
+        </w:rPr>
+        <w:t xml:space="preserve"> </w:t>
+      </w:r>
+      <w:r>
+        <w:rPr>
+          <w:noProof/>
+        </w:rPr>
+        <w:t>1</w:t>
+      </w:r>
+      <w:r>
+        <w:rPr>
+          <w:rFonts w:cs="Microsoft JhengHei"/>
+        </w:rPr>
+        <w:fldChar w:fldCharType="end"/>
+      </w:r>
+      <w:r>
+        <w:rPr>
+          <w:rFonts w:cs="Microsoft JhengHei" w:hint="eastAsia"/>
+        </w:rPr>
+        <w:t>顯示早期雙語者與晚期雙語者</w:t>
+      </w:r>
+      <w:r>
+        <w:rPr>
+          <w:rFonts w:cs="Microsoft JhengHei" w:hint="eastAsia"/>
+        </w:rPr>
+        <w:lastRenderedPageBreak/>
+        <w:t>在布洛卡區（</w:t>
+      </w:r>
+      <w:r>
+        <w:rPr>
+          <w:rFonts w:cs="Microsoft JhengHei"/>
+        </w:rPr>
+        <w:t>Broca's area</w:t>
+      </w:r>
+      <w:r>
+        <w:rPr>
+          <w:rFonts w:cs="Microsoft JhengHei" w:hint="eastAsia"/>
+        </w:rPr>
+        <w:t>）的空間分布存在顯著差異，這為「關鍵期」的存在提供了生物學上的直接證據。</w:t>
       </w:r>
     </w:p>
     <w:p>
       <w:pPr>
+        <w:pStyle w:val="Text"/>
+        <w:rPr>
+          <w:rFonts w:cs="Microsoft JhengHei"/>
+        </w:rPr>
+      </w:pPr>
+      <w:r>
+        <w:rPr>
+          <w:rFonts w:cs="Microsoft JhengHei" w:hint="eastAsia"/>
+        </w:rPr>
+        <w:t>其次，為了深入理解雙語經驗如何動態地重塑大腦結構，本研究引入了</w:t>
+      </w:r>
+      <w:r>
+        <w:rPr>
+          <w:rFonts w:cs="Microsoft JhengHei"/>
+        </w:rPr>
+        <w:t xml:space="preserve"> Pliatsikas </w:t>
+      </w:r>
+      <w:r>
+        <w:rPr>
+          <w:rFonts w:cs="Microsoft JhengHei" w:hint="eastAsia"/>
+        </w:rPr>
+        <w:t>（</w:t>
+      </w:r>
+      <w:r>
+        <w:rPr>
+          <w:rFonts w:cs="Microsoft JhengHei"/>
+        </w:rPr>
+        <w:t>2020</w:t>
+      </w:r>
+      <w:r>
+        <w:rPr>
+          <w:rFonts w:cs="Microsoft JhengHei" w:hint="eastAsia"/>
+        </w:rPr>
+        <w:t>）</w:t>
+      </w:r>
+      <w:r>
+        <w:rPr>
+          <w:rFonts w:cs="Microsoft JhengHei" w:hint="eastAsia"/>
+        </w:rPr>
+        <w:t>提出的「動態重組模型」（</w:t>
+      </w:r>
+      <w:r>
+        <w:rPr>
+          <w:rFonts w:cs="Microsoft JhengHei"/>
+        </w:rPr>
+        <w:t>Dynamic Restructuring Model, DRM</w:t>
+      </w:r>
+      <w:r>
+        <w:rPr>
+          <w:rFonts w:cs="Microsoft JhengHei" w:hint="eastAsia"/>
+        </w:rPr>
+        <w:t>）。該模型將雙語大腦的結構演變劃分為三個關鍵階段，並詳細描述了各階段中皮質灰質與白質的變化特徵。如</w:t>
+      </w:r>
+      <w:r>
+        <w:rPr>
+          <w:rFonts w:cs="Microsoft JhengHei"/>
+        </w:rPr>
+        <w:fldChar w:fldCharType="begin"/>
+      </w:r>
+      <w:r>
+        <w:rPr>
+          <w:rFonts w:cs="Microsoft JhengHei"/>
+        </w:rPr>
+        <w:instrText xml:space="preserve"> </w:instrText>
+      </w:r>
+      <w:r>
+        <w:rPr>
+          <w:rFonts w:cs="Microsoft JhengHei" w:hint="eastAsia"/>
+        </w:rPr>
+        <w:instrText>REF _Ref224536588 \h</w:instrText>
+      </w:r>
+      <w:r>
+        <w:rPr>
+          <w:rFonts w:cs="Microsoft JhengHei"/>
+        </w:rPr>
+        <w:instrText xml:space="preserve"> </w:instrText>
+      </w:r>
+      <w:r>
+        <w:rPr>
+          <w:rFonts w:cs="Microsoft JhengHei"/>
+        </w:rPr>
+      </w:r>
+      <w:r>
+        <w:rPr>
+          <w:rFonts w:cs="Microsoft JhengHei"/>
+        </w:rPr>
+        <w:instrText xml:space="preserve"> \* MERGEFORMAT </w:instrText>
+      </w:r>
+      <w:r>
+        <w:rPr>
+          <w:rFonts w:cs="Microsoft JhengHei"/>
+        </w:rPr>
+        <w:fldChar w:fldCharType="separate"/>
+      </w:r>
+      <w:r>
+        <w:rPr>
+          <w:rFonts w:cs="Microsoft JhengHei" w:hint="eastAsia"/>
+        </w:rPr>
+        <w:t>表</w:t>
+      </w:r>
+      <w:r>
+        <w:rPr>
+          <w:rFonts w:hint="eastAsia"/>
+        </w:rPr>
+        <w:t xml:space="preserve"> </w:t>
+      </w:r>
+      <w:r>
+        <w:rPr>
+          <w:noProof/>
+        </w:rPr>
+        <w:t>2</w:t>
+      </w:r>
+      <w:r>
+        <w:rPr>
+          <w:rFonts w:cs="Microsoft JhengHei"/>
+        </w:rPr>
+        <w:fldChar w:fldCharType="end"/>
+      </w:r>
+      <w:r>
+        <w:rPr>
+          <w:rFonts w:cs="Microsoft JhengHei" w:hint="eastAsia"/>
+        </w:rPr>
+        <w:t>揭示了大腦在初期接觸語言到長期精熟的過程中，是如何透過結構優化（如白質連結效率提升）來增強認知控制能力的。</w:t>
+      </w:r>
+    </w:p>
+    <w:p>
+      <w:pPr>
+        <w:pStyle w:val="Text"/>
+        <w:rPr>
+          <w:rFonts w:cs="Microsoft JhengHei"/>
+        </w:rPr>
+      </w:pPr>
+      <w:r>
+        <w:rPr>
+          <w:rFonts w:cs="Microsoft JhengHei" w:hint="eastAsia"/>
+        </w:rPr>
+        <w:t>最後，本研究結合了發展心理學中皮亞傑（</w:t>
+      </w:r>
+      <w:r>
+        <w:rPr>
+          <w:rFonts w:cs="Microsoft JhengHei"/>
+        </w:rPr>
+        <w:t>Piaget</w:t>
+      </w:r>
+      <w:r>
+        <w:rPr>
+          <w:rFonts w:cs="Microsoft JhengHei" w:hint="eastAsia"/>
+        </w:rPr>
+        <w:t>）的認知發展階段理論，分析不同起始年齡對學習機制優勢的影響。透過對比</w:t>
+      </w:r>
+      <w:r>
+        <w:rPr>
+          <w:rFonts w:cs="Microsoft JhengHei"/>
+        </w:rPr>
+        <w:t xml:space="preserve"> 7 </w:t>
+      </w:r>
+      <w:r>
+        <w:rPr>
+          <w:rFonts w:cs="Microsoft JhengHei" w:hint="eastAsia"/>
+        </w:rPr>
+        <w:t>歲（小一）與</w:t>
+      </w:r>
+      <w:r>
+        <w:rPr>
+          <w:rFonts w:cs="Microsoft JhengHei"/>
+        </w:rPr>
+        <w:t xml:space="preserve"> 9 </w:t>
+      </w:r>
+      <w:r>
+        <w:rPr>
+          <w:rFonts w:cs="Microsoft JhengHei" w:hint="eastAsia"/>
+        </w:rPr>
+        <w:t>歲（小三）學童在學習模式上的差異，如</w:t>
+      </w:r>
+      <w:r>
+        <w:rPr>
+          <w:rFonts w:cs="Microsoft JhengHei"/>
+        </w:rPr>
+        <w:fldChar w:fldCharType="begin"/>
+      </w:r>
+      <w:r>
+        <w:rPr>
+          <w:rFonts w:cs="Microsoft JhengHei"/>
+        </w:rPr>
+        <w:instrText xml:space="preserve"> </w:instrText>
+      </w:r>
+      <w:r>
+        <w:rPr>
+          <w:rFonts w:cs="Microsoft JhengHei" w:hint="eastAsia"/>
+        </w:rPr>
+        <w:instrText>REF _Ref224536605 \h</w:instrText>
+      </w:r>
+      <w:r>
+        <w:rPr>
+          <w:rFonts w:cs="Microsoft JhengHei"/>
+        </w:rPr>
+        <w:instrText xml:space="preserve"> </w:instrText>
+      </w:r>
+      <w:r>
+        <w:rPr>
+          <w:rFonts w:cs="Microsoft JhengHei"/>
+        </w:rPr>
+      </w:r>
+      <w:r>
+        <w:rPr>
+          <w:rFonts w:cs="Microsoft JhengHei"/>
+        </w:rPr>
+        <w:instrText xml:space="preserve"> \* MERGEFORMAT </w:instrText>
+      </w:r>
+      <w:r>
+        <w:rPr>
+          <w:rFonts w:cs="Microsoft JhengHei"/>
+        </w:rPr>
+        <w:fldChar w:fldCharType="separate"/>
+      </w:r>
+      <w:r>
+        <w:rPr>
+          <w:rFonts w:cs="Microsoft JhengHei" w:hint="eastAsia"/>
+        </w:rPr>
+        <w:t>表</w:t>
+      </w:r>
+      <w:r>
+        <w:rPr>
+          <w:rFonts w:hint="eastAsia"/>
+        </w:rPr>
+        <w:t xml:space="preserve"> </w:t>
+      </w:r>
+      <w:r>
+        <w:rPr>
+          <w:noProof/>
+        </w:rPr>
+        <w:t>3</w:t>
+      </w:r>
+      <w:r>
+        <w:rPr>
+          <w:rFonts w:cs="Microsoft JhengHei"/>
+        </w:rPr>
+        <w:fldChar w:fldCharType="end"/>
+      </w:r>
+      <w:r>
+        <w:rPr>
+          <w:rFonts w:cs="Microsoft JhengHei" w:hint="eastAsia"/>
+        </w:rPr>
+        <w:t>明確指出低年級學童在韻律敏感度與內隱學習上的優勢，這也是本報告建議提前介入英語教育的核心理論支柱。</w:t>
+      </w:r>
+    </w:p>
+    <w:p>
+      <w:pPr>
+        <w:pStyle w:val="Text"/>
+        <w:rPr>
+          <w:lang w:val="en-US"/>
+        </w:rPr>
+      </w:pPr>
+    </w:p>
+    <w:p>
+      <w:pPr>
         <w:pStyle w:val="Caption"/>
-        <w:spacing w:line="360" w:lineRule="auto"/>
-      </w:pPr>
-      <w:bookmarkStart w:id="16" w:name="_Toc223910661"/>
-      <w:r>
-        <w:rPr>
-          <w:rFonts w:cs="Microsoft JhengHei" w:hint="eastAsia"/>
-        </w:rPr>
-        <w:lastRenderedPageBreak/>
+        <w:rPr>
+          <w:i w:val="0"/>
+          <w:iCs w:val="0"/>
+          <w:sz w:val="24"/>
+          <w:szCs w:val="24"/>
+        </w:rPr>
+      </w:pPr>
+      <w:bookmarkStart w:id="15" w:name="_Ref223908054"/>
+      <w:bookmarkStart w:id="16" w:name="_Toc224536835"/>
+      <w:r>
+        <w:rPr>
+          <w:rFonts w:cs="Microsoft JhengHei" w:hint="eastAsia"/>
+          <w:i w:val="0"/>
+          <w:iCs w:val="0"/>
+          <w:sz w:val="24"/>
+          <w:szCs w:val="24"/>
+        </w:rPr>
         <w:t>表</w:t>
       </w:r>
       <w:r>
         <w:rPr>
           <w:rFonts w:hint="eastAsia"/>
+          <w:i w:val="0"/>
+          <w:iCs w:val="0"/>
+          <w:sz w:val="24"/>
+          <w:szCs w:val="24"/>
         </w:rPr>
         <w:t xml:space="preserve"> </w:t>
       </w:r>
       <w:r>
+        <w:rPr>
+          <w:i w:val="0"/>
+          <w:iCs w:val="0"/>
+          <w:sz w:val="24"/>
+          <w:szCs w:val="24"/>
+        </w:rPr>
         <w:fldChar w:fldCharType="begin"/>
       </w:r>
       <w:r>
+        <w:rPr>
+          <w:i w:val="0"/>
+          <w:iCs w:val="0"/>
+          <w:sz w:val="24"/>
+          <w:szCs w:val="24"/>
+        </w:rPr>
         <w:instrText xml:space="preserve"> </w:instrText>
       </w:r>
       <w:r>
         <w:rPr>
           <w:rFonts w:hint="eastAsia"/>
+          <w:i w:val="0"/>
+          <w:iCs w:val="0"/>
+          <w:sz w:val="24"/>
+          <w:szCs w:val="24"/>
         </w:rPr>
         <w:instrText xml:space="preserve">SEQ </w:instrText>
       </w:r>
       <w:r>
         <w:rPr>
           <w:rFonts w:cs="Microsoft JhengHei" w:hint="eastAsia"/>
+          <w:i w:val="0"/>
+          <w:iCs w:val="0"/>
+          <w:sz w:val="24"/>
+          <w:szCs w:val="24"/>
         </w:rPr>
         <w:instrText>表</w:instrText>
       </w:r>
       <w:r>
         <w:rPr>
           <w:rFonts w:hint="eastAsia"/>
+          <w:i w:val="0"/>
+          <w:iCs w:val="0"/>
+          <w:sz w:val="24"/>
+          <w:szCs w:val="24"/>
         </w:rPr>
         <w:instrText xml:space="preserve"> \* ARABIC</w:instrText>
       </w:r>
       <w:r>
+        <w:rPr>
+          <w:i w:val="0"/>
+          <w:iCs w:val="0"/>
+          <w:sz w:val="24"/>
+          <w:szCs w:val="24"/>
+        </w:rPr>
         <w:instrText xml:space="preserve"> </w:instrText>
       </w:r>
       <w:r>
+        <w:rPr>
+          <w:i w:val="0"/>
+          <w:iCs w:val="0"/>
+          <w:sz w:val="24"/>
+          <w:szCs w:val="24"/>
+        </w:rPr>
         <w:fldChar w:fldCharType="separate"/>
       </w:r>
       <w:r>
         <w:rPr>
+          <w:i w:val="0"/>
+          <w:iCs w:val="0"/>
           <w:noProof/>
+          <w:sz w:val="24"/>
+          <w:szCs w:val="24"/>
         </w:rPr>
         <w:t>1</w:t>
       </w:r>
       <w:r>
+        <w:rPr>
+          <w:i w:val="0"/>
+          <w:iCs w:val="0"/>
+          <w:sz w:val="24"/>
+          <w:szCs w:val="24"/>
+        </w:rPr>
         <w:fldChar w:fldCharType="end"/>
       </w:r>
       <w:bookmarkEnd w:id="15"/>
       <w:r>
         <w:rPr>
           <w:rFonts w:cs="Microsoft JhengHei" w:hint="eastAsia"/>
+          <w:i w:val="0"/>
+          <w:iCs w:val="0"/>
+          <w:sz w:val="24"/>
+          <w:szCs w:val="24"/>
         </w:rPr>
         <w:t>雙語習得研究之受試者類別與特徵表</w:t>
       </w:r>
@@ -5796,80 +5943,171 @@
     </w:p>
     <w:p>
       <w:pPr>
+        <w:spacing w:after="160" w:line="278" w:lineRule="auto"/>
+        <w:rPr>
+          <w:rFonts w:cs="Microsoft JhengHei"/>
+          <w:color w:val="0E2841" w:themeColor="text2"/>
+        </w:rPr>
+      </w:pPr>
+      <w:bookmarkStart w:id="17" w:name="_Ref224536588"/>
+      <w:bookmarkStart w:id="18" w:name="_Toc224536836"/>
+      <w:r>
+        <w:rPr>
+          <w:rFonts w:cs="Microsoft JhengHei"/>
+          <w:i/>
+          <w:iCs/>
+        </w:rPr>
+        <w:br w:type="page"/>
+      </w:r>
+    </w:p>
+    <w:p>
+      <w:pPr>
         <w:pStyle w:val="Caption"/>
-        <w:spacing w:line="360" w:lineRule="auto"/>
-      </w:pPr>
-      <w:bookmarkStart w:id="17" w:name="_Toc223910662"/>
-      <w:r>
-        <w:rPr>
-          <w:rFonts w:cs="Microsoft JhengHei" w:hint="eastAsia"/>
-        </w:rPr>
+        <w:rPr>
+          <w:i w:val="0"/>
+          <w:iCs w:val="0"/>
+          <w:sz w:val="24"/>
+          <w:szCs w:val="24"/>
+        </w:rPr>
+      </w:pPr>
+      <w:r>
+        <w:rPr>
+          <w:rFonts w:cs="Microsoft JhengHei" w:hint="eastAsia"/>
+          <w:i w:val="0"/>
+          <w:iCs w:val="0"/>
+          <w:sz w:val="24"/>
+          <w:szCs w:val="24"/>
+        </w:rPr>
+        <w:lastRenderedPageBreak/>
         <w:t>表</w:t>
       </w:r>
       <w:r>
         <w:rPr>
           <w:rFonts w:hint="eastAsia"/>
+          <w:i w:val="0"/>
+          <w:iCs w:val="0"/>
+          <w:sz w:val="24"/>
+          <w:szCs w:val="24"/>
         </w:rPr>
         <w:t xml:space="preserve"> </w:t>
       </w:r>
       <w:r>
+        <w:rPr>
+          <w:i w:val="0"/>
+          <w:iCs w:val="0"/>
+          <w:sz w:val="24"/>
+          <w:szCs w:val="24"/>
+        </w:rPr>
         <w:fldChar w:fldCharType="begin"/>
       </w:r>
       <w:r>
+        <w:rPr>
+          <w:i w:val="0"/>
+          <w:iCs w:val="0"/>
+          <w:sz w:val="24"/>
+          <w:szCs w:val="24"/>
+        </w:rPr>
         <w:instrText xml:space="preserve"> </w:instrText>
       </w:r>
       <w:r>
         <w:rPr>
           <w:rFonts w:hint="eastAsia"/>
+          <w:i w:val="0"/>
+          <w:iCs w:val="0"/>
+          <w:sz w:val="24"/>
+          <w:szCs w:val="24"/>
         </w:rPr>
         <w:instrText xml:space="preserve">SEQ </w:instrText>
       </w:r>
       <w:r>
         <w:rPr>
           <w:rFonts w:cs="Microsoft JhengHei" w:hint="eastAsia"/>
+          <w:i w:val="0"/>
+          <w:iCs w:val="0"/>
+          <w:sz w:val="24"/>
+          <w:szCs w:val="24"/>
         </w:rPr>
         <w:instrText>表</w:instrText>
       </w:r>
       <w:r>
         <w:rPr>
           <w:rFonts w:hint="eastAsia"/>
+          <w:i w:val="0"/>
+          <w:iCs w:val="0"/>
+          <w:sz w:val="24"/>
+          <w:szCs w:val="24"/>
         </w:rPr>
         <w:instrText xml:space="preserve"> \* ARABIC</w:instrText>
       </w:r>
       <w:r>
+        <w:rPr>
+          <w:i w:val="0"/>
+          <w:iCs w:val="0"/>
+          <w:sz w:val="24"/>
+          <w:szCs w:val="24"/>
+        </w:rPr>
         <w:instrText xml:space="preserve"> </w:instrText>
       </w:r>
       <w:r>
+        <w:rPr>
+          <w:i w:val="0"/>
+          <w:iCs w:val="0"/>
+          <w:sz w:val="24"/>
+          <w:szCs w:val="24"/>
+        </w:rPr>
         <w:fldChar w:fldCharType="separate"/>
       </w:r>
       <w:r>
         <w:rPr>
+          <w:i w:val="0"/>
+          <w:iCs w:val="0"/>
           <w:noProof/>
+          <w:sz w:val="24"/>
+          <w:szCs w:val="24"/>
         </w:rPr>
         <w:t>2</w:t>
       </w:r>
       <w:r>
+        <w:rPr>
+          <w:i w:val="0"/>
+          <w:iCs w:val="0"/>
+          <w:sz w:val="24"/>
+          <w:szCs w:val="24"/>
+        </w:rPr>
         <w:fldChar w:fldCharType="end"/>
       </w:r>
-      <w:r>
-        <w:rPr>
-          <w:rFonts w:cs="Microsoft JhengHei" w:hint="eastAsia"/>
+      <w:bookmarkEnd w:id="17"/>
+      <w:r>
+        <w:rPr>
+          <w:rFonts w:cs="Microsoft JhengHei" w:hint="eastAsia"/>
+          <w:i w:val="0"/>
+          <w:iCs w:val="0"/>
+          <w:sz w:val="24"/>
+          <w:szCs w:val="24"/>
         </w:rPr>
         <w:t>大腦動態重組模型</w:t>
       </w:r>
       <w:r>
         <w:rPr>
           <w:rFonts w:hint="eastAsia"/>
+          <w:i w:val="0"/>
+          <w:iCs w:val="0"/>
+          <w:sz w:val="24"/>
+          <w:szCs w:val="24"/>
         </w:rPr>
         <w:t xml:space="preserve"> (DRM) </w:t>
       </w:r>
       <w:r>
         <w:rPr>
           <w:rFonts w:cs="Microsoft JhengHei" w:hint="eastAsia"/>
+          <w:i w:val="0"/>
+          <w:iCs w:val="0"/>
+          <w:sz w:val="24"/>
+          <w:szCs w:val="24"/>
         </w:rPr>
         <w:t>之階段特徵表</w:t>
       </w:r>
-      <w:bookmarkEnd w:id="17"/>
+      <w:bookmarkEnd w:id="18"/>
     </w:p>
     <w:tbl>
       <w:tblPr>
@@ -6159,67 +6397,132 @@
     <w:p>
       <w:pPr>
         <w:pStyle w:val="Caption"/>
-        <w:spacing w:line="360" w:lineRule="auto"/>
-      </w:pPr>
-      <w:bookmarkStart w:id="18" w:name="_Toc223910663"/>
-      <w:r>
-        <w:rPr>
-          <w:rFonts w:cs="Microsoft JhengHei" w:hint="eastAsia"/>
+        <w:rPr>
+          <w:i w:val="0"/>
+          <w:iCs w:val="0"/>
+          <w:sz w:val="24"/>
+          <w:szCs w:val="24"/>
+        </w:rPr>
+      </w:pPr>
+      <w:bookmarkStart w:id="19" w:name="_Ref224536605"/>
+      <w:bookmarkStart w:id="20" w:name="_Toc224536837"/>
+      <w:r>
+        <w:rPr>
+          <w:rFonts w:cs="Microsoft JhengHei" w:hint="eastAsia"/>
+          <w:i w:val="0"/>
+          <w:iCs w:val="0"/>
+          <w:sz w:val="24"/>
+          <w:szCs w:val="24"/>
         </w:rPr>
         <w:t>表</w:t>
       </w:r>
       <w:r>
         <w:rPr>
           <w:rFonts w:hint="eastAsia"/>
+          <w:i w:val="0"/>
+          <w:iCs w:val="0"/>
+          <w:sz w:val="24"/>
+          <w:szCs w:val="24"/>
         </w:rPr>
         <w:t xml:space="preserve"> </w:t>
       </w:r>
       <w:r>
+        <w:rPr>
+          <w:i w:val="0"/>
+          <w:iCs w:val="0"/>
+          <w:sz w:val="24"/>
+          <w:szCs w:val="24"/>
+        </w:rPr>
         <w:fldChar w:fldCharType="begin"/>
       </w:r>
       <w:r>
+        <w:rPr>
+          <w:i w:val="0"/>
+          <w:iCs w:val="0"/>
+          <w:sz w:val="24"/>
+          <w:szCs w:val="24"/>
+        </w:rPr>
         <w:instrText xml:space="preserve"> </w:instrText>
       </w:r>
       <w:r>
         <w:rPr>
           <w:rFonts w:hint="eastAsia"/>
+          <w:i w:val="0"/>
+          <w:iCs w:val="0"/>
+          <w:sz w:val="24"/>
+          <w:szCs w:val="24"/>
         </w:rPr>
         <w:instrText xml:space="preserve">SEQ </w:instrText>
       </w:r>
       <w:r>
         <w:rPr>
           <w:rFonts w:cs="Microsoft JhengHei" w:hint="eastAsia"/>
+          <w:i w:val="0"/>
+          <w:iCs w:val="0"/>
+          <w:sz w:val="24"/>
+          <w:szCs w:val="24"/>
         </w:rPr>
         <w:instrText>表</w:instrText>
       </w:r>
       <w:r>
         <w:rPr>
           <w:rFonts w:hint="eastAsia"/>
+          <w:i w:val="0"/>
+          <w:iCs w:val="0"/>
+          <w:sz w:val="24"/>
+          <w:szCs w:val="24"/>
         </w:rPr>
         <w:instrText xml:space="preserve"> \* ARABIC</w:instrText>
       </w:r>
       <w:r>
+        <w:rPr>
+          <w:i w:val="0"/>
+          <w:iCs w:val="0"/>
+          <w:sz w:val="24"/>
+          <w:szCs w:val="24"/>
+        </w:rPr>
         <w:instrText xml:space="preserve"> </w:instrText>
       </w:r>
       <w:r>
+        <w:rPr>
+          <w:i w:val="0"/>
+          <w:iCs w:val="0"/>
+          <w:sz w:val="24"/>
+          <w:szCs w:val="24"/>
+        </w:rPr>
         <w:fldChar w:fldCharType="separate"/>
       </w:r>
       <w:r>
         <w:rPr>
+          <w:i w:val="0"/>
+          <w:iCs w:val="0"/>
           <w:noProof/>
+          <w:sz w:val="24"/>
+          <w:szCs w:val="24"/>
         </w:rPr>
         <w:t>3</w:t>
       </w:r>
       <w:r>
+        <w:rPr>
+          <w:i w:val="0"/>
+          <w:iCs w:val="0"/>
+          <w:sz w:val="24"/>
+          <w:szCs w:val="24"/>
+        </w:rPr>
         <w:fldChar w:fldCharType="end"/>
       </w:r>
-      <w:r>
-        <w:rPr>
-          <w:rFonts w:cs="Microsoft JhengHei" w:hint="eastAsia"/>
+      <w:bookmarkEnd w:id="19"/>
+      <w:r>
+        <w:rPr>
+          <w:rFonts w:cs="Microsoft JhengHei" w:hint="eastAsia"/>
+          <w:i w:val="0"/>
+          <w:iCs w:val="0"/>
+          <w:sz w:val="24"/>
+          <w:szCs w:val="24"/>
         </w:rPr>
         <w:t>不同年齡介入英語教學之認知發展影響對照表</w:t>
       </w:r>
-      <w:bookmarkEnd w:id="18"/>
+      <w:bookmarkEnd w:id="20"/>
     </w:p>
     <w:tbl>
       <w:tblPr>
@@ -6455,14 +6758,14 @@
       <w:pPr>
         <w:pStyle w:val="Heading1"/>
       </w:pPr>
-      <w:bookmarkStart w:id="19" w:name="_Toc223910649"/>
+      <w:bookmarkStart w:id="21" w:name="_Toc224537394"/>
       <w:r>
         <w:rPr>
           <w:rFonts w:cs="Microsoft JhengHei" w:hint="eastAsia"/>
         </w:rPr>
         <w:t>肆、結果與討論</w:t>
       </w:r>
-      <w:bookmarkEnd w:id="19"/>
+      <w:bookmarkEnd w:id="21"/>
       <w:r>
         <w:t xml:space="preserve"> </w:t>
       </w:r>
@@ -6471,14 +6774,14 @@
       <w:pPr>
         <w:pStyle w:val="Heading2"/>
       </w:pPr>
-      <w:bookmarkStart w:id="20" w:name="_Toc223910650"/>
+      <w:bookmarkStart w:id="22" w:name="_Toc224537395"/>
       <w:r>
         <w:rPr>
           <w:rFonts w:cs="Microsoft JhengHei" w:hint="eastAsia"/>
         </w:rPr>
         <w:t>一、執行功能與認知優勢之展現</w:t>
       </w:r>
-      <w:bookmarkEnd w:id="20"/>
+      <w:bookmarkEnd w:id="22"/>
     </w:p>
     <w:p>
       <w:pPr>
@@ -6605,7 +6908,7 @@
                     <pic:cNvPicPr/>
                   </pic:nvPicPr>
                   <pic:blipFill rotWithShape="1">
-                    <a:blip r:embed="rId15" cstate="print">
+                    <a:blip r:embed="rId16" cstate="print">
                       <a:extLst>
                         <a:ext uri="{28A0092B-C50C-407E-A947-70E740481C1C}">
                           <a14:useLocalDpi xmlns:a14="http://schemas.microsoft.com/office/drawing/2010/main" val="0"/>
@@ -6653,8 +6956,8 @@
           <w:lang w:val="en-US"/>
         </w:rPr>
       </w:pPr>
-      <w:bookmarkStart w:id="21" w:name="_Ref223908233"/>
-      <w:bookmarkStart w:id="22" w:name="_Toc223910659"/>
+      <w:bookmarkStart w:id="23" w:name="_Ref223908233"/>
+      <w:bookmarkStart w:id="24" w:name="_Toc224536833"/>
       <w:r>
         <w:rPr>
           <w:rFonts w:cs="Microsoft JhengHei" w:hint="eastAsia"/>
@@ -6760,7 +7063,7 @@
         </w:rPr>
         <w:fldChar w:fldCharType="end"/>
       </w:r>
-      <w:bookmarkEnd w:id="21"/>
+      <w:bookmarkEnd w:id="23"/>
       <w:r>
         <w:rPr>
           <w:rFonts w:cs="Microsoft JhengHei" w:hint="eastAsia"/>
@@ -6811,7 +7114,7 @@
         </w:rPr>
         <w:t>）之反應時間差異</w:t>
       </w:r>
-      <w:bookmarkEnd w:id="22"/>
+      <w:bookmarkEnd w:id="24"/>
     </w:p>
     <w:p>
       <w:pPr>
@@ -6820,6 +7123,8 @@
         <w:ind w:firstLine="0"/>
         <w:jc w:val="both"/>
         <w:rPr>
+          <w:i w:val="0"/>
+          <w:iCs w:val="0"/>
           <w:sz w:val="24"/>
           <w:szCs w:val="24"/>
         </w:rPr>
@@ -6947,16 +7252,29 @@
     </w:p>
     <w:p>
       <w:pPr>
+        <w:pStyle w:val="FigureCaption"/>
+        <w:spacing w:line="360" w:lineRule="auto"/>
+        <w:ind w:firstLine="0"/>
+        <w:jc w:val="both"/>
+        <w:rPr>
+          <w:rFonts w:hint="eastAsia"/>
+          <w:sz w:val="24"/>
+          <w:szCs w:val="24"/>
+        </w:rPr>
+      </w:pPr>
+    </w:p>
+    <w:p>
+      <w:pPr>
         <w:pStyle w:val="Heading2"/>
       </w:pPr>
-      <w:bookmarkStart w:id="23" w:name="_Toc223910651"/>
+      <w:bookmarkStart w:id="25" w:name="_Toc224537396"/>
       <w:r>
         <w:rPr>
           <w:rFonts w:cs="Microsoft JhengHei" w:hint="eastAsia"/>
         </w:rPr>
         <w:t>二、跨語言遷移之實證支持</w:t>
       </w:r>
-      <w:bookmarkEnd w:id="23"/>
+      <w:bookmarkEnd w:id="25"/>
     </w:p>
     <w:p>
       <w:pPr>
@@ -7035,7 +7353,7 @@
                     <pic:cNvPicPr/>
                   </pic:nvPicPr>
                   <pic:blipFill rotWithShape="1">
-                    <a:blip r:embed="rId16" cstate="print">
+                    <a:blip r:embed="rId17" cstate="print">
                       <a:extLst>
                         <a:ext uri="{28A0092B-C50C-407E-A947-70E740481C1C}">
                           <a14:useLocalDpi xmlns:a14="http://schemas.microsoft.com/office/drawing/2010/main" val="0"/>
@@ -7083,8 +7401,8 @@
           <w:szCs w:val="24"/>
         </w:rPr>
       </w:pPr>
-      <w:bookmarkStart w:id="24" w:name="_Ref223908245"/>
-      <w:bookmarkStart w:id="25" w:name="_Toc223910660"/>
+      <w:bookmarkStart w:id="26" w:name="_Ref223908245"/>
+      <w:bookmarkStart w:id="27" w:name="_Toc224536834"/>
       <w:r>
         <w:rPr>
           <w:rFonts w:cs="Microsoft JhengHei" w:hint="eastAsia"/>
@@ -7190,7 +7508,7 @@
         </w:rPr>
         <w:fldChar w:fldCharType="end"/>
       </w:r>
-      <w:bookmarkEnd w:id="24"/>
+      <w:bookmarkEnd w:id="26"/>
       <w:r>
         <w:rPr>
           <w:rFonts w:cs="Microsoft JhengHei" w:hint="eastAsia"/>
@@ -7201,7 +7519,7 @@
         </w:rPr>
         <w:t>中英雙語兒童形態覺識之跨語言結構方程模型</w:t>
       </w:r>
-      <w:bookmarkEnd w:id="25"/>
+      <w:bookmarkEnd w:id="27"/>
     </w:p>
     <w:p>
       <w:pPr>
@@ -7326,6 +7644,8 @@
       <w:r>
         <w:rPr>
           <w:rFonts w:hint="eastAsia"/>
+          <w:b/>
+          <w:bCs/>
           <w:i w:val="0"/>
           <w:iCs w:val="0"/>
           <w:sz w:val="24"/>
@@ -7335,6 +7655,8 @@
       </w:r>
       <w:r>
         <w:rPr>
+          <w:b/>
+          <w:bCs/>
           <w:i w:val="0"/>
           <w:iCs w:val="0"/>
           <w:sz w:val="24"/>
@@ -7395,6 +7717,8 @@
       <w:pPr>
         <w:pStyle w:val="FigureCaption"/>
         <w:spacing w:line="360" w:lineRule="auto"/>
+        <w:ind w:firstLine="0"/>
+        <w:jc w:val="left"/>
         <w:rPr>
           <w:rFonts w:hint="eastAsia"/>
           <w:i w:val="0"/>
@@ -7408,14 +7732,14 @@
       <w:pPr>
         <w:pStyle w:val="Heading2"/>
       </w:pPr>
-      <w:bookmarkStart w:id="26" w:name="_Toc223910652"/>
+      <w:bookmarkStart w:id="28" w:name="_Toc224537397"/>
       <w:r>
         <w:rPr>
           <w:rFonts w:cs="Microsoft JhengHei" w:hint="eastAsia"/>
         </w:rPr>
         <w:t>三、教學實務之建議路徑</w:t>
       </w:r>
-      <w:bookmarkEnd w:id="26"/>
+      <w:bookmarkEnd w:id="28"/>
     </w:p>
     <w:p>
       <w:pPr>
@@ -7479,72 +7803,153 @@
     <w:p/>
     <w:p>
       <w:pPr>
+        <w:spacing w:after="160" w:line="278" w:lineRule="auto"/>
+        <w:rPr>
+          <w:rFonts w:cs="Microsoft JhengHei"/>
+          <w:color w:val="0E2841" w:themeColor="text2"/>
+        </w:rPr>
+      </w:pPr>
+      <w:bookmarkStart w:id="29" w:name="_Ref224534191"/>
+      <w:bookmarkStart w:id="30" w:name="_Ref224533911"/>
+      <w:bookmarkStart w:id="31" w:name="_Toc224536838"/>
+      <w:r>
+        <w:rPr>
+          <w:rFonts w:cs="Microsoft JhengHei"/>
+          <w:i/>
+          <w:iCs/>
+        </w:rPr>
+        <w:br w:type="page"/>
+      </w:r>
+    </w:p>
+    <w:p>
+      <w:pPr>
         <w:pStyle w:val="Caption"/>
-        <w:spacing w:line="360" w:lineRule="auto"/>
-      </w:pPr>
-      <w:bookmarkStart w:id="27" w:name="_Toc223910664"/>
-      <w:bookmarkStart w:id="28" w:name="_Ref224533911"/>
-      <w:bookmarkStart w:id="29" w:name="_Ref224534191"/>
-      <w:r>
-        <w:rPr>
-          <w:rFonts w:cs="Microsoft JhengHei" w:hint="eastAsia"/>
-        </w:rPr>
+        <w:rPr>
+          <w:i w:val="0"/>
+          <w:iCs w:val="0"/>
+          <w:sz w:val="24"/>
+          <w:szCs w:val="24"/>
+        </w:rPr>
+      </w:pPr>
+      <w:r>
+        <w:rPr>
+          <w:rFonts w:cs="Microsoft JhengHei" w:hint="eastAsia"/>
+          <w:i w:val="0"/>
+          <w:iCs w:val="0"/>
+          <w:sz w:val="24"/>
+          <w:szCs w:val="24"/>
+        </w:rPr>
+        <w:lastRenderedPageBreak/>
         <w:t>表</w:t>
       </w:r>
       <w:r>
         <w:rPr>
           <w:rFonts w:hint="eastAsia"/>
+          <w:i w:val="0"/>
+          <w:iCs w:val="0"/>
+          <w:sz w:val="24"/>
+          <w:szCs w:val="24"/>
         </w:rPr>
         <w:t xml:space="preserve"> </w:t>
       </w:r>
       <w:r>
+        <w:rPr>
+          <w:i w:val="0"/>
+          <w:iCs w:val="0"/>
+          <w:sz w:val="24"/>
+          <w:szCs w:val="24"/>
+        </w:rPr>
         <w:fldChar w:fldCharType="begin"/>
       </w:r>
       <w:r>
+        <w:rPr>
+          <w:i w:val="0"/>
+          <w:iCs w:val="0"/>
+          <w:sz w:val="24"/>
+          <w:szCs w:val="24"/>
+        </w:rPr>
         <w:instrText xml:space="preserve"> </w:instrText>
       </w:r>
       <w:r>
         <w:rPr>
           <w:rFonts w:hint="eastAsia"/>
+          <w:i w:val="0"/>
+          <w:iCs w:val="0"/>
+          <w:sz w:val="24"/>
+          <w:szCs w:val="24"/>
         </w:rPr>
         <w:instrText xml:space="preserve">SEQ </w:instrText>
       </w:r>
       <w:r>
         <w:rPr>
           <w:rFonts w:cs="Microsoft JhengHei" w:hint="eastAsia"/>
+          <w:i w:val="0"/>
+          <w:iCs w:val="0"/>
+          <w:sz w:val="24"/>
+          <w:szCs w:val="24"/>
         </w:rPr>
         <w:instrText>表</w:instrText>
       </w:r>
       <w:r>
         <w:rPr>
           <w:rFonts w:hint="eastAsia"/>
+          <w:i w:val="0"/>
+          <w:iCs w:val="0"/>
+          <w:sz w:val="24"/>
+          <w:szCs w:val="24"/>
         </w:rPr>
         <w:instrText xml:space="preserve"> \* ARABIC</w:instrText>
       </w:r>
       <w:r>
+        <w:rPr>
+          <w:i w:val="0"/>
+          <w:iCs w:val="0"/>
+          <w:sz w:val="24"/>
+          <w:szCs w:val="24"/>
+        </w:rPr>
         <w:instrText xml:space="preserve"> </w:instrText>
       </w:r>
       <w:r>
+        <w:rPr>
+          <w:i w:val="0"/>
+          <w:iCs w:val="0"/>
+          <w:sz w:val="24"/>
+          <w:szCs w:val="24"/>
+        </w:rPr>
         <w:fldChar w:fldCharType="separate"/>
       </w:r>
       <w:r>
         <w:rPr>
+          <w:i w:val="0"/>
+          <w:iCs w:val="0"/>
           <w:noProof/>
+          <w:sz w:val="24"/>
+          <w:szCs w:val="24"/>
         </w:rPr>
         <w:t>4</w:t>
       </w:r>
       <w:r>
+        <w:rPr>
+          <w:i w:val="0"/>
+          <w:iCs w:val="0"/>
+          <w:sz w:val="24"/>
+          <w:szCs w:val="24"/>
+        </w:rPr>
         <w:fldChar w:fldCharType="end"/>
       </w:r>
       <w:bookmarkEnd w:id="29"/>
       <w:r>
         <w:rPr>
           <w:rFonts w:cs="Microsoft JhengHei" w:hint="eastAsia"/>
+          <w:i w:val="0"/>
+          <w:iCs w:val="0"/>
+          <w:sz w:val="24"/>
+          <w:szCs w:val="24"/>
         </w:rPr>
         <w:t>現行課綱與本土雙語實驗模式之時數與策略比較表</w:t>
       </w:r>
-      <w:bookmarkEnd w:id="27"/>
-      <w:bookmarkEnd w:id="28"/>
+      <w:bookmarkEnd w:id="30"/>
+      <w:bookmarkEnd w:id="31"/>
     </w:p>
     <w:tbl>
       <w:tblPr>
@@ -7693,7 +8098,6 @@
               <w:rPr>
                 <w:rFonts w:cs="Microsoft JhengHei" w:hint="eastAsia"/>
               </w:rPr>
-              <w:lastRenderedPageBreak/>
               <w:t>教學時數</w:t>
             </w:r>
           </w:p>
@@ -7824,14 +8228,14 @@
       <w:pPr>
         <w:pStyle w:val="Heading1"/>
       </w:pPr>
-      <w:bookmarkStart w:id="30" w:name="_Toc223910653"/>
+      <w:bookmarkStart w:id="32" w:name="_Toc224537398"/>
       <w:r>
         <w:rPr>
           <w:rFonts w:cs="Microsoft JhengHei" w:hint="eastAsia"/>
         </w:rPr>
         <w:t>伍、結論與建議</w:t>
       </w:r>
-      <w:bookmarkEnd w:id="30"/>
+      <w:bookmarkEnd w:id="32"/>
       <w:r>
         <w:t xml:space="preserve"> </w:t>
       </w:r>
@@ -7902,14 +8306,14 @@
           <w:rFonts w:cs="Heiti TC"/>
         </w:rPr>
       </w:pPr>
-      <w:bookmarkStart w:id="31" w:name="_Toc223910654"/>
+      <w:bookmarkStart w:id="33" w:name="_Toc224537399"/>
       <w:r>
         <w:rPr>
           <w:rFonts w:cs="Microsoft JhengHei" w:hint="eastAsia"/>
         </w:rPr>
         <w:t>參考文獻</w:t>
       </w:r>
-      <w:bookmarkEnd w:id="31"/>
+      <w:bookmarkEnd w:id="33"/>
     </w:p>
     <w:p>
       <w:pPr>
@@ -8021,7 +8425,7 @@
         </w:rPr>
         <w:t>。</w:t>
       </w:r>
-      <w:hyperlink r:id="rId17" w:history="1">
+      <w:hyperlink r:id="rId18" w:history="1">
         <w:r>
           <w:rPr>
             <w:rStyle w:val="Hyperlink"/>
@@ -8129,7 +8533,7 @@
         </w:rPr>
         <w:t>。</w:t>
       </w:r>
-      <w:hyperlink r:id="rId18" w:tgtFrame="_blank" w:history="1">
+      <w:hyperlink r:id="rId19" w:tgtFrame="_blank" w:history="1">
         <w:r>
           <w:rPr>
             <w:rFonts w:cs="Times New Roman"/>
@@ -8186,7 +8590,7 @@
         </w:rPr>
         <w:br/>
       </w:r>
-      <w:hyperlink r:id="rId19" w:history="1">
+      <w:hyperlink r:id="rId20" w:history="1">
         <w:r>
           <w:rPr>
             <w:rStyle w:val="Hyperlink"/>
@@ -8245,7 +8649,7 @@
         </w:rPr>
         <w:t xml:space="preserve">(4), 229–235. </w:t>
       </w:r>
-      <w:hyperlink r:id="rId20" w:tgtFrame="_blank" w:history="1">
+      <w:hyperlink r:id="rId21" w:tgtFrame="_blank" w:history="1">
         <w:r>
           <w:rPr>
             <w:rFonts w:cs="Times New Roman"/>
@@ -8281,6 +8685,7 @@
           <w:kern w:val="0"/>
           <w14:ligatures w14:val="none"/>
         </w:rPr>
+        <w:lastRenderedPageBreak/>
         <w:t xml:space="preserve">Hartshorne, J. K., Tenenbaum, J. B., &amp; Pinker, S. (2018). A critical period for second language acquisition: Evidence from 2/3 million English speakers. </w:t>
       </w:r>
       <w:r>
@@ -8301,7 +8706,7 @@
         </w:rPr>
         <w:t xml:space="preserve">, 263–277. </w:t>
       </w:r>
-      <w:hyperlink r:id="rId21" w:tgtFrame="_blank" w:history="1">
+      <w:hyperlink r:id="rId22" w:tgtFrame="_blank" w:history="1">
         <w:r>
           <w:rPr>
             <w:rFonts w:cs="Times New Roman"/>
@@ -8337,7 +8742,6 @@
           <w:kern w:val="0"/>
           <w14:ligatures w14:val="none"/>
         </w:rPr>
-        <w:lastRenderedPageBreak/>
         <w:t xml:space="preserve">Johnson, J. S., &amp; Newport, E. L. (1989). Critical period effects in second language learning: The influence of maturational state on the acquisition of English as a second language. </w:t>
       </w:r>
       <w:r>
@@ -8358,7 +8762,7 @@
         </w:rPr>
         <w:t xml:space="preserve">(1), 60–99. </w:t>
       </w:r>
-      <w:hyperlink r:id="rId22" w:tgtFrame="_blank" w:history="1">
+      <w:hyperlink r:id="rId23" w:tgtFrame="_blank" w:history="1">
         <w:r>
           <w:rPr>
             <w:rFonts w:cs="Times New Roman"/>
@@ -8414,7 +8818,7 @@
         </w:rPr>
         <w:t xml:space="preserve">(6638), 171–174. </w:t>
       </w:r>
-      <w:hyperlink r:id="rId23" w:tgtFrame="_blank" w:history="1">
+      <w:hyperlink r:id="rId24" w:tgtFrame="_blank" w:history="1">
         <w:r>
           <w:rPr>
             <w:rFonts w:cs="Times New Roman"/>
@@ -8488,7 +8892,7 @@
         </w:rPr>
         <w:t xml:space="preserve">, 377–394. </w:t>
       </w:r>
-      <w:hyperlink r:id="rId24" w:history="1">
+      <w:hyperlink r:id="rId25" w:history="1">
         <w:r>
           <w:rPr>
             <w:rStyle w:val="Hyperlink"/>
@@ -8614,7 +9018,7 @@
         </w:rPr>
         <w:t xml:space="preserve"> 23-42. </w:t>
       </w:r>
-      <w:hyperlink r:id="rId25" w:history="1">
+      <w:hyperlink r:id="rId26" w:history="1">
         <w:r>
           <w:rPr>
             <w:rStyle w:val="Hyperlink"/>
@@ -8672,7 +9076,7 @@
         </w:rPr>
         <w:t xml:space="preserve"> </w:t>
       </w:r>
-      <w:hyperlink r:id="rId26" w:history="1">
+      <w:hyperlink r:id="rId27" w:history="1">
         <w:r>
           <w:rPr>
             <w:rStyle w:val="Hyperlink"/>
@@ -8756,6 +9160,13 @@
             <w:rStyle w:val="PageNumber"/>
           </w:rPr>
           <w:fldChar w:fldCharType="separate"/>
+        </w:r>
+        <w:r>
+          <w:rPr>
+            <w:rStyle w:val="PageNumber"/>
+            <w:noProof/>
+          </w:rPr>
+          <w:t>12</w:t>
         </w:r>
         <w:r>
           <w:rPr>
@@ -8828,6 +9239,70 @@
             <w:noProof/>
           </w:rPr>
           <w:t>4</w:t>
+        </w:r>
+        <w:r>
+          <w:rPr>
+            <w:rStyle w:val="PageNumber"/>
+          </w:rPr>
+          <w:fldChar w:fldCharType="end"/>
+        </w:r>
+      </w:p>
+    </w:sdtContent>
+  </w:sdt>
+  <w:p>
+    <w:pPr>
+      <w:pStyle w:val="Footer"/>
+    </w:pPr>
+  </w:p>
+</w:ftr>
+</file>
+
+<file path=word/footer3.xml><?xml version="1.0" encoding="utf-8"?>
+<w:ftr xmlns:wpc="http://schemas.microsoft.com/office/word/2010/wordprocessingCanvas" xmlns:cx="http://schemas.microsoft.com/office/drawing/2014/chartex" xmlns:cx1="http://schemas.microsoft.com/office/drawing/2015/9/8/chartex" xmlns:cx2="http://schemas.microsoft.com/office/drawing/2015/10/21/chartex" xmlns:cx3="http://schemas.microsoft.com/office/drawing/2016/5/9/chartex" xmlns:cx4="http://schemas.microsoft.com/office/drawing/2016/5/10/chartex" xmlns:cx5="http://schemas.microsoft.com/office/drawing/2016/5/11/chartex" xmlns:cx6="http://schemas.microsoft.com/office/drawing/2016/5/12/chartex" xmlns:cx7="http://schemas.microsoft.com/office/drawing/2016/5/13/chartex" xmlns:cx8="http://schemas.microsoft.com/office/drawing/2016/5/14/chartex" xmlns:mc="http://schemas.openxmlformats.org/markup-compatibility/2006" xmlns:aink="http://schemas.microsoft.com/office/drawing/2016/ink" xmlns:am3d="http://schemas.microsoft.com/office/drawing/2017/model3d" xmlns:o="urn:schemas-microsoft-com:office:office" xmlns:oel="http://schemas.microsoft.com/office/2019/extlst" xmlns:r="http://schemas.openxmlformats.org/officeDocument/2006/relationships" xmlns:m="http://schemas.openxmlformats.org/officeDocument/2006/math" xmlns:v="urn:schemas-microsoft-com:vml" xmlns:wp14="http://schemas.microsoft.com/office/word/2010/wordprocessingDrawing" xmlns:wp="http://schemas.openxmlformats.org/drawingml/2006/wordprocessingDrawing" xmlns:w10="urn:schemas-microsoft-com:office:word" xmlns:w="http://schemas.openxmlformats.org/wordprocessingml/2006/main" xmlns:w14="http://schemas.microsoft.com/office/word/2010/wordml" xmlns:w15="http://schemas.microsoft.com/office/word/2012/wordml" xmlns:w16cex="http://schemas.microsoft.com/office/word/2018/wordml/cex" xmlns:w16cid="http://schemas.microsoft.com/office/word/2016/wordml/cid" xmlns:w16="http://schemas.microsoft.com/office/word/2018/wordml" xmlns:w16du="http://schemas.microsoft.com/office/word/2023/wordml/word16du" xmlns:w16sdtdh="http://schemas.microsoft.com/office/word/2020/wordml/sdtdatahash" xmlns:w16sdtfl="http://schemas.microsoft.com/office/word/2024/wordml/sdtformatlock" xmlns:w16se="http://schemas.microsoft.com/office/word/2015/wordml/symex" xmlns:wpg="http://schemas.microsoft.com/office/word/2010/wordprocessingGroup" xmlns:wpi="http://schemas.microsoft.com/office/word/2010/wordprocessingInk" xmlns:wne="http://schemas.microsoft.com/office/word/2006/wordml" xmlns:wps="http://schemas.microsoft.com/office/word/2010/wordprocessingShape" mc:Ignorable="w14 w15 w16se w16cid w16 w16cex w16sdtdh w16sdtfl w16du wp14">
+  <w:sdt>
+    <w:sdtPr>
+      <w:rPr>
+        <w:rStyle w:val="PageNumber"/>
+      </w:rPr>
+      <w:id w:val="1169603385"/>
+      <w:docPartObj>
+        <w:docPartGallery w:val="Page Numbers (Bottom of Page)"/>
+        <w:docPartUnique/>
+      </w:docPartObj>
+    </w:sdtPr>
+    <w:sdtContent>
+      <w:p>
+        <w:pPr>
+          <w:pStyle w:val="Footer"/>
+          <w:framePr w:wrap="none" w:vAnchor="text" w:hAnchor="margin" w:xAlign="center" w:y="1"/>
+          <w:rPr>
+            <w:rStyle w:val="PageNumber"/>
+          </w:rPr>
+        </w:pPr>
+        <w:r>
+          <w:rPr>
+            <w:rStyle w:val="PageNumber"/>
+          </w:rPr>
+          <w:fldChar w:fldCharType="begin"/>
+        </w:r>
+        <w:r>
+          <w:rPr>
+            <w:rStyle w:val="PageNumber"/>
+          </w:rPr>
+          <w:instrText xml:space="preserve"> PAGE </w:instrText>
+        </w:r>
+        <w:r>
+          <w:rPr>
+            <w:rStyle w:val="PageNumber"/>
+          </w:rPr>
+          <w:fldChar w:fldCharType="separate"/>
+        </w:r>
+        <w:r>
+          <w:rPr>
+            <w:rStyle w:val="PageNumber"/>
+            <w:noProof/>
+          </w:rPr>
+          <w:t>2</w:t>
         </w:r>
         <w:r>
           <w:rPr>

--- a/411383025_林錦坤_Word排版作業.docx
+++ b/411383025_林錦坤_Word排版作業.docx
@@ -61,8 +61,8 @@
           <w:noProof/>
           <w:lang w:val="en-US"/>
         </w:rPr>
-        <w:pict w14:anchorId="11A58573">
-          <v:rect id="_x0000_i1026" alt="" style="width:336pt;height:.05pt;mso-width-percent:0;mso-height-percent:0;mso-width-percent:0;mso-height-percent:0" o:hrpct="718" o:hralign="center" o:hrstd="t" o:hr="t" fillcolor="#a0a0a0" stroked="f"/>
+        <w:pict w14:anchorId="309D3AA4">
+          <v:rect id="_x0000_i1026" alt="" style="width:323.85pt;height:.05pt;mso-width-percent:0;mso-height-percent:0;mso-width-percent:0;mso-height-percent:0" o:hrpct="692" o:hralign="center" o:hrstd="t" o:hr="t" fillcolor="#a0a0a0" stroked="f"/>
         </w:pict>
       </w:r>
     </w:p>
@@ -112,8 +112,8 @@
         <w:rPr>
           <w:noProof/>
         </w:rPr>
-        <w:pict w14:anchorId="183A5688">
-          <v:rect id="_x0000_i1025" alt="" style="width:336pt;height:.05pt;mso-width-percent:0;mso-height-percent:0;mso-width-percent:0;mso-height-percent:0" o:hrpct="718" o:hralign="center" o:hrstd="t" o:hr="t" fillcolor="#a0a0a0" stroked="f"/>
+        <w:pict w14:anchorId="3ED5DBF4">
+          <v:rect id="_x0000_i1025" alt="" style="width:323.85pt;height:.05pt;mso-width-percent:0;mso-height-percent:0;mso-width-percent:0;mso-height-percent:0" o:hrpct="692" o:hralign="center" o:hrstd="t" o:hr="t" fillcolor="#a0a0a0" stroked="f"/>
         </w:pict>
       </w:r>
     </w:p>
@@ -123,6 +123,7 @@
       <w:tblPr>
         <w:tblStyle w:val="TableGrid"/>
         <w:tblW w:w="0" w:type="auto"/>
+        <w:jc w:val="center"/>
         <w:tblBorders>
           <w:top w:val="none" w:sz="0" w:space="0" w:color="auto"/>
           <w:left w:val="none" w:sz="0" w:space="0" w:color="auto"/>
@@ -138,6 +139,9 @@
         <w:gridCol w:w="3118"/>
       </w:tblGrid>
       <w:tr>
+        <w:trPr>
+          <w:jc w:val="center"/>
+        </w:trPr>
         <w:tc>
           <w:tcPr>
             <w:tcW w:w="1560" w:type="dxa"/>
@@ -180,6 +184,9 @@
         </w:tc>
       </w:tr>
       <w:tr>
+        <w:trPr>
+          <w:jc w:val="center"/>
+        </w:trPr>
         <w:tc>
           <w:tcPr>
             <w:tcW w:w="1560" w:type="dxa"/>
@@ -229,6 +236,9 @@
         </w:tc>
       </w:tr>
       <w:tr>
+        <w:trPr>
+          <w:jc w:val="center"/>
+        </w:trPr>
         <w:tc>
           <w:tcPr>
             <w:tcW w:w="1560" w:type="dxa"/>
@@ -284,6 +294,9 @@
         </w:tc>
       </w:tr>
       <w:tr>
+        <w:trPr>
+          <w:jc w:val="center"/>
+        </w:trPr>
         <w:tc>
           <w:tcPr>
             <w:tcW w:w="1560" w:type="dxa"/>
@@ -1838,23 +1851,7 @@
             <w:rFonts w:cs="Microsoft JhengHei" w:hint="eastAsia"/>
             <w:noProof/>
           </w:rPr>
-          <w:t>雙語</w:t>
-        </w:r>
-        <w:r>
-          <w:rPr>
-            <w:rStyle w:val="Hyperlink"/>
-            <w:rFonts w:cs="Microsoft JhengHei" w:hint="eastAsia"/>
-            <w:noProof/>
-          </w:rPr>
-          <w:t>腦</w:t>
-        </w:r>
-        <w:r>
-          <w:rPr>
-            <w:rStyle w:val="Hyperlink"/>
-            <w:rFonts w:cs="Microsoft JhengHei" w:hint="eastAsia"/>
-            <w:noProof/>
-          </w:rPr>
-          <w:t>的動態重組模型（</w:t>
+          <w:t>雙語腦的動態重組模型（</w:t>
         </w:r>
         <w:r>
           <w:rPr>
@@ -2872,7 +2869,7 @@
           <w:noProof/>
         </w:rPr>
         <w:drawing>
-          <wp:inline distT="0" distB="0" distL="0" distR="0" wp14:anchorId="3C1435A6" wp14:editId="57ACE96B">
+          <wp:inline distT="0" distB="0" distL="0" distR="0" wp14:anchorId="3C1435A6" wp14:editId="5F3869A0">
             <wp:extent cx="3888105" cy="2714758"/>
             <wp:effectExtent l="0" t="0" r="0" b="0"/>
             <wp:docPr id="1266798774" name="Picture 3" descr="A graph of a critical period&#10;&#10;AI-generated content may be incorrect."/>
@@ -5136,7 +5133,6 @@
         <w:ind w:firstLine="0"/>
         <w:jc w:val="both"/>
         <w:rPr>
-          <w:rFonts w:hint="eastAsia"/>
           <w:i w:val="0"/>
           <w:iCs w:val="0"/>
           <w:sz w:val="24"/>
@@ -5221,18 +5217,12 @@
         <w:rPr>
           <w:rFonts w:cs="Microsoft JhengHei"/>
         </w:rPr>
-        <w:instrText xml:space="preserve"> </w:instrText>
+        <w:instrText xml:space="preserve">  \* MERGEFORMAT </w:instrText>
       </w:r>
       <w:r>
         <w:rPr>
           <w:rFonts w:cs="Microsoft JhengHei"/>
         </w:rPr>
-      </w:r>
-      <w:r>
-        <w:rPr>
-          <w:rFonts w:cs="Microsoft JhengHei"/>
-        </w:rPr>
-        <w:instrText xml:space="preserve"> \* MERGEFORMAT </w:instrText>
       </w:r>
       <w:r>
         <w:rPr>
@@ -5325,13 +5315,7 @@
         <w:rPr>
           <w:rFonts w:cs="Microsoft JhengHei" w:hint="eastAsia"/>
         </w:rPr>
-        <w:t>）</w:t>
-      </w:r>
-      <w:r>
-        <w:rPr>
-          <w:rFonts w:cs="Microsoft JhengHei" w:hint="eastAsia"/>
-        </w:rPr>
-        <w:t>提出的「動態重組模型」（</w:t>
+        <w:t>）提出的「動態重組模型」（</w:t>
       </w:r>
       <w:r>
         <w:rPr>
@@ -5367,18 +5351,12 @@
         <w:rPr>
           <w:rFonts w:cs="Microsoft JhengHei"/>
         </w:rPr>
-        <w:instrText xml:space="preserve"> </w:instrText>
+        <w:instrText xml:space="preserve">  \* MERGEFORMAT </w:instrText>
       </w:r>
       <w:r>
         <w:rPr>
           <w:rFonts w:cs="Microsoft JhengHei"/>
         </w:rPr>
-      </w:r>
-      <w:r>
-        <w:rPr>
-          <w:rFonts w:cs="Microsoft JhengHei"/>
-        </w:rPr>
-        <w:instrText xml:space="preserve"> \* MERGEFORMAT </w:instrText>
       </w:r>
       <w:r>
         <w:rPr>
@@ -5488,18 +5466,12 @@
         <w:rPr>
           <w:rFonts w:cs="Microsoft JhengHei"/>
         </w:rPr>
-        <w:instrText xml:space="preserve"> </w:instrText>
+        <w:instrText xml:space="preserve">  \* MERGEFORMAT </w:instrText>
       </w:r>
       <w:r>
         <w:rPr>
           <w:rFonts w:cs="Microsoft JhengHei"/>
         </w:rPr>
-      </w:r>
-      <w:r>
-        <w:rPr>
-          <w:rFonts w:cs="Microsoft JhengHei"/>
-        </w:rPr>
-        <w:instrText xml:space="preserve"> \* MERGEFORMAT </w:instrText>
       </w:r>
       <w:r>
         <w:rPr>
@@ -7257,7 +7229,6 @@
         <w:ind w:firstLine="0"/>
         <w:jc w:val="both"/>
         <w:rPr>
-          <w:rFonts w:hint="eastAsia"/>
           <w:sz w:val="24"/>
           <w:szCs w:val="24"/>
         </w:rPr>
@@ -7720,7 +7691,6 @@
         <w:ind w:firstLine="0"/>
         <w:jc w:val="left"/>
         <w:rPr>
-          <w:rFonts w:hint="eastAsia"/>
           <w:i w:val="0"/>
           <w:iCs w:val="0"/>
           <w:sz w:val="24"/>

--- a/411383025_林錦坤_Word排版作業.docx
+++ b/411383025_林錦坤_Word排版作業.docx
@@ -61,8 +61,8 @@
           <w:noProof/>
           <w:lang w:val="en-US"/>
         </w:rPr>
-        <w:pict w14:anchorId="309D3AA4">
-          <v:rect id="_x0000_i1026" alt="" style="width:323.85pt;height:.05pt;mso-width-percent:0;mso-height-percent:0;mso-width-percent:0;mso-height-percent:0" o:hrpct="692" o:hralign="center" o:hrstd="t" o:hr="t" fillcolor="#a0a0a0" stroked="f"/>
+        <w:pict w14:anchorId="0C62925A">
+          <v:rect id="_x0000_i1026" alt="" style="width:312.15pt;height:.05pt;mso-width-percent:0;mso-height-percent:0;mso-width-percent:0;mso-height-percent:0" o:hrpct="667" o:hralign="center" o:hrstd="t" o:hr="t" fillcolor="#a0a0a0" stroked="f"/>
         </w:pict>
       </w:r>
     </w:p>
@@ -112,8 +112,8 @@
         <w:rPr>
           <w:noProof/>
         </w:rPr>
-        <w:pict w14:anchorId="3ED5DBF4">
-          <v:rect id="_x0000_i1025" alt="" style="width:323.85pt;height:.05pt;mso-width-percent:0;mso-height-percent:0;mso-width-percent:0;mso-height-percent:0" o:hrpct="692" o:hralign="center" o:hrstd="t" o:hr="t" fillcolor="#a0a0a0" stroked="f"/>
+        <w:pict w14:anchorId="64FB610F">
+          <v:rect id="_x0000_i1025" alt="" style="width:312.15pt;height:.05pt;mso-width-percent:0;mso-height-percent:0;mso-width-percent:0;mso-height-percent:0" o:hrpct="667" o:hralign="center" o:hrstd="t" o:hr="t" fillcolor="#a0a0a0" stroked="f"/>
         </w:pict>
       </w:r>
     </w:p>
@@ -224,14 +224,6 @@
               </w:rPr>
               <w:t>411383025</w:t>
             </w:r>
-            <w:r>
-              <w:rPr>
-                <w:rFonts w:cs="Microsoft JhengHei" w:hint="eastAsia"/>
-                <w:color w:val="FFFFFF" w:themeColor="background1"/>
-                <w:lang w:val="en-TW" w:eastAsia="zh-TW"/>
-              </w:rPr>
-              <w:t>學</w:t>
-            </w:r>
           </w:p>
         </w:tc>
       </w:tr>
@@ -374,12 +366,6 @@
               </w:rPr>
               <w:t>日</w:t>
             </w:r>
-            <w:r>
-              <w:rPr>
-                <w:lang w:val="en-TW" w:eastAsia="zh-TW"/>
-              </w:rPr>
-              <w:t xml:space="preserve"> </w:t>
-            </w:r>
           </w:p>
         </w:tc>
       </w:tr>
@@ -389,12 +375,10 @@
       <w:pPr>
         <w:sectPr>
           <w:footerReference w:type="even" r:id="rId8"/>
-          <w:footerReference w:type="default" r:id="rId9"/>
-          <w:footerReference w:type="first" r:id="rId10"/>
+          <w:footerReference w:type="first" r:id="rId9"/>
           <w:pgSz w:w="11900" w:h="16840"/>
           <w:pgMar w:top="1440" w:right="1440" w:bottom="1440" w:left="1440" w:header="708" w:footer="708" w:gutter="0"/>
           <w:cols w:space="708"/>
-          <w:titlePg/>
           <w:docGrid w:linePitch="360"/>
         </w:sectPr>
       </w:pPr>
@@ -478,19 +462,47 @@
             </w:rPr>
             <w:fldChar w:fldCharType="separate"/>
           </w:r>
-          <w:hyperlink w:anchor="_Toc224537388" w:history="1">
+          <w:hyperlink w:anchor="_Toc224543359" w:history="1">
             <w:r>
               <w:rPr>
                 <w:rStyle w:val="Hyperlink"/>
                 <w:rFonts w:cs="Microsoft JhengHei" w:hint="eastAsia"/>
+                <w:b w:val="0"/>
+                <w:bCs w:val="0"/>
                 <w:i w:val="0"/>
                 <w:iCs w:val="0"/>
                 <w:noProof/>
               </w:rPr>
-              <w:t>壹、緒論</w:t>
-            </w:r>
-            <w:r>
-              <w:rPr>
+              <w:t>壹、</w:t>
+            </w:r>
+            <w:r>
+              <w:rPr>
+                <w:rStyle w:val="Hyperlink"/>
+                <w:rFonts w:cs="Microsoft JhengHei" w:hint="eastAsia"/>
+                <w:b w:val="0"/>
+                <w:bCs w:val="0"/>
+                <w:i w:val="0"/>
+                <w:iCs w:val="0"/>
+                <w:noProof/>
+              </w:rPr>
+              <w:t>緒</w:t>
+            </w:r>
+            <w:r>
+              <w:rPr>
+                <w:rStyle w:val="Hyperlink"/>
+                <w:rFonts w:cs="Microsoft JhengHei" w:hint="eastAsia"/>
+                <w:b w:val="0"/>
+                <w:bCs w:val="0"/>
+                <w:i w:val="0"/>
+                <w:iCs w:val="0"/>
+                <w:noProof/>
+              </w:rPr>
+              <w:t>論</w:t>
+            </w:r>
+            <w:r>
+              <w:rPr>
+                <w:b w:val="0"/>
+                <w:bCs w:val="0"/>
                 <w:i w:val="0"/>
                 <w:iCs w:val="0"/>
                 <w:noProof/>
@@ -500,6 +512,8 @@
             </w:r>
             <w:r>
               <w:rPr>
+                <w:b w:val="0"/>
+                <w:bCs w:val="0"/>
                 <w:i w:val="0"/>
                 <w:iCs w:val="0"/>
                 <w:noProof/>
@@ -509,15 +523,19 @@
             </w:r>
             <w:r>
               <w:rPr>
+                <w:b w:val="0"/>
+                <w:bCs w:val="0"/>
                 <w:i w:val="0"/>
                 <w:iCs w:val="0"/>
                 <w:noProof/>
                 <w:webHidden/>
               </w:rPr>
-              <w:instrText xml:space="preserve"> PAGEREF _Toc224537388 \h </w:instrText>
-            </w:r>
-            <w:r>
-              <w:rPr>
+              <w:instrText xml:space="preserve"> PAGEREF _Toc224543359 \h </w:instrText>
+            </w:r>
+            <w:r>
+              <w:rPr>
+                <w:b w:val="0"/>
+                <w:bCs w:val="0"/>
                 <w:i w:val="0"/>
                 <w:iCs w:val="0"/>
                 <w:noProof/>
@@ -526,6 +544,8 @@
             </w:r>
             <w:r>
               <w:rPr>
+                <w:b w:val="0"/>
+                <w:bCs w:val="0"/>
                 <w:i w:val="0"/>
                 <w:iCs w:val="0"/>
                 <w:noProof/>
@@ -535,6 +555,8 @@
             </w:r>
             <w:r>
               <w:rPr>
+                <w:b w:val="0"/>
+                <w:bCs w:val="0"/>
                 <w:i w:val="0"/>
                 <w:iCs w:val="0"/>
                 <w:noProof/>
@@ -544,6 +566,8 @@
             </w:r>
             <w:r>
               <w:rPr>
+                <w:b w:val="0"/>
+                <w:bCs w:val="0"/>
                 <w:i w:val="0"/>
                 <w:iCs w:val="0"/>
                 <w:noProof/>
@@ -569,11 +593,13 @@
               <w:lang w:eastAsia="zh-CN"/>
             </w:rPr>
           </w:pPr>
-          <w:hyperlink w:anchor="_Toc224537389" w:history="1">
+          <w:hyperlink w:anchor="_Toc224543360" w:history="1">
             <w:r>
               <w:rPr>
                 <w:rStyle w:val="Hyperlink"/>
                 <w:rFonts w:cs="Microsoft JhengHei" w:hint="eastAsia"/>
+                <w:b w:val="0"/>
+                <w:bCs w:val="0"/>
                 <w:i w:val="0"/>
                 <w:iCs w:val="0"/>
                 <w:noProof/>
@@ -582,6 +608,8 @@
             </w:r>
             <w:r>
               <w:rPr>
+                <w:b w:val="0"/>
+                <w:bCs w:val="0"/>
                 <w:i w:val="0"/>
                 <w:iCs w:val="0"/>
                 <w:noProof/>
@@ -591,6 +619,8 @@
             </w:r>
             <w:r>
               <w:rPr>
+                <w:b w:val="0"/>
+                <w:bCs w:val="0"/>
                 <w:i w:val="0"/>
                 <w:iCs w:val="0"/>
                 <w:noProof/>
@@ -600,15 +630,19 @@
             </w:r>
             <w:r>
               <w:rPr>
+                <w:b w:val="0"/>
+                <w:bCs w:val="0"/>
                 <w:i w:val="0"/>
                 <w:iCs w:val="0"/>
                 <w:noProof/>
                 <w:webHidden/>
               </w:rPr>
-              <w:instrText xml:space="preserve"> PAGEREF _Toc224537389 \h </w:instrText>
-            </w:r>
-            <w:r>
-              <w:rPr>
+              <w:instrText xml:space="preserve"> PAGEREF _Toc224543360 \h </w:instrText>
+            </w:r>
+            <w:r>
+              <w:rPr>
+                <w:b w:val="0"/>
+                <w:bCs w:val="0"/>
                 <w:i w:val="0"/>
                 <w:iCs w:val="0"/>
                 <w:noProof/>
@@ -617,6 +651,8 @@
             </w:r>
             <w:r>
               <w:rPr>
+                <w:b w:val="0"/>
+                <w:bCs w:val="0"/>
                 <w:i w:val="0"/>
                 <w:iCs w:val="0"/>
                 <w:noProof/>
@@ -626,6 +662,8 @@
             </w:r>
             <w:r>
               <w:rPr>
+                <w:b w:val="0"/>
+                <w:bCs w:val="0"/>
                 <w:i w:val="0"/>
                 <w:iCs w:val="0"/>
                 <w:noProof/>
@@ -635,6 +673,8 @@
             </w:r>
             <w:r>
               <w:rPr>
+                <w:b w:val="0"/>
+                <w:bCs w:val="0"/>
                 <w:i w:val="0"/>
                 <w:iCs w:val="0"/>
                 <w:noProof/>
@@ -660,17 +700,21 @@
               <w:lang w:eastAsia="zh-CN"/>
             </w:rPr>
           </w:pPr>
-          <w:hyperlink w:anchor="_Toc224537390" w:history="1">
+          <w:hyperlink w:anchor="_Toc224543361" w:history="1">
             <w:r>
               <w:rPr>
                 <w:rStyle w:val="Hyperlink"/>
                 <w:rFonts w:cs="Microsoft JhengHei" w:hint="eastAsia"/>
+                <w:b w:val="0"/>
+                <w:bCs w:val="0"/>
                 <w:noProof/>
               </w:rPr>
               <w:t>一、關鍵期假說之理論演進與行為實證</w:t>
             </w:r>
             <w:r>
               <w:rPr>
+                <w:b w:val="0"/>
+                <w:bCs w:val="0"/>
                 <w:noProof/>
                 <w:webHidden/>
               </w:rPr>
@@ -678,6 +722,8 @@
             </w:r>
             <w:r>
               <w:rPr>
+                <w:b w:val="0"/>
+                <w:bCs w:val="0"/>
                 <w:noProof/>
                 <w:webHidden/>
               </w:rPr>
@@ -685,19 +731,25 @@
             </w:r>
             <w:r>
               <w:rPr>
+                <w:b w:val="0"/>
+                <w:bCs w:val="0"/>
                 <w:noProof/>
                 <w:webHidden/>
               </w:rPr>
-              <w:instrText xml:space="preserve"> PAGEREF _Toc224537390 \h </w:instrText>
-            </w:r>
-            <w:r>
-              <w:rPr>
+              <w:instrText xml:space="preserve"> PAGEREF _Toc224543361 \h </w:instrText>
+            </w:r>
+            <w:r>
+              <w:rPr>
+                <w:b w:val="0"/>
+                <w:bCs w:val="0"/>
                 <w:noProof/>
                 <w:webHidden/>
               </w:rPr>
             </w:r>
             <w:r>
               <w:rPr>
+                <w:b w:val="0"/>
+                <w:bCs w:val="0"/>
                 <w:noProof/>
                 <w:webHidden/>
               </w:rPr>
@@ -705,6 +757,8 @@
             </w:r>
             <w:r>
               <w:rPr>
+                <w:b w:val="0"/>
+                <w:bCs w:val="0"/>
                 <w:noProof/>
                 <w:webHidden/>
               </w:rPr>
@@ -712,6 +766,8 @@
             </w:r>
             <w:r>
               <w:rPr>
+                <w:b w:val="0"/>
+                <w:bCs w:val="0"/>
                 <w:noProof/>
                 <w:webHidden/>
               </w:rPr>
@@ -735,17 +791,21 @@
               <w:lang w:eastAsia="zh-CN"/>
             </w:rPr>
           </w:pPr>
-          <w:hyperlink w:anchor="_Toc224537391" w:history="1">
+          <w:hyperlink w:anchor="_Toc224543362" w:history="1">
             <w:r>
               <w:rPr>
                 <w:rStyle w:val="Hyperlink"/>
                 <w:rFonts w:cs="Microsoft JhengHei" w:hint="eastAsia"/>
+                <w:b w:val="0"/>
+                <w:bCs w:val="0"/>
                 <w:noProof/>
               </w:rPr>
               <w:t>二、大規模數據對臨界點的修正</w:t>
             </w:r>
             <w:r>
               <w:rPr>
+                <w:b w:val="0"/>
+                <w:bCs w:val="0"/>
                 <w:noProof/>
                 <w:webHidden/>
               </w:rPr>
@@ -753,6 +813,8 @@
             </w:r>
             <w:r>
               <w:rPr>
+                <w:b w:val="0"/>
+                <w:bCs w:val="0"/>
                 <w:noProof/>
                 <w:webHidden/>
               </w:rPr>
@@ -760,19 +822,25 @@
             </w:r>
             <w:r>
               <w:rPr>
+                <w:b w:val="0"/>
+                <w:bCs w:val="0"/>
                 <w:noProof/>
                 <w:webHidden/>
               </w:rPr>
-              <w:instrText xml:space="preserve"> PAGEREF _Toc224537391 \h </w:instrText>
-            </w:r>
-            <w:r>
-              <w:rPr>
+              <w:instrText xml:space="preserve"> PAGEREF _Toc224543362 \h </w:instrText>
+            </w:r>
+            <w:r>
+              <w:rPr>
+                <w:b w:val="0"/>
+                <w:bCs w:val="0"/>
                 <w:noProof/>
                 <w:webHidden/>
               </w:rPr>
             </w:r>
             <w:r>
               <w:rPr>
+                <w:b w:val="0"/>
+                <w:bCs w:val="0"/>
                 <w:noProof/>
                 <w:webHidden/>
               </w:rPr>
@@ -780,6 +848,8 @@
             </w:r>
             <w:r>
               <w:rPr>
+                <w:b w:val="0"/>
+                <w:bCs w:val="0"/>
                 <w:noProof/>
                 <w:webHidden/>
               </w:rPr>
@@ -787,6 +857,8 @@
             </w:r>
             <w:r>
               <w:rPr>
+                <w:b w:val="0"/>
+                <w:bCs w:val="0"/>
                 <w:noProof/>
                 <w:webHidden/>
               </w:rPr>
@@ -810,17 +882,21 @@
               <w:lang w:eastAsia="zh-CN"/>
             </w:rPr>
           </w:pPr>
-          <w:hyperlink w:anchor="_Toc224537392" w:history="1">
+          <w:hyperlink w:anchor="_Toc224543363" w:history="1">
             <w:r>
               <w:rPr>
                 <w:rStyle w:val="Hyperlink"/>
                 <w:rFonts w:cs="Microsoft JhengHei" w:hint="eastAsia"/>
+                <w:b w:val="0"/>
+                <w:bCs w:val="0"/>
                 <w:noProof/>
               </w:rPr>
               <w:t>三、腦科學中的雙語表徵</w:t>
             </w:r>
             <w:r>
               <w:rPr>
+                <w:b w:val="0"/>
+                <w:bCs w:val="0"/>
                 <w:noProof/>
                 <w:webHidden/>
               </w:rPr>
@@ -828,6 +904,8 @@
             </w:r>
             <w:r>
               <w:rPr>
+                <w:b w:val="0"/>
+                <w:bCs w:val="0"/>
                 <w:noProof/>
                 <w:webHidden/>
               </w:rPr>
@@ -835,19 +913,25 @@
             </w:r>
             <w:r>
               <w:rPr>
+                <w:b w:val="0"/>
+                <w:bCs w:val="0"/>
                 <w:noProof/>
                 <w:webHidden/>
               </w:rPr>
-              <w:instrText xml:space="preserve"> PAGEREF _Toc224537392 \h </w:instrText>
-            </w:r>
-            <w:r>
-              <w:rPr>
+              <w:instrText xml:space="preserve"> PAGEREF _Toc224543363 \h </w:instrText>
+            </w:r>
+            <w:r>
+              <w:rPr>
+                <w:b w:val="0"/>
+                <w:bCs w:val="0"/>
                 <w:noProof/>
                 <w:webHidden/>
               </w:rPr>
             </w:r>
             <w:r>
               <w:rPr>
+                <w:b w:val="0"/>
+                <w:bCs w:val="0"/>
                 <w:noProof/>
                 <w:webHidden/>
               </w:rPr>
@@ -855,6 +939,8 @@
             </w:r>
             <w:r>
               <w:rPr>
+                <w:b w:val="0"/>
+                <w:bCs w:val="0"/>
                 <w:noProof/>
                 <w:webHidden/>
               </w:rPr>
@@ -862,6 +948,8 @@
             </w:r>
             <w:r>
               <w:rPr>
+                <w:b w:val="0"/>
+                <w:bCs w:val="0"/>
                 <w:noProof/>
                 <w:webHidden/>
               </w:rPr>
@@ -885,11 +973,13 @@
               <w:lang w:eastAsia="zh-CN"/>
             </w:rPr>
           </w:pPr>
-          <w:hyperlink w:anchor="_Toc224537393" w:history="1">
+          <w:hyperlink w:anchor="_Toc224543364" w:history="1">
             <w:r>
               <w:rPr>
                 <w:rStyle w:val="Hyperlink"/>
                 <w:rFonts w:cs="Microsoft JhengHei" w:hint="eastAsia"/>
+                <w:b w:val="0"/>
+                <w:bCs w:val="0"/>
                 <w:i w:val="0"/>
                 <w:iCs w:val="0"/>
                 <w:noProof/>
@@ -898,6 +988,8 @@
             </w:r>
             <w:r>
               <w:rPr>
+                <w:b w:val="0"/>
+                <w:bCs w:val="0"/>
                 <w:i w:val="0"/>
                 <w:iCs w:val="0"/>
                 <w:noProof/>
@@ -907,6 +999,8 @@
             </w:r>
             <w:r>
               <w:rPr>
+                <w:b w:val="0"/>
+                <w:bCs w:val="0"/>
                 <w:i w:val="0"/>
                 <w:iCs w:val="0"/>
                 <w:noProof/>
@@ -916,15 +1010,19 @@
             </w:r>
             <w:r>
               <w:rPr>
+                <w:b w:val="0"/>
+                <w:bCs w:val="0"/>
                 <w:i w:val="0"/>
                 <w:iCs w:val="0"/>
                 <w:noProof/>
                 <w:webHidden/>
               </w:rPr>
-              <w:instrText xml:space="preserve"> PAGEREF _Toc224537393 \h </w:instrText>
-            </w:r>
-            <w:r>
-              <w:rPr>
+              <w:instrText xml:space="preserve"> PAGEREF _Toc224543364 \h </w:instrText>
+            </w:r>
+            <w:r>
+              <w:rPr>
+                <w:b w:val="0"/>
+                <w:bCs w:val="0"/>
                 <w:i w:val="0"/>
                 <w:iCs w:val="0"/>
                 <w:noProof/>
@@ -933,6 +1031,8 @@
             </w:r>
             <w:r>
               <w:rPr>
+                <w:b w:val="0"/>
+                <w:bCs w:val="0"/>
                 <w:i w:val="0"/>
                 <w:iCs w:val="0"/>
                 <w:noProof/>
@@ -942,6 +1042,8 @@
             </w:r>
             <w:r>
               <w:rPr>
+                <w:b w:val="0"/>
+                <w:bCs w:val="0"/>
                 <w:i w:val="0"/>
                 <w:iCs w:val="0"/>
                 <w:noProof/>
@@ -951,6 +1053,8 @@
             </w:r>
             <w:r>
               <w:rPr>
+                <w:b w:val="0"/>
+                <w:bCs w:val="0"/>
                 <w:i w:val="0"/>
                 <w:iCs w:val="0"/>
                 <w:noProof/>
@@ -976,11 +1080,13 @@
               <w:lang w:eastAsia="zh-CN"/>
             </w:rPr>
           </w:pPr>
-          <w:hyperlink w:anchor="_Toc224537394" w:history="1">
+          <w:hyperlink w:anchor="_Toc224543365" w:history="1">
             <w:r>
               <w:rPr>
                 <w:rStyle w:val="Hyperlink"/>
                 <w:rFonts w:cs="Microsoft JhengHei" w:hint="eastAsia"/>
+                <w:b w:val="0"/>
+                <w:bCs w:val="0"/>
                 <w:i w:val="0"/>
                 <w:iCs w:val="0"/>
                 <w:noProof/>
@@ -989,6 +1095,8 @@
             </w:r>
             <w:r>
               <w:rPr>
+                <w:b w:val="0"/>
+                <w:bCs w:val="0"/>
                 <w:i w:val="0"/>
                 <w:iCs w:val="0"/>
                 <w:noProof/>
@@ -998,6 +1106,8 @@
             </w:r>
             <w:r>
               <w:rPr>
+                <w:b w:val="0"/>
+                <w:bCs w:val="0"/>
                 <w:i w:val="0"/>
                 <w:iCs w:val="0"/>
                 <w:noProof/>
@@ -1007,15 +1117,19 @@
             </w:r>
             <w:r>
               <w:rPr>
+                <w:b w:val="0"/>
+                <w:bCs w:val="0"/>
                 <w:i w:val="0"/>
                 <w:iCs w:val="0"/>
                 <w:noProof/>
                 <w:webHidden/>
               </w:rPr>
-              <w:instrText xml:space="preserve"> PAGEREF _Toc224537394 \h </w:instrText>
-            </w:r>
-            <w:r>
-              <w:rPr>
+              <w:instrText xml:space="preserve"> PAGEREF _Toc224543365 \h </w:instrText>
+            </w:r>
+            <w:r>
+              <w:rPr>
+                <w:b w:val="0"/>
+                <w:bCs w:val="0"/>
                 <w:i w:val="0"/>
                 <w:iCs w:val="0"/>
                 <w:noProof/>
@@ -1024,6 +1138,8 @@
             </w:r>
             <w:r>
               <w:rPr>
+                <w:b w:val="0"/>
+                <w:bCs w:val="0"/>
                 <w:i w:val="0"/>
                 <w:iCs w:val="0"/>
                 <w:noProof/>
@@ -1033,6 +1149,8 @@
             </w:r>
             <w:r>
               <w:rPr>
+                <w:b w:val="0"/>
+                <w:bCs w:val="0"/>
                 <w:i w:val="0"/>
                 <w:iCs w:val="0"/>
                 <w:noProof/>
@@ -1042,6 +1160,8 @@
             </w:r>
             <w:r>
               <w:rPr>
+                <w:b w:val="0"/>
+                <w:bCs w:val="0"/>
                 <w:i w:val="0"/>
                 <w:iCs w:val="0"/>
                 <w:noProof/>
@@ -1067,17 +1187,21 @@
               <w:lang w:eastAsia="zh-CN"/>
             </w:rPr>
           </w:pPr>
-          <w:hyperlink w:anchor="_Toc224537395" w:history="1">
+          <w:hyperlink w:anchor="_Toc224543366" w:history="1">
             <w:r>
               <w:rPr>
                 <w:rStyle w:val="Hyperlink"/>
                 <w:rFonts w:cs="Microsoft JhengHei" w:hint="eastAsia"/>
+                <w:b w:val="0"/>
+                <w:bCs w:val="0"/>
                 <w:noProof/>
               </w:rPr>
               <w:t>一、執行功能與認知優勢之展現</w:t>
             </w:r>
             <w:r>
               <w:rPr>
+                <w:b w:val="0"/>
+                <w:bCs w:val="0"/>
                 <w:noProof/>
                 <w:webHidden/>
               </w:rPr>
@@ -1085,6 +1209,8 @@
             </w:r>
             <w:r>
               <w:rPr>
+                <w:b w:val="0"/>
+                <w:bCs w:val="0"/>
                 <w:noProof/>
                 <w:webHidden/>
               </w:rPr>
@@ -1092,19 +1218,25 @@
             </w:r>
             <w:r>
               <w:rPr>
+                <w:b w:val="0"/>
+                <w:bCs w:val="0"/>
                 <w:noProof/>
                 <w:webHidden/>
               </w:rPr>
-              <w:instrText xml:space="preserve"> PAGEREF _Toc224537395 \h </w:instrText>
-            </w:r>
-            <w:r>
-              <w:rPr>
+              <w:instrText xml:space="preserve"> PAGEREF _Toc224543366 \h </w:instrText>
+            </w:r>
+            <w:r>
+              <w:rPr>
+                <w:b w:val="0"/>
+                <w:bCs w:val="0"/>
                 <w:noProof/>
                 <w:webHidden/>
               </w:rPr>
             </w:r>
             <w:r>
               <w:rPr>
+                <w:b w:val="0"/>
+                <w:bCs w:val="0"/>
                 <w:noProof/>
                 <w:webHidden/>
               </w:rPr>
@@ -1112,6 +1244,8 @@
             </w:r>
             <w:r>
               <w:rPr>
+                <w:b w:val="0"/>
+                <w:bCs w:val="0"/>
                 <w:noProof/>
                 <w:webHidden/>
               </w:rPr>
@@ -1119,6 +1253,8 @@
             </w:r>
             <w:r>
               <w:rPr>
+                <w:b w:val="0"/>
+                <w:bCs w:val="0"/>
                 <w:noProof/>
                 <w:webHidden/>
               </w:rPr>
@@ -1142,17 +1278,21 @@
               <w:lang w:eastAsia="zh-CN"/>
             </w:rPr>
           </w:pPr>
-          <w:hyperlink w:anchor="_Toc224537396" w:history="1">
+          <w:hyperlink w:anchor="_Toc224543367" w:history="1">
             <w:r>
               <w:rPr>
                 <w:rStyle w:val="Hyperlink"/>
                 <w:rFonts w:cs="Microsoft JhengHei" w:hint="eastAsia"/>
+                <w:b w:val="0"/>
+                <w:bCs w:val="0"/>
                 <w:noProof/>
               </w:rPr>
               <w:t>二、跨語言遷移之實證支持</w:t>
             </w:r>
             <w:r>
               <w:rPr>
+                <w:b w:val="0"/>
+                <w:bCs w:val="0"/>
                 <w:noProof/>
                 <w:webHidden/>
               </w:rPr>
@@ -1160,6 +1300,8 @@
             </w:r>
             <w:r>
               <w:rPr>
+                <w:b w:val="0"/>
+                <w:bCs w:val="0"/>
                 <w:noProof/>
                 <w:webHidden/>
               </w:rPr>
@@ -1167,19 +1309,25 @@
             </w:r>
             <w:r>
               <w:rPr>
+                <w:b w:val="0"/>
+                <w:bCs w:val="0"/>
                 <w:noProof/>
                 <w:webHidden/>
               </w:rPr>
-              <w:instrText xml:space="preserve"> PAGEREF _Toc224537396 \h </w:instrText>
-            </w:r>
-            <w:r>
-              <w:rPr>
+              <w:instrText xml:space="preserve"> PAGEREF _Toc224543367 \h </w:instrText>
+            </w:r>
+            <w:r>
+              <w:rPr>
+                <w:b w:val="0"/>
+                <w:bCs w:val="0"/>
                 <w:noProof/>
                 <w:webHidden/>
               </w:rPr>
             </w:r>
             <w:r>
               <w:rPr>
+                <w:b w:val="0"/>
+                <w:bCs w:val="0"/>
                 <w:noProof/>
                 <w:webHidden/>
               </w:rPr>
@@ -1187,6 +1335,8 @@
             </w:r>
             <w:r>
               <w:rPr>
+                <w:b w:val="0"/>
+                <w:bCs w:val="0"/>
                 <w:noProof/>
                 <w:webHidden/>
               </w:rPr>
@@ -1194,6 +1344,8 @@
             </w:r>
             <w:r>
               <w:rPr>
+                <w:b w:val="0"/>
+                <w:bCs w:val="0"/>
                 <w:noProof/>
                 <w:webHidden/>
               </w:rPr>
@@ -1217,17 +1369,21 @@
               <w:lang w:eastAsia="zh-CN"/>
             </w:rPr>
           </w:pPr>
-          <w:hyperlink w:anchor="_Toc224537397" w:history="1">
+          <w:hyperlink w:anchor="_Toc224543368" w:history="1">
             <w:r>
               <w:rPr>
                 <w:rStyle w:val="Hyperlink"/>
                 <w:rFonts w:cs="Microsoft JhengHei" w:hint="eastAsia"/>
+                <w:b w:val="0"/>
+                <w:bCs w:val="0"/>
                 <w:noProof/>
               </w:rPr>
               <w:t>三、教學實務之建議路徑</w:t>
             </w:r>
             <w:r>
               <w:rPr>
+                <w:b w:val="0"/>
+                <w:bCs w:val="0"/>
                 <w:noProof/>
                 <w:webHidden/>
               </w:rPr>
@@ -1235,6 +1391,8 @@
             </w:r>
             <w:r>
               <w:rPr>
+                <w:b w:val="0"/>
+                <w:bCs w:val="0"/>
                 <w:noProof/>
                 <w:webHidden/>
               </w:rPr>
@@ -1242,19 +1400,25 @@
             </w:r>
             <w:r>
               <w:rPr>
+                <w:b w:val="0"/>
+                <w:bCs w:val="0"/>
                 <w:noProof/>
                 <w:webHidden/>
               </w:rPr>
-              <w:instrText xml:space="preserve"> PAGEREF _Toc224537397 \h </w:instrText>
-            </w:r>
-            <w:r>
-              <w:rPr>
+              <w:instrText xml:space="preserve"> PAGEREF _Toc224543368 \h </w:instrText>
+            </w:r>
+            <w:r>
+              <w:rPr>
+                <w:b w:val="0"/>
+                <w:bCs w:val="0"/>
                 <w:noProof/>
                 <w:webHidden/>
               </w:rPr>
             </w:r>
             <w:r>
               <w:rPr>
+                <w:b w:val="0"/>
+                <w:bCs w:val="0"/>
                 <w:noProof/>
                 <w:webHidden/>
               </w:rPr>
@@ -1262,6 +1426,8 @@
             </w:r>
             <w:r>
               <w:rPr>
+                <w:b w:val="0"/>
+                <w:bCs w:val="0"/>
                 <w:noProof/>
                 <w:webHidden/>
               </w:rPr>
@@ -1269,6 +1435,8 @@
             </w:r>
             <w:r>
               <w:rPr>
+                <w:b w:val="0"/>
+                <w:bCs w:val="0"/>
                 <w:noProof/>
                 <w:webHidden/>
               </w:rPr>
@@ -1292,11 +1460,13 @@
               <w:lang w:eastAsia="zh-CN"/>
             </w:rPr>
           </w:pPr>
-          <w:hyperlink w:anchor="_Toc224537398" w:history="1">
+          <w:hyperlink w:anchor="_Toc224543369" w:history="1">
             <w:r>
               <w:rPr>
                 <w:rStyle w:val="Hyperlink"/>
                 <w:rFonts w:cs="Microsoft JhengHei" w:hint="eastAsia"/>
+                <w:b w:val="0"/>
+                <w:bCs w:val="0"/>
                 <w:i w:val="0"/>
                 <w:iCs w:val="0"/>
                 <w:noProof/>
@@ -1305,6 +1475,8 @@
             </w:r>
             <w:r>
               <w:rPr>
+                <w:b w:val="0"/>
+                <w:bCs w:val="0"/>
                 <w:i w:val="0"/>
                 <w:iCs w:val="0"/>
                 <w:noProof/>
@@ -1314,6 +1486,8 @@
             </w:r>
             <w:r>
               <w:rPr>
+                <w:b w:val="0"/>
+                <w:bCs w:val="0"/>
                 <w:i w:val="0"/>
                 <w:iCs w:val="0"/>
                 <w:noProof/>
@@ -1323,15 +1497,19 @@
             </w:r>
             <w:r>
               <w:rPr>
+                <w:b w:val="0"/>
+                <w:bCs w:val="0"/>
                 <w:i w:val="0"/>
                 <w:iCs w:val="0"/>
                 <w:noProof/>
                 <w:webHidden/>
               </w:rPr>
-              <w:instrText xml:space="preserve"> PAGEREF _Toc224537398 \h </w:instrText>
-            </w:r>
-            <w:r>
-              <w:rPr>
+              <w:instrText xml:space="preserve"> PAGEREF _Toc224543369 \h </w:instrText>
+            </w:r>
+            <w:r>
+              <w:rPr>
+                <w:b w:val="0"/>
+                <w:bCs w:val="0"/>
                 <w:i w:val="0"/>
                 <w:iCs w:val="0"/>
                 <w:noProof/>
@@ -1340,6 +1518,8 @@
             </w:r>
             <w:r>
               <w:rPr>
+                <w:b w:val="0"/>
+                <w:bCs w:val="0"/>
                 <w:i w:val="0"/>
                 <w:iCs w:val="0"/>
                 <w:noProof/>
@@ -1349,15 +1529,19 @@
             </w:r>
             <w:r>
               <w:rPr>
+                <w:b w:val="0"/>
+                <w:bCs w:val="0"/>
                 <w:i w:val="0"/>
                 <w:iCs w:val="0"/>
                 <w:noProof/>
                 <w:webHidden/>
               </w:rPr>
-              <w:t>12</w:t>
-            </w:r>
-            <w:r>
-              <w:rPr>
+              <w:t>13</w:t>
+            </w:r>
+            <w:r>
+              <w:rPr>
+                <w:b w:val="0"/>
+                <w:bCs w:val="0"/>
                 <w:i w:val="0"/>
                 <w:iCs w:val="0"/>
                 <w:noProof/>
@@ -1383,11 +1567,13 @@
               <w:lang w:eastAsia="zh-CN"/>
             </w:rPr>
           </w:pPr>
-          <w:hyperlink w:anchor="_Toc224537399" w:history="1">
+          <w:hyperlink w:anchor="_Toc224543370" w:history="1">
             <w:r>
               <w:rPr>
                 <w:rStyle w:val="Hyperlink"/>
                 <w:rFonts w:cs="Microsoft JhengHei" w:hint="eastAsia"/>
+                <w:b w:val="0"/>
+                <w:bCs w:val="0"/>
                 <w:i w:val="0"/>
                 <w:iCs w:val="0"/>
                 <w:noProof/>
@@ -1396,6 +1582,8 @@
             </w:r>
             <w:r>
               <w:rPr>
+                <w:b w:val="0"/>
+                <w:bCs w:val="0"/>
                 <w:i w:val="0"/>
                 <w:iCs w:val="0"/>
                 <w:noProof/>
@@ -1405,6 +1593,8 @@
             </w:r>
             <w:r>
               <w:rPr>
+                <w:b w:val="0"/>
+                <w:bCs w:val="0"/>
                 <w:i w:val="0"/>
                 <w:iCs w:val="0"/>
                 <w:noProof/>
@@ -1414,15 +1604,19 @@
             </w:r>
             <w:r>
               <w:rPr>
+                <w:b w:val="0"/>
+                <w:bCs w:val="0"/>
                 <w:i w:val="0"/>
                 <w:iCs w:val="0"/>
                 <w:noProof/>
                 <w:webHidden/>
               </w:rPr>
-              <w:instrText xml:space="preserve"> PAGEREF _Toc224537399 \h </w:instrText>
-            </w:r>
-            <w:r>
-              <w:rPr>
+              <w:instrText xml:space="preserve"> PAGEREF _Toc224543370 \h </w:instrText>
+            </w:r>
+            <w:r>
+              <w:rPr>
+                <w:b w:val="0"/>
+                <w:bCs w:val="0"/>
                 <w:i w:val="0"/>
                 <w:iCs w:val="0"/>
                 <w:noProof/>
@@ -1431,6 +1625,8 @@
             </w:r>
             <w:r>
               <w:rPr>
+                <w:b w:val="0"/>
+                <w:bCs w:val="0"/>
                 <w:i w:val="0"/>
                 <w:iCs w:val="0"/>
                 <w:noProof/>
@@ -1440,15 +1636,19 @@
             </w:r>
             <w:r>
               <w:rPr>
+                <w:b w:val="0"/>
+                <w:bCs w:val="0"/>
                 <w:i w:val="0"/>
                 <w:iCs w:val="0"/>
                 <w:noProof/>
                 <w:webHidden/>
               </w:rPr>
-              <w:t>12</w:t>
-            </w:r>
-            <w:r>
-              <w:rPr>
+              <w:t>13</w:t>
+            </w:r>
+            <w:r>
+              <w:rPr>
+                <w:b w:val="0"/>
+                <w:bCs w:val="0"/>
                 <w:i w:val="0"/>
                 <w:iCs w:val="0"/>
                 <w:noProof/>
@@ -1556,7 +1756,7 @@
         </w:rPr>
         <w:fldChar w:fldCharType="separate"/>
       </w:r>
-      <w:hyperlink w:anchor="_Toc224536829" w:history="1">
+      <w:hyperlink w:anchor="_Toc224543390" w:history="1">
         <w:r>
           <w:rPr>
             <w:rStyle w:val="Hyperlink"/>
@@ -1570,7 +1770,7 @@
             <w:rStyle w:val="Hyperlink"/>
             <w:noProof/>
           </w:rPr>
-          <w:t xml:space="preserve"> 1</w:t>
+          <w:t xml:space="preserve"> 1 </w:t>
         </w:r>
         <w:r>
           <w:rPr>
@@ -1599,7 +1799,7 @@
             <w:noProof/>
             <w:webHidden/>
           </w:rPr>
-          <w:instrText xml:space="preserve"> PAGEREF _Toc224536829 \h </w:instrText>
+          <w:instrText xml:space="preserve"> PAGEREF _Toc224543390 \h </w:instrText>
         </w:r>
         <w:r>
           <w:rPr>
@@ -1642,7 +1842,7 @@
           <w:lang w:eastAsia="zh-CN"/>
         </w:rPr>
       </w:pPr>
-      <w:hyperlink w:anchor="_Toc224536830" w:history="1">
+      <w:hyperlink w:anchor="_Toc224543391" w:history="1">
         <w:r>
           <w:rPr>
             <w:rStyle w:val="Hyperlink"/>
@@ -1656,7 +1856,7 @@
             <w:rStyle w:val="Hyperlink"/>
             <w:noProof/>
           </w:rPr>
-          <w:t xml:space="preserve"> 2</w:t>
+          <w:t xml:space="preserve"> 2 </w:t>
         </w:r>
         <w:r>
           <w:rPr>
@@ -1685,7 +1885,7 @@
             <w:noProof/>
             <w:webHidden/>
           </w:rPr>
-          <w:instrText xml:space="preserve"> PAGEREF _Toc224536830 \h </w:instrText>
+          <w:instrText xml:space="preserve"> PAGEREF _Toc224543391 \h </w:instrText>
         </w:r>
         <w:r>
           <w:rPr>
@@ -1728,7 +1928,7 @@
           <w:lang w:eastAsia="zh-CN"/>
         </w:rPr>
       </w:pPr>
-      <w:hyperlink w:anchor="_Toc224536831" w:history="1">
+      <w:hyperlink w:anchor="_Toc224543392" w:history="1">
         <w:r>
           <w:rPr>
             <w:rStyle w:val="Hyperlink"/>
@@ -1742,7 +1942,7 @@
             <w:rStyle w:val="Hyperlink"/>
             <w:noProof/>
           </w:rPr>
-          <w:t xml:space="preserve"> 3</w:t>
+          <w:t xml:space="preserve"> 3 </w:t>
         </w:r>
         <w:r>
           <w:rPr>
@@ -1786,7 +1986,7 @@
             <w:noProof/>
             <w:webHidden/>
           </w:rPr>
-          <w:instrText xml:space="preserve"> PAGEREF _Toc224536831 \h </w:instrText>
+          <w:instrText xml:space="preserve"> PAGEREF _Toc224543392 \h </w:instrText>
         </w:r>
         <w:r>
           <w:rPr>
@@ -1829,7 +2029,7 @@
           <w:lang w:eastAsia="zh-CN"/>
         </w:rPr>
       </w:pPr>
-      <w:hyperlink w:anchor="_Toc224536832" w:history="1">
+      <w:hyperlink w:anchor="_Toc224543393" w:history="1">
         <w:r>
           <w:rPr>
             <w:rStyle w:val="Hyperlink"/>
@@ -1843,7 +2043,7 @@
             <w:rStyle w:val="Hyperlink"/>
             <w:noProof/>
           </w:rPr>
-          <w:t xml:space="preserve"> 4</w:t>
+          <w:t xml:space="preserve"> 4 </w:t>
         </w:r>
         <w:r>
           <w:rPr>
@@ -1887,7 +2087,7 @@
             <w:noProof/>
             <w:webHidden/>
           </w:rPr>
-          <w:instrText xml:space="preserve"> PAGEREF _Toc224536832 \h </w:instrText>
+          <w:instrText xml:space="preserve"> PAGEREF _Toc224543393 \h </w:instrText>
         </w:r>
         <w:r>
           <w:rPr>
@@ -1930,7 +2130,7 @@
           <w:lang w:eastAsia="zh-CN"/>
         </w:rPr>
       </w:pPr>
-      <w:hyperlink w:anchor="_Toc224536833" w:history="1">
+      <w:hyperlink w:anchor="_Toc224543394" w:history="1">
         <w:r>
           <w:rPr>
             <w:rStyle w:val="Hyperlink"/>
@@ -1944,7 +2144,7 @@
             <w:rStyle w:val="Hyperlink"/>
             <w:noProof/>
           </w:rPr>
-          <w:t xml:space="preserve"> 5</w:t>
+          <w:t xml:space="preserve"> 5 </w:t>
         </w:r>
         <w:r>
           <w:rPr>
@@ -2003,7 +2203,7 @@
             <w:noProof/>
             <w:webHidden/>
           </w:rPr>
-          <w:instrText xml:space="preserve"> PAGEREF _Toc224536833 \h </w:instrText>
+          <w:instrText xml:space="preserve"> PAGEREF _Toc224543394 \h </w:instrText>
         </w:r>
         <w:r>
           <w:rPr>
@@ -2023,7 +2223,7 @@
             <w:noProof/>
             <w:webHidden/>
           </w:rPr>
-          <w:t>10</w:t>
+          <w:t>11</w:t>
         </w:r>
         <w:r>
           <w:rPr>
@@ -2046,7 +2246,7 @@
           <w:lang w:eastAsia="zh-CN"/>
         </w:rPr>
       </w:pPr>
-      <w:hyperlink w:anchor="_Toc224536834" w:history="1">
+      <w:hyperlink w:anchor="_Toc224543395" w:history="1">
         <w:r>
           <w:rPr>
             <w:rStyle w:val="Hyperlink"/>
@@ -2060,7 +2260,7 @@
             <w:rStyle w:val="Hyperlink"/>
             <w:noProof/>
           </w:rPr>
-          <w:t xml:space="preserve"> 6</w:t>
+          <w:t xml:space="preserve"> 6 </w:t>
         </w:r>
         <w:r>
           <w:rPr>
@@ -2089,7 +2289,7 @@
             <w:noProof/>
             <w:webHidden/>
           </w:rPr>
-          <w:instrText xml:space="preserve"> PAGEREF _Toc224536834 \h </w:instrText>
+          <w:instrText xml:space="preserve"> PAGEREF _Toc224543395 \h </w:instrText>
         </w:r>
         <w:r>
           <w:rPr>
@@ -2109,7 +2309,7 @@
             <w:noProof/>
             <w:webHidden/>
           </w:rPr>
-          <w:t>11</w:t>
+          <w:t>12</w:t>
         </w:r>
         <w:r>
           <w:rPr>
@@ -2132,22 +2332,12 @@
         </w:rPr>
         <w:fldChar w:fldCharType="end"/>
       </w:r>
-    </w:p>
-    <w:p>
-      <w:pPr>
-        <w:pStyle w:val="Text"/>
-        <w:rPr>
-          <w:lang w:val="en-US"/>
-        </w:rPr>
-      </w:pPr>
-    </w:p>
-    <w:p>
-      <w:pPr>
-        <w:pStyle w:val="Text"/>
-        <w:rPr>
-          <w:lang w:val="en-US"/>
-        </w:rPr>
-      </w:pPr>
+      <w:r>
+        <w:rPr>
+          <w:rFonts w:cs="Microsoft JhengHei"/>
+        </w:rPr>
+        <w:br w:type="page"/>
+      </w:r>
     </w:p>
     <w:p>
       <w:pPr>
@@ -2157,6 +2347,7 @@
         <w:rPr>
           <w:rFonts w:cs="Microsoft JhengHei" w:hint="eastAsia"/>
         </w:rPr>
+        <w:lastRenderedPageBreak/>
         <w:t>表目錄</w:t>
       </w:r>
     </w:p>
@@ -2202,7 +2393,7 @@
       <w:r>
         <w:fldChar w:fldCharType="separate"/>
       </w:r>
-      <w:hyperlink w:anchor="_Toc224536835" w:history="1">
+      <w:hyperlink w:anchor="_Toc224543399" w:history="1">
         <w:r>
           <w:rPr>
             <w:rStyle w:val="Hyperlink"/>
@@ -2216,7 +2407,7 @@
             <w:rStyle w:val="Hyperlink"/>
             <w:noProof/>
           </w:rPr>
-          <w:t xml:space="preserve"> 1</w:t>
+          <w:t xml:space="preserve"> 1 </w:t>
         </w:r>
         <w:r>
           <w:rPr>
@@ -2245,7 +2436,7 @@
             <w:noProof/>
             <w:webHidden/>
           </w:rPr>
-          <w:instrText xml:space="preserve"> PAGEREF _Toc224536835 \h </w:instrText>
+          <w:instrText xml:space="preserve"> PAGEREF _Toc224543399 \h </w:instrText>
         </w:r>
         <w:r>
           <w:rPr>
@@ -2288,7 +2479,7 @@
           <w:lang w:eastAsia="zh-CN"/>
         </w:rPr>
       </w:pPr>
-      <w:hyperlink w:anchor="_Toc224536836" w:history="1">
+      <w:hyperlink w:anchor="_Toc224543400" w:history="1">
         <w:r>
           <w:rPr>
             <w:rStyle w:val="Hyperlink"/>
@@ -2302,7 +2493,7 @@
             <w:rStyle w:val="Hyperlink"/>
             <w:noProof/>
           </w:rPr>
-          <w:t xml:space="preserve"> 2</w:t>
+          <w:t xml:space="preserve"> 2 </w:t>
         </w:r>
         <w:r>
           <w:rPr>
@@ -2346,7 +2537,7 @@
             <w:noProof/>
             <w:webHidden/>
           </w:rPr>
-          <w:instrText xml:space="preserve"> PAGEREF _Toc224536836 \h </w:instrText>
+          <w:instrText xml:space="preserve"> PAGEREF _Toc224543400 \h </w:instrText>
         </w:r>
         <w:r>
           <w:rPr>
@@ -2366,7 +2557,7 @@
             <w:noProof/>
             <w:webHidden/>
           </w:rPr>
-          <w:t>9</w:t>
+          <w:t>10</w:t>
         </w:r>
         <w:r>
           <w:rPr>
@@ -2389,7 +2580,7 @@
           <w:lang w:eastAsia="zh-CN"/>
         </w:rPr>
       </w:pPr>
-      <w:hyperlink w:anchor="_Toc224536837" w:history="1">
+      <w:hyperlink w:anchor="_Toc224543401" w:history="1">
         <w:r>
           <w:rPr>
             <w:rStyle w:val="Hyperlink"/>
@@ -2403,7 +2594,7 @@
             <w:rStyle w:val="Hyperlink"/>
             <w:noProof/>
           </w:rPr>
-          <w:t xml:space="preserve"> 3</w:t>
+          <w:t xml:space="preserve"> 3 </w:t>
         </w:r>
         <w:r>
           <w:rPr>
@@ -2432,7 +2623,7 @@
             <w:noProof/>
             <w:webHidden/>
           </w:rPr>
-          <w:instrText xml:space="preserve"> PAGEREF _Toc224536837 \h </w:instrText>
+          <w:instrText xml:space="preserve"> PAGEREF _Toc224543401 \h </w:instrText>
         </w:r>
         <w:r>
           <w:rPr>
@@ -2475,7 +2666,7 @@
           <w:lang w:eastAsia="zh-CN"/>
         </w:rPr>
       </w:pPr>
-      <w:hyperlink w:anchor="_Toc224536838" w:history="1">
+      <w:hyperlink w:anchor="_Toc224543402" w:history="1">
         <w:r>
           <w:rPr>
             <w:rStyle w:val="Hyperlink"/>
@@ -2489,7 +2680,7 @@
             <w:rStyle w:val="Hyperlink"/>
             <w:noProof/>
           </w:rPr>
-          <w:t xml:space="preserve"> 4</w:t>
+          <w:t xml:space="preserve"> 4 </w:t>
         </w:r>
         <w:r>
           <w:rPr>
@@ -2518,7 +2709,7 @@
             <w:noProof/>
             <w:webHidden/>
           </w:rPr>
-          <w:instrText xml:space="preserve"> PAGEREF _Toc224536838 \h </w:instrText>
+          <w:instrText xml:space="preserve"> PAGEREF _Toc224543402 \h </w:instrText>
         </w:r>
         <w:r>
           <w:rPr>
@@ -2538,7 +2729,7 @@
             <w:noProof/>
             <w:webHidden/>
           </w:rPr>
-          <w:t>12</w:t>
+          <w:t>13</w:t>
         </w:r>
         <w:r>
           <w:rPr>
@@ -2552,10 +2743,11 @@
     <w:p>
       <w:pPr>
         <w:sectPr>
+          <w:footerReference w:type="default" r:id="rId10"/>
           <w:pgSz w:w="11900" w:h="16840"/>
           <w:pgMar w:top="1440" w:right="1440" w:bottom="1440" w:left="1440" w:header="708" w:footer="708" w:gutter="0"/>
+          <w:pgNumType w:fmt="lowerRoman" w:start="1"/>
           <w:cols w:space="708"/>
-          <w:titlePg/>
           <w:docGrid w:linePitch="360"/>
         </w:sectPr>
       </w:pPr>
@@ -2567,7 +2759,7 @@
       <w:pPr>
         <w:pStyle w:val="Heading1"/>
       </w:pPr>
-      <w:bookmarkStart w:id="0" w:name="_Toc224537388"/>
+      <w:bookmarkStart w:id="0" w:name="_Toc224543359"/>
       <w:r>
         <w:rPr>
           <w:rFonts w:cs="Microsoft JhengHei" w:hint="eastAsia"/>
@@ -2663,7 +2855,7 @@
       <w:pPr>
         <w:pStyle w:val="Heading1"/>
       </w:pPr>
-      <w:bookmarkStart w:id="1" w:name="_Toc224537389"/>
+      <w:bookmarkStart w:id="1" w:name="_Toc224543360"/>
       <w:r>
         <w:rPr>
           <w:rFonts w:cs="Microsoft JhengHei" w:hint="eastAsia"/>
@@ -2679,7 +2871,7 @@
       <w:pPr>
         <w:pStyle w:val="Heading2"/>
       </w:pPr>
-      <w:bookmarkStart w:id="2" w:name="_Toc224537390"/>
+      <w:bookmarkStart w:id="2" w:name="_Toc224543361"/>
       <w:r>
         <w:rPr>
           <w:rFonts w:cs="Microsoft JhengHei" w:hint="eastAsia"/>
@@ -2869,7 +3061,7 @@
           <w:noProof/>
         </w:rPr>
         <w:drawing>
-          <wp:inline distT="0" distB="0" distL="0" distR="0" wp14:anchorId="3C1435A6" wp14:editId="5F3869A0">
+          <wp:inline distT="0" distB="0" distL="0" distR="0" wp14:anchorId="3C1435A6" wp14:editId="7D07BB48">
             <wp:extent cx="3888105" cy="2714758"/>
             <wp:effectExtent l="0" t="0" r="0" b="0"/>
             <wp:docPr id="1266798774" name="Picture 3" descr="A graph of a critical period&#10;&#10;AI-generated content may be incorrect."/>
@@ -2935,7 +3127,7 @@
       </w:pPr>
       <w:bookmarkStart w:id="3" w:name="_Ref223908147"/>
       <w:bookmarkStart w:id="4" w:name="_Ref223908144"/>
-      <w:bookmarkStart w:id="5" w:name="_Toc224536829"/>
+      <w:bookmarkStart w:id="5" w:name="_Toc224543390"/>
       <w:r>
         <w:rPr>
           <w:rFonts w:cs="Microsoft JhengHei" w:hint="eastAsia"/>
@@ -3042,6 +3234,16 @@
         <w:fldChar w:fldCharType="end"/>
       </w:r>
       <w:bookmarkEnd w:id="3"/>
+      <w:r>
+        <w:rPr>
+          <w:rFonts w:hint="eastAsia"/>
+          <w:i w:val="0"/>
+          <w:iCs w:val="0"/>
+          <w:sz w:val="24"/>
+          <w:szCs w:val="24"/>
+        </w:rPr>
+        <w:t xml:space="preserve"> </w:t>
+      </w:r>
       <w:r>
         <w:rPr>
           <w:rFonts w:cs="Microsoft JhengHei" w:hint="eastAsia"/>
@@ -3295,7 +3497,7 @@
       <w:pPr>
         <w:pStyle w:val="Heading2"/>
       </w:pPr>
-      <w:bookmarkStart w:id="6" w:name="_Toc224537391"/>
+      <w:bookmarkStart w:id="6" w:name="_Toc224543362"/>
       <w:r>
         <w:rPr>
           <w:rFonts w:cs="Microsoft JhengHei" w:hint="eastAsia"/>
@@ -3499,7 +3701,7 @@
         </w:rPr>
       </w:pPr>
       <w:bookmarkStart w:id="7" w:name="_Ref224533510"/>
-      <w:bookmarkStart w:id="8" w:name="_Toc224536830"/>
+      <w:bookmarkStart w:id="8" w:name="_Toc224543391"/>
       <w:r>
         <w:rPr>
           <w:rFonts w:cs="Microsoft JhengHei" w:hint="eastAsia"/>
@@ -3606,6 +3808,16 @@
         <w:fldChar w:fldCharType="end"/>
       </w:r>
       <w:bookmarkEnd w:id="7"/>
+      <w:r>
+        <w:rPr>
+          <w:rFonts w:hint="eastAsia"/>
+          <w:i w:val="0"/>
+          <w:iCs w:val="0"/>
+          <w:sz w:val="24"/>
+          <w:szCs w:val="24"/>
+        </w:rPr>
+        <w:t xml:space="preserve"> </w:t>
+      </w:r>
       <w:r>
         <w:rPr>
           <w:rFonts w:cs="Microsoft JhengHei" w:hint="eastAsia"/>
@@ -3873,7 +4085,7 @@
       <w:pPr>
         <w:pStyle w:val="Heading2"/>
       </w:pPr>
-      <w:bookmarkStart w:id="9" w:name="_Toc224537392"/>
+      <w:bookmarkStart w:id="9" w:name="_Toc224543363"/>
       <w:r>
         <w:rPr>
           <w:rFonts w:cs="Microsoft JhengHei" w:hint="eastAsia"/>
@@ -4246,7 +4458,7 @@
         </w:rPr>
       </w:pPr>
       <w:bookmarkStart w:id="10" w:name="_Ref224533569"/>
-      <w:bookmarkStart w:id="11" w:name="_Toc224536831"/>
+      <w:bookmarkStart w:id="11" w:name="_Toc224543392"/>
       <w:r>
         <w:rPr>
           <w:rFonts w:cs="Microsoft JhengHei" w:hint="eastAsia"/>
@@ -4353,6 +4565,16 @@
         <w:fldChar w:fldCharType="end"/>
       </w:r>
       <w:bookmarkEnd w:id="10"/>
+      <w:r>
+        <w:rPr>
+          <w:rFonts w:hint="eastAsia"/>
+          <w:i w:val="0"/>
+          <w:iCs w:val="0"/>
+          <w:sz w:val="24"/>
+          <w:szCs w:val="24"/>
+        </w:rPr>
+        <w:t xml:space="preserve"> </w:t>
+      </w:r>
       <w:r>
         <w:rPr>
           <w:rFonts w:cs="Microsoft JhengHei" w:hint="eastAsia"/>
@@ -4666,6 +4888,10 @@
     <w:p>
       <w:pPr>
         <w:pStyle w:val="Text"/>
+        <w:rPr>
+          <w:rFonts w:hint="eastAsia"/>
+          <w:lang w:val="en-US"/>
+        </w:rPr>
       </w:pPr>
       <w:r>
         <w:rPr>
@@ -4839,7 +5065,7 @@
         </w:rPr>
       </w:pPr>
       <w:bookmarkStart w:id="12" w:name="_Ref224533610"/>
-      <w:bookmarkStart w:id="13" w:name="_Toc224536832"/>
+      <w:bookmarkStart w:id="13" w:name="_Toc224543393"/>
       <w:r>
         <w:rPr>
           <w:rFonts w:cs="Microsoft JhengHei" w:hint="eastAsia"/>
@@ -4946,6 +5172,16 @@
         <w:fldChar w:fldCharType="end"/>
       </w:r>
       <w:bookmarkEnd w:id="12"/>
+      <w:r>
+        <w:rPr>
+          <w:rFonts w:hint="eastAsia"/>
+          <w:i w:val="0"/>
+          <w:iCs w:val="0"/>
+          <w:sz w:val="24"/>
+          <w:szCs w:val="24"/>
+        </w:rPr>
+        <w:t xml:space="preserve"> </w:t>
+      </w:r>
       <w:r>
         <w:rPr>
           <w:rFonts w:cs="Microsoft JhengHei" w:hint="eastAsia"/>
@@ -5144,7 +5380,7 @@
       <w:pPr>
         <w:pStyle w:val="Heading1"/>
       </w:pPr>
-      <w:bookmarkStart w:id="14" w:name="_Toc224537393"/>
+      <w:bookmarkStart w:id="14" w:name="_Toc224543364"/>
       <w:r>
         <w:rPr>
           <w:rFonts w:cs="Microsoft JhengHei" w:hint="eastAsia"/>
@@ -5529,7 +5765,7 @@
         </w:rPr>
       </w:pPr>
       <w:bookmarkStart w:id="15" w:name="_Ref223908054"/>
-      <w:bookmarkStart w:id="16" w:name="_Toc224536835"/>
+      <w:bookmarkStart w:id="16" w:name="_Toc224543399"/>
       <w:r>
         <w:rPr>
           <w:rFonts w:cs="Microsoft JhengHei" w:hint="eastAsia"/>
@@ -5636,6 +5872,16 @@
         <w:fldChar w:fldCharType="end"/>
       </w:r>
       <w:bookmarkEnd w:id="15"/>
+      <w:r>
+        <w:rPr>
+          <w:rFonts w:hint="eastAsia"/>
+          <w:i w:val="0"/>
+          <w:iCs w:val="0"/>
+          <w:sz w:val="24"/>
+          <w:szCs w:val="24"/>
+        </w:rPr>
+        <w:t xml:space="preserve"> </w:t>
+      </w:r>
       <w:r>
         <w:rPr>
           <w:rFonts w:cs="Microsoft JhengHei" w:hint="eastAsia"/>
@@ -5922,7 +6168,6 @@
         </w:rPr>
       </w:pPr>
       <w:bookmarkStart w:id="17" w:name="_Ref224536588"/>
-      <w:bookmarkStart w:id="18" w:name="_Toc224536836"/>
       <w:r>
         <w:rPr>
           <w:rFonts w:cs="Microsoft JhengHei"/>
@@ -5942,6 +6187,7 @@
           <w:szCs w:val="24"/>
         </w:rPr>
       </w:pPr>
+      <w:bookmarkStart w:id="18" w:name="_Toc224543400"/>
       <w:r>
         <w:rPr>
           <w:rFonts w:cs="Microsoft JhengHei" w:hint="eastAsia"/>
@@ -6049,6 +6295,16 @@
         <w:fldChar w:fldCharType="end"/>
       </w:r>
       <w:bookmarkEnd w:id="17"/>
+      <w:r>
+        <w:rPr>
+          <w:rFonts w:hint="eastAsia"/>
+          <w:i w:val="0"/>
+          <w:iCs w:val="0"/>
+          <w:sz w:val="24"/>
+          <w:szCs w:val="24"/>
+        </w:rPr>
+        <w:t xml:space="preserve"> </w:t>
+      </w:r>
       <w:r>
         <w:rPr>
           <w:rFonts w:cs="Microsoft JhengHei" w:hint="eastAsia"/>
@@ -6377,7 +6633,7 @@
         </w:rPr>
       </w:pPr>
       <w:bookmarkStart w:id="19" w:name="_Ref224536605"/>
-      <w:bookmarkStart w:id="20" w:name="_Toc224536837"/>
+      <w:bookmarkStart w:id="20" w:name="_Toc224543401"/>
       <w:r>
         <w:rPr>
           <w:rFonts w:cs="Microsoft JhengHei" w:hint="eastAsia"/>
@@ -6484,6 +6740,16 @@
         <w:fldChar w:fldCharType="end"/>
       </w:r>
       <w:bookmarkEnd w:id="19"/>
+      <w:r>
+        <w:rPr>
+          <w:rFonts w:hint="eastAsia"/>
+          <w:i w:val="0"/>
+          <w:iCs w:val="0"/>
+          <w:sz w:val="24"/>
+          <w:szCs w:val="24"/>
+        </w:rPr>
+        <w:t xml:space="preserve"> </w:t>
+      </w:r>
       <w:r>
         <w:rPr>
           <w:rFonts w:cs="Microsoft JhengHei" w:hint="eastAsia"/>
@@ -6730,7 +6996,7 @@
       <w:pPr>
         <w:pStyle w:val="Heading1"/>
       </w:pPr>
-      <w:bookmarkStart w:id="21" w:name="_Toc224537394"/>
+      <w:bookmarkStart w:id="21" w:name="_Toc224543365"/>
       <w:r>
         <w:rPr>
           <w:rFonts w:cs="Microsoft JhengHei" w:hint="eastAsia"/>
@@ -6746,7 +7012,7 @@
       <w:pPr>
         <w:pStyle w:val="Heading2"/>
       </w:pPr>
-      <w:bookmarkStart w:id="22" w:name="_Toc224537395"/>
+      <w:bookmarkStart w:id="22" w:name="_Toc224543366"/>
       <w:r>
         <w:rPr>
           <w:rFonts w:cs="Microsoft JhengHei" w:hint="eastAsia"/>
@@ -6929,7 +7195,7 @@
         </w:rPr>
       </w:pPr>
       <w:bookmarkStart w:id="23" w:name="_Ref223908233"/>
-      <w:bookmarkStart w:id="24" w:name="_Toc224536833"/>
+      <w:bookmarkStart w:id="24" w:name="_Toc224543394"/>
       <w:r>
         <w:rPr>
           <w:rFonts w:cs="Microsoft JhengHei" w:hint="eastAsia"/>
@@ -7036,6 +7302,16 @@
         <w:fldChar w:fldCharType="end"/>
       </w:r>
       <w:bookmarkEnd w:id="23"/>
+      <w:r>
+        <w:rPr>
+          <w:rFonts w:hint="eastAsia"/>
+          <w:i w:val="0"/>
+          <w:iCs w:val="0"/>
+          <w:sz w:val="24"/>
+          <w:szCs w:val="24"/>
+        </w:rPr>
+        <w:t xml:space="preserve"> </w:t>
+      </w:r>
       <w:r>
         <w:rPr>
           <w:rFonts w:cs="Microsoft JhengHei" w:hint="eastAsia"/>
@@ -7238,7 +7514,7 @@
       <w:pPr>
         <w:pStyle w:val="Heading2"/>
       </w:pPr>
-      <w:bookmarkStart w:id="25" w:name="_Toc224537396"/>
+      <w:bookmarkStart w:id="25" w:name="_Toc224543367"/>
       <w:r>
         <w:rPr>
           <w:rFonts w:cs="Microsoft JhengHei" w:hint="eastAsia"/>
@@ -7373,7 +7649,7 @@
         </w:rPr>
       </w:pPr>
       <w:bookmarkStart w:id="26" w:name="_Ref223908245"/>
-      <w:bookmarkStart w:id="27" w:name="_Toc224536834"/>
+      <w:bookmarkStart w:id="27" w:name="_Toc224543395"/>
       <w:r>
         <w:rPr>
           <w:rFonts w:cs="Microsoft JhengHei" w:hint="eastAsia"/>
@@ -7480,6 +7756,16 @@
         <w:fldChar w:fldCharType="end"/>
       </w:r>
       <w:bookmarkEnd w:id="26"/>
+      <w:r>
+        <w:rPr>
+          <w:rFonts w:hint="eastAsia"/>
+          <w:i w:val="0"/>
+          <w:iCs w:val="0"/>
+          <w:sz w:val="24"/>
+          <w:szCs w:val="24"/>
+        </w:rPr>
+        <w:t xml:space="preserve"> </w:t>
+      </w:r>
       <w:r>
         <w:rPr>
           <w:rFonts w:cs="Microsoft JhengHei" w:hint="eastAsia"/>
@@ -7702,7 +7988,7 @@
       <w:pPr>
         <w:pStyle w:val="Heading2"/>
       </w:pPr>
-      <w:bookmarkStart w:id="28" w:name="_Toc224537397"/>
+      <w:bookmarkStart w:id="28" w:name="_Toc224543368"/>
       <w:r>
         <w:rPr>
           <w:rFonts w:cs="Microsoft JhengHei" w:hint="eastAsia"/>
@@ -7781,7 +8067,6 @@
       </w:pPr>
       <w:bookmarkStart w:id="29" w:name="_Ref224534191"/>
       <w:bookmarkStart w:id="30" w:name="_Ref224533911"/>
-      <w:bookmarkStart w:id="31" w:name="_Toc224536838"/>
       <w:r>
         <w:rPr>
           <w:rFonts w:cs="Microsoft JhengHei"/>
@@ -7801,6 +8086,7 @@
           <w:szCs w:val="24"/>
         </w:rPr>
       </w:pPr>
+      <w:bookmarkStart w:id="31" w:name="_Toc224543402"/>
       <w:r>
         <w:rPr>
           <w:rFonts w:cs="Microsoft JhengHei" w:hint="eastAsia"/>
@@ -7908,6 +8194,16 @@
         <w:fldChar w:fldCharType="end"/>
       </w:r>
       <w:bookmarkEnd w:id="29"/>
+      <w:r>
+        <w:rPr>
+          <w:rFonts w:hint="eastAsia"/>
+          <w:i w:val="0"/>
+          <w:iCs w:val="0"/>
+          <w:sz w:val="24"/>
+          <w:szCs w:val="24"/>
+        </w:rPr>
+        <w:t xml:space="preserve"> </w:t>
+      </w:r>
       <w:r>
         <w:rPr>
           <w:rFonts w:cs="Microsoft JhengHei" w:hint="eastAsia"/>
@@ -8198,7 +8494,7 @@
       <w:pPr>
         <w:pStyle w:val="Heading1"/>
       </w:pPr>
-      <w:bookmarkStart w:id="32" w:name="_Toc224537398"/>
+      <w:bookmarkStart w:id="32" w:name="_Toc224543369"/>
       <w:r>
         <w:rPr>
           <w:rFonts w:cs="Microsoft JhengHei" w:hint="eastAsia"/>
@@ -8276,7 +8572,7 @@
           <w:rFonts w:cs="Heiti TC"/>
         </w:rPr>
       </w:pPr>
-      <w:bookmarkStart w:id="33" w:name="_Toc224537399"/>
+      <w:bookmarkStart w:id="33" w:name="_Toc224543370"/>
       <w:r>
         <w:rPr>
           <w:rFonts w:cs="Microsoft JhengHei" w:hint="eastAsia"/>
@@ -8287,15 +8583,10 @@
     </w:p>
     <w:p>
       <w:pPr>
-        <w:pStyle w:val="ListParagraph"/>
-        <w:numPr>
-          <w:ilvl w:val="0"/>
-          <w:numId w:val="2"/>
-        </w:numPr>
         <w:tabs>
           <w:tab w:val="left" w:pos="567"/>
         </w:tabs>
-        <w:ind w:left="1287" w:hanging="1287"/>
+        <w:ind w:left="720" w:hanging="720"/>
       </w:pPr>
       <w:r>
         <w:rPr>
@@ -8412,15 +8703,10 @@
     </w:p>
     <w:p>
       <w:pPr>
-        <w:pStyle w:val="ListParagraph"/>
-        <w:numPr>
-          <w:ilvl w:val="0"/>
-          <w:numId w:val="2"/>
-        </w:numPr>
         <w:tabs>
           <w:tab w:val="left" w:pos="567"/>
         </w:tabs>
-        <w:ind w:left="1287" w:hanging="1287"/>
+        <w:ind w:left="720" w:hanging="720"/>
         <w:rPr>
           <w:rFonts w:cs="Times New Roman"/>
           <w:kern w:val="0"/>
@@ -8479,29 +8765,7 @@
           <w:kern w:val="0"/>
           <w14:ligatures w14:val="none"/>
         </w:rPr>
-        <w:t>學年度公立國民中小學雙語教育實施計畫</w:t>
-      </w:r>
-      <w:r>
-        <w:rPr>
-          <w:rFonts w:cs="Microsoft JhengHei" w:hint="eastAsia"/>
-          <w:b/>
-          <w:bCs/>
-          <w:i/>
-          <w:iCs/>
-          <w:kern w:val="0"/>
-          <w14:ligatures w14:val="none"/>
-        </w:rPr>
-        <w:t>》</w:t>
-      </w:r>
-      <w:r>
-        <w:rPr>
-          <w:rFonts w:cs="Microsoft JhengHei" w:hint="eastAsia"/>
-          <w:i/>
-          <w:iCs/>
-          <w:kern w:val="0"/>
-          <w14:ligatures w14:val="none"/>
-        </w:rPr>
-        <w:t>。</w:t>
+        <w:t>學年度公立國民中小學雙語教育實施計畫》。</w:t>
       </w:r>
       <w:hyperlink r:id="rId19" w:tgtFrame="_blank" w:history="1">
         <w:r>
@@ -8518,15 +8782,10 @@
     </w:p>
     <w:p>
       <w:pPr>
-        <w:pStyle w:val="ListParagraph"/>
-        <w:numPr>
-          <w:ilvl w:val="0"/>
-          <w:numId w:val="2"/>
-        </w:numPr>
         <w:tabs>
           <w:tab w:val="left" w:pos="567"/>
         </w:tabs>
-        <w:ind w:left="1287" w:hanging="1287"/>
+        <w:ind w:left="720" w:hanging="720"/>
         <w:rPr>
           <w:rFonts w:cs="PingFang TC"/>
         </w:rPr>
@@ -8578,15 +8837,10 @@
     </w:p>
     <w:p>
       <w:pPr>
-        <w:pStyle w:val="ListParagraph"/>
-        <w:numPr>
-          <w:ilvl w:val="0"/>
-          <w:numId w:val="2"/>
-        </w:numPr>
         <w:tabs>
           <w:tab w:val="left" w:pos="567"/>
         </w:tabs>
-        <w:ind w:left="1287" w:hanging="1287"/>
+        <w:ind w:left="720" w:hanging="720"/>
         <w:rPr>
           <w:rFonts w:cs="Times New Roman"/>
           <w:kern w:val="0"/>
@@ -8634,15 +8888,10 @@
     </w:p>
     <w:p>
       <w:pPr>
-        <w:pStyle w:val="ListParagraph"/>
-        <w:numPr>
-          <w:ilvl w:val="0"/>
-          <w:numId w:val="2"/>
-        </w:numPr>
         <w:tabs>
           <w:tab w:val="left" w:pos="567"/>
         </w:tabs>
-        <w:ind w:left="1287" w:hanging="1287"/>
+        <w:ind w:left="720" w:hanging="720"/>
         <w:rPr>
           <w:rFonts w:cs="Times New Roman"/>
           <w:kern w:val="0"/>
@@ -8691,15 +8940,10 @@
     </w:p>
     <w:p>
       <w:pPr>
-        <w:pStyle w:val="ListParagraph"/>
-        <w:numPr>
-          <w:ilvl w:val="0"/>
-          <w:numId w:val="2"/>
-        </w:numPr>
         <w:tabs>
           <w:tab w:val="left" w:pos="567"/>
         </w:tabs>
-        <w:ind w:left="1287" w:hanging="1287"/>
+        <w:ind w:left="720" w:hanging="720"/>
         <w:rPr>
           <w:rFonts w:cs="Times New Roman"/>
           <w:kern w:val="0"/>
@@ -8747,15 +8991,10 @@
     </w:p>
     <w:p>
       <w:pPr>
-        <w:pStyle w:val="ListParagraph"/>
-        <w:numPr>
-          <w:ilvl w:val="0"/>
-          <w:numId w:val="2"/>
-        </w:numPr>
         <w:tabs>
           <w:tab w:val="left" w:pos="567"/>
         </w:tabs>
-        <w:ind w:left="1287" w:hanging="1287"/>
+        <w:ind w:left="720" w:hanging="720"/>
         <w:rPr>
           <w:rFonts w:cs="Times New Roman"/>
           <w:kern w:val="0"/>
@@ -8803,15 +9042,10 @@
     </w:p>
     <w:p>
       <w:pPr>
-        <w:pStyle w:val="ListParagraph"/>
-        <w:numPr>
-          <w:ilvl w:val="0"/>
-          <w:numId w:val="2"/>
-        </w:numPr>
         <w:tabs>
           <w:tab w:val="left" w:pos="567"/>
         </w:tabs>
-        <w:ind w:left="1287" w:hanging="1287"/>
+        <w:ind w:left="720" w:hanging="720"/>
         <w:rPr>
           <w:rFonts w:cs="Segoe UI"/>
           <w:color w:val="212121"/>
@@ -8875,15 +9109,10 @@
     </w:p>
     <w:p>
       <w:pPr>
-        <w:pStyle w:val="ListParagraph"/>
-        <w:numPr>
-          <w:ilvl w:val="0"/>
-          <w:numId w:val="2"/>
-        </w:numPr>
         <w:tabs>
           <w:tab w:val="left" w:pos="567"/>
         </w:tabs>
-        <w:ind w:left="1287" w:hanging="1287"/>
+        <w:ind w:left="720" w:hanging="720"/>
         <w:rPr>
           <w:rFonts w:cs="Times New Roman"/>
           <w:kern w:val="0"/>
@@ -8919,15 +9148,10 @@
     </w:p>
     <w:p>
       <w:pPr>
-        <w:pStyle w:val="ListParagraph"/>
-        <w:numPr>
-          <w:ilvl w:val="0"/>
-          <w:numId w:val="2"/>
-        </w:numPr>
         <w:tabs>
           <w:tab w:val="left" w:pos="567"/>
         </w:tabs>
-        <w:ind w:left="1287" w:hanging="1287"/>
+        <w:ind w:left="720" w:hanging="720"/>
         <w:rPr>
           <w:rFonts w:cs="Times New Roman"/>
           <w:kern w:val="0"/>
@@ -9002,15 +9226,10 @@
     </w:p>
     <w:p>
       <w:pPr>
-        <w:pStyle w:val="ListParagraph"/>
-        <w:numPr>
-          <w:ilvl w:val="0"/>
-          <w:numId w:val="2"/>
-        </w:numPr>
         <w:tabs>
           <w:tab w:val="left" w:pos="567"/>
         </w:tabs>
-        <w:ind w:left="1287" w:hanging="1287"/>
+        <w:ind w:left="720" w:hanging="720"/>
       </w:pPr>
       <w:r>
         <w:rPr>
@@ -9099,7 +9318,7 @@
       <w:rPr>
         <w:rStyle w:val="PageNumber"/>
       </w:rPr>
-      <w:id w:val="-435903699"/>
+      <w:id w:val="1919591339"/>
       <w:docPartObj>
         <w:docPartGallery w:val="Page Numbers (Bottom of Page)"/>
         <w:docPartUnique/>
@@ -9109,6 +9328,7 @@
       <w:p>
         <w:pPr>
           <w:pStyle w:val="Footer"/>
+          <w:framePr w:wrap="none" w:vAnchor="text" w:hAnchor="margin" w:xAlign="center" w:y="1"/>
           <w:rPr>
             <w:rStyle w:val="PageNumber"/>
           </w:rPr>
@@ -9136,7 +9356,7 @@
             <w:rStyle w:val="PageNumber"/>
             <w:noProof/>
           </w:rPr>
-          <w:t>12</w:t>
+          <w:t>1</w:t>
         </w:r>
         <w:r>
           <w:rPr>
@@ -9147,6 +9367,15 @@
       </w:p>
     </w:sdtContent>
   </w:sdt>
+  <w:p>
+    <w:pPr>
+      <w:pStyle w:val="Footer"/>
+      <w:ind w:right="360"/>
+      <w:rPr>
+        <w:rStyle w:val="PageNumber"/>
+      </w:rPr>
+    </w:pPr>
+  </w:p>
   <w:p>
     <w:pPr>
       <w:pStyle w:val="Footer"/>
@@ -9170,7 +9399,7 @@
       <w:rPr>
         <w:rStyle w:val="PageNumber"/>
       </w:rPr>
-      <w:id w:val="168304918"/>
+      <w:id w:val="-725762175"/>
       <w:docPartObj>
         <w:docPartGallery w:val="Page Numbers (Bottom of Page)"/>
         <w:docPartUnique/>
@@ -9180,7 +9409,7 @@
       <w:p>
         <w:pPr>
           <w:pStyle w:val="Footer"/>
-          <w:jc w:val="center"/>
+          <w:framePr w:wrap="none" w:vAnchor="text" w:hAnchor="margin" w:xAlign="center" w:y="1"/>
           <w:rPr>
             <w:rStyle w:val="PageNumber"/>
           </w:rPr>
@@ -9208,7 +9437,7 @@
             <w:rStyle w:val="PageNumber"/>
             <w:noProof/>
           </w:rPr>
-          <w:t>4</w:t>
+          <w:t>i</w:t>
         </w:r>
         <w:r>
           <w:rPr>
@@ -9234,7 +9463,7 @@
       <w:rPr>
         <w:rStyle w:val="PageNumber"/>
       </w:rPr>
-      <w:id w:val="1169603385"/>
+      <w:id w:val="-1943604434"/>
       <w:docPartObj>
         <w:docPartGallery w:val="Page Numbers (Bottom of Page)"/>
         <w:docPartUnique/>
@@ -9272,7 +9501,7 @@
             <w:rStyle w:val="PageNumber"/>
             <w:noProof/>
           </w:rPr>
-          <w:t>2</w:t>
+          <w:t>i</w:t>
         </w:r>
         <w:r>
           <w:rPr>
@@ -9286,6 +9515,7 @@
   <w:p>
     <w:pPr>
       <w:pStyle w:val="Footer"/>
+      <w:ind w:right="360"/>
     </w:pPr>
   </w:p>
 </w:ftr>

--- a/411383025_林錦坤_Word排版作業.docx
+++ b/411383025_林錦坤_Word排版作業.docx
@@ -1,6 +1,6 @@
 
 <file path=word/document.xml><?xml version="1.0" encoding="utf-8"?>
-<w:document xmlns:wpc="http://schemas.microsoft.com/office/word/2010/wordprocessingCanvas" xmlns:cx="http://schemas.microsoft.com/office/drawing/2014/chartex" xmlns:cx1="http://schemas.microsoft.com/office/drawing/2015/9/8/chartex" xmlns:cx2="http://schemas.microsoft.com/office/drawing/2015/10/21/chartex" xmlns:cx3="http://schemas.microsoft.com/office/drawing/2016/5/9/chartex" xmlns:cx4="http://schemas.microsoft.com/office/drawing/2016/5/10/chartex" xmlns:cx5="http://schemas.microsoft.com/office/drawing/2016/5/11/chartex" xmlns:cx6="http://schemas.microsoft.com/office/drawing/2016/5/12/chartex" xmlns:cx7="http://schemas.microsoft.com/office/drawing/2016/5/13/chartex" xmlns:cx8="http://schemas.microsoft.com/office/drawing/2016/5/14/chartex" xmlns:mc="http://schemas.openxmlformats.org/markup-compatibility/2006" xmlns:aink="http://schemas.microsoft.com/office/drawing/2016/ink" xmlns:am3d="http://schemas.microsoft.com/office/drawing/2017/model3d" xmlns:o="urn:schemas-microsoft-com:office:office" xmlns:oel="http://schemas.microsoft.com/office/2019/extlst" xmlns:r="http://schemas.openxmlformats.org/officeDocument/2006/relationships" xmlns:m="http://schemas.openxmlformats.org/officeDocument/2006/math" xmlns:v="urn:schemas-microsoft-com:vml" xmlns:wp14="http://schemas.microsoft.com/office/word/2010/wordprocessingDrawing" xmlns:wp="http://schemas.openxmlformats.org/drawingml/2006/wordprocessingDrawing" xmlns:w10="urn:schemas-microsoft-com:office:word" xmlns:w="http://schemas.openxmlformats.org/wordprocessingml/2006/main" xmlns:w14="http://schemas.microsoft.com/office/word/2010/wordml" xmlns:w15="http://schemas.microsoft.com/office/word/2012/wordml" xmlns:w16cex="http://schemas.microsoft.com/office/word/2018/wordml/cex" xmlns:w16cid="http://schemas.microsoft.com/office/word/2016/wordml/cid" xmlns:w16="http://schemas.microsoft.com/office/word/2018/wordml" xmlns:w16du="http://schemas.microsoft.com/office/word/2023/wordml/word16du" xmlns:w16sdtdh="http://schemas.microsoft.com/office/word/2020/wordml/sdtdatahash" xmlns:w16sdtfl="http://schemas.microsoft.com/office/word/2024/wordml/sdtformatlock" xmlns:w16se="http://schemas.microsoft.com/office/word/2015/wordml/symex" xmlns:wpg="http://schemas.microsoft.com/office/word/2010/wordprocessingGroup" xmlns:wpi="http://schemas.microsoft.com/office/word/2010/wordprocessingInk" xmlns:wne="http://schemas.microsoft.com/office/word/2006/wordml" xmlns:wps="http://schemas.microsoft.com/office/word/2010/wordprocessingShape" mc:Ignorable="w14 w15 w16se w16cid w16 w16cex w16sdtdh w16sdtfl w16du wp14">
+<w:document xmlns:wpc="http://schemas.microsoft.com/office/word/2010/wordprocessingCanvas" xmlns:cx="http://schemas.microsoft.com/office/drawing/2014/chartex" xmlns:cx1="http://schemas.microsoft.com/office/drawing/2015/9/8/chartex" xmlns:cx2="http://schemas.microsoft.com/office/drawing/2015/10/21/chartex" xmlns:cx3="http://schemas.microsoft.com/office/drawing/2016/5/9/chartex" xmlns:cx4="http://schemas.microsoft.com/office/drawing/2016/5/10/chartex" xmlns:cx5="http://schemas.microsoft.com/office/drawing/2016/5/11/chartex" xmlns:cx6="http://schemas.microsoft.com/office/drawing/2016/5/12/chartex" xmlns:cx7="http://schemas.microsoft.com/office/drawing/2016/5/13/chartex" xmlns:cx8="http://schemas.microsoft.com/office/drawing/2016/5/14/chartex" xmlns:mc="http://schemas.openxmlformats.org/markup-compatibility/2006" xmlns:aink="http://schemas.microsoft.com/office/drawing/2016/ink" xmlns:am3d="http://schemas.microsoft.com/office/drawing/2017/model3d" xmlns:o="urn:schemas-microsoft-com:office:office" xmlns:oel="http://schemas.microsoft.com/office/2019/extlst" xmlns:r="http://schemas.openxmlformats.org/officeDocument/2006/relationships" xmlns:m="http://schemas.openxmlformats.org/officeDocument/2006/math" xmlns:v="urn:schemas-microsoft-com:vml" xmlns:wp14="http://schemas.microsoft.com/office/word/2010/wordprocessingDrawing" xmlns:wp="http://schemas.openxmlformats.org/drawingml/2006/wordprocessingDrawing" xmlns:w10="urn:schemas-microsoft-com:office:word" xmlns:w="http://schemas.openxmlformats.org/wordprocessingml/2006/main" xmlns:w14="http://schemas.microsoft.com/office/word/2010/wordml" xmlns:w15="http://schemas.microsoft.com/office/word/2012/wordml" xmlns:w16cex="http://schemas.microsoft.com/office/word/2018/wordml/cex" xmlns:w16cid="http://schemas.microsoft.com/office/word/2016/wordml/cid" xmlns:w16="http://schemas.microsoft.com/office/word/2018/wordml" xmlns:w16sdtdh="http://schemas.microsoft.com/office/word/2020/wordml/sdtdatahash" xmlns:w16se="http://schemas.microsoft.com/office/word/2015/wordml/symex" xmlns:wpg="http://schemas.microsoft.com/office/word/2010/wordprocessingGroup" xmlns:wpi="http://schemas.microsoft.com/office/word/2010/wordprocessingInk" xmlns:wne="http://schemas.microsoft.com/office/word/2006/wordml" xmlns:wps="http://schemas.microsoft.com/office/word/2010/wordprocessingShape" mc:Ignorable="w14 w15 w16se w16cid w16 w16cex w16sdtdh wp14">
   <w:body>
     <w:p/>
     <w:p/>
@@ -62,7 +62,7 @@
           <w:lang w:val="en-US"/>
         </w:rPr>
         <w:pict w14:anchorId="0C62925A">
-          <v:rect id="_x0000_i1026" alt="" style="width:312.15pt;height:.05pt;mso-width-percent:0;mso-height-percent:0;mso-width-percent:0;mso-height-percent:0" o:hrpct="667" o:hralign="center" o:hrstd="t" o:hr="t" fillcolor="#a0a0a0" stroked="f"/>
+          <v:rect id="_x0000_i1025" alt="" style="width:312.15pt;height:.05pt;mso-width-percent:0;mso-height-percent:0;mso-width-percent:0;mso-height-percent:0" o:hrpct="667" o:hralign="center" o:hrstd="t" o:hr="t" fillcolor="#a0a0a0" stroked="f"/>
         </w:pict>
       </w:r>
     </w:p>
@@ -113,7 +113,7 @@
           <w:noProof/>
         </w:rPr>
         <w:pict w14:anchorId="64FB610F">
-          <v:rect id="_x0000_i1025" alt="" style="width:312.15pt;height:.05pt;mso-width-percent:0;mso-height-percent:0;mso-width-percent:0;mso-height-percent:0" o:hrpct="667" o:hralign="center" o:hrstd="t" o:hr="t" fillcolor="#a0a0a0" stroked="f"/>
+          <v:rect id="_x0000_i1026" alt="" style="width:312.15pt;height:.05pt;mso-width-percent:0;mso-height-percent:0;mso-width-percent:0;mso-height-percent:0" o:hrpct="667" o:hralign="center" o:hrstd="t" o:hr="t" fillcolor="#a0a0a0" stroked="f"/>
         </w:pict>
       </w:r>
     </w:p>
@@ -121,7 +121,7 @@
     <w:p/>
     <w:tbl>
       <w:tblPr>
-        <w:tblStyle w:val="TableGrid"/>
+        <w:tblStyle w:val="af2"/>
         <w:tblW w:w="0" w:type="auto"/>
         <w:jc w:val="center"/>
         <w:tblBorders>
@@ -150,13 +150,13 @@
           <w:p>
             <w:pPr>
               <w:rPr>
-                <w:lang w:val="en-TW" w:eastAsia="zh-TW"/>
+                <w:lang w:eastAsia="zh-TW"/>
               </w:rPr>
             </w:pPr>
             <w:r>
               <w:rPr>
                 <w:rFonts w:cs="Microsoft JhengHei" w:hint="eastAsia"/>
-                <w:lang w:val="en-TW"/>
+                <w:lang/>
               </w:rPr>
               <w:t>姓名：</w:t>
             </w:r>
@@ -170,13 +170,13 @@
           <w:p>
             <w:pPr>
               <w:rPr>
-                <w:lang w:val="en-TW"/>
+                <w:lang/>
               </w:rPr>
             </w:pPr>
             <w:r>
               <w:rPr>
                 <w:rFonts w:cs="Microsoft JhengHei" w:hint="eastAsia"/>
-                <w:lang w:val="en-TW"/>
+                <w:lang/>
               </w:rPr>
               <w:t>林錦坤</w:t>
             </w:r>
@@ -195,13 +195,13 @@
           <w:p>
             <w:pPr>
               <w:rPr>
-                <w:lang w:val="en-TW" w:eastAsia="zh-TW"/>
+                <w:lang w:eastAsia="zh-TW"/>
               </w:rPr>
             </w:pPr>
             <w:r>
               <w:rPr>
                 <w:rFonts w:cs="Microsoft JhengHei" w:hint="eastAsia"/>
-                <w:lang w:val="en-TW"/>
+                <w:lang/>
               </w:rPr>
               <w:t>學號：</w:t>
             </w:r>
@@ -215,12 +215,12 @@
           <w:p>
             <w:pPr>
               <w:rPr>
-                <w:lang w:val="en-TW" w:eastAsia="zh-TW"/>
+                <w:lang w:eastAsia="zh-TW"/>
               </w:rPr>
             </w:pPr>
             <w:r>
               <w:rPr>
-                <w:lang w:val="en-TW"/>
+                <w:lang/>
               </w:rPr>
               <w:t>411383025</w:t>
             </w:r>
@@ -239,13 +239,13 @@
           <w:p>
             <w:pPr>
               <w:rPr>
-                <w:lang w:val="en-TW" w:eastAsia="zh-TW"/>
+                <w:lang w:eastAsia="zh-TW"/>
               </w:rPr>
             </w:pPr>
             <w:r>
               <w:rPr>
                 <w:rFonts w:cs="Microsoft JhengHei" w:hint="eastAsia"/>
-                <w:lang w:val="en-TW" w:eastAsia="zh-TW"/>
+                <w:lang w:eastAsia="zh-TW"/>
               </w:rPr>
               <w:t>授課教師：</w:t>
             </w:r>
@@ -259,26 +259,26 @@
           <w:p>
             <w:pPr>
               <w:rPr>
-                <w:lang w:val="en-TW" w:eastAsia="zh-TW"/>
+                <w:lang w:eastAsia="zh-TW"/>
               </w:rPr>
             </w:pPr>
             <w:r>
               <w:rPr>
                 <w:rFonts w:cs="Microsoft JhengHei" w:hint="eastAsia"/>
-                <w:lang w:val="en-TW" w:eastAsia="zh-TW"/>
+                <w:lang w:eastAsia="zh-TW"/>
               </w:rPr>
               <w:t>周育如</w:t>
             </w:r>
             <w:r>
               <w:rPr>
-                <w:lang w:val="en-TW" w:eastAsia="zh-TW"/>
+                <w:lang w:eastAsia="zh-TW"/>
               </w:rPr>
               <w:t xml:space="preserve"> </w:t>
             </w:r>
             <w:r>
               <w:rPr>
                 <w:rFonts w:cs="Microsoft JhengHei" w:hint="eastAsia"/>
-                <w:lang w:val="en-TW" w:eastAsia="zh-TW"/>
+                <w:lang w:eastAsia="zh-TW"/>
               </w:rPr>
               <w:t>教授</w:t>
             </w:r>
@@ -297,13 +297,13 @@
           <w:p>
             <w:pPr>
               <w:rPr>
-                <w:lang w:val="en-TW" w:eastAsia="zh-TW"/>
+                <w:lang w:eastAsia="zh-TW"/>
               </w:rPr>
             </w:pPr>
             <w:r>
               <w:rPr>
                 <w:rFonts w:cs="Microsoft JhengHei" w:hint="eastAsia"/>
-                <w:lang w:val="en-TW" w:eastAsia="zh-TW"/>
+                <w:lang w:eastAsia="zh-TW"/>
               </w:rPr>
               <w:t>繳交日期：</w:t>
             </w:r>
@@ -317,52 +317,52 @@
           <w:p>
             <w:pPr>
               <w:rPr>
-                <w:lang w:val="en-TW" w:eastAsia="zh-TW"/>
+                <w:lang w:eastAsia="zh-TW"/>
               </w:rPr>
             </w:pPr>
             <w:r>
               <w:rPr>
                 <w:rFonts w:cs="Microsoft JhengHei" w:hint="eastAsia"/>
-                <w:lang w:val="en-TW" w:eastAsia="zh-TW"/>
+                <w:lang w:eastAsia="zh-TW"/>
               </w:rPr>
               <w:t>民國</w:t>
             </w:r>
             <w:r>
               <w:rPr>
-                <w:lang w:val="en-TW" w:eastAsia="zh-TW"/>
+                <w:lang w:eastAsia="zh-TW"/>
               </w:rPr>
               <w:t xml:space="preserve"> 115 </w:t>
             </w:r>
             <w:r>
               <w:rPr>
                 <w:rFonts w:cs="Microsoft JhengHei" w:hint="eastAsia"/>
-                <w:lang w:val="en-TW" w:eastAsia="zh-TW"/>
+                <w:lang w:eastAsia="zh-TW"/>
               </w:rPr>
               <w:t>年</w:t>
             </w:r>
             <w:r>
               <w:rPr>
-                <w:lang w:val="en-TW" w:eastAsia="zh-TW"/>
+                <w:lang w:eastAsia="zh-TW"/>
               </w:rPr>
               <w:t xml:space="preserve"> 3 </w:t>
             </w:r>
             <w:r>
               <w:rPr>
                 <w:rFonts w:cs="Microsoft JhengHei" w:hint="eastAsia"/>
-                <w:lang w:val="en-TW" w:eastAsia="zh-TW"/>
+                <w:lang w:eastAsia="zh-TW"/>
               </w:rPr>
               <w:t>月</w:t>
             </w:r>
             <w:r>
               <w:rPr>
-                <w:lang w:val="en-TW" w:eastAsia="zh-TW"/>
+                <w:lang w:eastAsia="zh-TW"/>
               </w:rPr>
               <w:t xml:space="preserve"> 9 </w:t>
             </w:r>
             <w:r>
               <w:rPr>
                 <w:rFonts w:cs="Microsoft JhengHei" w:hint="eastAsia"/>
-                <w:lang w:val="en-TW" w:eastAsia="zh-TW"/>
+                <w:lang w:eastAsia="zh-TW"/>
               </w:rPr>
               <w:t>日</w:t>
             </w:r>
@@ -374,8 +374,8 @@
     <w:p>
       <w:pPr>
         <w:sectPr>
-          <w:footerReference w:type="even" r:id="rId8"/>
-          <w:footerReference w:type="first" r:id="rId9"/>
+          <w:footerReference w:type="even" r:id="rId11"/>
+          <w:footerReference w:type="first" r:id="rId12"/>
           <w:pgSz w:w="11900" w:h="16840"/>
           <w:pgMar w:top="1440" w:right="1440" w:bottom="1440" w:left="1440" w:header="708" w:footer="708" w:gutter="0"/>
           <w:cols w:space="708"/>
@@ -418,7 +418,7 @@
       <w:sdtContent>
         <w:p>
           <w:pPr>
-            <w:pStyle w:val="TOC1"/>
+            <w:pStyle w:val="11"/>
             <w:tabs>
               <w:tab w:val="right" w:leader="dot" w:pos="9010"/>
             </w:tabs>
@@ -465,7 +465,7 @@
           <w:hyperlink w:anchor="_Toc224543359" w:history="1">
             <w:r>
               <w:rPr>
-                <w:rStyle w:val="Hyperlink"/>
+                <w:rStyle w:val="ae"/>
                 <w:rFonts w:cs="Microsoft JhengHei" w:hint="eastAsia"/>
                 <w:b w:val="0"/>
                 <w:bCs w:val="0"/>
@@ -473,31 +473,7 @@
                 <w:iCs w:val="0"/>
                 <w:noProof/>
               </w:rPr>
-              <w:t>壹、</w:t>
-            </w:r>
-            <w:r>
-              <w:rPr>
-                <w:rStyle w:val="Hyperlink"/>
-                <w:rFonts w:cs="Microsoft JhengHei" w:hint="eastAsia"/>
-                <w:b w:val="0"/>
-                <w:bCs w:val="0"/>
-                <w:i w:val="0"/>
-                <w:iCs w:val="0"/>
-                <w:noProof/>
-              </w:rPr>
-              <w:t>緒</w:t>
-            </w:r>
-            <w:r>
-              <w:rPr>
-                <w:rStyle w:val="Hyperlink"/>
-                <w:rFonts w:cs="Microsoft JhengHei" w:hint="eastAsia"/>
-                <w:b w:val="0"/>
-                <w:bCs w:val="0"/>
-                <w:i w:val="0"/>
-                <w:iCs w:val="0"/>
-                <w:noProof/>
-              </w:rPr>
-              <w:t>論</w:t>
+              <w:t>壹、緒論</w:t>
             </w:r>
             <w:r>
               <w:rPr>
@@ -579,7 +555,7 @@
         </w:p>
         <w:p>
           <w:pPr>
-            <w:pStyle w:val="TOC1"/>
+            <w:pStyle w:val="11"/>
             <w:tabs>
               <w:tab w:val="right" w:leader="dot" w:pos="9010"/>
             </w:tabs>
@@ -596,7 +572,7 @@
           <w:hyperlink w:anchor="_Toc224543360" w:history="1">
             <w:r>
               <w:rPr>
-                <w:rStyle w:val="Hyperlink"/>
+                <w:rStyle w:val="ae"/>
                 <w:rFonts w:cs="Microsoft JhengHei" w:hint="eastAsia"/>
                 <w:b w:val="0"/>
                 <w:bCs w:val="0"/>
@@ -686,7 +662,7 @@
         </w:p>
         <w:p>
           <w:pPr>
-            <w:pStyle w:val="TOC2"/>
+            <w:pStyle w:val="21"/>
             <w:tabs>
               <w:tab w:val="right" w:leader="dot" w:pos="9010"/>
             </w:tabs>
@@ -703,7 +679,7 @@
           <w:hyperlink w:anchor="_Toc224543361" w:history="1">
             <w:r>
               <w:rPr>
-                <w:rStyle w:val="Hyperlink"/>
+                <w:rStyle w:val="ae"/>
                 <w:rFonts w:cs="Microsoft JhengHei" w:hint="eastAsia"/>
                 <w:b w:val="0"/>
                 <w:bCs w:val="0"/>
@@ -777,7 +753,7 @@
         </w:p>
         <w:p>
           <w:pPr>
-            <w:pStyle w:val="TOC2"/>
+            <w:pStyle w:val="21"/>
             <w:tabs>
               <w:tab w:val="right" w:leader="dot" w:pos="9010"/>
             </w:tabs>
@@ -794,7 +770,7 @@
           <w:hyperlink w:anchor="_Toc224543362" w:history="1">
             <w:r>
               <w:rPr>
-                <w:rStyle w:val="Hyperlink"/>
+                <w:rStyle w:val="ae"/>
                 <w:rFonts w:cs="Microsoft JhengHei" w:hint="eastAsia"/>
                 <w:b w:val="0"/>
                 <w:bCs w:val="0"/>
@@ -868,7 +844,7 @@
         </w:p>
         <w:p>
           <w:pPr>
-            <w:pStyle w:val="TOC2"/>
+            <w:pStyle w:val="21"/>
             <w:tabs>
               <w:tab w:val="right" w:leader="dot" w:pos="9010"/>
             </w:tabs>
@@ -885,7 +861,7 @@
           <w:hyperlink w:anchor="_Toc224543363" w:history="1">
             <w:r>
               <w:rPr>
-                <w:rStyle w:val="Hyperlink"/>
+                <w:rStyle w:val="ae"/>
                 <w:rFonts w:cs="Microsoft JhengHei" w:hint="eastAsia"/>
                 <w:b w:val="0"/>
                 <w:bCs w:val="0"/>
@@ -959,7 +935,7 @@
         </w:p>
         <w:p>
           <w:pPr>
-            <w:pStyle w:val="TOC1"/>
+            <w:pStyle w:val="11"/>
             <w:tabs>
               <w:tab w:val="right" w:leader="dot" w:pos="9010"/>
             </w:tabs>
@@ -976,7 +952,7 @@
           <w:hyperlink w:anchor="_Toc224543364" w:history="1">
             <w:r>
               <w:rPr>
-                <w:rStyle w:val="Hyperlink"/>
+                <w:rStyle w:val="ae"/>
                 <w:rFonts w:cs="Microsoft JhengHei" w:hint="eastAsia"/>
                 <w:b w:val="0"/>
                 <w:bCs w:val="0"/>
@@ -1066,7 +1042,7 @@
         </w:p>
         <w:p>
           <w:pPr>
-            <w:pStyle w:val="TOC1"/>
+            <w:pStyle w:val="11"/>
             <w:tabs>
               <w:tab w:val="right" w:leader="dot" w:pos="9010"/>
             </w:tabs>
@@ -1083,7 +1059,7 @@
           <w:hyperlink w:anchor="_Toc224543365" w:history="1">
             <w:r>
               <w:rPr>
-                <w:rStyle w:val="Hyperlink"/>
+                <w:rStyle w:val="ae"/>
                 <w:rFonts w:cs="Microsoft JhengHei" w:hint="eastAsia"/>
                 <w:b w:val="0"/>
                 <w:bCs w:val="0"/>
@@ -1173,7 +1149,7 @@
         </w:p>
         <w:p>
           <w:pPr>
-            <w:pStyle w:val="TOC2"/>
+            <w:pStyle w:val="21"/>
             <w:tabs>
               <w:tab w:val="right" w:leader="dot" w:pos="9010"/>
             </w:tabs>
@@ -1190,7 +1166,7 @@
           <w:hyperlink w:anchor="_Toc224543366" w:history="1">
             <w:r>
               <w:rPr>
-                <w:rStyle w:val="Hyperlink"/>
+                <w:rStyle w:val="ae"/>
                 <w:rFonts w:cs="Microsoft JhengHei" w:hint="eastAsia"/>
                 <w:b w:val="0"/>
                 <w:bCs w:val="0"/>
@@ -1264,7 +1240,7 @@
         </w:p>
         <w:p>
           <w:pPr>
-            <w:pStyle w:val="TOC2"/>
+            <w:pStyle w:val="21"/>
             <w:tabs>
               <w:tab w:val="right" w:leader="dot" w:pos="9010"/>
             </w:tabs>
@@ -1281,7 +1257,7 @@
           <w:hyperlink w:anchor="_Toc224543367" w:history="1">
             <w:r>
               <w:rPr>
-                <w:rStyle w:val="Hyperlink"/>
+                <w:rStyle w:val="ae"/>
                 <w:rFonts w:cs="Microsoft JhengHei" w:hint="eastAsia"/>
                 <w:b w:val="0"/>
                 <w:bCs w:val="0"/>
@@ -1355,7 +1331,7 @@
         </w:p>
         <w:p>
           <w:pPr>
-            <w:pStyle w:val="TOC2"/>
+            <w:pStyle w:val="21"/>
             <w:tabs>
               <w:tab w:val="right" w:leader="dot" w:pos="9010"/>
             </w:tabs>
@@ -1372,7 +1348,7 @@
           <w:hyperlink w:anchor="_Toc224543368" w:history="1">
             <w:r>
               <w:rPr>
-                <w:rStyle w:val="Hyperlink"/>
+                <w:rStyle w:val="ae"/>
                 <w:rFonts w:cs="Microsoft JhengHei" w:hint="eastAsia"/>
                 <w:b w:val="0"/>
                 <w:bCs w:val="0"/>
@@ -1446,7 +1422,7 @@
         </w:p>
         <w:p>
           <w:pPr>
-            <w:pStyle w:val="TOC1"/>
+            <w:pStyle w:val="11"/>
             <w:tabs>
               <w:tab w:val="right" w:leader="dot" w:pos="9010"/>
             </w:tabs>
@@ -1463,7 +1439,7 @@
           <w:hyperlink w:anchor="_Toc224543369" w:history="1">
             <w:r>
               <w:rPr>
-                <w:rStyle w:val="Hyperlink"/>
+                <w:rStyle w:val="ae"/>
                 <w:rFonts w:cs="Microsoft JhengHei" w:hint="eastAsia"/>
                 <w:b w:val="0"/>
                 <w:bCs w:val="0"/>
@@ -1553,7 +1529,7 @@
         </w:p>
         <w:p>
           <w:pPr>
-            <w:pStyle w:val="TOC1"/>
+            <w:pStyle w:val="11"/>
             <w:tabs>
               <w:tab w:val="right" w:leader="dot" w:pos="9010"/>
             </w:tabs>
@@ -1570,7 +1546,7 @@
           <w:hyperlink w:anchor="_Toc224543370" w:history="1">
             <w:r>
               <w:rPr>
-                <w:rStyle w:val="Hyperlink"/>
+                <w:rStyle w:val="ae"/>
                 <w:rFonts w:cs="Microsoft JhengHei" w:hint="eastAsia"/>
                 <w:b w:val="0"/>
                 <w:bCs w:val="0"/>
@@ -1701,7 +1677,7 @@
     </w:p>
     <w:p>
       <w:pPr>
-        <w:pStyle w:val="TableofFigures"/>
+        <w:pStyle w:val="af7"/>
         <w:tabs>
           <w:tab w:val="right" w:leader="dot" w:pos="9010"/>
         </w:tabs>
@@ -1759,7 +1735,7 @@
       <w:hyperlink w:anchor="_Toc224543390" w:history="1">
         <w:r>
           <w:rPr>
-            <w:rStyle w:val="Hyperlink"/>
+            <w:rStyle w:val="ae"/>
             <w:rFonts w:cs="Microsoft JhengHei" w:hint="eastAsia"/>
             <w:noProof/>
           </w:rPr>
@@ -1767,14 +1743,14 @@
         </w:r>
         <w:r>
           <w:rPr>
-            <w:rStyle w:val="Hyperlink"/>
+            <w:rStyle w:val="ae"/>
             <w:noProof/>
           </w:rPr>
           <w:t xml:space="preserve"> 1 </w:t>
         </w:r>
         <w:r>
           <w:rPr>
-            <w:rStyle w:val="Hyperlink"/>
+            <w:rStyle w:val="ae"/>
             <w:rFonts w:cs="Microsoft JhengHei" w:hint="eastAsia"/>
             <w:noProof/>
           </w:rPr>
@@ -1832,7 +1808,7 @@
     </w:p>
     <w:p>
       <w:pPr>
-        <w:pStyle w:val="TableofFigures"/>
+        <w:pStyle w:val="af7"/>
         <w:tabs>
           <w:tab w:val="right" w:leader="dot" w:pos="9010"/>
         </w:tabs>
@@ -1845,7 +1821,7 @@
       <w:hyperlink w:anchor="_Toc224543391" w:history="1">
         <w:r>
           <w:rPr>
-            <w:rStyle w:val="Hyperlink"/>
+            <w:rStyle w:val="ae"/>
             <w:rFonts w:cs="Microsoft JhengHei" w:hint="eastAsia"/>
             <w:noProof/>
           </w:rPr>
@@ -1853,14 +1829,14 @@
         </w:r>
         <w:r>
           <w:rPr>
-            <w:rStyle w:val="Hyperlink"/>
+            <w:rStyle w:val="ae"/>
             <w:noProof/>
           </w:rPr>
           <w:t xml:space="preserve"> 2 </w:t>
         </w:r>
         <w:r>
           <w:rPr>
-            <w:rStyle w:val="Hyperlink"/>
+            <w:rStyle w:val="ae"/>
             <w:rFonts w:cs="Microsoft JhengHei" w:hint="eastAsia"/>
             <w:noProof/>
           </w:rPr>
@@ -1918,7 +1894,7 @@
     </w:p>
     <w:p>
       <w:pPr>
-        <w:pStyle w:val="TableofFigures"/>
+        <w:pStyle w:val="af7"/>
         <w:tabs>
           <w:tab w:val="right" w:leader="dot" w:pos="9010"/>
         </w:tabs>
@@ -1931,7 +1907,7 @@
       <w:hyperlink w:anchor="_Toc224543392" w:history="1">
         <w:r>
           <w:rPr>
-            <w:rStyle w:val="Hyperlink"/>
+            <w:rStyle w:val="ae"/>
             <w:rFonts w:cs="Microsoft JhengHei" w:hint="eastAsia"/>
             <w:noProof/>
           </w:rPr>
@@ -1939,14 +1915,14 @@
         </w:r>
         <w:r>
           <w:rPr>
-            <w:rStyle w:val="Hyperlink"/>
+            <w:rStyle w:val="ae"/>
             <w:noProof/>
           </w:rPr>
           <w:t xml:space="preserve"> 3 </w:t>
         </w:r>
         <w:r>
           <w:rPr>
-            <w:rStyle w:val="Hyperlink"/>
+            <w:rStyle w:val="ae"/>
             <w:rFonts w:cs="Microsoft JhengHei" w:hint="eastAsia"/>
             <w:noProof/>
           </w:rPr>
@@ -1954,14 +1930,14 @@
         </w:r>
         <w:r>
           <w:rPr>
-            <w:rStyle w:val="Hyperlink"/>
+            <w:rStyle w:val="ae"/>
             <w:noProof/>
           </w:rPr>
           <w:t>Broca's Area</w:t>
         </w:r>
         <w:r>
           <w:rPr>
-            <w:rStyle w:val="Hyperlink"/>
+            <w:rStyle w:val="ae"/>
             <w:rFonts w:cs="Microsoft JhengHei" w:hint="eastAsia"/>
             <w:noProof/>
           </w:rPr>
@@ -2019,7 +1995,7 @@
     </w:p>
     <w:p>
       <w:pPr>
-        <w:pStyle w:val="TableofFigures"/>
+        <w:pStyle w:val="af7"/>
         <w:tabs>
           <w:tab w:val="right" w:leader="dot" w:pos="9010"/>
         </w:tabs>
@@ -2032,7 +2008,7 @@
       <w:hyperlink w:anchor="_Toc224543393" w:history="1">
         <w:r>
           <w:rPr>
-            <w:rStyle w:val="Hyperlink"/>
+            <w:rStyle w:val="ae"/>
             <w:rFonts w:cs="Microsoft JhengHei" w:hint="eastAsia"/>
             <w:noProof/>
           </w:rPr>
@@ -2040,14 +2016,14 @@
         </w:r>
         <w:r>
           <w:rPr>
-            <w:rStyle w:val="Hyperlink"/>
+            <w:rStyle w:val="ae"/>
             <w:noProof/>
           </w:rPr>
           <w:t xml:space="preserve"> 4 </w:t>
         </w:r>
         <w:r>
           <w:rPr>
-            <w:rStyle w:val="Hyperlink"/>
+            <w:rStyle w:val="ae"/>
             <w:rFonts w:cs="Microsoft JhengHei" w:hint="eastAsia"/>
             <w:noProof/>
           </w:rPr>
@@ -2055,14 +2031,14 @@
         </w:r>
         <w:r>
           <w:rPr>
-            <w:rStyle w:val="Hyperlink"/>
+            <w:rStyle w:val="ae"/>
             <w:noProof/>
           </w:rPr>
           <w:t>Dynamic Restructuring Model, DRM</w:t>
         </w:r>
         <w:r>
           <w:rPr>
-            <w:rStyle w:val="Hyperlink"/>
+            <w:rStyle w:val="ae"/>
             <w:rFonts w:cs="Microsoft JhengHei" w:hint="eastAsia"/>
             <w:noProof/>
           </w:rPr>
@@ -2120,7 +2096,7 @@
     </w:p>
     <w:p>
       <w:pPr>
-        <w:pStyle w:val="TableofFigures"/>
+        <w:pStyle w:val="af7"/>
         <w:tabs>
           <w:tab w:val="right" w:leader="dot" w:pos="9010"/>
         </w:tabs>
@@ -2133,7 +2109,7 @@
       <w:hyperlink w:anchor="_Toc224543394" w:history="1">
         <w:r>
           <w:rPr>
-            <w:rStyle w:val="Hyperlink"/>
+            <w:rStyle w:val="ae"/>
             <w:rFonts w:cs="Microsoft JhengHei" w:hint="eastAsia"/>
             <w:noProof/>
           </w:rPr>
@@ -2141,14 +2117,14 @@
         </w:r>
         <w:r>
           <w:rPr>
-            <w:rStyle w:val="Hyperlink"/>
+            <w:rStyle w:val="ae"/>
             <w:noProof/>
           </w:rPr>
           <w:t xml:space="preserve"> 5 </w:t>
         </w:r>
         <w:r>
           <w:rPr>
-            <w:rStyle w:val="Hyperlink"/>
+            <w:rStyle w:val="ae"/>
             <w:rFonts w:cs="Microsoft JhengHei" w:hint="eastAsia"/>
             <w:noProof/>
           </w:rPr>
@@ -2156,14 +2132,14 @@
         </w:r>
         <w:r>
           <w:rPr>
-            <w:rStyle w:val="Hyperlink"/>
+            <w:rStyle w:val="ae"/>
             <w:noProof/>
           </w:rPr>
           <w:t>-</w:t>
         </w:r>
         <w:r>
           <w:rPr>
-            <w:rStyle w:val="Hyperlink"/>
+            <w:rStyle w:val="ae"/>
             <w:rFonts w:cs="Microsoft JhengHei" w:hint="eastAsia"/>
             <w:noProof/>
           </w:rPr>
@@ -2171,14 +2147,14 @@
         </w:r>
         <w:r>
           <w:rPr>
-            <w:rStyle w:val="Hyperlink"/>
+            <w:rStyle w:val="ae"/>
             <w:noProof/>
           </w:rPr>
           <w:t>Global-local Task</w:t>
         </w:r>
         <w:r>
           <w:rPr>
-            <w:rStyle w:val="Hyperlink"/>
+            <w:rStyle w:val="ae"/>
             <w:rFonts w:cs="Microsoft JhengHei" w:hint="eastAsia"/>
             <w:noProof/>
           </w:rPr>
@@ -2236,7 +2212,7 @@
     </w:p>
     <w:p>
       <w:pPr>
-        <w:pStyle w:val="TableofFigures"/>
+        <w:pStyle w:val="af7"/>
         <w:tabs>
           <w:tab w:val="right" w:leader="dot" w:pos="9010"/>
         </w:tabs>
@@ -2249,7 +2225,7 @@
       <w:hyperlink w:anchor="_Toc224543395" w:history="1">
         <w:r>
           <w:rPr>
-            <w:rStyle w:val="Hyperlink"/>
+            <w:rStyle w:val="ae"/>
             <w:rFonts w:cs="Microsoft JhengHei" w:hint="eastAsia"/>
             <w:noProof/>
           </w:rPr>
@@ -2257,14 +2233,14 @@
         </w:r>
         <w:r>
           <w:rPr>
-            <w:rStyle w:val="Hyperlink"/>
+            <w:rStyle w:val="ae"/>
             <w:noProof/>
           </w:rPr>
           <w:t xml:space="preserve"> 6 </w:t>
         </w:r>
         <w:r>
           <w:rPr>
-            <w:rStyle w:val="Hyperlink"/>
+            <w:rStyle w:val="ae"/>
             <w:rFonts w:cs="Microsoft JhengHei" w:hint="eastAsia"/>
             <w:noProof/>
           </w:rPr>
@@ -2353,7 +2329,7 @@
     </w:p>
     <w:p>
       <w:pPr>
-        <w:pStyle w:val="TableofFigures"/>
+        <w:pStyle w:val="af7"/>
         <w:tabs>
           <w:tab w:val="right" w:leader="dot" w:pos="9010"/>
         </w:tabs>
@@ -2396,7 +2372,7 @@
       <w:hyperlink w:anchor="_Toc224543399" w:history="1">
         <w:r>
           <w:rPr>
-            <w:rStyle w:val="Hyperlink"/>
+            <w:rStyle w:val="ae"/>
             <w:rFonts w:cs="Microsoft JhengHei" w:hint="eastAsia"/>
             <w:noProof/>
           </w:rPr>
@@ -2404,14 +2380,14 @@
         </w:r>
         <w:r>
           <w:rPr>
-            <w:rStyle w:val="Hyperlink"/>
+            <w:rStyle w:val="ae"/>
             <w:noProof/>
           </w:rPr>
           <w:t xml:space="preserve"> 1 </w:t>
         </w:r>
         <w:r>
           <w:rPr>
-            <w:rStyle w:val="Hyperlink"/>
+            <w:rStyle w:val="ae"/>
             <w:rFonts w:cs="Microsoft JhengHei" w:hint="eastAsia"/>
             <w:noProof/>
           </w:rPr>
@@ -2469,7 +2445,7 @@
     </w:p>
     <w:p>
       <w:pPr>
-        <w:pStyle w:val="TableofFigures"/>
+        <w:pStyle w:val="af7"/>
         <w:tabs>
           <w:tab w:val="right" w:leader="dot" w:pos="9010"/>
         </w:tabs>
@@ -2482,7 +2458,7 @@
       <w:hyperlink w:anchor="_Toc224543400" w:history="1">
         <w:r>
           <w:rPr>
-            <w:rStyle w:val="Hyperlink"/>
+            <w:rStyle w:val="ae"/>
             <w:rFonts w:cs="Microsoft JhengHei" w:hint="eastAsia"/>
             <w:noProof/>
           </w:rPr>
@@ -2490,14 +2466,14 @@
         </w:r>
         <w:r>
           <w:rPr>
-            <w:rStyle w:val="Hyperlink"/>
+            <w:rStyle w:val="ae"/>
             <w:noProof/>
           </w:rPr>
           <w:t xml:space="preserve"> 2 </w:t>
         </w:r>
         <w:r>
           <w:rPr>
-            <w:rStyle w:val="Hyperlink"/>
+            <w:rStyle w:val="ae"/>
             <w:rFonts w:cs="Microsoft JhengHei" w:hint="eastAsia"/>
             <w:noProof/>
           </w:rPr>
@@ -2505,14 +2481,14 @@
         </w:r>
         <w:r>
           <w:rPr>
-            <w:rStyle w:val="Hyperlink"/>
+            <w:rStyle w:val="ae"/>
             <w:noProof/>
           </w:rPr>
           <w:t xml:space="preserve"> (DRM) </w:t>
         </w:r>
         <w:r>
           <w:rPr>
-            <w:rStyle w:val="Hyperlink"/>
+            <w:rStyle w:val="ae"/>
             <w:rFonts w:cs="Microsoft JhengHei" w:hint="eastAsia"/>
             <w:noProof/>
           </w:rPr>
@@ -2570,7 +2546,7 @@
     </w:p>
     <w:p>
       <w:pPr>
-        <w:pStyle w:val="TableofFigures"/>
+        <w:pStyle w:val="af7"/>
         <w:tabs>
           <w:tab w:val="right" w:leader="dot" w:pos="9010"/>
         </w:tabs>
@@ -2583,7 +2559,7 @@
       <w:hyperlink w:anchor="_Toc224543401" w:history="1">
         <w:r>
           <w:rPr>
-            <w:rStyle w:val="Hyperlink"/>
+            <w:rStyle w:val="ae"/>
             <w:rFonts w:cs="Microsoft JhengHei" w:hint="eastAsia"/>
             <w:noProof/>
           </w:rPr>
@@ -2591,14 +2567,14 @@
         </w:r>
         <w:r>
           <w:rPr>
-            <w:rStyle w:val="Hyperlink"/>
+            <w:rStyle w:val="ae"/>
             <w:noProof/>
           </w:rPr>
           <w:t xml:space="preserve"> 3 </w:t>
         </w:r>
         <w:r>
           <w:rPr>
-            <w:rStyle w:val="Hyperlink"/>
+            <w:rStyle w:val="ae"/>
             <w:rFonts w:cs="Microsoft JhengHei" w:hint="eastAsia"/>
             <w:noProof/>
           </w:rPr>
@@ -2656,7 +2632,7 @@
     </w:p>
     <w:p>
       <w:pPr>
-        <w:pStyle w:val="TableofFigures"/>
+        <w:pStyle w:val="af7"/>
         <w:tabs>
           <w:tab w:val="right" w:leader="dot" w:pos="9010"/>
         </w:tabs>
@@ -2669,7 +2645,7 @@
       <w:hyperlink w:anchor="_Toc224543402" w:history="1">
         <w:r>
           <w:rPr>
-            <w:rStyle w:val="Hyperlink"/>
+            <w:rStyle w:val="ae"/>
             <w:rFonts w:cs="Microsoft JhengHei" w:hint="eastAsia"/>
             <w:noProof/>
           </w:rPr>
@@ -2677,14 +2653,14 @@
         </w:r>
         <w:r>
           <w:rPr>
-            <w:rStyle w:val="Hyperlink"/>
+            <w:rStyle w:val="ae"/>
             <w:noProof/>
           </w:rPr>
           <w:t xml:space="preserve"> 4 </w:t>
         </w:r>
         <w:r>
           <w:rPr>
-            <w:rStyle w:val="Hyperlink"/>
+            <w:rStyle w:val="ae"/>
             <w:rFonts w:cs="Microsoft JhengHei" w:hint="eastAsia"/>
             <w:noProof/>
           </w:rPr>
@@ -2743,7 +2719,7 @@
     <w:p>
       <w:pPr>
         <w:sectPr>
-          <w:footerReference w:type="default" r:id="rId10"/>
+          <w:footerReference w:type="default" r:id="rId13"/>
           <w:pgSz w:w="11900" w:h="16840"/>
           <w:pgMar w:top="1440" w:right="1440" w:bottom="1440" w:left="1440" w:header="708" w:footer="708" w:gutter="0"/>
           <w:pgNumType w:fmt="lowerRoman" w:start="1"/>
@@ -2757,7 +2733,7 @@
     </w:p>
     <w:p>
       <w:pPr>
-        <w:pStyle w:val="Heading1"/>
+        <w:pStyle w:val="1"/>
       </w:pPr>
       <w:bookmarkStart w:id="0" w:name="_Toc224543359"/>
       <w:r>
@@ -2853,7 +2829,7 @@
     <w:p/>
     <w:p>
       <w:pPr>
-        <w:pStyle w:val="Heading1"/>
+        <w:pStyle w:val="1"/>
       </w:pPr>
       <w:bookmarkStart w:id="1" w:name="_Toc224543360"/>
       <w:r>
@@ -2869,7 +2845,7 @@
     </w:p>
     <w:p>
       <w:pPr>
-        <w:pStyle w:val="Heading2"/>
+        <w:pStyle w:val="2"/>
       </w:pPr>
       <w:bookmarkStart w:id="2" w:name="_Toc224543361"/>
       <w:r>
@@ -2939,116 +2915,10 @@
     <w:p>
       <w:pPr>
         <w:pStyle w:val="Text"/>
+        <w:rPr>
+          <w:lang w:val="en-US"/>
+        </w:rPr>
       </w:pPr>
-      <w:r>
-        <w:lastRenderedPageBreak/>
-        <w:t xml:space="preserve">Johnson </w:t>
-      </w:r>
-      <w:r>
-        <w:rPr>
-          <w:rFonts w:cs="Microsoft JhengHei" w:hint="eastAsia"/>
-        </w:rPr>
-        <w:t>與</w:t>
-      </w:r>
-      <w:r>
-        <w:t xml:space="preserve"> Newport </w:t>
-      </w:r>
-      <w:r>
-        <w:rPr>
-          <w:rFonts w:cs="Microsoft JhengHei" w:hint="eastAsia"/>
-        </w:rPr>
-        <w:t>（</w:t>
-      </w:r>
-      <w:r>
-        <w:t>1989</w:t>
-      </w:r>
-      <w:r>
-        <w:rPr>
-          <w:rFonts w:cs="Microsoft JhengHei" w:hint="eastAsia"/>
-        </w:rPr>
-        <w:t>）</w:t>
-      </w:r>
-      <w:r>
-        <w:rPr>
-          <w:rFonts w:cs="Microsoft JhengHei" w:hint="eastAsia"/>
-        </w:rPr>
-        <w:t>的實證研究支持了此觀點。他們針對</w:t>
-      </w:r>
-      <w:r>
-        <w:t xml:space="preserve"> 46 </w:t>
-      </w:r>
-      <w:r>
-        <w:rPr>
-          <w:rFonts w:cs="Microsoft JhengHei" w:hint="eastAsia"/>
-        </w:rPr>
-        <w:t>位不同年齡移居美國的華裔與韓裔人士進行語法判斷測試，結果發現：抵達美國的年齡與最終英語語法掌握程度呈現強烈負相關。如</w:t>
-      </w:r>
-      <w:r>
-        <w:rPr>
-          <w:rFonts w:hint="eastAsia"/>
-        </w:rPr>
-        <w:t xml:space="preserve"> </w:t>
-      </w:r>
-      <w:r>
-        <w:fldChar w:fldCharType="begin"/>
-      </w:r>
-      <w:r>
-        <w:instrText xml:space="preserve"> REF _Ref223908147 \h  \* MERGEFORMAT </w:instrText>
-      </w:r>
-      <w:r>
-        <w:fldChar w:fldCharType="separate"/>
-      </w:r>
-      <w:r>
-        <w:rPr>
-          <w:rFonts w:cs="Microsoft JhengHei" w:hint="eastAsia"/>
-        </w:rPr>
-        <w:t>圖</w:t>
-      </w:r>
-      <w:r>
-        <w:rPr>
-          <w:rFonts w:hint="eastAsia"/>
-        </w:rPr>
-        <w:t xml:space="preserve"> </w:t>
-      </w:r>
-      <w:r>
-        <w:rPr>
-          <w:noProof/>
-        </w:rPr>
-        <w:t>1</w:t>
-      </w:r>
-      <w:r>
-        <w:fldChar w:fldCharType="end"/>
-      </w:r>
-      <w:r>
-        <w:rPr>
-          <w:rFonts w:hint="eastAsia"/>
-        </w:rPr>
-        <w:t xml:space="preserve"> </w:t>
-      </w:r>
-      <w:r>
-        <w:rPr>
-          <w:rFonts w:cs="Microsoft JhengHei" w:hint="eastAsia"/>
-        </w:rPr>
-        <w:t>所示，</w:t>
-      </w:r>
-      <w:r>
-        <w:t xml:space="preserve">3 </w:t>
-      </w:r>
-      <w:r>
-        <w:rPr>
-          <w:rFonts w:cs="Microsoft JhengHei" w:hint="eastAsia"/>
-        </w:rPr>
-        <w:t>至</w:t>
-      </w:r>
-      <w:r>
-        <w:t xml:space="preserve"> 7 </w:t>
-      </w:r>
-      <w:r>
-        <w:rPr>
-          <w:rFonts w:cs="Microsoft JhengHei" w:hint="eastAsia"/>
-        </w:rPr>
-        <w:t>歲抵達者的表現與母語人士幾無二致，但隨後表現則隨年齡增加而呈現線性下降。</w:t>
-      </w:r>
     </w:p>
     <w:p>
       <w:pPr>
@@ -3060,8 +2930,9 @@
           <w:rFonts w:hint="eastAsia"/>
           <w:noProof/>
         </w:rPr>
+        <w:lastRenderedPageBreak/>
         <w:drawing>
-          <wp:inline distT="0" distB="0" distL="0" distR="0" wp14:anchorId="3C1435A6" wp14:editId="7D07BB48">
+          <wp:inline distT="0" distB="0" distL="0" distR="0" wp14:anchorId="1836A033" wp14:editId="7E21DED1">
             <wp:extent cx="3888105" cy="2714758"/>
             <wp:effectExtent l="0" t="0" r="0" b="0"/>
             <wp:docPr id="1266798774" name="Picture 3" descr="A graph of a critical period&#10;&#10;AI-generated content may be incorrect."/>
@@ -3076,7 +2947,7 @@
                     <pic:cNvPicPr/>
                   </pic:nvPicPr>
                   <pic:blipFill rotWithShape="1">
-                    <a:blip r:embed="rId11" cstate="print">
+                    <a:blip r:embed="rId14" cstate="print">
                       <a:extLst>
                         <a:ext uri="{28A0092B-C50C-407E-A947-70E740481C1C}">
                           <a14:useLocalDpi xmlns:a14="http://schemas.microsoft.com/office/drawing/2010/main" val="0"/>
@@ -3492,139 +3363,119 @@
       <w:pPr>
         <w:pStyle w:val="Text"/>
       </w:pPr>
-    </w:p>
-    <w:p>
-      <w:pPr>
-        <w:pStyle w:val="Heading2"/>
-      </w:pPr>
-      <w:bookmarkStart w:id="6" w:name="_Toc224543362"/>
-      <w:r>
-        <w:rPr>
-          <w:rFonts w:cs="Microsoft JhengHei" w:hint="eastAsia"/>
-        </w:rPr>
-        <w:t>二、大規模數據對臨界點的修正</w:t>
-      </w:r>
-      <w:bookmarkEnd w:id="6"/>
+      <w:r>
+        <w:t xml:space="preserve">Johnson </w:t>
+      </w:r>
+      <w:r>
+        <w:rPr>
+          <w:rFonts w:cs="Microsoft JhengHei" w:hint="eastAsia"/>
+        </w:rPr>
+        <w:t>與</w:t>
+      </w:r>
+      <w:r>
+        <w:t xml:space="preserve"> Newport </w:t>
+      </w:r>
+      <w:r>
+        <w:rPr>
+          <w:rFonts w:cs="Microsoft JhengHei" w:hint="eastAsia"/>
+        </w:rPr>
+        <w:t>（</w:t>
+      </w:r>
+      <w:r>
+        <w:t>1989</w:t>
+      </w:r>
+      <w:r>
+        <w:rPr>
+          <w:rFonts w:cs="Microsoft JhengHei" w:hint="eastAsia"/>
+        </w:rPr>
+        <w:t>）</w:t>
+      </w:r>
+      <w:r>
+        <w:rPr>
+          <w:rFonts w:cs="Microsoft JhengHei" w:hint="eastAsia"/>
+        </w:rPr>
+        <w:t>的實證研究支持了此觀點。他們針對</w:t>
+      </w:r>
+      <w:r>
+        <w:t xml:space="preserve"> 46 </w:t>
+      </w:r>
+      <w:r>
+        <w:rPr>
+          <w:rFonts w:cs="Microsoft JhengHei" w:hint="eastAsia"/>
+        </w:rPr>
+        <w:t>位不同年齡移居美國的華裔與韓裔人士進行語法判斷測試，結果發現：抵達美國的年齡與最終英語語法掌握程度呈現強烈負相關。如</w:t>
+      </w:r>
+      <w:r>
+        <w:rPr>
+          <w:rFonts w:hint="eastAsia"/>
+        </w:rPr>
+        <w:t xml:space="preserve"> </w:t>
+      </w:r>
+      <w:r>
+        <w:fldChar w:fldCharType="begin"/>
+      </w:r>
+      <w:r>
+        <w:instrText xml:space="preserve"> REF _Ref223908147 \h  \* MERGEFORMAT </w:instrText>
+      </w:r>
+      <w:r>
+        <w:fldChar w:fldCharType="separate"/>
+      </w:r>
+      <w:r>
+        <w:rPr>
+          <w:rFonts w:cs="Microsoft JhengHei" w:hint="eastAsia"/>
+        </w:rPr>
+        <w:t>圖</w:t>
+      </w:r>
+      <w:r>
+        <w:rPr>
+          <w:rFonts w:hint="eastAsia"/>
+        </w:rPr>
+        <w:t xml:space="preserve"> </w:t>
+      </w:r>
+      <w:r>
+        <w:rPr>
+          <w:noProof/>
+        </w:rPr>
+        <w:t>1</w:t>
+      </w:r>
+      <w:r>
+        <w:fldChar w:fldCharType="end"/>
+      </w:r>
+      <w:r>
+        <w:rPr>
+          <w:rFonts w:hint="eastAsia"/>
+        </w:rPr>
+        <w:t xml:space="preserve"> </w:t>
+      </w:r>
+      <w:r>
+        <w:rPr>
+          <w:rFonts w:cs="Microsoft JhengHei" w:hint="eastAsia"/>
+        </w:rPr>
+        <w:t>所示，</w:t>
+      </w:r>
+      <w:r>
+        <w:t xml:space="preserve">3 </w:t>
+      </w:r>
+      <w:r>
+        <w:rPr>
+          <w:rFonts w:cs="Microsoft JhengHei" w:hint="eastAsia"/>
+        </w:rPr>
+        <w:t>至</w:t>
+      </w:r>
+      <w:r>
+        <w:t xml:space="preserve"> 7 </w:t>
+      </w:r>
+      <w:r>
+        <w:rPr>
+          <w:rFonts w:cs="Microsoft JhengHei" w:hint="eastAsia"/>
+        </w:rPr>
+        <w:t>歲抵達者的表現與母語人士幾無二致，但隨後表現則隨年齡增加而呈現線性下降。</w:t>
+      </w:r>
     </w:p>
     <w:p>
       <w:pPr>
         <w:pStyle w:val="Text"/>
       </w:pPr>
-      <w:r>
-        <w:t xml:space="preserve">Hartshorne </w:t>
-      </w:r>
-      <w:r>
-        <w:rPr>
-          <w:rFonts w:cs="Microsoft JhengHei" w:hint="eastAsia"/>
-        </w:rPr>
-        <w:t>等人於</w:t>
-      </w:r>
-      <w:r>
-        <w:t xml:space="preserve"> 2018 </w:t>
-      </w:r>
-      <w:r>
-        <w:rPr>
-          <w:rFonts w:cs="Microsoft JhengHei" w:hint="eastAsia"/>
-        </w:rPr>
-        <w:t>年透過網路收集了約</w:t>
-      </w:r>
-      <w:r>
-        <w:t xml:space="preserve"> 67 </w:t>
-      </w:r>
-      <w:r>
-        <w:rPr>
-          <w:rFonts w:cs="Microsoft JhengHei" w:hint="eastAsia"/>
-        </w:rPr>
-        <w:t>萬人的語法測驗大數據</w:t>
-      </w:r>
-      <w:r>
-        <w:rPr>
-          <w:rFonts w:cs="Microsoft JhengHei" w:hint="eastAsia"/>
-        </w:rPr>
-        <w:t>（如</w:t>
-      </w:r>
-      <w:r>
-        <w:fldChar w:fldCharType="begin"/>
-      </w:r>
-      <w:r>
-        <w:instrText xml:space="preserve"> </w:instrText>
-      </w:r>
-      <w:r>
-        <w:rPr>
-          <w:rFonts w:hint="eastAsia"/>
-        </w:rPr>
-        <w:instrText>REF _Ref224533510 \h</w:instrText>
-      </w:r>
-      <w:r>
-        <w:instrText xml:space="preserve"> </w:instrText>
-      </w:r>
-      <w:r>
-        <w:instrText xml:space="preserve"> \* MERGEFORMAT </w:instrText>
-      </w:r>
-      <w:r>
-        <w:fldChar w:fldCharType="separate"/>
-      </w:r>
-      <w:r>
-        <w:rPr>
-          <w:rFonts w:cs="Microsoft JhengHei" w:hint="eastAsia"/>
-        </w:rPr>
-        <w:t>圖</w:t>
-      </w:r>
-      <w:r>
-        <w:rPr>
-          <w:rFonts w:hint="eastAsia"/>
-        </w:rPr>
-        <w:t xml:space="preserve"> </w:t>
-      </w:r>
-      <w:r>
-        <w:rPr>
-          <w:noProof/>
-        </w:rPr>
-        <w:t>2</w:t>
-      </w:r>
-      <w:r>
-        <w:fldChar w:fldCharType="end"/>
-      </w:r>
-      <w:r>
-        <w:rPr>
-          <w:rFonts w:cs="Microsoft JhengHei" w:hint="eastAsia"/>
-        </w:rPr>
-        <w:t>）</w:t>
-      </w:r>
-      <w:r>
-        <w:rPr>
-          <w:rFonts w:cs="Microsoft JhengHei" w:hint="eastAsia"/>
-        </w:rPr>
-        <w:t>，進一步精細化了關鍵期的時程。該研究指出，雖然語言學習速率隨年齡遞減，但若要達到與母語人士相近的「極致成就（</w:t>
-      </w:r>
-      <w:r>
-        <w:t>Ultimate attainment</w:t>
-      </w:r>
-      <w:r>
-        <w:rPr>
-          <w:rFonts w:cs="Microsoft JhengHei" w:hint="eastAsia"/>
-        </w:rPr>
-        <w:t>）」，起始年齡必須在</w:t>
-      </w:r>
-      <w:r>
-        <w:t xml:space="preserve"> 10 </w:t>
-      </w:r>
-      <w:r>
-        <w:rPr>
-          <w:rFonts w:cs="Microsoft JhengHei" w:hint="eastAsia"/>
-        </w:rPr>
-        <w:t>至</w:t>
-      </w:r>
-      <w:r>
-        <w:t xml:space="preserve"> 12 </w:t>
-      </w:r>
-      <w:r>
-        <w:rPr>
-          <w:rFonts w:cs="Microsoft JhengHei" w:hint="eastAsia"/>
-        </w:rPr>
-        <w:lastRenderedPageBreak/>
-        <w:t>歲之前。這顯示小學低年級介入二語學習，能確保學習者在能力下降前擁有更充裕的發展時間。</w:t>
-      </w:r>
     </w:p>
     <w:p>
       <w:pPr>
@@ -3636,6 +3487,7 @@
           <w:rFonts w:hint="eastAsia"/>
           <w:noProof/>
         </w:rPr>
+        <w:lastRenderedPageBreak/>
         <w:drawing>
           <wp:inline distT="0" distB="0" distL="0" distR="0" wp14:anchorId="5FC226CB" wp14:editId="365731B5">
             <wp:extent cx="2837236" cy="2935705"/>
@@ -3652,7 +3504,7 @@
                     <pic:cNvPicPr/>
                   </pic:nvPicPr>
                   <pic:blipFill rotWithShape="1">
-                    <a:blip r:embed="rId12" cstate="print">
+                    <a:blip r:embed="rId15" cstate="print">
                       <a:extLst>
                         <a:ext uri="{28A0092B-C50C-407E-A947-70E740481C1C}">
                           <a14:useLocalDpi xmlns:a14="http://schemas.microsoft.com/office/drawing/2010/main" val="0"/>
@@ -3700,8 +3552,8 @@
           <w:szCs w:val="24"/>
         </w:rPr>
       </w:pPr>
-      <w:bookmarkStart w:id="7" w:name="_Ref224533510"/>
-      <w:bookmarkStart w:id="8" w:name="_Toc224543391"/>
+      <w:bookmarkStart w:id="6" w:name="_Ref224533510"/>
+      <w:bookmarkStart w:id="7" w:name="_Toc224543391"/>
       <w:r>
         <w:rPr>
           <w:rFonts w:cs="Microsoft JhengHei" w:hint="eastAsia"/>
@@ -3807,28 +3659,28 @@
         </w:rPr>
         <w:fldChar w:fldCharType="end"/>
       </w:r>
+      <w:bookmarkEnd w:id="6"/>
+      <w:r>
+        <w:rPr>
+          <w:rFonts w:hint="eastAsia"/>
+          <w:i w:val="0"/>
+          <w:iCs w:val="0"/>
+          <w:sz w:val="24"/>
+          <w:szCs w:val="24"/>
+        </w:rPr>
+        <w:t xml:space="preserve"> </w:t>
+      </w:r>
+      <w:r>
+        <w:rPr>
+          <w:rFonts w:cs="Microsoft JhengHei" w:hint="eastAsia"/>
+          <w:i w:val="0"/>
+          <w:iCs w:val="0"/>
+          <w:sz w:val="24"/>
+          <w:szCs w:val="24"/>
+        </w:rPr>
+        <w:t>語言極致成就與初次接觸年齡之關係</w:t>
+      </w:r>
       <w:bookmarkEnd w:id="7"/>
-      <w:r>
-        <w:rPr>
-          <w:rFonts w:hint="eastAsia"/>
-          <w:i w:val="0"/>
-          <w:iCs w:val="0"/>
-          <w:sz w:val="24"/>
-          <w:szCs w:val="24"/>
-        </w:rPr>
-        <w:t xml:space="preserve"> </w:t>
-      </w:r>
-      <w:r>
-        <w:rPr>
-          <w:rFonts w:cs="Microsoft JhengHei" w:hint="eastAsia"/>
-          <w:i w:val="0"/>
-          <w:iCs w:val="0"/>
-          <w:sz w:val="24"/>
-          <w:szCs w:val="24"/>
-        </w:rPr>
-        <w:t>語言極致成就與初次接觸年齡之關係</w:t>
-      </w:r>
-      <w:bookmarkEnd w:id="8"/>
     </w:p>
     <w:p>
       <w:pPr>
@@ -4080,80 +3932,58 @@
         <w:t>）。</w:t>
       </w:r>
     </w:p>
-    <w:p/>
     <w:p>
       <w:pPr>
-        <w:pStyle w:val="Heading2"/>
+        <w:pStyle w:val="2"/>
+        <w:rPr>
+          <w:rFonts w:cs="Microsoft JhengHei"/>
+          <w:lang w:val="en-US"/>
+        </w:rPr>
       </w:pPr>
-      <w:bookmarkStart w:id="9" w:name="_Toc224543363"/>
-      <w:r>
-        <w:rPr>
-          <w:rFonts w:cs="Microsoft JhengHei" w:hint="eastAsia"/>
-        </w:rPr>
-        <w:t>三、腦科學中的雙語表徵</w:t>
-      </w:r>
-      <w:bookmarkEnd w:id="9"/>
+      <w:bookmarkStart w:id="8" w:name="_Toc224543362"/>
+    </w:p>
+    <w:p>
+      <w:pPr>
+        <w:pStyle w:val="2"/>
+      </w:pPr>
+      <w:r>
+        <w:rPr>
+          <w:rFonts w:cs="Microsoft JhengHei" w:hint="eastAsia"/>
+        </w:rPr>
+        <w:t>二、大規模數據對臨界點的修正</w:t>
+      </w:r>
+      <w:bookmarkEnd w:id="8"/>
     </w:p>
     <w:p>
       <w:pPr>
         <w:pStyle w:val="Text"/>
       </w:pPr>
       <w:r>
-        <w:t xml:space="preserve">Kim </w:t>
-      </w:r>
-      <w:r>
-        <w:rPr>
-          <w:rFonts w:cs="Microsoft JhengHei" w:hint="eastAsia"/>
-        </w:rPr>
-        <w:t>等人</w:t>
-      </w:r>
-      <w:r>
-        <w:rPr>
-          <w:rFonts w:cs="Microsoft JhengHei" w:hint="eastAsia"/>
-        </w:rPr>
-        <w:t>（</w:t>
-      </w:r>
-      <w:r>
-        <w:t>1997</w:t>
-      </w:r>
-      <w:r>
-        <w:rPr>
-          <w:rFonts w:cs="Microsoft JhengHei" w:hint="eastAsia"/>
-        </w:rPr>
-        <w:t>）</w:t>
-      </w:r>
-      <w:r>
-        <w:rPr>
-          <w:rFonts w:cs="Microsoft JhengHei" w:hint="eastAsia"/>
-        </w:rPr>
-        <w:t>利用功能性磁振造影</w:t>
-      </w:r>
-      <w:r>
-        <w:rPr>
-          <w:rFonts w:cs="Microsoft JhengHei" w:hint="eastAsia"/>
-        </w:rPr>
-        <w:t>（</w:t>
-      </w:r>
-      <w:r>
-        <w:t>fMRI</w:t>
-      </w:r>
-      <w:r>
-        <w:rPr>
-          <w:rFonts w:cs="Microsoft JhengHei" w:hint="eastAsia"/>
-        </w:rPr>
-        <w:t>）</w:t>
-      </w:r>
-      <w:r>
-        <w:rPr>
-          <w:rFonts w:cs="Microsoft JhengHei" w:hint="eastAsia"/>
-        </w:rPr>
-        <w:t>觀察不同年齡習得二語者的大腦活化。研究</w:t>
-      </w:r>
-      <w:r>
-        <w:rPr>
-          <w:rFonts w:cs="Microsoft JhengHei" w:hint="eastAsia"/>
-        </w:rPr>
-        <w:t>結果（如</w:t>
+        <w:t xml:space="preserve">Hartshorne </w:t>
+      </w:r>
+      <w:r>
+        <w:rPr>
+          <w:rFonts w:cs="Microsoft JhengHei" w:hint="eastAsia"/>
+        </w:rPr>
+        <w:t>等人於</w:t>
+      </w:r>
+      <w:r>
+        <w:t xml:space="preserve"> 2018 </w:t>
+      </w:r>
+      <w:r>
+        <w:rPr>
+          <w:rFonts w:cs="Microsoft JhengHei" w:hint="eastAsia"/>
+        </w:rPr>
+        <w:t>年透過網路收集了約</w:t>
+      </w:r>
+      <w:r>
+        <w:t xml:space="preserve"> 67 </w:t>
+      </w:r>
+      <w:r>
+        <w:rPr>
+          <w:rFonts w:cs="Microsoft JhengHei" w:hint="eastAsia"/>
+        </w:rPr>
+        <w:t>萬人的語法測驗大數據（如</w:t>
       </w:r>
       <w:r>
         <w:fldChar w:fldCharType="begin"/>
@@ -4165,13 +3995,10 @@
         <w:rPr>
           <w:rFonts w:hint="eastAsia"/>
         </w:rPr>
-        <w:instrText>REF _Ref224533569 \h</w:instrText>
-      </w:r>
-      <w:r>
-        <w:instrText xml:space="preserve"> </w:instrText>
-      </w:r>
-      <w:r>
-        <w:instrText xml:space="preserve"> \* MERGEFORMAT </w:instrText>
+        <w:instrText>REF _Ref224533510 \h</w:instrText>
+      </w:r>
+      <w:r>
+        <w:instrText xml:space="preserve">  \* MERGEFORMAT </w:instrText>
       </w:r>
       <w:r>
         <w:fldChar w:fldCharType="separate"/>
@@ -4192,7 +4019,7 @@
         <w:rPr>
           <w:noProof/>
         </w:rPr>
-        <w:t>3</w:t>
+        <w:t>2</w:t>
       </w:r>
       <w:r>
         <w:fldChar w:fldCharType="end"/>
@@ -4201,34 +4028,45 @@
         <w:rPr>
           <w:rFonts w:cs="Microsoft JhengHei" w:hint="eastAsia"/>
         </w:rPr>
-        <w:t>）</w:t>
-      </w:r>
-      <w:r>
-        <w:rPr>
-          <w:rFonts w:cs="Microsoft JhengHei" w:hint="eastAsia"/>
-        </w:rPr>
-        <w:t>發現，若在童年早期習得二語，母語與二語在布洛卡區域（</w:t>
-      </w:r>
-      <w:r>
-        <w:t>Broca's area</w:t>
-      </w:r>
-      <w:r>
-        <w:rPr>
-          <w:rFonts w:cs="Microsoft JhengHei" w:hint="eastAsia"/>
-        </w:rPr>
-        <w:t>）傾向共用相同的神經網絡；反之，若在成年後才學習，兩者活化區域</w:t>
-      </w:r>
-      <w:r>
-        <w:rPr>
-          <w:rFonts w:cs="Microsoft JhengHei" w:hint="eastAsia"/>
-        </w:rPr>
-        <w:lastRenderedPageBreak/>
-        <w:t>則在空間上呈現分離。這證明早期學習能使大腦以更高效、類似母語處理的方式來管理雙語系統。</w:t>
-      </w:r>
+        <w:t>），進一步精細化了關鍵期的時程。該研究指出，雖然語言學習速率隨年齡遞減，但若要達到與母語人士相近的「極致成就（</w:t>
+      </w:r>
+      <w:r>
+        <w:t>Ultimate attainment</w:t>
+      </w:r>
+      <w:r>
+        <w:rPr>
+          <w:rFonts w:cs="Microsoft JhengHei" w:hint="eastAsia"/>
+        </w:rPr>
+        <w:t>）」，起始年齡必須在</w:t>
+      </w:r>
+      <w:r>
+        <w:t xml:space="preserve"> 10 </w:t>
+      </w:r>
+      <w:r>
+        <w:rPr>
+          <w:rFonts w:cs="Microsoft JhengHei" w:hint="eastAsia"/>
+        </w:rPr>
+        <w:t>至</w:t>
+      </w:r>
+      <w:r>
+        <w:t xml:space="preserve"> 12 </w:t>
+      </w:r>
+      <w:r>
+        <w:rPr>
+          <w:rFonts w:cs="Microsoft JhengHei" w:hint="eastAsia"/>
+        </w:rPr>
+        <w:t>歲之前。這顯示小學低年級介入二語學習，能確保學習者在能力下降前擁有更充裕的發展時間。</w:t>
+      </w:r>
+    </w:p>
+    <w:p/>
+    <w:p>
+      <w:pPr>
+        <w:pStyle w:val="Text"/>
+      </w:pPr>
     </w:p>
     <w:tbl>
       <w:tblPr>
-        <w:tblStyle w:val="TableGrid"/>
+        <w:tblStyle w:val="af2"/>
         <w:tblW w:w="0" w:type="auto"/>
         <w:tblBorders>
           <w:top w:val="none" w:sz="0" w:space="0" w:color="auto"/>
@@ -4278,7 +4116,7 @@
                           <pic:cNvPicPr/>
                         </pic:nvPicPr>
                         <pic:blipFill rotWithShape="1">
-                          <a:blip r:embed="rId13" cstate="print">
+                          <a:blip r:embed="rId16" cstate="print">
                             <a:extLst>
                               <a:ext uri="{28A0092B-C50C-407E-A947-70E740481C1C}">
                                 <a14:useLocalDpi xmlns:a14="http://schemas.microsoft.com/office/drawing/2010/main" val="0"/>
@@ -4348,7 +4186,7 @@
                           <pic:cNvPicPr/>
                         </pic:nvPicPr>
                         <pic:blipFill rotWithShape="1">
-                          <a:blip r:embed="rId14" cstate="print">
+                          <a:blip r:embed="rId17" cstate="print">
                             <a:extLst>
                               <a:ext uri="{28A0092B-C50C-407E-A947-70E740481C1C}">
                                 <a14:useLocalDpi xmlns:a14="http://schemas.microsoft.com/office/drawing/2010/main" val="0"/>
@@ -4457,8 +4295,8 @@
           <w:szCs w:val="24"/>
         </w:rPr>
       </w:pPr>
-      <w:bookmarkStart w:id="10" w:name="_Ref224533569"/>
-      <w:bookmarkStart w:id="11" w:name="_Toc224543392"/>
+      <w:bookmarkStart w:id="9" w:name="_Ref224533569"/>
+      <w:bookmarkStart w:id="10" w:name="_Toc224543392"/>
       <w:r>
         <w:rPr>
           <w:rFonts w:cs="Microsoft JhengHei" w:hint="eastAsia"/>
@@ -4564,48 +4402,48 @@
         </w:rPr>
         <w:fldChar w:fldCharType="end"/>
       </w:r>
+      <w:bookmarkEnd w:id="9"/>
+      <w:r>
+        <w:rPr>
+          <w:rFonts w:hint="eastAsia"/>
+          <w:i w:val="0"/>
+          <w:iCs w:val="0"/>
+          <w:sz w:val="24"/>
+          <w:szCs w:val="24"/>
+        </w:rPr>
+        <w:t xml:space="preserve"> </w:t>
+      </w:r>
+      <w:r>
+        <w:rPr>
+          <w:rFonts w:cs="Microsoft JhengHei" w:hint="eastAsia"/>
+          <w:i w:val="0"/>
+          <w:iCs w:val="0"/>
+          <w:sz w:val="24"/>
+          <w:szCs w:val="24"/>
+        </w:rPr>
+        <w:t>晚期與早期雙語者在布洛卡區（</w:t>
+      </w:r>
+      <w:r>
+        <w:rPr>
+          <w:rFonts w:hint="eastAsia"/>
+          <w:i w:val="0"/>
+          <w:iCs w:val="0"/>
+          <w:sz w:val="24"/>
+          <w:szCs w:val="24"/>
+        </w:rPr>
+        <w:t>Broca's Area</w:t>
+      </w:r>
+      <w:r>
+        <w:rPr>
+          <w:rFonts w:cs="Microsoft JhengHei" w:hint="eastAsia"/>
+          <w:i w:val="0"/>
+          <w:iCs w:val="0"/>
+          <w:sz w:val="24"/>
+          <w:szCs w:val="24"/>
+        </w:rPr>
+        <w:t>）之語言表徵差異</w:t>
+      </w:r>
       <w:bookmarkEnd w:id="10"/>
-      <w:r>
-        <w:rPr>
-          <w:rFonts w:hint="eastAsia"/>
-          <w:i w:val="0"/>
-          <w:iCs w:val="0"/>
-          <w:sz w:val="24"/>
-          <w:szCs w:val="24"/>
-        </w:rPr>
-        <w:t xml:space="preserve"> </w:t>
-      </w:r>
-      <w:r>
-        <w:rPr>
-          <w:rFonts w:cs="Microsoft JhengHei" w:hint="eastAsia"/>
-          <w:i w:val="0"/>
-          <w:iCs w:val="0"/>
-          <w:sz w:val="24"/>
-          <w:szCs w:val="24"/>
-        </w:rPr>
-        <w:t>晚期與早期雙語者在布洛卡區（</w:t>
-      </w:r>
-      <w:r>
-        <w:rPr>
-          <w:rFonts w:hint="eastAsia"/>
-          <w:i w:val="0"/>
-          <w:iCs w:val="0"/>
-          <w:sz w:val="24"/>
-          <w:szCs w:val="24"/>
-        </w:rPr>
-        <w:t>Broca's Area</w:t>
-      </w:r>
-      <w:r>
-        <w:rPr>
-          <w:rFonts w:cs="Microsoft JhengHei" w:hint="eastAsia"/>
-          <w:i w:val="0"/>
-          <w:iCs w:val="0"/>
-          <w:sz w:val="24"/>
-          <w:szCs w:val="24"/>
-        </w:rPr>
-        <w:t>）之語言表徵差異</w:t>
-      </w:r>
-      <w:bookmarkEnd w:id="11"/>
     </w:p>
     <w:p>
       <w:pPr>
@@ -4618,6 +4456,7 @@
           <w:iCs w:val="0"/>
           <w:sz w:val="24"/>
           <w:szCs w:val="24"/>
+          <w:lang w:val="en-US"/>
         </w:rPr>
       </w:pPr>
       <w:r>
@@ -4879,61 +4718,59 @@
         </w:rPr>
         <w:t>）。</w:t>
       </w:r>
+    </w:p>
+    <w:p>
+      <w:pPr>
+        <w:pStyle w:val="2"/>
+        <w:rPr>
+          <w:rFonts w:cs="Microsoft JhengHei"/>
+          <w:lang w:val="en-US"/>
+        </w:rPr>
+      </w:pPr>
+      <w:bookmarkStart w:id="11" w:name="_Toc224543363"/>
+    </w:p>
+    <w:p>
+      <w:pPr>
+        <w:pStyle w:val="2"/>
+      </w:pPr>
+      <w:r>
+        <w:rPr>
+          <w:rFonts w:cs="Microsoft JhengHei" w:hint="eastAsia"/>
+        </w:rPr>
+        <w:t>三、腦科學中的雙語表徵</w:t>
+      </w:r>
+      <w:bookmarkEnd w:id="11"/>
     </w:p>
     <w:p>
       <w:pPr>
         <w:pStyle w:val="Text"/>
       </w:pPr>
-    </w:p>
-    <w:p>
-      <w:pPr>
-        <w:pStyle w:val="Text"/>
-        <w:rPr>
-          <w:rFonts w:hint="eastAsia"/>
-          <w:lang w:val="en-US"/>
-        </w:rPr>
-      </w:pPr>
-      <w:r>
-        <w:rPr>
-          <w:rFonts w:hint="eastAsia"/>
-        </w:rPr>
-        <w:t>Pliatsikas</w:t>
-      </w:r>
-      <w:r>
-        <w:rPr>
-          <w:rFonts w:cs="Microsoft JhengHei" w:hint="eastAsia"/>
-        </w:rPr>
-        <w:t>（</w:t>
-      </w:r>
-      <w:r>
-        <w:rPr>
-          <w:rFonts w:hint="eastAsia"/>
-        </w:rPr>
-        <w:t>2020</w:t>
-      </w:r>
-      <w:r>
-        <w:rPr>
-          <w:rFonts w:cs="Microsoft JhengHei" w:hint="eastAsia"/>
-        </w:rPr>
-        <w:t>）提出「動態重組模型」（</w:t>
-      </w:r>
-      <w:r>
-        <w:rPr>
-          <w:rFonts w:hint="eastAsia"/>
-        </w:rPr>
-        <w:t>Dynamic Restructuring Model</w:t>
-      </w:r>
-      <w:r>
-        <w:rPr>
-          <w:rFonts w:cs="Microsoft JhengHei" w:hint="eastAsia"/>
-        </w:rPr>
-        <w:t>），用時間歷程來解釋在經驗驅動下，神經可塑性如何影響雙語者的大腦結構。</w:t>
-      </w:r>
-      <w:r>
-        <w:rPr>
-          <w:rFonts w:cs="Microsoft JhengHei" w:hint="eastAsia"/>
-        </w:rPr>
-        <w:t>如</w:t>
+      <w:r>
+        <w:t xml:space="preserve">Kim </w:t>
+      </w:r>
+      <w:r>
+        <w:rPr>
+          <w:rFonts w:cs="Microsoft JhengHei" w:hint="eastAsia"/>
+        </w:rPr>
+        <w:t>等人（</w:t>
+      </w:r>
+      <w:r>
+        <w:t>1997</w:t>
+      </w:r>
+      <w:r>
+        <w:rPr>
+          <w:rFonts w:cs="Microsoft JhengHei" w:hint="eastAsia"/>
+        </w:rPr>
+        <w:t>）利用功能性磁振造影（</w:t>
+      </w:r>
+      <w:r>
+        <w:t>fMRI</w:t>
+      </w:r>
+      <w:r>
+        <w:rPr>
+          <w:rFonts w:cs="Microsoft JhengHei" w:hint="eastAsia"/>
+        </w:rPr>
+        <w:t>）觀察不同年齡習得二語者的大腦活化。研究結果（如</w:t>
       </w:r>
       <w:r>
         <w:fldChar w:fldCharType="begin"/>
@@ -4945,13 +4782,10 @@
         <w:rPr>
           <w:rFonts w:hint="eastAsia"/>
         </w:rPr>
-        <w:instrText>REF _Ref224533610 \h</w:instrText>
-      </w:r>
-      <w:r>
-        <w:instrText xml:space="preserve"> </w:instrText>
-      </w:r>
-      <w:r>
-        <w:instrText xml:space="preserve"> \* MERGEFORMAT </w:instrText>
+        <w:instrText>REF _Ref224533569 \h</w:instrText>
+      </w:r>
+      <w:r>
+        <w:instrText xml:space="preserve">  \* MERGEFORMAT </w:instrText>
       </w:r>
       <w:r>
         <w:fldChar w:fldCharType="separate"/>
@@ -4972,7 +4806,7 @@
         <w:rPr>
           <w:noProof/>
         </w:rPr>
-        <w:t>4</w:t>
+        <w:t>3</w:t>
       </w:r>
       <w:r>
         <w:fldChar w:fldCharType="end"/>
@@ -4981,13 +4815,16 @@
         <w:rPr>
           <w:rFonts w:cs="Microsoft JhengHei" w:hint="eastAsia"/>
         </w:rPr>
-        <w:t>所示，</w:t>
-      </w:r>
-      <w:r>
-        <w:rPr>
-          <w:rFonts w:cs="Microsoft JhengHei" w:hint="eastAsia"/>
-        </w:rPr>
-        <w:t>雙語經驗能夠促使大腦結構進行適應性調整，增強認知控制與效率，其關鍵在於灰質的階段性轉變。此外，語言學習會導致白質的完整性和連接效率的提高。這種動態的結構能夠幫助大腦對抗衰老過程和病理性神經退化。這表示學習第二語言能夠透過神經可塑性優化大腦結構。</w:t>
+        <w:t>）發現，若在童年早期習得二語，母語與二語在布洛卡區域（</w:t>
+      </w:r>
+      <w:r>
+        <w:t>Broca's area</w:t>
+      </w:r>
+      <w:r>
+        <w:rPr>
+          <w:rFonts w:cs="Microsoft JhengHei" w:hint="eastAsia"/>
+        </w:rPr>
+        <w:t>）傾向共用相同的神經網絡；反之，若在成年後才學習，兩者活化區域則在空間上呈現分離。這證明早期學習能使大腦以更高效、類似母語處理的方式來管理雙語系統。</w:t>
       </w:r>
     </w:p>
     <w:p>
@@ -5017,7 +4854,7 @@
                     <pic:cNvPicPr/>
                   </pic:nvPicPr>
                   <pic:blipFill rotWithShape="1">
-                    <a:blip r:embed="rId15" cstate="print">
+                    <a:blip r:embed="rId18" cstate="print">
                       <a:extLst>
                         <a:ext uri="{28A0092B-C50C-407E-A947-70E740481C1C}">
                           <a14:useLocalDpi xmlns:a14="http://schemas.microsoft.com/office/drawing/2010/main" val="0"/>
@@ -5364,6 +5201,95 @@
     </w:p>
     <w:p>
       <w:pPr>
+        <w:pStyle w:val="Text"/>
+        <w:rPr>
+          <w:lang w:val="en-US"/>
+        </w:rPr>
+      </w:pPr>
+      <w:r>
+        <w:rPr>
+          <w:rFonts w:hint="eastAsia"/>
+        </w:rPr>
+        <w:t>Pliatsikas</w:t>
+      </w:r>
+      <w:r>
+        <w:rPr>
+          <w:rFonts w:cs="Microsoft JhengHei" w:hint="eastAsia"/>
+        </w:rPr>
+        <w:t>（</w:t>
+      </w:r>
+      <w:r>
+        <w:rPr>
+          <w:rFonts w:hint="eastAsia"/>
+        </w:rPr>
+        <w:t>2020</w:t>
+      </w:r>
+      <w:r>
+        <w:rPr>
+          <w:rFonts w:cs="Microsoft JhengHei" w:hint="eastAsia"/>
+        </w:rPr>
+        <w:t>）提出「動態重組模型」（</w:t>
+      </w:r>
+      <w:r>
+        <w:rPr>
+          <w:rFonts w:hint="eastAsia"/>
+        </w:rPr>
+        <w:t>Dynamic Restructuring Model</w:t>
+      </w:r>
+      <w:r>
+        <w:rPr>
+          <w:rFonts w:cs="Microsoft JhengHei" w:hint="eastAsia"/>
+        </w:rPr>
+        <w:t>），用時間歷程來解釋在經驗驅動下，神經可塑性如何影響雙語者的大腦結構。如</w:t>
+      </w:r>
+      <w:r>
+        <w:fldChar w:fldCharType="begin"/>
+      </w:r>
+      <w:r>
+        <w:instrText xml:space="preserve"> </w:instrText>
+      </w:r>
+      <w:r>
+        <w:rPr>
+          <w:rFonts w:hint="eastAsia"/>
+        </w:rPr>
+        <w:instrText>REF _Ref224533610 \h</w:instrText>
+      </w:r>
+      <w:r>
+        <w:instrText xml:space="preserve">  \* MERGEFORMAT </w:instrText>
+      </w:r>
+      <w:r>
+        <w:fldChar w:fldCharType="separate"/>
+      </w:r>
+      <w:r>
+        <w:rPr>
+          <w:rFonts w:cs="Microsoft JhengHei" w:hint="eastAsia"/>
+        </w:rPr>
+        <w:t>圖</w:t>
+      </w:r>
+      <w:r>
+        <w:rPr>
+          <w:rFonts w:hint="eastAsia"/>
+        </w:rPr>
+        <w:t xml:space="preserve"> </w:t>
+      </w:r>
+      <w:r>
+        <w:rPr>
+          <w:noProof/>
+        </w:rPr>
+        <w:t>4</w:t>
+      </w:r>
+      <w:r>
+        <w:fldChar w:fldCharType="end"/>
+      </w:r>
+      <w:r>
+        <w:rPr>
+          <w:rFonts w:cs="Microsoft JhengHei" w:hint="eastAsia"/>
+        </w:rPr>
+        <w:t>所示，雙語經驗能夠促使大腦結構進行適應性調整，增強認知控制與效率，其關鍵在於灰質的階段性轉變。此外，語言學習會導致白質的完整性和連接效率的提高。這種動態的結構能夠幫助大腦對抗衰老過程和病理性神經退化。這表示學習第二語言能夠透過神經可塑性優化大腦結構。</w:t>
+      </w:r>
+    </w:p>
+    <w:p>
+      <w:pPr>
         <w:pStyle w:val="FigureCaption"/>
         <w:spacing w:line="360" w:lineRule="auto"/>
         <w:ind w:firstLine="0"/>
@@ -5373,18 +5299,20 @@
           <w:iCs w:val="0"/>
           <w:sz w:val="24"/>
           <w:szCs w:val="24"/>
+          <w:lang w:val="en-US"/>
         </w:rPr>
       </w:pPr>
     </w:p>
     <w:p>
       <w:pPr>
-        <w:pStyle w:val="Heading1"/>
+        <w:pStyle w:val="1"/>
       </w:pPr>
       <w:bookmarkStart w:id="14" w:name="_Toc224543364"/>
       <w:r>
         <w:rPr>
           <w:rFonts w:cs="Microsoft JhengHei" w:hint="eastAsia"/>
         </w:rPr>
+        <w:lastRenderedPageBreak/>
         <w:t>參、研究方法或系統架構</w:t>
       </w:r>
       <w:bookmarkEnd w:id="14"/>
@@ -5494,14 +5422,7 @@
         <w:rPr>
           <w:rFonts w:cs="Microsoft JhengHei" w:hint="eastAsia"/>
         </w:rPr>
-        <w:t>顯示早期雙語者與晚期雙語者</w:t>
-      </w:r>
-      <w:r>
-        <w:rPr>
-          <w:rFonts w:cs="Microsoft JhengHei" w:hint="eastAsia"/>
-        </w:rPr>
-        <w:lastRenderedPageBreak/>
-        <w:t>在布洛卡區（</w:t>
+        <w:t>顯示早期雙語者與晚期雙語者在布洛卡區（</w:t>
       </w:r>
       <w:r>
         <w:rPr>
@@ -5756,24 +5677,43 @@
     </w:p>
     <w:p>
       <w:pPr>
-        <w:pStyle w:val="Caption"/>
-        <w:rPr>
-          <w:i w:val="0"/>
-          <w:iCs w:val="0"/>
-          <w:sz w:val="24"/>
-          <w:szCs w:val="24"/>
+        <w:spacing w:after="160" w:line="278" w:lineRule="auto"/>
+        <w:rPr>
+          <w:rFonts w:cs="Microsoft JhengHei"/>
+          <w:color w:val="0E2841" w:themeColor="text2"/>
         </w:rPr>
       </w:pPr>
       <w:bookmarkStart w:id="15" w:name="_Ref223908054"/>
       <w:bookmarkStart w:id="16" w:name="_Toc224543399"/>
       <w:r>
         <w:rPr>
-          <w:rFonts w:cs="Microsoft JhengHei" w:hint="eastAsia"/>
-          <w:i w:val="0"/>
-          <w:iCs w:val="0"/>
-          <w:sz w:val="24"/>
-          <w:szCs w:val="24"/>
-        </w:rPr>
+          <w:rFonts w:cs="Microsoft JhengHei"/>
+          <w:i/>
+          <w:iCs/>
+        </w:rPr>
+        <w:br w:type="page"/>
+      </w:r>
+    </w:p>
+    <w:p>
+      <w:pPr>
+        <w:pStyle w:val="af6"/>
+        <w:jc w:val="center"/>
+        <w:rPr>
+          <w:i w:val="0"/>
+          <w:iCs w:val="0"/>
+          <w:sz w:val="24"/>
+          <w:szCs w:val="24"/>
+        </w:rPr>
+      </w:pPr>
+      <w:r>
+        <w:rPr>
+          <w:rFonts w:cs="Microsoft JhengHei" w:hint="eastAsia"/>
+          <w:i w:val="0"/>
+          <w:iCs w:val="0"/>
+          <w:sz w:val="24"/>
+          <w:szCs w:val="24"/>
+        </w:rPr>
+        <w:lastRenderedPageBreak/>
         <w:t>表</w:t>
       </w:r>
       <w:r>
@@ -5896,7 +5836,7 @@
     </w:p>
     <w:tbl>
       <w:tblPr>
-        <w:tblStyle w:val="TableGrid"/>
+        <w:tblStyle w:val="af2"/>
         <w:tblW w:w="5000" w:type="pct"/>
         <w:tblLook w:val="04A0" w:firstRow="1" w:lastRow="0" w:firstColumn="1" w:lastColumn="0" w:noHBand="0" w:noVBand="1"/>
       </w:tblPr>
@@ -5972,22 +5912,7 @@
                 <w:b/>
                 <w:bCs/>
               </w:rPr>
-              <w:t>布洛卡區</w:t>
-            </w:r>
-            <w:r>
-              <w:rPr>
-                <w:b/>
-                <w:bCs/>
-              </w:rPr>
-              <w:t xml:space="preserve"> (Broca's area) </w:t>
-            </w:r>
-            <w:r>
-              <w:rPr>
-                <w:rFonts w:cs="Microsoft JhengHei" w:hint="eastAsia"/>
-                <w:b/>
-                <w:bCs/>
-              </w:rPr>
-              <w:t>表徵</w:t>
+              <w:t>布洛卡區表徵</w:t>
             </w:r>
           </w:p>
         </w:tc>
@@ -6046,14 +5971,6 @@
               <w:t>童年初期</w:t>
             </w:r>
           </w:p>
-          <w:p>
-            <w:pPr>
-              <w:jc w:val="center"/>
-            </w:pPr>
-            <w:r>
-              <w:t>(Early childhood)</w:t>
-            </w:r>
-          </w:p>
         </w:tc>
         <w:tc>
           <w:tcPr>
@@ -6115,14 +6032,6 @@
               <w:t>成年後</w:t>
             </w:r>
           </w:p>
-          <w:p>
-            <w:pPr>
-              <w:jc w:val="center"/>
-            </w:pPr>
-            <w:r>
-              <w:t>(Adulthood)</w:t>
-            </w:r>
-          </w:p>
         </w:tc>
         <w:tc>
           <w:tcPr>
@@ -6161,32 +6070,16 @@
     </w:p>
     <w:p>
       <w:pPr>
-        <w:spacing w:after="160" w:line="278" w:lineRule="auto"/>
-        <w:rPr>
-          <w:rFonts w:cs="Microsoft JhengHei"/>
-          <w:color w:val="0E2841" w:themeColor="text2"/>
+        <w:pStyle w:val="af6"/>
+        <w:jc w:val="center"/>
+        <w:rPr>
+          <w:i w:val="0"/>
+          <w:iCs w:val="0"/>
+          <w:sz w:val="24"/>
+          <w:szCs w:val="24"/>
         </w:rPr>
       </w:pPr>
       <w:bookmarkStart w:id="17" w:name="_Ref224536588"/>
-      <w:r>
-        <w:rPr>
-          <w:rFonts w:cs="Microsoft JhengHei"/>
-          <w:i/>
-          <w:iCs/>
-        </w:rPr>
-        <w:br w:type="page"/>
-      </w:r>
-    </w:p>
-    <w:p>
-      <w:pPr>
-        <w:pStyle w:val="Caption"/>
-        <w:rPr>
-          <w:i w:val="0"/>
-          <w:iCs w:val="0"/>
-          <w:sz w:val="24"/>
-          <w:szCs w:val="24"/>
-        </w:rPr>
-      </w:pPr>
       <w:bookmarkStart w:id="18" w:name="_Toc224543400"/>
       <w:r>
         <w:rPr>
@@ -6196,7 +6089,6 @@
           <w:sz w:val="24"/>
           <w:szCs w:val="24"/>
         </w:rPr>
-        <w:lastRenderedPageBreak/>
         <w:t>表</w:t>
       </w:r>
       <w:r>
@@ -6339,7 +6231,7 @@
     </w:p>
     <w:tbl>
       <w:tblPr>
-        <w:tblStyle w:val="TableGrid"/>
+        <w:tblStyle w:val="af2"/>
         <w:tblW w:w="5000" w:type="pct"/>
         <w:tblLook w:val="04A0" w:firstRow="1" w:lastRow="0" w:firstColumn="1" w:lastColumn="0" w:noHBand="0" w:noVBand="1"/>
       </w:tblPr>
@@ -6470,16 +6362,7 @@
               <w:rPr>
                 <w:rFonts w:cs="Microsoft JhengHei" w:hint="eastAsia"/>
               </w:rPr>
-              <w:t>皮質灰質</w:t>
-            </w:r>
-            <w:r>
-              <w:t xml:space="preserve"> (Grey matter) </w:t>
-            </w:r>
-            <w:r>
-              <w:rPr>
-                <w:rFonts w:cs="Microsoft JhengHei" w:hint="eastAsia"/>
-              </w:rPr>
-              <w:t>增加</w:t>
+              <w:t>皮質灰質增加</w:t>
             </w:r>
           </w:p>
         </w:tc>
@@ -6540,16 +6423,7 @@
               <w:rPr>
                 <w:rFonts w:cs="Microsoft JhengHei" w:hint="eastAsia"/>
               </w:rPr>
-              <w:t>白質</w:t>
-            </w:r>
-            <w:r>
-              <w:t xml:space="preserve"> (White matter) </w:t>
-            </w:r>
-            <w:r>
-              <w:rPr>
-                <w:rFonts w:cs="Microsoft JhengHei" w:hint="eastAsia"/>
-              </w:rPr>
-              <w:t>連結效率提升</w:t>
+              <w:t>白質連結效率提升</w:t>
             </w:r>
           </w:p>
         </w:tc>
@@ -6624,7 +6498,8 @@
     </w:p>
     <w:p>
       <w:pPr>
-        <w:pStyle w:val="Caption"/>
+        <w:pStyle w:val="af6"/>
+        <w:jc w:val="center"/>
         <w:rPr>
           <w:i w:val="0"/>
           <w:iCs w:val="0"/>
@@ -6764,7 +6639,7 @@
     </w:p>
     <w:tbl>
       <w:tblPr>
-        <w:tblStyle w:val="TableGrid"/>
+        <w:tblStyle w:val="af2"/>
         <w:tblW w:w="5000" w:type="pct"/>
         <w:tblLook w:val="04A0" w:firstRow="1" w:lastRow="0" w:firstColumn="1" w:lastColumn="0" w:noHBand="0" w:noVBand="1"/>
       </w:tblPr>
@@ -6994,7 +6869,7 @@
     </w:p>
     <w:p>
       <w:pPr>
-        <w:pStyle w:val="Heading1"/>
+        <w:pStyle w:val="1"/>
       </w:pPr>
       <w:bookmarkStart w:id="21" w:name="_Toc224543365"/>
       <w:r>
@@ -7010,7 +6885,7 @@
     </w:p>
     <w:p>
       <w:pPr>
-        <w:pStyle w:val="Heading2"/>
+        <w:pStyle w:val="2"/>
       </w:pPr>
       <w:bookmarkStart w:id="22" w:name="_Toc224543366"/>
       <w:r>
@@ -7146,7 +7021,7 @@
                     <pic:cNvPicPr/>
                   </pic:nvPicPr>
                   <pic:blipFill rotWithShape="1">
-                    <a:blip r:embed="rId16" cstate="print">
+                    <a:blip r:embed="rId19" cstate="print">
                       <a:extLst>
                         <a:ext uri="{28A0092B-C50C-407E-A947-70E740481C1C}">
                           <a14:useLocalDpi xmlns:a14="http://schemas.microsoft.com/office/drawing/2010/main" val="0"/>
@@ -7512,7 +7387,7 @@
     </w:p>
     <w:p>
       <w:pPr>
-        <w:pStyle w:val="Heading2"/>
+        <w:pStyle w:val="2"/>
       </w:pPr>
       <w:bookmarkStart w:id="25" w:name="_Toc224543367"/>
       <w:r>
@@ -7600,7 +7475,7 @@
                     <pic:cNvPicPr/>
                   </pic:nvPicPr>
                   <pic:blipFill rotWithShape="1">
-                    <a:blip r:embed="rId17" cstate="print">
+                    <a:blip r:embed="rId20" cstate="print">
                       <a:extLst>
                         <a:ext uri="{28A0092B-C50C-407E-A947-70E740481C1C}">
                           <a14:useLocalDpi xmlns:a14="http://schemas.microsoft.com/office/drawing/2010/main" val="0"/>
@@ -7986,7 +7861,7 @@
     </w:p>
     <w:p>
       <w:pPr>
-        <w:pStyle w:val="Heading2"/>
+        <w:pStyle w:val="2"/>
       </w:pPr>
       <w:bookmarkStart w:id="28" w:name="_Toc224543368"/>
       <w:r>
@@ -8078,7 +7953,8 @@
     </w:p>
     <w:p>
       <w:pPr>
-        <w:pStyle w:val="Caption"/>
+        <w:pStyle w:val="af6"/>
+        <w:jc w:val="center"/>
         <w:rPr>
           <w:i w:val="0"/>
           <w:iCs w:val="0"/>
@@ -8219,7 +8095,7 @@
     </w:p>
     <w:tbl>
       <w:tblPr>
-        <w:tblStyle w:val="TableGrid"/>
+        <w:tblStyle w:val="af2"/>
         <w:tblW w:w="5000" w:type="pct"/>
         <w:tblLook w:val="04A0" w:firstRow="1" w:lastRow="0" w:firstColumn="1" w:lastColumn="0" w:noHBand="0" w:noVBand="1"/>
       </w:tblPr>
@@ -8492,7 +8368,7 @@
     </w:p>
     <w:p>
       <w:pPr>
-        <w:pStyle w:val="Heading1"/>
+        <w:pStyle w:val="1"/>
       </w:pPr>
       <w:bookmarkStart w:id="32" w:name="_Toc224543369"/>
       <w:r>
@@ -8567,7 +8443,7 @@
     <w:p/>
     <w:p>
       <w:pPr>
-        <w:pStyle w:val="Heading1"/>
+        <w:pStyle w:val="1"/>
         <w:rPr>
           <w:rFonts w:cs="Heiti TC"/>
         </w:rPr>
@@ -8686,10 +8562,10 @@
         </w:rPr>
         <w:t>。</w:t>
       </w:r>
-      <w:hyperlink r:id="rId18" w:history="1">
-        <w:r>
-          <w:rPr>
-            <w:rStyle w:val="Hyperlink"/>
+      <w:hyperlink r:id="rId21" w:history="1">
+        <w:r>
+          <w:rPr>
+            <w:rStyle w:val="ae"/>
           </w:rPr>
           <w:t>http://www.ater.org.tw/journal/article/9-10/topic/02.pdf</w:t>
         </w:r>
@@ -8767,7 +8643,7 @@
         </w:rPr>
         <w:t>學年度公立國民中小學雙語教育實施計畫》。</w:t>
       </w:r>
-      <w:hyperlink r:id="rId19" w:tgtFrame="_blank" w:history="1">
+      <w:hyperlink r:id="rId22" w:tgtFrame="_blank" w:history="1">
         <w:r>
           <w:rPr>
             <w:rFonts w:cs="Times New Roman"/>
@@ -8819,10 +8695,10 @@
         </w:rPr>
         <w:br/>
       </w:r>
-      <w:hyperlink r:id="rId20" w:history="1">
-        <w:r>
-          <w:rPr>
-            <w:rStyle w:val="Hyperlink"/>
+      <w:hyperlink r:id="rId23" w:history="1">
+        <w:r>
+          <w:rPr>
+            <w:rStyle w:val="ae"/>
             <w:rFonts w:cs="PingFang TC"/>
           </w:rPr>
           <w:t>https://www.naer.edu.tw/</w:t>
@@ -8873,7 +8749,7 @@
         </w:rPr>
         <w:t xml:space="preserve">(4), 229–235. </w:t>
       </w:r>
-      <w:hyperlink r:id="rId21" w:tgtFrame="_blank" w:history="1">
+      <w:hyperlink r:id="rId24" w:tgtFrame="_blank" w:history="1">
         <w:r>
           <w:rPr>
             <w:rFonts w:cs="Times New Roman"/>
@@ -8925,7 +8801,7 @@
         </w:rPr>
         <w:t xml:space="preserve">, 263–277. </w:t>
       </w:r>
-      <w:hyperlink r:id="rId22" w:tgtFrame="_blank" w:history="1">
+      <w:hyperlink r:id="rId25" w:tgtFrame="_blank" w:history="1">
         <w:r>
           <w:rPr>
             <w:rFonts w:cs="Times New Roman"/>
@@ -8976,7 +8852,7 @@
         </w:rPr>
         <w:t xml:space="preserve">(1), 60–99. </w:t>
       </w:r>
-      <w:hyperlink r:id="rId23" w:tgtFrame="_blank" w:history="1">
+      <w:hyperlink r:id="rId26" w:tgtFrame="_blank" w:history="1">
         <w:r>
           <w:rPr>
             <w:rFonts w:cs="Times New Roman"/>
@@ -9027,7 +8903,7 @@
         </w:rPr>
         <w:t xml:space="preserve">(6638), 171–174. </w:t>
       </w:r>
-      <w:hyperlink r:id="rId24" w:tgtFrame="_blank" w:history="1">
+      <w:hyperlink r:id="rId27" w:tgtFrame="_blank" w:history="1">
         <w:r>
           <w:rPr>
             <w:rFonts w:cs="Times New Roman"/>
@@ -9096,10 +8972,10 @@
         </w:rPr>
         <w:t xml:space="preserve">, 377–394. </w:t>
       </w:r>
-      <w:hyperlink r:id="rId25" w:history="1">
-        <w:r>
-          <w:rPr>
-            <w:rStyle w:val="Hyperlink"/>
+      <w:hyperlink r:id="rId28" w:history="1">
+        <w:r>
+          <w:rPr>
+            <w:rStyle w:val="ae"/>
             <w:rFonts w:cs="Segoe UI"/>
             <w:shd w:val="clear" w:color="auto" w:fill="FFFFFF"/>
           </w:rPr>
@@ -9212,10 +9088,10 @@
         </w:rPr>
         <w:t xml:space="preserve"> 23-42. </w:t>
       </w:r>
-      <w:hyperlink r:id="rId26" w:history="1">
-        <w:r>
-          <w:rPr>
-            <w:rStyle w:val="Hyperlink"/>
+      <w:hyperlink r:id="rId29" w:history="1">
+        <w:r>
+          <w:rPr>
+            <w:rStyle w:val="ae"/>
             <w:rFonts w:cs="Open Sans"/>
             <w:color w:val="123D80"/>
             <w:shd w:val="clear" w:color="auto" w:fill="FFFFFF"/>
@@ -9265,17 +9141,17 @@
         </w:rPr>
         <w:t xml:space="preserve"> </w:t>
       </w:r>
-      <w:hyperlink r:id="rId27" w:history="1">
-        <w:r>
-          <w:rPr>
-            <w:rStyle w:val="Hyperlink"/>
+      <w:hyperlink r:id="rId30" w:history="1">
+        <w:r>
+          <w:rPr>
+            <w:rStyle w:val="ae"/>
             <w:rFonts w:hint="eastAsia"/>
           </w:rPr>
           <w:t>https://doi.org/</w:t>
         </w:r>
         <w:r>
           <w:rPr>
-            <w:rStyle w:val="Hyperlink"/>
+            <w:rStyle w:val="ae"/>
           </w:rPr>
           <w:t>10.1017/S1366728919000130</w:t>
         </w:r>
@@ -9293,7 +9169,7 @@
 </file>
 
 <file path=word/endnotes.xml><?xml version="1.0" encoding="utf-8"?>
-<w:endnotes xmlns:wpc="http://schemas.microsoft.com/office/word/2010/wordprocessingCanvas" xmlns:cx="http://schemas.microsoft.com/office/drawing/2014/chartex" xmlns:cx1="http://schemas.microsoft.com/office/drawing/2015/9/8/chartex" xmlns:cx2="http://schemas.microsoft.com/office/drawing/2015/10/21/chartex" xmlns:cx3="http://schemas.microsoft.com/office/drawing/2016/5/9/chartex" xmlns:cx4="http://schemas.microsoft.com/office/drawing/2016/5/10/chartex" xmlns:cx5="http://schemas.microsoft.com/office/drawing/2016/5/11/chartex" xmlns:cx6="http://schemas.microsoft.com/office/drawing/2016/5/12/chartex" xmlns:cx7="http://schemas.microsoft.com/office/drawing/2016/5/13/chartex" xmlns:cx8="http://schemas.microsoft.com/office/drawing/2016/5/14/chartex" xmlns:mc="http://schemas.openxmlformats.org/markup-compatibility/2006" xmlns:aink="http://schemas.microsoft.com/office/drawing/2016/ink" xmlns:am3d="http://schemas.microsoft.com/office/drawing/2017/model3d" xmlns:o="urn:schemas-microsoft-com:office:office" xmlns:oel="http://schemas.microsoft.com/office/2019/extlst" xmlns:r="http://schemas.openxmlformats.org/officeDocument/2006/relationships" xmlns:m="http://schemas.openxmlformats.org/officeDocument/2006/math" xmlns:v="urn:schemas-microsoft-com:vml" xmlns:wp14="http://schemas.microsoft.com/office/word/2010/wordprocessingDrawing" xmlns:wp="http://schemas.openxmlformats.org/drawingml/2006/wordprocessingDrawing" xmlns:w10="urn:schemas-microsoft-com:office:word" xmlns:w="http://schemas.openxmlformats.org/wordprocessingml/2006/main" xmlns:w14="http://schemas.microsoft.com/office/word/2010/wordml" xmlns:w15="http://schemas.microsoft.com/office/word/2012/wordml" xmlns:w16cex="http://schemas.microsoft.com/office/word/2018/wordml/cex" xmlns:w16cid="http://schemas.microsoft.com/office/word/2016/wordml/cid" xmlns:w16="http://schemas.microsoft.com/office/word/2018/wordml" xmlns:w16du="http://schemas.microsoft.com/office/word/2023/wordml/word16du" xmlns:w16sdtdh="http://schemas.microsoft.com/office/word/2020/wordml/sdtdatahash" xmlns:w16sdtfl="http://schemas.microsoft.com/office/word/2024/wordml/sdtformatlock" xmlns:w16se="http://schemas.microsoft.com/office/word/2015/wordml/symex" xmlns:wpg="http://schemas.microsoft.com/office/word/2010/wordprocessingGroup" xmlns:wpi="http://schemas.microsoft.com/office/word/2010/wordprocessingInk" xmlns:wne="http://schemas.microsoft.com/office/word/2006/wordml" xmlns:wps="http://schemas.microsoft.com/office/word/2010/wordprocessingShape" mc:Ignorable="w14 w15 w16se w16cid w16 w16cex w16sdtdh w16sdtfl w16du wp14">
+<w:endnotes xmlns:wpc="http://schemas.microsoft.com/office/word/2010/wordprocessingCanvas" xmlns:cx="http://schemas.microsoft.com/office/drawing/2014/chartex" xmlns:cx1="http://schemas.microsoft.com/office/drawing/2015/9/8/chartex" xmlns:cx2="http://schemas.microsoft.com/office/drawing/2015/10/21/chartex" xmlns:cx3="http://schemas.microsoft.com/office/drawing/2016/5/9/chartex" xmlns:cx4="http://schemas.microsoft.com/office/drawing/2016/5/10/chartex" xmlns:cx5="http://schemas.microsoft.com/office/drawing/2016/5/11/chartex" xmlns:cx6="http://schemas.microsoft.com/office/drawing/2016/5/12/chartex" xmlns:cx7="http://schemas.microsoft.com/office/drawing/2016/5/13/chartex" xmlns:cx8="http://schemas.microsoft.com/office/drawing/2016/5/14/chartex" xmlns:mc="http://schemas.openxmlformats.org/markup-compatibility/2006" xmlns:aink="http://schemas.microsoft.com/office/drawing/2016/ink" xmlns:am3d="http://schemas.microsoft.com/office/drawing/2017/model3d" xmlns:o="urn:schemas-microsoft-com:office:office" xmlns:oel="http://schemas.microsoft.com/office/2019/extlst" xmlns:r="http://schemas.openxmlformats.org/officeDocument/2006/relationships" xmlns:m="http://schemas.openxmlformats.org/officeDocument/2006/math" xmlns:v="urn:schemas-microsoft-com:vml" xmlns:wp14="http://schemas.microsoft.com/office/word/2010/wordprocessingDrawing" xmlns:wp="http://schemas.openxmlformats.org/drawingml/2006/wordprocessingDrawing" xmlns:w10="urn:schemas-microsoft-com:office:word" xmlns:w="http://schemas.openxmlformats.org/wordprocessingml/2006/main" xmlns:w14="http://schemas.microsoft.com/office/word/2010/wordml" xmlns:w15="http://schemas.microsoft.com/office/word/2012/wordml" xmlns:w16cex="http://schemas.microsoft.com/office/word/2018/wordml/cex" xmlns:w16cid="http://schemas.microsoft.com/office/word/2016/wordml/cid" xmlns:w16="http://schemas.microsoft.com/office/word/2018/wordml" xmlns:w16sdtdh="http://schemas.microsoft.com/office/word/2020/wordml/sdtdatahash" xmlns:w16se="http://schemas.microsoft.com/office/word/2015/wordml/symex" xmlns:wpg="http://schemas.microsoft.com/office/word/2010/wordprocessingGroup" xmlns:wpi="http://schemas.microsoft.com/office/word/2010/wordprocessingInk" xmlns:wne="http://schemas.microsoft.com/office/word/2006/wordml" xmlns:wps="http://schemas.microsoft.com/office/word/2010/wordprocessingShape" mc:Ignorable="w14 w15 w16se w16cid w16 w16cex w16sdtdh wp14">
   <w:endnote w:type="separator" w:id="-1">
     <w:p>
       <w:r>
@@ -9312,11 +9188,11 @@
 </file>
 
 <file path=word/footer1.xml><?xml version="1.0" encoding="utf-8"?>
-<w:ftr xmlns:wpc="http://schemas.microsoft.com/office/word/2010/wordprocessingCanvas" xmlns:cx="http://schemas.microsoft.com/office/drawing/2014/chartex" xmlns:cx1="http://schemas.microsoft.com/office/drawing/2015/9/8/chartex" xmlns:cx2="http://schemas.microsoft.com/office/drawing/2015/10/21/chartex" xmlns:cx3="http://schemas.microsoft.com/office/drawing/2016/5/9/chartex" xmlns:cx4="http://schemas.microsoft.com/office/drawing/2016/5/10/chartex" xmlns:cx5="http://schemas.microsoft.com/office/drawing/2016/5/11/chartex" xmlns:cx6="http://schemas.microsoft.com/office/drawing/2016/5/12/chartex" xmlns:cx7="http://schemas.microsoft.com/office/drawing/2016/5/13/chartex" xmlns:cx8="http://schemas.microsoft.com/office/drawing/2016/5/14/chartex" xmlns:mc="http://schemas.openxmlformats.org/markup-compatibility/2006" xmlns:aink="http://schemas.microsoft.com/office/drawing/2016/ink" xmlns:am3d="http://schemas.microsoft.com/office/drawing/2017/model3d" xmlns:o="urn:schemas-microsoft-com:office:office" xmlns:oel="http://schemas.microsoft.com/office/2019/extlst" xmlns:r="http://schemas.openxmlformats.org/officeDocument/2006/relationships" xmlns:m="http://schemas.openxmlformats.org/officeDocument/2006/math" xmlns:v="urn:schemas-microsoft-com:vml" xmlns:wp14="http://schemas.microsoft.com/office/word/2010/wordprocessingDrawing" xmlns:wp="http://schemas.openxmlformats.org/drawingml/2006/wordprocessingDrawing" xmlns:w10="urn:schemas-microsoft-com:office:word" xmlns:w="http://schemas.openxmlformats.org/wordprocessingml/2006/main" xmlns:w14="http://schemas.microsoft.com/office/word/2010/wordml" xmlns:w15="http://schemas.microsoft.com/office/word/2012/wordml" xmlns:w16cex="http://schemas.microsoft.com/office/word/2018/wordml/cex" xmlns:w16cid="http://schemas.microsoft.com/office/word/2016/wordml/cid" xmlns:w16="http://schemas.microsoft.com/office/word/2018/wordml" xmlns:w16du="http://schemas.microsoft.com/office/word/2023/wordml/word16du" xmlns:w16sdtdh="http://schemas.microsoft.com/office/word/2020/wordml/sdtdatahash" xmlns:w16sdtfl="http://schemas.microsoft.com/office/word/2024/wordml/sdtformatlock" xmlns:w16se="http://schemas.microsoft.com/office/word/2015/wordml/symex" xmlns:wpg="http://schemas.microsoft.com/office/word/2010/wordprocessingGroup" xmlns:wpi="http://schemas.microsoft.com/office/word/2010/wordprocessingInk" xmlns:wne="http://schemas.microsoft.com/office/word/2006/wordml" xmlns:wps="http://schemas.microsoft.com/office/word/2010/wordprocessingShape" mc:Ignorable="w14 w15 w16se w16cid w16 w16cex w16sdtdh w16sdtfl w16du wp14">
+<w:ftr xmlns:wpc="http://schemas.microsoft.com/office/word/2010/wordprocessingCanvas" xmlns:cx="http://schemas.microsoft.com/office/drawing/2014/chartex" xmlns:cx1="http://schemas.microsoft.com/office/drawing/2015/9/8/chartex" xmlns:cx2="http://schemas.microsoft.com/office/drawing/2015/10/21/chartex" xmlns:cx3="http://schemas.microsoft.com/office/drawing/2016/5/9/chartex" xmlns:cx4="http://schemas.microsoft.com/office/drawing/2016/5/10/chartex" xmlns:cx5="http://schemas.microsoft.com/office/drawing/2016/5/11/chartex" xmlns:cx6="http://schemas.microsoft.com/office/drawing/2016/5/12/chartex" xmlns:cx7="http://schemas.microsoft.com/office/drawing/2016/5/13/chartex" xmlns:cx8="http://schemas.microsoft.com/office/drawing/2016/5/14/chartex" xmlns:mc="http://schemas.openxmlformats.org/markup-compatibility/2006" xmlns:aink="http://schemas.microsoft.com/office/drawing/2016/ink" xmlns:am3d="http://schemas.microsoft.com/office/drawing/2017/model3d" xmlns:o="urn:schemas-microsoft-com:office:office" xmlns:oel="http://schemas.microsoft.com/office/2019/extlst" xmlns:r="http://schemas.openxmlformats.org/officeDocument/2006/relationships" xmlns:m="http://schemas.openxmlformats.org/officeDocument/2006/math" xmlns:v="urn:schemas-microsoft-com:vml" xmlns:wp14="http://schemas.microsoft.com/office/word/2010/wordprocessingDrawing" xmlns:wp="http://schemas.openxmlformats.org/drawingml/2006/wordprocessingDrawing" xmlns:w10="urn:schemas-microsoft-com:office:word" xmlns:w="http://schemas.openxmlformats.org/wordprocessingml/2006/main" xmlns:w14="http://schemas.microsoft.com/office/word/2010/wordml" xmlns:w15="http://schemas.microsoft.com/office/word/2012/wordml" xmlns:w16cex="http://schemas.microsoft.com/office/word/2018/wordml/cex" xmlns:w16cid="http://schemas.microsoft.com/office/word/2016/wordml/cid" xmlns:w16="http://schemas.microsoft.com/office/word/2018/wordml" xmlns:w16sdtdh="http://schemas.microsoft.com/office/word/2020/wordml/sdtdatahash" xmlns:w16se="http://schemas.microsoft.com/office/word/2015/wordml/symex" xmlns:wpg="http://schemas.microsoft.com/office/word/2010/wordprocessingGroup" xmlns:wpi="http://schemas.microsoft.com/office/word/2010/wordprocessingInk" xmlns:wne="http://schemas.microsoft.com/office/word/2006/wordml" xmlns:wps="http://schemas.microsoft.com/office/word/2010/wordprocessingShape" mc:Ignorable="w14 w15 w16se w16cid w16 w16cex w16sdtdh wp14">
   <w:sdt>
     <w:sdtPr>
       <w:rPr>
-        <w:rStyle w:val="PageNumber"/>
+        <w:rStyle w:val="af1"/>
       </w:rPr>
       <w:id w:val="1919591339"/>
       <w:docPartObj>
@@ -9327,40 +9203,40 @@
     <w:sdtContent>
       <w:p>
         <w:pPr>
-          <w:pStyle w:val="Footer"/>
+          <w:pStyle w:val="af"/>
           <w:framePr w:wrap="none" w:vAnchor="text" w:hAnchor="margin" w:xAlign="center" w:y="1"/>
           <w:rPr>
-            <w:rStyle w:val="PageNumber"/>
+            <w:rStyle w:val="af1"/>
           </w:rPr>
         </w:pPr>
         <w:r>
           <w:rPr>
-            <w:rStyle w:val="PageNumber"/>
+            <w:rStyle w:val="af1"/>
           </w:rPr>
           <w:fldChar w:fldCharType="begin"/>
         </w:r>
         <w:r>
           <w:rPr>
-            <w:rStyle w:val="PageNumber"/>
+            <w:rStyle w:val="af1"/>
           </w:rPr>
           <w:instrText xml:space="preserve"> PAGE </w:instrText>
         </w:r>
         <w:r>
           <w:rPr>
-            <w:rStyle w:val="PageNumber"/>
+            <w:rStyle w:val="af1"/>
           </w:rPr>
           <w:fldChar w:fldCharType="separate"/>
         </w:r>
         <w:r>
           <w:rPr>
-            <w:rStyle w:val="PageNumber"/>
+            <w:rStyle w:val="af1"/>
             <w:noProof/>
           </w:rPr>
           <w:t>1</w:t>
         </w:r>
         <w:r>
           <w:rPr>
-            <w:rStyle w:val="PageNumber"/>
+            <w:rStyle w:val="af1"/>
           </w:rPr>
           <w:fldChar w:fldCharType="end"/>
         </w:r>
@@ -9369,35 +9245,35 @@
   </w:sdt>
   <w:p>
     <w:pPr>
-      <w:pStyle w:val="Footer"/>
+      <w:pStyle w:val="af"/>
       <w:ind w:right="360"/>
       <w:rPr>
-        <w:rStyle w:val="PageNumber"/>
+        <w:rStyle w:val="af1"/>
       </w:rPr>
     </w:pPr>
   </w:p>
   <w:p>
     <w:pPr>
-      <w:pStyle w:val="Footer"/>
+      <w:pStyle w:val="af"/>
       <w:rPr>
-        <w:rStyle w:val="PageNumber"/>
+        <w:rStyle w:val="af1"/>
       </w:rPr>
     </w:pPr>
   </w:p>
   <w:p>
     <w:pPr>
-      <w:pStyle w:val="Footer"/>
+      <w:pStyle w:val="af"/>
     </w:pPr>
   </w:p>
 </w:ftr>
 </file>
 
 <file path=word/footer2.xml><?xml version="1.0" encoding="utf-8"?>
-<w:ftr xmlns:wpc="http://schemas.microsoft.com/office/word/2010/wordprocessingCanvas" xmlns:cx="http://schemas.microsoft.com/office/drawing/2014/chartex" xmlns:cx1="http://schemas.microsoft.com/office/drawing/2015/9/8/chartex" xmlns:cx2="http://schemas.microsoft.com/office/drawing/2015/10/21/chartex" xmlns:cx3="http://schemas.microsoft.com/office/drawing/2016/5/9/chartex" xmlns:cx4="http://schemas.microsoft.com/office/drawing/2016/5/10/chartex" xmlns:cx5="http://schemas.microsoft.com/office/drawing/2016/5/11/chartex" xmlns:cx6="http://schemas.microsoft.com/office/drawing/2016/5/12/chartex" xmlns:cx7="http://schemas.microsoft.com/office/drawing/2016/5/13/chartex" xmlns:cx8="http://schemas.microsoft.com/office/drawing/2016/5/14/chartex" xmlns:mc="http://schemas.openxmlformats.org/markup-compatibility/2006" xmlns:aink="http://schemas.microsoft.com/office/drawing/2016/ink" xmlns:am3d="http://schemas.microsoft.com/office/drawing/2017/model3d" xmlns:o="urn:schemas-microsoft-com:office:office" xmlns:oel="http://schemas.microsoft.com/office/2019/extlst" xmlns:r="http://schemas.openxmlformats.org/officeDocument/2006/relationships" xmlns:m="http://schemas.openxmlformats.org/officeDocument/2006/math" xmlns:v="urn:schemas-microsoft-com:vml" xmlns:wp14="http://schemas.microsoft.com/office/word/2010/wordprocessingDrawing" xmlns:wp="http://schemas.openxmlformats.org/drawingml/2006/wordprocessingDrawing" xmlns:w10="urn:schemas-microsoft-com:office:word" xmlns:w="http://schemas.openxmlformats.org/wordprocessingml/2006/main" xmlns:w14="http://schemas.microsoft.com/office/word/2010/wordml" xmlns:w15="http://schemas.microsoft.com/office/word/2012/wordml" xmlns:w16cex="http://schemas.microsoft.com/office/word/2018/wordml/cex" xmlns:w16cid="http://schemas.microsoft.com/office/word/2016/wordml/cid" xmlns:w16="http://schemas.microsoft.com/office/word/2018/wordml" xmlns:w16du="http://schemas.microsoft.com/office/word/2023/wordml/word16du" xmlns:w16sdtdh="http://schemas.microsoft.com/office/word/2020/wordml/sdtdatahash" xmlns:w16sdtfl="http://schemas.microsoft.com/office/word/2024/wordml/sdtformatlock" xmlns:w16se="http://schemas.microsoft.com/office/word/2015/wordml/symex" xmlns:wpg="http://schemas.microsoft.com/office/word/2010/wordprocessingGroup" xmlns:wpi="http://schemas.microsoft.com/office/word/2010/wordprocessingInk" xmlns:wne="http://schemas.microsoft.com/office/word/2006/wordml" xmlns:wps="http://schemas.microsoft.com/office/word/2010/wordprocessingShape" mc:Ignorable="w14 w15 w16se w16cid w16 w16cex w16sdtdh w16sdtfl w16du wp14">
+<w:ftr xmlns:wpc="http://schemas.microsoft.com/office/word/2010/wordprocessingCanvas" xmlns:cx="http://schemas.microsoft.com/office/drawing/2014/chartex" xmlns:cx1="http://schemas.microsoft.com/office/drawing/2015/9/8/chartex" xmlns:cx2="http://schemas.microsoft.com/office/drawing/2015/10/21/chartex" xmlns:cx3="http://schemas.microsoft.com/office/drawing/2016/5/9/chartex" xmlns:cx4="http://schemas.microsoft.com/office/drawing/2016/5/10/chartex" xmlns:cx5="http://schemas.microsoft.com/office/drawing/2016/5/11/chartex" xmlns:cx6="http://schemas.microsoft.com/office/drawing/2016/5/12/chartex" xmlns:cx7="http://schemas.microsoft.com/office/drawing/2016/5/13/chartex" xmlns:cx8="http://schemas.microsoft.com/office/drawing/2016/5/14/chartex" xmlns:mc="http://schemas.openxmlformats.org/markup-compatibility/2006" xmlns:aink="http://schemas.microsoft.com/office/drawing/2016/ink" xmlns:am3d="http://schemas.microsoft.com/office/drawing/2017/model3d" xmlns:o="urn:schemas-microsoft-com:office:office" xmlns:oel="http://schemas.microsoft.com/office/2019/extlst" xmlns:r="http://schemas.openxmlformats.org/officeDocument/2006/relationships" xmlns:m="http://schemas.openxmlformats.org/officeDocument/2006/math" xmlns:v="urn:schemas-microsoft-com:vml" xmlns:wp14="http://schemas.microsoft.com/office/word/2010/wordprocessingDrawing" xmlns:wp="http://schemas.openxmlformats.org/drawingml/2006/wordprocessingDrawing" xmlns:w10="urn:schemas-microsoft-com:office:word" xmlns:w="http://schemas.openxmlformats.org/wordprocessingml/2006/main" xmlns:w14="http://schemas.microsoft.com/office/word/2010/wordml" xmlns:w15="http://schemas.microsoft.com/office/word/2012/wordml" xmlns:w16cex="http://schemas.microsoft.com/office/word/2018/wordml/cex" xmlns:w16cid="http://schemas.microsoft.com/office/word/2016/wordml/cid" xmlns:w16="http://schemas.microsoft.com/office/word/2018/wordml" xmlns:w16sdtdh="http://schemas.microsoft.com/office/word/2020/wordml/sdtdatahash" xmlns:w16se="http://schemas.microsoft.com/office/word/2015/wordml/symex" xmlns:wpg="http://schemas.microsoft.com/office/word/2010/wordprocessingGroup" xmlns:wpi="http://schemas.microsoft.com/office/word/2010/wordprocessingInk" xmlns:wne="http://schemas.microsoft.com/office/word/2006/wordml" xmlns:wps="http://schemas.microsoft.com/office/word/2010/wordprocessingShape" mc:Ignorable="w14 w15 w16se w16cid w16 w16cex w16sdtdh wp14">
   <w:sdt>
     <w:sdtPr>
       <w:rPr>
-        <w:rStyle w:val="PageNumber"/>
+        <w:rStyle w:val="af1"/>
       </w:rPr>
       <w:id w:val="-725762175"/>
       <w:docPartObj>
@@ -9408,40 +9284,40 @@
     <w:sdtContent>
       <w:p>
         <w:pPr>
-          <w:pStyle w:val="Footer"/>
+          <w:pStyle w:val="af"/>
           <w:framePr w:wrap="none" w:vAnchor="text" w:hAnchor="margin" w:xAlign="center" w:y="1"/>
           <w:rPr>
-            <w:rStyle w:val="PageNumber"/>
+            <w:rStyle w:val="af1"/>
           </w:rPr>
         </w:pPr>
         <w:r>
           <w:rPr>
-            <w:rStyle w:val="PageNumber"/>
+            <w:rStyle w:val="af1"/>
           </w:rPr>
           <w:fldChar w:fldCharType="begin"/>
         </w:r>
         <w:r>
           <w:rPr>
-            <w:rStyle w:val="PageNumber"/>
+            <w:rStyle w:val="af1"/>
           </w:rPr>
           <w:instrText xml:space="preserve"> PAGE </w:instrText>
         </w:r>
         <w:r>
           <w:rPr>
-            <w:rStyle w:val="PageNumber"/>
+            <w:rStyle w:val="af1"/>
           </w:rPr>
           <w:fldChar w:fldCharType="separate"/>
         </w:r>
         <w:r>
           <w:rPr>
-            <w:rStyle w:val="PageNumber"/>
+            <w:rStyle w:val="af1"/>
             <w:noProof/>
           </w:rPr>
           <w:t>i</w:t>
         </w:r>
         <w:r>
           <w:rPr>
-            <w:rStyle w:val="PageNumber"/>
+            <w:rStyle w:val="af1"/>
           </w:rPr>
           <w:fldChar w:fldCharType="end"/>
         </w:r>
@@ -9450,18 +9326,18 @@
   </w:sdt>
   <w:p>
     <w:pPr>
-      <w:pStyle w:val="Footer"/>
+      <w:pStyle w:val="af"/>
     </w:pPr>
   </w:p>
 </w:ftr>
 </file>
 
 <file path=word/footer3.xml><?xml version="1.0" encoding="utf-8"?>
-<w:ftr xmlns:wpc="http://schemas.microsoft.com/office/word/2010/wordprocessingCanvas" xmlns:cx="http://schemas.microsoft.com/office/drawing/2014/chartex" xmlns:cx1="http://schemas.microsoft.com/office/drawing/2015/9/8/chartex" xmlns:cx2="http://schemas.microsoft.com/office/drawing/2015/10/21/chartex" xmlns:cx3="http://schemas.microsoft.com/office/drawing/2016/5/9/chartex" xmlns:cx4="http://schemas.microsoft.com/office/drawing/2016/5/10/chartex" xmlns:cx5="http://schemas.microsoft.com/office/drawing/2016/5/11/chartex" xmlns:cx6="http://schemas.microsoft.com/office/drawing/2016/5/12/chartex" xmlns:cx7="http://schemas.microsoft.com/office/drawing/2016/5/13/chartex" xmlns:cx8="http://schemas.microsoft.com/office/drawing/2016/5/14/chartex" xmlns:mc="http://schemas.openxmlformats.org/markup-compatibility/2006" xmlns:aink="http://schemas.microsoft.com/office/drawing/2016/ink" xmlns:am3d="http://schemas.microsoft.com/office/drawing/2017/model3d" xmlns:o="urn:schemas-microsoft-com:office:office" xmlns:oel="http://schemas.microsoft.com/office/2019/extlst" xmlns:r="http://schemas.openxmlformats.org/officeDocument/2006/relationships" xmlns:m="http://schemas.openxmlformats.org/officeDocument/2006/math" xmlns:v="urn:schemas-microsoft-com:vml" xmlns:wp14="http://schemas.microsoft.com/office/word/2010/wordprocessingDrawing" xmlns:wp="http://schemas.openxmlformats.org/drawingml/2006/wordprocessingDrawing" xmlns:w10="urn:schemas-microsoft-com:office:word" xmlns:w="http://schemas.openxmlformats.org/wordprocessingml/2006/main" xmlns:w14="http://schemas.microsoft.com/office/word/2010/wordml" xmlns:w15="http://schemas.microsoft.com/office/word/2012/wordml" xmlns:w16cex="http://schemas.microsoft.com/office/word/2018/wordml/cex" xmlns:w16cid="http://schemas.microsoft.com/office/word/2016/wordml/cid" xmlns:w16="http://schemas.microsoft.com/office/word/2018/wordml" xmlns:w16du="http://schemas.microsoft.com/office/word/2023/wordml/word16du" xmlns:w16sdtdh="http://schemas.microsoft.com/office/word/2020/wordml/sdtdatahash" xmlns:w16sdtfl="http://schemas.microsoft.com/office/word/2024/wordml/sdtformatlock" xmlns:w16se="http://schemas.microsoft.com/office/word/2015/wordml/symex" xmlns:wpg="http://schemas.microsoft.com/office/word/2010/wordprocessingGroup" xmlns:wpi="http://schemas.microsoft.com/office/word/2010/wordprocessingInk" xmlns:wne="http://schemas.microsoft.com/office/word/2006/wordml" xmlns:wps="http://schemas.microsoft.com/office/word/2010/wordprocessingShape" mc:Ignorable="w14 w15 w16se w16cid w16 w16cex w16sdtdh w16sdtfl w16du wp14">
+<w:ftr xmlns:wpc="http://schemas.microsoft.com/office/word/2010/wordprocessingCanvas" xmlns:cx="http://schemas.microsoft.com/office/drawing/2014/chartex" xmlns:cx1="http://schemas.microsoft.com/office/drawing/2015/9/8/chartex" xmlns:cx2="http://schemas.microsoft.com/office/drawing/2015/10/21/chartex" xmlns:cx3="http://schemas.microsoft.com/office/drawing/2016/5/9/chartex" xmlns:cx4="http://schemas.microsoft.com/office/drawing/2016/5/10/chartex" xmlns:cx5="http://schemas.microsoft.com/office/drawing/2016/5/11/chartex" xmlns:cx6="http://schemas.microsoft.com/office/drawing/2016/5/12/chartex" xmlns:cx7="http://schemas.microsoft.com/office/drawing/2016/5/13/chartex" xmlns:cx8="http://schemas.microsoft.com/office/drawing/2016/5/14/chartex" xmlns:mc="http://schemas.openxmlformats.org/markup-compatibility/2006" xmlns:aink="http://schemas.microsoft.com/office/drawing/2016/ink" xmlns:am3d="http://schemas.microsoft.com/office/drawing/2017/model3d" xmlns:o="urn:schemas-microsoft-com:office:office" xmlns:oel="http://schemas.microsoft.com/office/2019/extlst" xmlns:r="http://schemas.openxmlformats.org/officeDocument/2006/relationships" xmlns:m="http://schemas.openxmlformats.org/officeDocument/2006/math" xmlns:v="urn:schemas-microsoft-com:vml" xmlns:wp14="http://schemas.microsoft.com/office/word/2010/wordprocessingDrawing" xmlns:wp="http://schemas.openxmlformats.org/drawingml/2006/wordprocessingDrawing" xmlns:w10="urn:schemas-microsoft-com:office:word" xmlns:w="http://schemas.openxmlformats.org/wordprocessingml/2006/main" xmlns:w14="http://schemas.microsoft.com/office/word/2010/wordml" xmlns:w15="http://schemas.microsoft.com/office/word/2012/wordml" xmlns:w16cex="http://schemas.microsoft.com/office/word/2018/wordml/cex" xmlns:w16cid="http://schemas.microsoft.com/office/word/2016/wordml/cid" xmlns:w16="http://schemas.microsoft.com/office/word/2018/wordml" xmlns:w16sdtdh="http://schemas.microsoft.com/office/word/2020/wordml/sdtdatahash" xmlns:w16se="http://schemas.microsoft.com/office/word/2015/wordml/symex" xmlns:wpg="http://schemas.microsoft.com/office/word/2010/wordprocessingGroup" xmlns:wpi="http://schemas.microsoft.com/office/word/2010/wordprocessingInk" xmlns:wne="http://schemas.microsoft.com/office/word/2006/wordml" xmlns:wps="http://schemas.microsoft.com/office/word/2010/wordprocessingShape" mc:Ignorable="w14 w15 w16se w16cid w16 w16cex w16sdtdh wp14">
   <w:sdt>
     <w:sdtPr>
       <w:rPr>
-        <w:rStyle w:val="PageNumber"/>
+        <w:rStyle w:val="af1"/>
       </w:rPr>
       <w:id w:val="-1943604434"/>
       <w:docPartObj>
@@ -9472,40 +9348,40 @@
     <w:sdtContent>
       <w:p>
         <w:pPr>
-          <w:pStyle w:val="Footer"/>
+          <w:pStyle w:val="af"/>
           <w:framePr w:wrap="none" w:vAnchor="text" w:hAnchor="margin" w:xAlign="center" w:y="1"/>
           <w:rPr>
-            <w:rStyle w:val="PageNumber"/>
+            <w:rStyle w:val="af1"/>
           </w:rPr>
         </w:pPr>
         <w:r>
           <w:rPr>
-            <w:rStyle w:val="PageNumber"/>
+            <w:rStyle w:val="af1"/>
           </w:rPr>
           <w:fldChar w:fldCharType="begin"/>
         </w:r>
         <w:r>
           <w:rPr>
-            <w:rStyle w:val="PageNumber"/>
+            <w:rStyle w:val="af1"/>
           </w:rPr>
           <w:instrText xml:space="preserve"> PAGE </w:instrText>
         </w:r>
         <w:r>
           <w:rPr>
-            <w:rStyle w:val="PageNumber"/>
+            <w:rStyle w:val="af1"/>
           </w:rPr>
           <w:fldChar w:fldCharType="separate"/>
         </w:r>
         <w:r>
           <w:rPr>
-            <w:rStyle w:val="PageNumber"/>
+            <w:rStyle w:val="af1"/>
             <w:noProof/>
           </w:rPr>
           <w:t>i</w:t>
         </w:r>
         <w:r>
           <w:rPr>
-            <w:rStyle w:val="PageNumber"/>
+            <w:rStyle w:val="af1"/>
           </w:rPr>
           <w:fldChar w:fldCharType="end"/>
         </w:r>
@@ -9514,7 +9390,7 @@
   </w:sdt>
   <w:p>
     <w:pPr>
-      <w:pStyle w:val="Footer"/>
+      <w:pStyle w:val="af"/>
       <w:ind w:right="360"/>
     </w:pPr>
   </w:p>
@@ -9522,7 +9398,7 @@
 </file>
 
 <file path=word/footnotes.xml><?xml version="1.0" encoding="utf-8"?>
-<w:footnotes xmlns:wpc="http://schemas.microsoft.com/office/word/2010/wordprocessingCanvas" xmlns:cx="http://schemas.microsoft.com/office/drawing/2014/chartex" xmlns:cx1="http://schemas.microsoft.com/office/drawing/2015/9/8/chartex" xmlns:cx2="http://schemas.microsoft.com/office/drawing/2015/10/21/chartex" xmlns:cx3="http://schemas.microsoft.com/office/drawing/2016/5/9/chartex" xmlns:cx4="http://schemas.microsoft.com/office/drawing/2016/5/10/chartex" xmlns:cx5="http://schemas.microsoft.com/office/drawing/2016/5/11/chartex" xmlns:cx6="http://schemas.microsoft.com/office/drawing/2016/5/12/chartex" xmlns:cx7="http://schemas.microsoft.com/office/drawing/2016/5/13/chartex" xmlns:cx8="http://schemas.microsoft.com/office/drawing/2016/5/14/chartex" xmlns:mc="http://schemas.openxmlformats.org/markup-compatibility/2006" xmlns:aink="http://schemas.microsoft.com/office/drawing/2016/ink" xmlns:am3d="http://schemas.microsoft.com/office/drawing/2017/model3d" xmlns:o="urn:schemas-microsoft-com:office:office" xmlns:oel="http://schemas.microsoft.com/office/2019/extlst" xmlns:r="http://schemas.openxmlformats.org/officeDocument/2006/relationships" xmlns:m="http://schemas.openxmlformats.org/officeDocument/2006/math" xmlns:v="urn:schemas-microsoft-com:vml" xmlns:wp14="http://schemas.microsoft.com/office/word/2010/wordprocessingDrawing" xmlns:wp="http://schemas.openxmlformats.org/drawingml/2006/wordprocessingDrawing" xmlns:w10="urn:schemas-microsoft-com:office:word" xmlns:w="http://schemas.openxmlformats.org/wordprocessingml/2006/main" xmlns:w14="http://schemas.microsoft.com/office/word/2010/wordml" xmlns:w15="http://schemas.microsoft.com/office/word/2012/wordml" xmlns:w16cex="http://schemas.microsoft.com/office/word/2018/wordml/cex" xmlns:w16cid="http://schemas.microsoft.com/office/word/2016/wordml/cid" xmlns:w16="http://schemas.microsoft.com/office/word/2018/wordml" xmlns:w16du="http://schemas.microsoft.com/office/word/2023/wordml/word16du" xmlns:w16sdtdh="http://schemas.microsoft.com/office/word/2020/wordml/sdtdatahash" xmlns:w16sdtfl="http://schemas.microsoft.com/office/word/2024/wordml/sdtformatlock" xmlns:w16se="http://schemas.microsoft.com/office/word/2015/wordml/symex" xmlns:wpg="http://schemas.microsoft.com/office/word/2010/wordprocessingGroup" xmlns:wpi="http://schemas.microsoft.com/office/word/2010/wordprocessingInk" xmlns:wne="http://schemas.microsoft.com/office/word/2006/wordml" xmlns:wps="http://schemas.microsoft.com/office/word/2010/wordprocessingShape" mc:Ignorable="w14 w15 w16se w16cid w16 w16cex w16sdtdh w16sdtfl w16du wp14">
+<w:footnotes xmlns:wpc="http://schemas.microsoft.com/office/word/2010/wordprocessingCanvas" xmlns:cx="http://schemas.microsoft.com/office/drawing/2014/chartex" xmlns:cx1="http://schemas.microsoft.com/office/drawing/2015/9/8/chartex" xmlns:cx2="http://schemas.microsoft.com/office/drawing/2015/10/21/chartex" xmlns:cx3="http://schemas.microsoft.com/office/drawing/2016/5/9/chartex" xmlns:cx4="http://schemas.microsoft.com/office/drawing/2016/5/10/chartex" xmlns:cx5="http://schemas.microsoft.com/office/drawing/2016/5/11/chartex" xmlns:cx6="http://schemas.microsoft.com/office/drawing/2016/5/12/chartex" xmlns:cx7="http://schemas.microsoft.com/office/drawing/2016/5/13/chartex" xmlns:cx8="http://schemas.microsoft.com/office/drawing/2016/5/14/chartex" xmlns:mc="http://schemas.openxmlformats.org/markup-compatibility/2006" xmlns:aink="http://schemas.microsoft.com/office/drawing/2016/ink" xmlns:am3d="http://schemas.microsoft.com/office/drawing/2017/model3d" xmlns:o="urn:schemas-microsoft-com:office:office" xmlns:oel="http://schemas.microsoft.com/office/2019/extlst" xmlns:r="http://schemas.openxmlformats.org/officeDocument/2006/relationships" xmlns:m="http://schemas.openxmlformats.org/officeDocument/2006/math" xmlns:v="urn:schemas-microsoft-com:vml" xmlns:wp14="http://schemas.microsoft.com/office/word/2010/wordprocessingDrawing" xmlns:wp="http://schemas.openxmlformats.org/drawingml/2006/wordprocessingDrawing" xmlns:w10="urn:schemas-microsoft-com:office:word" xmlns:w="http://schemas.openxmlformats.org/wordprocessingml/2006/main" xmlns:w14="http://schemas.microsoft.com/office/word/2010/wordml" xmlns:w15="http://schemas.microsoft.com/office/word/2012/wordml" xmlns:w16cex="http://schemas.microsoft.com/office/word/2018/wordml/cex" xmlns:w16cid="http://schemas.microsoft.com/office/word/2016/wordml/cid" xmlns:w16="http://schemas.microsoft.com/office/word/2018/wordml" xmlns:w16sdtdh="http://schemas.microsoft.com/office/word/2020/wordml/sdtdatahash" xmlns:w16se="http://schemas.microsoft.com/office/word/2015/wordml/symex" xmlns:wpg="http://schemas.microsoft.com/office/word/2010/wordprocessingGroup" xmlns:wpi="http://schemas.microsoft.com/office/word/2010/wordprocessingInk" xmlns:wne="http://schemas.microsoft.com/office/word/2006/wordml" xmlns:wps="http://schemas.microsoft.com/office/word/2010/wordprocessingShape" mc:Ignorable="w14 w15 w16se w16cid w16 w16cex w16sdtdh wp14">
   <w:footnote w:type="separator" w:id="-1">
     <w:p>
       <w:r>
@@ -9541,7 +9417,7 @@
 </file>
 
 <file path=word/numbering.xml><?xml version="1.0" encoding="utf-8"?>
-<w:numbering xmlns:wpc="http://schemas.microsoft.com/office/word/2010/wordprocessingCanvas" xmlns:cx="http://schemas.microsoft.com/office/drawing/2014/chartex" xmlns:cx1="http://schemas.microsoft.com/office/drawing/2015/9/8/chartex" xmlns:cx2="http://schemas.microsoft.com/office/drawing/2015/10/21/chartex" xmlns:cx3="http://schemas.microsoft.com/office/drawing/2016/5/9/chartex" xmlns:cx4="http://schemas.microsoft.com/office/drawing/2016/5/10/chartex" xmlns:cx5="http://schemas.microsoft.com/office/drawing/2016/5/11/chartex" xmlns:cx6="http://schemas.microsoft.com/office/drawing/2016/5/12/chartex" xmlns:cx7="http://schemas.microsoft.com/office/drawing/2016/5/13/chartex" xmlns:cx8="http://schemas.microsoft.com/office/drawing/2016/5/14/chartex" xmlns:mc="http://schemas.openxmlformats.org/markup-compatibility/2006" xmlns:aink="http://schemas.microsoft.com/office/drawing/2016/ink" xmlns:am3d="http://schemas.microsoft.com/office/drawing/2017/model3d" xmlns:o="urn:schemas-microsoft-com:office:office" xmlns:oel="http://schemas.microsoft.com/office/2019/extlst" xmlns:r="http://schemas.openxmlformats.org/officeDocument/2006/relationships" xmlns:m="http://schemas.openxmlformats.org/officeDocument/2006/math" xmlns:v="urn:schemas-microsoft-com:vml" xmlns:wp14="http://schemas.microsoft.com/office/word/2010/wordprocessingDrawing" xmlns:wp="http://schemas.openxmlformats.org/drawingml/2006/wordprocessingDrawing" xmlns:w10="urn:schemas-microsoft-com:office:word" xmlns:w="http://schemas.openxmlformats.org/wordprocessingml/2006/main" xmlns:w14="http://schemas.microsoft.com/office/word/2010/wordml" xmlns:w15="http://schemas.microsoft.com/office/word/2012/wordml" xmlns:w16cex="http://schemas.microsoft.com/office/word/2018/wordml/cex" xmlns:w16cid="http://schemas.microsoft.com/office/word/2016/wordml/cid" xmlns:w16="http://schemas.microsoft.com/office/word/2018/wordml" xmlns:w16du="http://schemas.microsoft.com/office/word/2023/wordml/word16du" xmlns:w16sdtdh="http://schemas.microsoft.com/office/word/2020/wordml/sdtdatahash" xmlns:w16sdtfl="http://schemas.microsoft.com/office/word/2024/wordml/sdtformatlock" xmlns:w16se="http://schemas.microsoft.com/office/word/2015/wordml/symex" xmlns:wpg="http://schemas.microsoft.com/office/word/2010/wordprocessingGroup" xmlns:wpi="http://schemas.microsoft.com/office/word/2010/wordprocessingInk" xmlns:wne="http://schemas.microsoft.com/office/word/2006/wordml" xmlns:wps="http://schemas.microsoft.com/office/word/2010/wordprocessingShape" mc:Ignorable="w14 w15 w16se w16cid w16 w16cex w16sdtdh w16sdtfl w16du wp14">
+<w:numbering xmlns:wpc="http://schemas.microsoft.com/office/word/2010/wordprocessingCanvas" xmlns:cx="http://schemas.microsoft.com/office/drawing/2014/chartex" xmlns:cx1="http://schemas.microsoft.com/office/drawing/2015/9/8/chartex" xmlns:cx2="http://schemas.microsoft.com/office/drawing/2015/10/21/chartex" xmlns:cx3="http://schemas.microsoft.com/office/drawing/2016/5/9/chartex" xmlns:cx4="http://schemas.microsoft.com/office/drawing/2016/5/10/chartex" xmlns:cx5="http://schemas.microsoft.com/office/drawing/2016/5/11/chartex" xmlns:cx6="http://schemas.microsoft.com/office/drawing/2016/5/12/chartex" xmlns:cx7="http://schemas.microsoft.com/office/drawing/2016/5/13/chartex" xmlns:cx8="http://schemas.microsoft.com/office/drawing/2016/5/14/chartex" xmlns:mc="http://schemas.openxmlformats.org/markup-compatibility/2006" xmlns:aink="http://schemas.microsoft.com/office/drawing/2016/ink" xmlns:am3d="http://schemas.microsoft.com/office/drawing/2017/model3d" xmlns:o="urn:schemas-microsoft-com:office:office" xmlns:oel="http://schemas.microsoft.com/office/2019/extlst" xmlns:r="http://schemas.openxmlformats.org/officeDocument/2006/relationships" xmlns:m="http://schemas.openxmlformats.org/officeDocument/2006/math" xmlns:v="urn:schemas-microsoft-com:vml" xmlns:wp14="http://schemas.microsoft.com/office/word/2010/wordprocessingDrawing" xmlns:wp="http://schemas.openxmlformats.org/drawingml/2006/wordprocessingDrawing" xmlns:w10="urn:schemas-microsoft-com:office:word" xmlns:w="http://schemas.openxmlformats.org/wordprocessingml/2006/main" xmlns:w14="http://schemas.microsoft.com/office/word/2010/wordml" xmlns:w15="http://schemas.microsoft.com/office/word/2012/wordml" xmlns:w16cex="http://schemas.microsoft.com/office/word/2018/wordml/cex" xmlns:w16cid="http://schemas.microsoft.com/office/word/2016/wordml/cid" xmlns:w16="http://schemas.microsoft.com/office/word/2018/wordml" xmlns:w16sdtdh="http://schemas.microsoft.com/office/word/2020/wordml/sdtdatahash" xmlns:w16se="http://schemas.microsoft.com/office/word/2015/wordml/symex" xmlns:wpg="http://schemas.microsoft.com/office/word/2010/wordprocessingGroup" xmlns:wpi="http://schemas.microsoft.com/office/word/2010/wordprocessingInk" xmlns:wne="http://schemas.microsoft.com/office/word/2006/wordml" xmlns:wps="http://schemas.microsoft.com/office/word/2010/wordprocessingShape" mc:Ignorable="w14 w15 w16se w16cid w16 w16cex w16sdtdh wp14">
   <w:abstractNum w:abstractNumId="0" w15:restartNumberingAfterBreak="0">
     <w:nsid w:val="14BB07F3"/>
     <w:multiLevelType w:val="hybridMultilevel"/>
@@ -9724,7 +9600,7 @@
 </file>
 
 <file path=word/styles.xml><?xml version="1.0" encoding="utf-8"?>
-<w:styles xmlns:mc="http://schemas.openxmlformats.org/markup-compatibility/2006" xmlns:r="http://schemas.openxmlformats.org/officeDocument/2006/relationships" xmlns:w="http://schemas.openxmlformats.org/wordprocessingml/2006/main" xmlns:w14="http://schemas.microsoft.com/office/word/2010/wordml" xmlns:w15="http://schemas.microsoft.com/office/word/2012/wordml" xmlns:w16cex="http://schemas.microsoft.com/office/word/2018/wordml/cex" xmlns:w16cid="http://schemas.microsoft.com/office/word/2016/wordml/cid" xmlns:w16="http://schemas.microsoft.com/office/word/2018/wordml" xmlns:w16du="http://schemas.microsoft.com/office/word/2023/wordml/word16du" xmlns:w16sdtdh="http://schemas.microsoft.com/office/word/2020/wordml/sdtdatahash" xmlns:w16sdtfl="http://schemas.microsoft.com/office/word/2024/wordml/sdtformatlock" xmlns:w16se="http://schemas.microsoft.com/office/word/2015/wordml/symex" mc:Ignorable="w14 w15 w16se w16cid w16 w16cex w16sdtdh w16sdtfl w16du">
+<w:styles xmlns:mc="http://schemas.openxmlformats.org/markup-compatibility/2006" xmlns:r="http://schemas.openxmlformats.org/officeDocument/2006/relationships" xmlns:w="http://schemas.openxmlformats.org/wordprocessingml/2006/main" xmlns:w14="http://schemas.microsoft.com/office/word/2010/wordml" xmlns:w15="http://schemas.microsoft.com/office/word/2012/wordml" xmlns:w16cex="http://schemas.microsoft.com/office/word/2018/wordml/cex" xmlns:w16cid="http://schemas.microsoft.com/office/word/2016/wordml/cid" xmlns:w16="http://schemas.microsoft.com/office/word/2018/wordml" xmlns:w16sdtdh="http://schemas.microsoft.com/office/word/2020/wordml/sdtdatahash" xmlns:w16se="http://schemas.microsoft.com/office/word/2015/wordml/symex" mc:Ignorable="w14 w15 w16se w16cid w16 w16cex w16sdtdh">
   <w:docDefaults>
     <w:rPrDefault>
       <w:rPr>
@@ -9732,7 +9608,7 @@
         <w:kern w:val="2"/>
         <w:sz w:val="24"/>
         <w:szCs w:val="24"/>
-        <w:lang w:val="en-TW" w:eastAsia="zh-TW" w:bidi="ar-SA"/>
+        <w:lang w:eastAsia="zh-TW" w:bidi="ar-SA"/>
         <w14:ligatures w14:val="standardContextual"/>
       </w:rPr>
     </w:rPrDefault>
@@ -10120,7 +9996,7 @@
     <w:lsdException w:name="Unresolved Mention" w:semiHidden="1" w:unhideWhenUsed="1"/>
     <w:lsdException w:name="Smart Link" w:semiHidden="1" w:unhideWhenUsed="1"/>
   </w:latentStyles>
-  <w:style w:type="paragraph" w:default="1" w:styleId="Normal">
+  <w:style w:type="paragraph" w:default="1" w:styleId="a">
     <w:name w:val="Normal"/>
     <w:aliases w:val="Content"/>
     <w:qFormat/>
@@ -10132,11 +10008,11 @@
       <w:rFonts w:ascii="Times New Roman" w:eastAsia="Microsoft JhengHei" w:hAnsi="Times New Roman" w:cs="Times New Roman (Body CS)"/>
     </w:rPr>
   </w:style>
-  <w:style w:type="paragraph" w:styleId="Heading1">
+  <w:style w:type="paragraph" w:styleId="1">
     <w:name w:val="heading 1"/>
-    <w:basedOn w:val="Normal"/>
-    <w:next w:val="Normal"/>
-    <w:link w:val="Heading1Char"/>
+    <w:basedOn w:val="a"/>
+    <w:next w:val="a"/>
+    <w:link w:val="10"/>
     <w:uiPriority w:val="9"/>
     <w:qFormat/>
     <w:rsid w:val="00604CBF"/>
@@ -10154,11 +10030,11 @@
       <w:szCs w:val="32"/>
     </w:rPr>
   </w:style>
-  <w:style w:type="paragraph" w:styleId="Heading2">
+  <w:style w:type="paragraph" w:styleId="2">
     <w:name w:val="heading 2"/>
-    <w:basedOn w:val="Normal"/>
-    <w:next w:val="Normal"/>
-    <w:link w:val="Heading2Char"/>
+    <w:basedOn w:val="a"/>
+    <w:next w:val="a"/>
+    <w:link w:val="20"/>
     <w:uiPriority w:val="9"/>
     <w:unhideWhenUsed/>
     <w:qFormat/>
@@ -10176,11 +10052,11 @@
       <w:szCs w:val="32"/>
     </w:rPr>
   </w:style>
-  <w:style w:type="paragraph" w:styleId="Heading3">
+  <w:style w:type="paragraph" w:styleId="3">
     <w:name w:val="heading 3"/>
-    <w:basedOn w:val="Normal"/>
-    <w:next w:val="Normal"/>
-    <w:link w:val="Heading3Char"/>
+    <w:basedOn w:val="a"/>
+    <w:next w:val="a"/>
+    <w:link w:val="30"/>
     <w:uiPriority w:val="9"/>
     <w:unhideWhenUsed/>
     <w:qFormat/>
@@ -10196,11 +10072,11 @@
       <w:lang w:val="en-US"/>
     </w:rPr>
   </w:style>
-  <w:style w:type="paragraph" w:styleId="Heading4">
+  <w:style w:type="paragraph" w:styleId="4">
     <w:name w:val="heading 4"/>
-    <w:basedOn w:val="Normal"/>
-    <w:next w:val="Normal"/>
-    <w:link w:val="Heading4Char"/>
+    <w:basedOn w:val="a"/>
+    <w:next w:val="a"/>
+    <w:link w:val="40"/>
     <w:uiPriority w:val="9"/>
     <w:semiHidden/>
     <w:unhideWhenUsed/>
@@ -10219,11 +10095,11 @@
       <w:color w:val="0F4761" w:themeColor="accent1" w:themeShade="BF"/>
     </w:rPr>
   </w:style>
-  <w:style w:type="paragraph" w:styleId="Heading5">
+  <w:style w:type="paragraph" w:styleId="5">
     <w:name w:val="heading 5"/>
-    <w:basedOn w:val="Normal"/>
-    <w:next w:val="Normal"/>
-    <w:link w:val="Heading5Char"/>
+    <w:basedOn w:val="a"/>
+    <w:next w:val="a"/>
+    <w:link w:val="50"/>
     <w:uiPriority w:val="9"/>
     <w:semiHidden/>
     <w:unhideWhenUsed/>
@@ -10240,11 +10116,11 @@
       <w:color w:val="0F4761" w:themeColor="accent1" w:themeShade="BF"/>
     </w:rPr>
   </w:style>
-  <w:style w:type="paragraph" w:styleId="Heading6">
+  <w:style w:type="paragraph" w:styleId="6">
     <w:name w:val="heading 6"/>
-    <w:basedOn w:val="Normal"/>
-    <w:next w:val="Normal"/>
-    <w:link w:val="Heading6Char"/>
+    <w:basedOn w:val="a"/>
+    <w:next w:val="a"/>
+    <w:link w:val="60"/>
     <w:uiPriority w:val="9"/>
     <w:semiHidden/>
     <w:unhideWhenUsed/>
@@ -10263,11 +10139,11 @@
       <w:color w:val="595959" w:themeColor="text1" w:themeTint="A6"/>
     </w:rPr>
   </w:style>
-  <w:style w:type="paragraph" w:styleId="Heading7">
+  <w:style w:type="paragraph" w:styleId="7">
     <w:name w:val="heading 7"/>
-    <w:basedOn w:val="Normal"/>
-    <w:next w:val="Normal"/>
-    <w:link w:val="Heading7Char"/>
+    <w:basedOn w:val="a"/>
+    <w:next w:val="a"/>
+    <w:link w:val="70"/>
     <w:uiPriority w:val="9"/>
     <w:semiHidden/>
     <w:unhideWhenUsed/>
@@ -10284,11 +10160,11 @@
       <w:color w:val="595959" w:themeColor="text1" w:themeTint="A6"/>
     </w:rPr>
   </w:style>
-  <w:style w:type="paragraph" w:styleId="Heading8">
+  <w:style w:type="paragraph" w:styleId="8">
     <w:name w:val="heading 8"/>
-    <w:basedOn w:val="Normal"/>
-    <w:next w:val="Normal"/>
-    <w:link w:val="Heading8Char"/>
+    <w:basedOn w:val="a"/>
+    <w:next w:val="a"/>
+    <w:link w:val="80"/>
     <w:uiPriority w:val="9"/>
     <w:semiHidden/>
     <w:unhideWhenUsed/>
@@ -10306,11 +10182,11 @@
       <w:color w:val="272727" w:themeColor="text1" w:themeTint="D8"/>
     </w:rPr>
   </w:style>
-  <w:style w:type="paragraph" w:styleId="Heading9">
+  <w:style w:type="paragraph" w:styleId="9">
     <w:name w:val="heading 9"/>
-    <w:basedOn w:val="Normal"/>
-    <w:next w:val="Normal"/>
-    <w:link w:val="Heading9Char"/>
+    <w:basedOn w:val="a"/>
+    <w:next w:val="a"/>
+    <w:link w:val="90"/>
     <w:uiPriority w:val="9"/>
     <w:semiHidden/>
     <w:unhideWhenUsed/>
@@ -10326,13 +10202,13 @@
       <w:color w:val="272727" w:themeColor="text1" w:themeTint="D8"/>
     </w:rPr>
   </w:style>
-  <w:style w:type="character" w:default="1" w:styleId="DefaultParagraphFont">
+  <w:style w:type="character" w:default="1" w:styleId="a0">
     <w:name w:val="Default Paragraph Font"/>
     <w:uiPriority w:val="1"/>
     <w:semiHidden/>
     <w:unhideWhenUsed/>
   </w:style>
-  <w:style w:type="table" w:default="1" w:styleId="TableNormal">
+  <w:style w:type="table" w:default="1" w:styleId="a1">
     <w:name w:val="Normal Table"/>
     <w:uiPriority w:val="99"/>
     <w:semiHidden/>
@@ -10347,16 +10223,16 @@
       </w:tblCellMar>
     </w:tblPr>
   </w:style>
-  <w:style w:type="numbering" w:default="1" w:styleId="NoList">
+  <w:style w:type="numbering" w:default="1" w:styleId="a2">
     <w:name w:val="No List"/>
     <w:uiPriority w:val="99"/>
     <w:semiHidden/>
     <w:unhideWhenUsed/>
   </w:style>
-  <w:style w:type="character" w:customStyle="1" w:styleId="Heading1Char">
-    <w:name w:val="Heading 1 Char"/>
-    <w:basedOn w:val="DefaultParagraphFont"/>
-    <w:link w:val="Heading1"/>
+  <w:style w:type="character" w:customStyle="1" w:styleId="10">
+    <w:name w:val="標題 1 字元"/>
+    <w:basedOn w:val="a0"/>
+    <w:link w:val="1"/>
     <w:uiPriority w:val="9"/>
     <w:rsid w:val="00604CBF"/>
     <w:rPr>
@@ -10368,10 +10244,10 @@
       <w:szCs w:val="32"/>
     </w:rPr>
   </w:style>
-  <w:style w:type="character" w:customStyle="1" w:styleId="Heading2Char">
-    <w:name w:val="Heading 2 Char"/>
-    <w:basedOn w:val="DefaultParagraphFont"/>
-    <w:link w:val="Heading2"/>
+  <w:style w:type="character" w:customStyle="1" w:styleId="20">
+    <w:name w:val="標題 2 字元"/>
+    <w:basedOn w:val="a0"/>
+    <w:link w:val="2"/>
     <w:uiPriority w:val="9"/>
     <w:rsid w:val="00604CBF"/>
     <w:rPr>
@@ -10382,10 +10258,10 @@
       <w:szCs w:val="32"/>
     </w:rPr>
   </w:style>
-  <w:style w:type="character" w:customStyle="1" w:styleId="Heading3Char">
-    <w:name w:val="Heading 3 Char"/>
-    <w:basedOn w:val="DefaultParagraphFont"/>
-    <w:link w:val="Heading3"/>
+  <w:style w:type="character" w:customStyle="1" w:styleId="30">
+    <w:name w:val="標題 3 字元"/>
+    <w:basedOn w:val="a0"/>
+    <w:link w:val="3"/>
     <w:uiPriority w:val="9"/>
     <w:rsid w:val="00DF382C"/>
     <w:rPr>
@@ -10397,10 +10273,10 @@
       <w:lang w:val="en-US"/>
     </w:rPr>
   </w:style>
-  <w:style w:type="character" w:customStyle="1" w:styleId="Heading4Char">
-    <w:name w:val="Heading 4 Char"/>
-    <w:basedOn w:val="DefaultParagraphFont"/>
-    <w:link w:val="Heading4"/>
+  <w:style w:type="character" w:customStyle="1" w:styleId="40">
+    <w:name w:val="標題 4 字元"/>
+    <w:basedOn w:val="a0"/>
+    <w:link w:val="4"/>
     <w:uiPriority w:val="9"/>
     <w:semiHidden/>
     <w:rsid w:val="00B82F6F"/>
@@ -10411,10 +10287,10 @@
       <w:color w:val="0F4761" w:themeColor="accent1" w:themeShade="BF"/>
     </w:rPr>
   </w:style>
-  <w:style w:type="character" w:customStyle="1" w:styleId="Heading5Char">
-    <w:name w:val="Heading 5 Char"/>
-    <w:basedOn w:val="DefaultParagraphFont"/>
-    <w:link w:val="Heading5"/>
+  <w:style w:type="character" w:customStyle="1" w:styleId="50">
+    <w:name w:val="標題 5 字元"/>
+    <w:basedOn w:val="a0"/>
+    <w:link w:val="5"/>
     <w:uiPriority w:val="9"/>
     <w:semiHidden/>
     <w:rsid w:val="00B82F6F"/>
@@ -10423,10 +10299,10 @@
       <w:color w:val="0F4761" w:themeColor="accent1" w:themeShade="BF"/>
     </w:rPr>
   </w:style>
-  <w:style w:type="character" w:customStyle="1" w:styleId="Heading6Char">
-    <w:name w:val="Heading 6 Char"/>
-    <w:basedOn w:val="DefaultParagraphFont"/>
-    <w:link w:val="Heading6"/>
+  <w:style w:type="character" w:customStyle="1" w:styleId="60">
+    <w:name w:val="標題 6 字元"/>
+    <w:basedOn w:val="a0"/>
+    <w:link w:val="6"/>
     <w:uiPriority w:val="9"/>
     <w:semiHidden/>
     <w:rsid w:val="00B82F6F"/>
@@ -10437,10 +10313,10 @@
       <w:color w:val="595959" w:themeColor="text1" w:themeTint="A6"/>
     </w:rPr>
   </w:style>
-  <w:style w:type="character" w:customStyle="1" w:styleId="Heading7Char">
-    <w:name w:val="Heading 7 Char"/>
-    <w:basedOn w:val="DefaultParagraphFont"/>
-    <w:link w:val="Heading7"/>
+  <w:style w:type="character" w:customStyle="1" w:styleId="70">
+    <w:name w:val="標題 7 字元"/>
+    <w:basedOn w:val="a0"/>
+    <w:link w:val="7"/>
     <w:uiPriority w:val="9"/>
     <w:semiHidden/>
     <w:rsid w:val="00B82F6F"/>
@@ -10449,10 +10325,10 @@
       <w:color w:val="595959" w:themeColor="text1" w:themeTint="A6"/>
     </w:rPr>
   </w:style>
-  <w:style w:type="character" w:customStyle="1" w:styleId="Heading8Char">
-    <w:name w:val="Heading 8 Char"/>
-    <w:basedOn w:val="DefaultParagraphFont"/>
-    <w:link w:val="Heading8"/>
+  <w:style w:type="character" w:customStyle="1" w:styleId="80">
+    <w:name w:val="標題 8 字元"/>
+    <w:basedOn w:val="a0"/>
+    <w:link w:val="8"/>
     <w:uiPriority w:val="9"/>
     <w:semiHidden/>
     <w:rsid w:val="00B82F6F"/>
@@ -10463,10 +10339,10 @@
       <w:color w:val="272727" w:themeColor="text1" w:themeTint="D8"/>
     </w:rPr>
   </w:style>
-  <w:style w:type="character" w:customStyle="1" w:styleId="Heading9Char">
-    <w:name w:val="Heading 9 Char"/>
-    <w:basedOn w:val="DefaultParagraphFont"/>
-    <w:link w:val="Heading9"/>
+  <w:style w:type="character" w:customStyle="1" w:styleId="90">
+    <w:name w:val="標題 9 字元"/>
+    <w:basedOn w:val="a0"/>
+    <w:link w:val="9"/>
     <w:uiPriority w:val="9"/>
     <w:semiHidden/>
     <w:rsid w:val="00B82F6F"/>
@@ -10475,11 +10351,11 @@
       <w:color w:val="272727" w:themeColor="text1" w:themeTint="D8"/>
     </w:rPr>
   </w:style>
-  <w:style w:type="paragraph" w:styleId="Title">
+  <w:style w:type="paragraph" w:styleId="a3">
     <w:name w:val="Title"/>
-    <w:basedOn w:val="Normal"/>
-    <w:next w:val="Normal"/>
-    <w:link w:val="TitleChar"/>
+    <w:basedOn w:val="a"/>
+    <w:next w:val="a"/>
+    <w:link w:val="a4"/>
     <w:uiPriority w:val="10"/>
     <w:qFormat/>
     <w:rsid w:val="00B82F6F"/>
@@ -10495,10 +10371,10 @@
       <w:szCs w:val="56"/>
     </w:rPr>
   </w:style>
-  <w:style w:type="character" w:customStyle="1" w:styleId="TitleChar">
-    <w:name w:val="Title Char"/>
-    <w:basedOn w:val="DefaultParagraphFont"/>
-    <w:link w:val="Title"/>
+  <w:style w:type="character" w:customStyle="1" w:styleId="a4">
+    <w:name w:val="標題 字元"/>
+    <w:basedOn w:val="a0"/>
+    <w:link w:val="a3"/>
     <w:uiPriority w:val="10"/>
     <w:rsid w:val="00B82F6F"/>
     <w:rPr>
@@ -10509,11 +10385,11 @@
       <w:szCs w:val="56"/>
     </w:rPr>
   </w:style>
-  <w:style w:type="paragraph" w:styleId="Subtitle">
+  <w:style w:type="paragraph" w:styleId="a5">
     <w:name w:val="Subtitle"/>
-    <w:basedOn w:val="Normal"/>
-    <w:next w:val="Normal"/>
-    <w:link w:val="SubtitleChar"/>
+    <w:basedOn w:val="a"/>
+    <w:next w:val="a"/>
+    <w:link w:val="a6"/>
     <w:uiPriority w:val="11"/>
     <w:qFormat/>
     <w:rsid w:val="00B82F6F"/>
@@ -10530,10 +10406,10 @@
       <w:szCs w:val="28"/>
     </w:rPr>
   </w:style>
-  <w:style w:type="character" w:customStyle="1" w:styleId="SubtitleChar">
-    <w:name w:val="Subtitle Char"/>
-    <w:basedOn w:val="DefaultParagraphFont"/>
-    <w:link w:val="Subtitle"/>
+  <w:style w:type="character" w:customStyle="1" w:styleId="a6">
+    <w:name w:val="副標題 字元"/>
+    <w:basedOn w:val="a0"/>
+    <w:link w:val="a5"/>
     <w:uiPriority w:val="11"/>
     <w:rsid w:val="00B82F6F"/>
     <w:rPr>
@@ -10544,11 +10420,11 @@
       <w:szCs w:val="28"/>
     </w:rPr>
   </w:style>
-  <w:style w:type="paragraph" w:styleId="Quote">
+  <w:style w:type="paragraph" w:styleId="a7">
     <w:name w:val="Quote"/>
-    <w:basedOn w:val="Normal"/>
-    <w:next w:val="Normal"/>
-    <w:link w:val="QuoteChar"/>
+    <w:basedOn w:val="a"/>
+    <w:next w:val="a"/>
+    <w:link w:val="a8"/>
     <w:uiPriority w:val="29"/>
     <w:qFormat/>
     <w:rsid w:val="00B82F6F"/>
@@ -10562,10 +10438,10 @@
       <w:color w:val="404040" w:themeColor="text1" w:themeTint="BF"/>
     </w:rPr>
   </w:style>
-  <w:style w:type="character" w:customStyle="1" w:styleId="QuoteChar">
-    <w:name w:val="Quote Char"/>
-    <w:basedOn w:val="DefaultParagraphFont"/>
-    <w:link w:val="Quote"/>
+  <w:style w:type="character" w:customStyle="1" w:styleId="a8">
+    <w:name w:val="引文 字元"/>
+    <w:basedOn w:val="a0"/>
+    <w:link w:val="a7"/>
     <w:uiPriority w:val="29"/>
     <w:rsid w:val="00B82F6F"/>
     <w:rPr>
@@ -10574,9 +10450,9 @@
       <w:color w:val="404040" w:themeColor="text1" w:themeTint="BF"/>
     </w:rPr>
   </w:style>
-  <w:style w:type="paragraph" w:styleId="ListParagraph">
+  <w:style w:type="paragraph" w:styleId="a9">
     <w:name w:val="List Paragraph"/>
-    <w:basedOn w:val="Normal"/>
+    <w:basedOn w:val="a"/>
     <w:uiPriority w:val="34"/>
     <w:qFormat/>
     <w:rsid w:val="00B82F6F"/>
@@ -10585,9 +10461,9 @@
       <w:contextualSpacing/>
     </w:pPr>
   </w:style>
-  <w:style w:type="character" w:styleId="IntenseEmphasis">
+  <w:style w:type="character" w:styleId="aa">
     <w:name w:val="Intense Emphasis"/>
-    <w:basedOn w:val="DefaultParagraphFont"/>
+    <w:basedOn w:val="a0"/>
     <w:uiPriority w:val="21"/>
     <w:qFormat/>
     <w:rsid w:val="00B82F6F"/>
@@ -10597,11 +10473,11 @@
       <w:color w:val="0F4761" w:themeColor="accent1" w:themeShade="BF"/>
     </w:rPr>
   </w:style>
-  <w:style w:type="paragraph" w:styleId="IntenseQuote">
+  <w:style w:type="paragraph" w:styleId="ab">
     <w:name w:val="Intense Quote"/>
-    <w:basedOn w:val="Normal"/>
-    <w:next w:val="Normal"/>
-    <w:link w:val="IntenseQuoteChar"/>
+    <w:basedOn w:val="a"/>
+    <w:next w:val="a"/>
+    <w:link w:val="ac"/>
     <w:uiPriority w:val="30"/>
     <w:qFormat/>
     <w:rsid w:val="00B82F6F"/>
@@ -10620,10 +10496,10 @@
       <w:color w:val="0F4761" w:themeColor="accent1" w:themeShade="BF"/>
     </w:rPr>
   </w:style>
-  <w:style w:type="character" w:customStyle="1" w:styleId="IntenseQuoteChar">
-    <w:name w:val="Intense Quote Char"/>
-    <w:basedOn w:val="DefaultParagraphFont"/>
-    <w:link w:val="IntenseQuote"/>
+  <w:style w:type="character" w:customStyle="1" w:styleId="ac">
+    <w:name w:val="鮮明引文 字元"/>
+    <w:basedOn w:val="a0"/>
+    <w:link w:val="ab"/>
     <w:uiPriority w:val="30"/>
     <w:rsid w:val="00B82F6F"/>
     <w:rPr>
@@ -10632,9 +10508,9 @@
       <w:color w:val="0F4761" w:themeColor="accent1" w:themeShade="BF"/>
     </w:rPr>
   </w:style>
-  <w:style w:type="character" w:styleId="IntenseReference">
+  <w:style w:type="character" w:styleId="ad">
     <w:name w:val="Intense Reference"/>
-    <w:basedOn w:val="DefaultParagraphFont"/>
+    <w:basedOn w:val="a0"/>
     <w:uiPriority w:val="32"/>
     <w:qFormat/>
     <w:rsid w:val="00B82F6F"/>
@@ -10646,9 +10522,9 @@
       <w:spacing w:val="5"/>
     </w:rPr>
   </w:style>
-  <w:style w:type="character" w:styleId="Hyperlink">
+  <w:style w:type="character" w:styleId="ae">
     <w:name w:val="Hyperlink"/>
-    <w:basedOn w:val="DefaultParagraphFont"/>
+    <w:basedOn w:val="a0"/>
     <w:uiPriority w:val="99"/>
     <w:unhideWhenUsed/>
     <w:rsid w:val="00B82F6F"/>
@@ -10657,10 +10533,10 @@
       <w:u w:val="single"/>
     </w:rPr>
   </w:style>
-  <w:style w:type="paragraph" w:styleId="Footer">
+  <w:style w:type="paragraph" w:styleId="af">
     <w:name w:val="footer"/>
-    <w:basedOn w:val="Normal"/>
-    <w:link w:val="FooterChar"/>
+    <w:basedOn w:val="a"/>
+    <w:link w:val="af0"/>
     <w:uiPriority w:val="99"/>
     <w:unhideWhenUsed/>
     <w:rsid w:val="00B82F6F"/>
@@ -10672,27 +10548,27 @@
       <w:spacing w:line="240" w:lineRule="auto"/>
     </w:pPr>
   </w:style>
-  <w:style w:type="character" w:customStyle="1" w:styleId="FooterChar">
-    <w:name w:val="Footer Char"/>
-    <w:basedOn w:val="DefaultParagraphFont"/>
-    <w:link w:val="Footer"/>
+  <w:style w:type="character" w:customStyle="1" w:styleId="af0">
+    <w:name w:val="頁尾 字元"/>
+    <w:basedOn w:val="a0"/>
+    <w:link w:val="af"/>
     <w:uiPriority w:val="99"/>
     <w:rsid w:val="00B82F6F"/>
     <w:rPr>
       <w:lang w:val="en-MY" w:eastAsia="zh-CN"/>
     </w:rPr>
   </w:style>
-  <w:style w:type="character" w:styleId="PageNumber">
+  <w:style w:type="character" w:styleId="af1">
     <w:name w:val="page number"/>
-    <w:basedOn w:val="DefaultParagraphFont"/>
+    <w:basedOn w:val="a0"/>
     <w:uiPriority w:val="99"/>
     <w:semiHidden/>
     <w:unhideWhenUsed/>
     <w:rsid w:val="00B82F6F"/>
   </w:style>
-  <w:style w:type="table" w:styleId="TableGrid">
+  <w:style w:type="table" w:styleId="af2">
     <w:name w:val="Table Grid"/>
-    <w:basedOn w:val="TableNormal"/>
+    <w:basedOn w:val="a1"/>
     <w:uiPriority w:val="39"/>
     <w:rsid w:val="00B82F6F"/>
     <w:pPr>
@@ -10712,9 +10588,9 @@
       </w:tblBorders>
     </w:tblPr>
   </w:style>
-  <w:style w:type="paragraph" w:styleId="NormalWeb">
+  <w:style w:type="paragraph" w:styleId="Web">
     <w:name w:val="Normal (Web)"/>
-    <w:basedOn w:val="Normal"/>
+    <w:basedOn w:val="a"/>
     <w:uiPriority w:val="99"/>
     <w:semiHidden/>
     <w:unhideWhenUsed/>
@@ -10730,248 +10606,248 @@
   </w:style>
   <w:style w:type="character" w:customStyle="1" w:styleId="citation-1086">
     <w:name w:val="citation-1086"/>
-    <w:basedOn w:val="DefaultParagraphFont"/>
+    <w:basedOn w:val="a0"/>
     <w:rsid w:val="00FA71EC"/>
   </w:style>
   <w:style w:type="character" w:customStyle="1" w:styleId="citation-1085">
     <w:name w:val="citation-1085"/>
-    <w:basedOn w:val="DefaultParagraphFont"/>
+    <w:basedOn w:val="a0"/>
     <w:rsid w:val="00FA71EC"/>
   </w:style>
   <w:style w:type="character" w:customStyle="1" w:styleId="citation-1084">
     <w:name w:val="citation-1084"/>
-    <w:basedOn w:val="DefaultParagraphFont"/>
+    <w:basedOn w:val="a0"/>
     <w:rsid w:val="00FA71EC"/>
   </w:style>
   <w:style w:type="character" w:customStyle="1" w:styleId="citation-1083">
     <w:name w:val="citation-1083"/>
-    <w:basedOn w:val="DefaultParagraphFont"/>
+    <w:basedOn w:val="a0"/>
     <w:rsid w:val="00FA71EC"/>
   </w:style>
   <w:style w:type="character" w:customStyle="1" w:styleId="citation-1082">
     <w:name w:val="citation-1082"/>
-    <w:basedOn w:val="DefaultParagraphFont"/>
+    <w:basedOn w:val="a0"/>
     <w:rsid w:val="00FA71EC"/>
   </w:style>
   <w:style w:type="character" w:customStyle="1" w:styleId="citation-1081">
     <w:name w:val="citation-1081"/>
-    <w:basedOn w:val="DefaultParagraphFont"/>
+    <w:basedOn w:val="a0"/>
     <w:rsid w:val="00FA71EC"/>
   </w:style>
   <w:style w:type="character" w:customStyle="1" w:styleId="citation-1080">
     <w:name w:val="citation-1080"/>
-    <w:basedOn w:val="DefaultParagraphFont"/>
+    <w:basedOn w:val="a0"/>
     <w:rsid w:val="00FA71EC"/>
   </w:style>
   <w:style w:type="character" w:customStyle="1" w:styleId="citation-1079">
     <w:name w:val="citation-1079"/>
-    <w:basedOn w:val="DefaultParagraphFont"/>
+    <w:basedOn w:val="a0"/>
     <w:rsid w:val="00FA71EC"/>
   </w:style>
   <w:style w:type="character" w:customStyle="1" w:styleId="citation-1078">
     <w:name w:val="citation-1078"/>
-    <w:basedOn w:val="DefaultParagraphFont"/>
+    <w:basedOn w:val="a0"/>
     <w:rsid w:val="00FA71EC"/>
   </w:style>
   <w:style w:type="character" w:customStyle="1" w:styleId="citation-1077">
     <w:name w:val="citation-1077"/>
-    <w:basedOn w:val="DefaultParagraphFont"/>
+    <w:basedOn w:val="a0"/>
     <w:rsid w:val="00FA71EC"/>
   </w:style>
   <w:style w:type="character" w:customStyle="1" w:styleId="citation-1076">
     <w:name w:val="citation-1076"/>
-    <w:basedOn w:val="DefaultParagraphFont"/>
+    <w:basedOn w:val="a0"/>
     <w:rsid w:val="00FA71EC"/>
   </w:style>
   <w:style w:type="character" w:customStyle="1" w:styleId="citation-1075">
     <w:name w:val="citation-1075"/>
-    <w:basedOn w:val="DefaultParagraphFont"/>
+    <w:basedOn w:val="a0"/>
     <w:rsid w:val="00FA71EC"/>
   </w:style>
   <w:style w:type="character" w:customStyle="1" w:styleId="citation-1074">
     <w:name w:val="citation-1074"/>
-    <w:basedOn w:val="DefaultParagraphFont"/>
+    <w:basedOn w:val="a0"/>
     <w:rsid w:val="00FA71EC"/>
   </w:style>
   <w:style w:type="character" w:customStyle="1" w:styleId="citation-1073">
     <w:name w:val="citation-1073"/>
-    <w:basedOn w:val="DefaultParagraphFont"/>
+    <w:basedOn w:val="a0"/>
     <w:rsid w:val="00FA71EC"/>
   </w:style>
   <w:style w:type="character" w:customStyle="1" w:styleId="citation-1072">
     <w:name w:val="citation-1072"/>
-    <w:basedOn w:val="DefaultParagraphFont"/>
+    <w:basedOn w:val="a0"/>
     <w:rsid w:val="00FA71EC"/>
   </w:style>
   <w:style w:type="character" w:customStyle="1" w:styleId="citation-1071">
     <w:name w:val="citation-1071"/>
-    <w:basedOn w:val="DefaultParagraphFont"/>
+    <w:basedOn w:val="a0"/>
     <w:rsid w:val="00FA71EC"/>
   </w:style>
   <w:style w:type="character" w:customStyle="1" w:styleId="citation-1070">
     <w:name w:val="citation-1070"/>
-    <w:basedOn w:val="DefaultParagraphFont"/>
+    <w:basedOn w:val="a0"/>
     <w:rsid w:val="00FA71EC"/>
   </w:style>
   <w:style w:type="character" w:customStyle="1" w:styleId="citation-1069">
     <w:name w:val="citation-1069"/>
-    <w:basedOn w:val="DefaultParagraphFont"/>
+    <w:basedOn w:val="a0"/>
     <w:rsid w:val="00FA71EC"/>
   </w:style>
   <w:style w:type="character" w:customStyle="1" w:styleId="citation-1068">
     <w:name w:val="citation-1068"/>
-    <w:basedOn w:val="DefaultParagraphFont"/>
+    <w:basedOn w:val="a0"/>
     <w:rsid w:val="00FA71EC"/>
   </w:style>
   <w:style w:type="character" w:customStyle="1" w:styleId="citation-1067">
     <w:name w:val="citation-1067"/>
-    <w:basedOn w:val="DefaultParagraphFont"/>
+    <w:basedOn w:val="a0"/>
     <w:rsid w:val="00FA71EC"/>
   </w:style>
   <w:style w:type="character" w:customStyle="1" w:styleId="citation-1066">
     <w:name w:val="citation-1066"/>
-    <w:basedOn w:val="DefaultParagraphFont"/>
+    <w:basedOn w:val="a0"/>
     <w:rsid w:val="00FA71EC"/>
   </w:style>
   <w:style w:type="character" w:customStyle="1" w:styleId="citation-1065">
     <w:name w:val="citation-1065"/>
-    <w:basedOn w:val="DefaultParagraphFont"/>
+    <w:basedOn w:val="a0"/>
     <w:rsid w:val="00FA71EC"/>
   </w:style>
   <w:style w:type="character" w:customStyle="1" w:styleId="citation-1064">
     <w:name w:val="citation-1064"/>
-    <w:basedOn w:val="DefaultParagraphFont"/>
+    <w:basedOn w:val="a0"/>
     <w:rsid w:val="00FA71EC"/>
   </w:style>
   <w:style w:type="character" w:customStyle="1" w:styleId="citation-1063">
     <w:name w:val="citation-1063"/>
-    <w:basedOn w:val="DefaultParagraphFont"/>
+    <w:basedOn w:val="a0"/>
     <w:rsid w:val="00FA71EC"/>
   </w:style>
   <w:style w:type="character" w:customStyle="1" w:styleId="citation-1062">
     <w:name w:val="citation-1062"/>
-    <w:basedOn w:val="DefaultParagraphFont"/>
+    <w:basedOn w:val="a0"/>
     <w:rsid w:val="00FA71EC"/>
   </w:style>
   <w:style w:type="character" w:customStyle="1" w:styleId="citation-1061">
     <w:name w:val="citation-1061"/>
-    <w:basedOn w:val="DefaultParagraphFont"/>
+    <w:basedOn w:val="a0"/>
     <w:rsid w:val="00FA71EC"/>
   </w:style>
   <w:style w:type="character" w:customStyle="1" w:styleId="citation-1060">
     <w:name w:val="citation-1060"/>
-    <w:basedOn w:val="DefaultParagraphFont"/>
+    <w:basedOn w:val="a0"/>
     <w:rsid w:val="00FA71EC"/>
   </w:style>
   <w:style w:type="character" w:customStyle="1" w:styleId="citation-1059">
     <w:name w:val="citation-1059"/>
-    <w:basedOn w:val="DefaultParagraphFont"/>
+    <w:basedOn w:val="a0"/>
     <w:rsid w:val="00FA71EC"/>
   </w:style>
   <w:style w:type="character" w:customStyle="1" w:styleId="citation-1058">
     <w:name w:val="citation-1058"/>
-    <w:basedOn w:val="DefaultParagraphFont"/>
+    <w:basedOn w:val="a0"/>
     <w:rsid w:val="00FA71EC"/>
   </w:style>
   <w:style w:type="character" w:customStyle="1" w:styleId="citation-1057">
     <w:name w:val="citation-1057"/>
-    <w:basedOn w:val="DefaultParagraphFont"/>
+    <w:basedOn w:val="a0"/>
     <w:rsid w:val="00FA71EC"/>
   </w:style>
   <w:style w:type="character" w:customStyle="1" w:styleId="citation-1056">
     <w:name w:val="citation-1056"/>
-    <w:basedOn w:val="DefaultParagraphFont"/>
+    <w:basedOn w:val="a0"/>
     <w:rsid w:val="00FA71EC"/>
   </w:style>
   <w:style w:type="character" w:customStyle="1" w:styleId="citation-1055">
     <w:name w:val="citation-1055"/>
-    <w:basedOn w:val="DefaultParagraphFont"/>
+    <w:basedOn w:val="a0"/>
     <w:rsid w:val="00FA71EC"/>
   </w:style>
   <w:style w:type="character" w:customStyle="1" w:styleId="citation-1054">
     <w:name w:val="citation-1054"/>
-    <w:basedOn w:val="DefaultParagraphFont"/>
+    <w:basedOn w:val="a0"/>
     <w:rsid w:val="00FA71EC"/>
   </w:style>
   <w:style w:type="character" w:customStyle="1" w:styleId="citation-1053">
     <w:name w:val="citation-1053"/>
-    <w:basedOn w:val="DefaultParagraphFont"/>
+    <w:basedOn w:val="a0"/>
     <w:rsid w:val="00FA71EC"/>
   </w:style>
   <w:style w:type="character" w:customStyle="1" w:styleId="citation-1052">
     <w:name w:val="citation-1052"/>
-    <w:basedOn w:val="DefaultParagraphFont"/>
+    <w:basedOn w:val="a0"/>
     <w:rsid w:val="00FA71EC"/>
   </w:style>
   <w:style w:type="character" w:customStyle="1" w:styleId="citation-1051">
     <w:name w:val="citation-1051"/>
-    <w:basedOn w:val="DefaultParagraphFont"/>
+    <w:basedOn w:val="a0"/>
     <w:rsid w:val="00FA71EC"/>
   </w:style>
   <w:style w:type="character" w:customStyle="1" w:styleId="citation-1050">
     <w:name w:val="citation-1050"/>
-    <w:basedOn w:val="DefaultParagraphFont"/>
+    <w:basedOn w:val="a0"/>
     <w:rsid w:val="00FA71EC"/>
   </w:style>
   <w:style w:type="character" w:customStyle="1" w:styleId="citation-1049">
     <w:name w:val="citation-1049"/>
-    <w:basedOn w:val="DefaultParagraphFont"/>
+    <w:basedOn w:val="a0"/>
     <w:rsid w:val="00FA71EC"/>
   </w:style>
   <w:style w:type="character" w:customStyle="1" w:styleId="citation-1048">
     <w:name w:val="citation-1048"/>
-    <w:basedOn w:val="DefaultParagraphFont"/>
+    <w:basedOn w:val="a0"/>
     <w:rsid w:val="00FA71EC"/>
   </w:style>
   <w:style w:type="character" w:customStyle="1" w:styleId="citation-1047">
     <w:name w:val="citation-1047"/>
-    <w:basedOn w:val="DefaultParagraphFont"/>
+    <w:basedOn w:val="a0"/>
     <w:rsid w:val="00FA71EC"/>
   </w:style>
   <w:style w:type="character" w:customStyle="1" w:styleId="citation-1046">
     <w:name w:val="citation-1046"/>
-    <w:basedOn w:val="DefaultParagraphFont"/>
+    <w:basedOn w:val="a0"/>
     <w:rsid w:val="00FA71EC"/>
   </w:style>
   <w:style w:type="character" w:customStyle="1" w:styleId="citation-1045">
     <w:name w:val="citation-1045"/>
-    <w:basedOn w:val="DefaultParagraphFont"/>
+    <w:basedOn w:val="a0"/>
     <w:rsid w:val="00FA71EC"/>
   </w:style>
   <w:style w:type="character" w:customStyle="1" w:styleId="citation-1044">
     <w:name w:val="citation-1044"/>
-    <w:basedOn w:val="DefaultParagraphFont"/>
+    <w:basedOn w:val="a0"/>
     <w:rsid w:val="00FA71EC"/>
   </w:style>
   <w:style w:type="character" w:customStyle="1" w:styleId="citation-1043">
     <w:name w:val="citation-1043"/>
-    <w:basedOn w:val="DefaultParagraphFont"/>
+    <w:basedOn w:val="a0"/>
     <w:rsid w:val="00FA71EC"/>
   </w:style>
   <w:style w:type="character" w:customStyle="1" w:styleId="citation-1042">
     <w:name w:val="citation-1042"/>
-    <w:basedOn w:val="DefaultParagraphFont"/>
+    <w:basedOn w:val="a0"/>
     <w:rsid w:val="00FA71EC"/>
   </w:style>
   <w:style w:type="character" w:customStyle="1" w:styleId="citation-1041">
     <w:name w:val="citation-1041"/>
-    <w:basedOn w:val="DefaultParagraphFont"/>
+    <w:basedOn w:val="a0"/>
     <w:rsid w:val="00FA71EC"/>
   </w:style>
   <w:style w:type="character" w:customStyle="1" w:styleId="citation-1040">
     <w:name w:val="citation-1040"/>
-    <w:basedOn w:val="DefaultParagraphFont"/>
+    <w:basedOn w:val="a0"/>
     <w:rsid w:val="00FA71EC"/>
   </w:style>
   <w:style w:type="character" w:customStyle="1" w:styleId="citation-1039">
     <w:name w:val="citation-1039"/>
-    <w:basedOn w:val="DefaultParagraphFont"/>
+    <w:basedOn w:val="a0"/>
     <w:rsid w:val="00FA71EC"/>
   </w:style>
-  <w:style w:type="paragraph" w:styleId="TOCHeading">
+  <w:style w:type="paragraph" w:styleId="af3">
     <w:name w:val="TOC Heading"/>
-    <w:basedOn w:val="Heading1"/>
-    <w:next w:val="Normal"/>
+    <w:basedOn w:val="1"/>
+    <w:next w:val="a"/>
     <w:uiPriority w:val="39"/>
     <w:unhideWhenUsed/>
     <w:qFormat/>
@@ -10990,10 +10866,10 @@
       <w14:ligatures w14:val="none"/>
     </w:rPr>
   </w:style>
-  <w:style w:type="paragraph" w:styleId="TOC1">
+  <w:style w:type="paragraph" w:styleId="11">
     <w:name w:val="toc 1"/>
-    <w:basedOn w:val="Normal"/>
-    <w:next w:val="Normal"/>
+    <w:basedOn w:val="a"/>
+    <w:next w:val="a"/>
     <w:autoRedefine/>
     <w:uiPriority w:val="39"/>
     <w:unhideWhenUsed/>
@@ -11009,10 +10885,10 @@
       <w:iCs/>
     </w:rPr>
   </w:style>
-  <w:style w:type="paragraph" w:styleId="TOC2">
+  <w:style w:type="paragraph" w:styleId="21">
     <w:name w:val="toc 2"/>
-    <w:basedOn w:val="Normal"/>
-    <w:next w:val="Normal"/>
+    <w:basedOn w:val="a"/>
+    <w:next w:val="a"/>
     <w:autoRedefine/>
     <w:uiPriority w:val="39"/>
     <w:unhideWhenUsed/>
@@ -11029,10 +10905,10 @@
       <w:szCs w:val="22"/>
     </w:rPr>
   </w:style>
-  <w:style w:type="paragraph" w:styleId="TOC3">
+  <w:style w:type="paragraph" w:styleId="31">
     <w:name w:val="toc 3"/>
-    <w:basedOn w:val="Normal"/>
-    <w:next w:val="Normal"/>
+    <w:basedOn w:val="a"/>
+    <w:next w:val="a"/>
     <w:autoRedefine/>
     <w:uiPriority w:val="39"/>
     <w:unhideWhenUsed/>
@@ -11046,10 +10922,10 @@
       <w:szCs w:val="20"/>
     </w:rPr>
   </w:style>
-  <w:style w:type="paragraph" w:styleId="TOC4">
+  <w:style w:type="paragraph" w:styleId="41">
     <w:name w:val="toc 4"/>
-    <w:basedOn w:val="Normal"/>
-    <w:next w:val="Normal"/>
+    <w:basedOn w:val="a"/>
+    <w:next w:val="a"/>
     <w:autoRedefine/>
     <w:uiPriority w:val="39"/>
     <w:unhideWhenUsed/>
@@ -11063,10 +10939,10 @@
       <w:szCs w:val="20"/>
     </w:rPr>
   </w:style>
-  <w:style w:type="paragraph" w:styleId="TOC5">
+  <w:style w:type="paragraph" w:styleId="51">
     <w:name w:val="toc 5"/>
-    <w:basedOn w:val="Normal"/>
-    <w:next w:val="Normal"/>
+    <w:basedOn w:val="a"/>
+    <w:next w:val="a"/>
     <w:autoRedefine/>
     <w:uiPriority w:val="39"/>
     <w:unhideWhenUsed/>
@@ -11080,10 +10956,10 @@
       <w:szCs w:val="20"/>
     </w:rPr>
   </w:style>
-  <w:style w:type="paragraph" w:styleId="TOC6">
+  <w:style w:type="paragraph" w:styleId="61">
     <w:name w:val="toc 6"/>
-    <w:basedOn w:val="Normal"/>
-    <w:next w:val="Normal"/>
+    <w:basedOn w:val="a"/>
+    <w:next w:val="a"/>
     <w:autoRedefine/>
     <w:uiPriority w:val="39"/>
     <w:unhideWhenUsed/>
@@ -11097,10 +10973,10 @@
       <w:szCs w:val="20"/>
     </w:rPr>
   </w:style>
-  <w:style w:type="paragraph" w:styleId="TOC7">
+  <w:style w:type="paragraph" w:styleId="71">
     <w:name w:val="toc 7"/>
-    <w:basedOn w:val="Normal"/>
-    <w:next w:val="Normal"/>
+    <w:basedOn w:val="a"/>
+    <w:next w:val="a"/>
     <w:autoRedefine/>
     <w:uiPriority w:val="39"/>
     <w:unhideWhenUsed/>
@@ -11114,10 +10990,10 @@
       <w:szCs w:val="20"/>
     </w:rPr>
   </w:style>
-  <w:style w:type="paragraph" w:styleId="TOC8">
+  <w:style w:type="paragraph" w:styleId="81">
     <w:name w:val="toc 8"/>
-    <w:basedOn w:val="Normal"/>
-    <w:next w:val="Normal"/>
+    <w:basedOn w:val="a"/>
+    <w:next w:val="a"/>
     <w:autoRedefine/>
     <w:uiPriority w:val="39"/>
     <w:unhideWhenUsed/>
@@ -11131,10 +11007,10 @@
       <w:szCs w:val="20"/>
     </w:rPr>
   </w:style>
-  <w:style w:type="paragraph" w:styleId="TOC9">
+  <w:style w:type="paragraph" w:styleId="91">
     <w:name w:val="toc 9"/>
-    <w:basedOn w:val="Normal"/>
-    <w:next w:val="Normal"/>
+    <w:basedOn w:val="a"/>
+    <w:next w:val="a"/>
     <w:autoRedefine/>
     <w:uiPriority w:val="39"/>
     <w:unhideWhenUsed/>
@@ -11148,10 +11024,10 @@
       <w:szCs w:val="20"/>
     </w:rPr>
   </w:style>
-  <w:style w:type="paragraph" w:styleId="Header">
+  <w:style w:type="paragraph" w:styleId="af4">
     <w:name w:val="header"/>
-    <w:basedOn w:val="Normal"/>
-    <w:link w:val="HeaderChar"/>
+    <w:basedOn w:val="a"/>
+    <w:link w:val="af5"/>
     <w:uiPriority w:val="99"/>
     <w:unhideWhenUsed/>
     <w:rsid w:val="00DF382C"/>
@@ -11163,20 +11039,20 @@
       <w:spacing w:line="240" w:lineRule="auto"/>
     </w:pPr>
   </w:style>
-  <w:style w:type="character" w:customStyle="1" w:styleId="HeaderChar">
-    <w:name w:val="Header Char"/>
-    <w:basedOn w:val="DefaultParagraphFont"/>
-    <w:link w:val="Header"/>
+  <w:style w:type="character" w:customStyle="1" w:styleId="af5">
+    <w:name w:val="頁首 字元"/>
+    <w:basedOn w:val="a0"/>
+    <w:link w:val="af4"/>
     <w:uiPriority w:val="99"/>
     <w:rsid w:val="00DF382C"/>
     <w:rPr>
       <w:rFonts w:ascii="Times New Roman" w:eastAsia="Microsoft JhengHei" w:hAnsi="Times New Roman" w:cs="Times New Roman (Body CS)"/>
     </w:rPr>
   </w:style>
-  <w:style w:type="paragraph" w:styleId="Caption">
+  <w:style w:type="paragraph" w:styleId="af6">
     <w:name w:val="caption"/>
-    <w:basedOn w:val="Normal"/>
-    <w:next w:val="Normal"/>
+    <w:basedOn w:val="a"/>
+    <w:next w:val="a"/>
     <w:uiPriority w:val="35"/>
     <w:unhideWhenUsed/>
     <w:qFormat/>
@@ -11192,17 +11068,17 @@
       <w:szCs w:val="18"/>
     </w:rPr>
   </w:style>
-  <w:style w:type="paragraph" w:styleId="TableofFigures">
+  <w:style w:type="paragraph" w:styleId="af7">
     <w:name w:val="table of figures"/>
-    <w:basedOn w:val="Normal"/>
-    <w:next w:val="Normal"/>
+    <w:basedOn w:val="a"/>
+    <w:next w:val="a"/>
     <w:uiPriority w:val="99"/>
     <w:unhideWhenUsed/>
     <w:rsid w:val="00E6055E"/>
   </w:style>
   <w:style w:type="paragraph" w:customStyle="1" w:styleId="Text">
     <w:name w:val="Text"/>
-    <w:basedOn w:val="Normal"/>
+    <w:basedOn w:val="a"/>
     <w:qFormat/>
     <w:rsid w:val="00604CBF"/>
     <w:pPr>
@@ -11212,7 +11088,7 @@
   </w:style>
   <w:style w:type="paragraph" w:customStyle="1" w:styleId="FigureCaption">
     <w:name w:val="Figure + Caption"/>
-    <w:basedOn w:val="Caption"/>
+    <w:basedOn w:val="af6"/>
     <w:qFormat/>
     <w:rsid w:val="00604CBF"/>
     <w:pPr>
@@ -11222,7 +11098,7 @@
   </w:style>
   <w:style w:type="paragraph" w:customStyle="1" w:styleId="TOCTitle">
     <w:name w:val="TOC Title"/>
-    <w:basedOn w:val="Normal"/>
+    <w:basedOn w:val="a"/>
     <w:qFormat/>
     <w:rsid w:val="0075707D"/>
     <w:pPr>
@@ -11236,9 +11112,9 @@
       <w:szCs w:val="32"/>
     </w:rPr>
   </w:style>
-  <w:style w:type="character" w:styleId="UnresolvedMention">
+  <w:style w:type="character" w:styleId="af8">
     <w:name w:val="Unresolved Mention"/>
-    <w:basedOn w:val="DefaultParagraphFont"/>
+    <w:basedOn w:val="a0"/>
     <w:uiPriority w:val="99"/>
     <w:semiHidden/>
     <w:unhideWhenUsed/>
@@ -11248,9 +11124,9 @@
       <w:shd w:val="clear" w:color="auto" w:fill="E1DFDD"/>
     </w:rPr>
   </w:style>
-  <w:style w:type="character" w:styleId="FollowedHyperlink">
+  <w:style w:type="character" w:styleId="af9">
     <w:name w:val="FollowedHyperlink"/>
-    <w:basedOn w:val="DefaultParagraphFont"/>
+    <w:basedOn w:val="a0"/>
     <w:uiPriority w:val="99"/>
     <w:semiHidden/>
     <w:unhideWhenUsed/>
@@ -11562,10 +11438,264 @@
 <b:Sources xmlns:b="http://schemas.openxmlformats.org/officeDocument/2006/bibliography" xmlns="http://schemas.openxmlformats.org/officeDocument/2006/bibliography" SelectedStyle="/APASixthEditionOfficeOnline.xsl" StyleName="APA" Version="6"/>
 </file>
 
+<file path=customXml/item2.xml><?xml version="1.0" encoding="utf-8"?>
+<p:properties xmlns:p="http://schemas.microsoft.com/office/2006/metadata/properties" xmlns:xsi="http://www.w3.org/2001/XMLSchema-instance" xmlns:pc="http://schemas.microsoft.com/office/infopath/2007/PartnerControls">
+  <documentManagement>
+    <TaxCatchAll xmlns="4ac3654a-0e78-41a7-8aa0-9ef5d6f9db3b" xsi:nil="true"/>
+    <ReferenceId xmlns="066a291c-cbfd-4dd6-9498-db865bbf308b" xsi:nil="true"/>
+    <lcf76f155ced4ddcb4097134ff3c332f xmlns="066a291c-cbfd-4dd6-9498-db865bbf308b">
+      <Terms xmlns="http://schemas.microsoft.com/office/infopath/2007/PartnerControls"/>
+    </lcf76f155ced4ddcb4097134ff3c332f>
+  </documentManagement>
+</p:properties>
+</file>
+
+<file path=customXml/item3.xml><?xml version="1.0" encoding="utf-8"?>
+<?mso-contentType ?>
+<FormTemplates xmlns="http://schemas.microsoft.com/sharepoint/v3/contenttype/forms">
+  <Display>DocumentLibraryForm</Display>
+  <Edit>DocumentLibraryForm</Edit>
+  <New>DocumentLibraryForm</New>
+</FormTemplates>
+</file>
+
+<file path=customXml/item4.xml><?xml version="1.0" encoding="utf-8"?>
+<ct:contentTypeSchema xmlns:ct="http://schemas.microsoft.com/office/2006/metadata/contentType" xmlns:ma="http://schemas.microsoft.com/office/2006/metadata/properties/metaAttributes" ct:_="" ma:_="" ma:contentTypeName="Document" ma:contentTypeID="0x010100EC3EEE844AF17E4FBF0DE7E448BBB2A9" ma:contentTypeVersion="11" ma:contentTypeDescription="Create a new document." ma:contentTypeScope="" ma:versionID="dd24be2fcf1323833374d62e4bc77924">
+  <xsd:schema xmlns:xsd="http://www.w3.org/2001/XMLSchema" xmlns:xs="http://www.w3.org/2001/XMLSchema" xmlns:p="http://schemas.microsoft.com/office/2006/metadata/properties" xmlns:ns2="066a291c-cbfd-4dd6-9498-db865bbf308b" xmlns:ns3="4ac3654a-0e78-41a7-8aa0-9ef5d6f9db3b" targetNamespace="http://schemas.microsoft.com/office/2006/metadata/properties" ma:root="true" ma:fieldsID="4b076f552df4dab6ae75015eec021b07" ns2:_="" ns3:_="">
+    <xsd:import namespace="066a291c-cbfd-4dd6-9498-db865bbf308b"/>
+    <xsd:import namespace="4ac3654a-0e78-41a7-8aa0-9ef5d6f9db3b"/>
+    <xsd:element name="properties">
+      <xsd:complexType>
+        <xsd:sequence>
+          <xsd:element name="documentManagement">
+            <xsd:complexType>
+              <xsd:all>
+                <xsd:element ref="ns2:ReferenceId" minOccurs="0"/>
+                <xsd:element ref="ns2:MediaServiceMetadata" minOccurs="0"/>
+                <xsd:element ref="ns2:MediaServiceFastMetadata" minOccurs="0"/>
+                <xsd:element ref="ns2:MediaServiceSearchProperties" minOccurs="0"/>
+                <xsd:element ref="ns2:MediaServiceDateTaken" minOccurs="0"/>
+                <xsd:element ref="ns2:lcf76f155ced4ddcb4097134ff3c332f" minOccurs="0"/>
+                <xsd:element ref="ns3:TaxCatchAll" minOccurs="0"/>
+                <xsd:element ref="ns2:MediaServiceOCR" minOccurs="0"/>
+                <xsd:element ref="ns2:MediaServiceGenerationTime" minOccurs="0"/>
+                <xsd:element ref="ns2:MediaServiceEventHashCode" minOccurs="0"/>
+              </xsd:all>
+            </xsd:complexType>
+          </xsd:element>
+        </xsd:sequence>
+      </xsd:complexType>
+    </xsd:element>
+  </xsd:schema>
+  <xsd:schema xmlns:xsd="http://www.w3.org/2001/XMLSchema" xmlns:xs="http://www.w3.org/2001/XMLSchema" xmlns:dms="http://schemas.microsoft.com/office/2006/documentManagement/types" xmlns:pc="http://schemas.microsoft.com/office/infopath/2007/PartnerControls" targetNamespace="066a291c-cbfd-4dd6-9498-db865bbf308b" elementFormDefault="qualified">
+    <xsd:import namespace="http://schemas.microsoft.com/office/2006/documentManagement/types"/>
+    <xsd:import namespace="http://schemas.microsoft.com/office/infopath/2007/PartnerControls"/>
+    <xsd:element name="ReferenceId" ma:index="8" nillable="true" ma:displayName="ReferenceId" ma:indexed="true" ma:internalName="ReferenceId">
+      <xsd:simpleType>
+        <xsd:restriction base="dms:Text"/>
+      </xsd:simpleType>
+    </xsd:element>
+    <xsd:element name="MediaServiceMetadata" ma:index="9" nillable="true" ma:displayName="MediaServiceMetadata" ma:hidden="true" ma:internalName="MediaServiceMetadata" ma:readOnly="true">
+      <xsd:simpleType>
+        <xsd:restriction base="dms:Note"/>
+      </xsd:simpleType>
+    </xsd:element>
+    <xsd:element name="MediaServiceFastMetadata" ma:index="10" nillable="true" ma:displayName="MediaServiceFastMetadata" ma:hidden="true" ma:internalName="MediaServiceFastMetadata" ma:readOnly="true">
+      <xsd:simpleType>
+        <xsd:restriction base="dms:Note"/>
+      </xsd:simpleType>
+    </xsd:element>
+    <xsd:element name="MediaServiceSearchProperties" ma:index="11" nillable="true" ma:displayName="MediaServiceSearchProperties" ma:hidden="true" ma:internalName="MediaServiceSearchProperties" ma:readOnly="true">
+      <xsd:simpleType>
+        <xsd:restriction base="dms:Note"/>
+      </xsd:simpleType>
+    </xsd:element>
+    <xsd:element name="MediaServiceDateTaken" ma:index="12" nillable="true" ma:displayName="MediaServiceDateTaken" ma:hidden="true" ma:indexed="true" ma:internalName="MediaServiceDateTaken" ma:readOnly="true">
+      <xsd:simpleType>
+        <xsd:restriction base="dms:Text"/>
+      </xsd:simpleType>
+    </xsd:element>
+    <xsd:element name="lcf76f155ced4ddcb4097134ff3c332f" ma:index="14" nillable="true" ma:taxonomy="true" ma:internalName="lcf76f155ced4ddcb4097134ff3c332f" ma:taxonomyFieldName="MediaServiceImageTags" ma:displayName="Image Tags" ma:readOnly="false" ma:fieldId="{5cf76f15-5ced-4ddc-b409-7134ff3c332f}" ma:taxonomyMulti="true" ma:sspId="14e284dd-16d7-44c0-b72b-c225e643d77f" ma:termSetId="09814cd3-568e-fe90-9814-8d621ff8fb84" ma:anchorId="fba54fb3-c3e1-fe81-a776-ca4b69148c4d" ma:open="true" ma:isKeyword="false">
+      <xsd:complexType>
+        <xsd:sequence>
+          <xsd:element ref="pc:Terms" minOccurs="0" maxOccurs="1"/>
+        </xsd:sequence>
+      </xsd:complexType>
+    </xsd:element>
+    <xsd:element name="MediaServiceOCR" ma:index="16" nillable="true" ma:displayName="Extracted Text" ma:internalName="MediaServiceOCR" ma:readOnly="true">
+      <xsd:simpleType>
+        <xsd:restriction base="dms:Note">
+          <xsd:maxLength value="255"/>
+        </xsd:restriction>
+      </xsd:simpleType>
+    </xsd:element>
+    <xsd:element name="MediaServiceGenerationTime" ma:index="17" nillable="true" ma:displayName="MediaServiceGenerationTime" ma:hidden="true" ma:internalName="MediaServiceGenerationTime" ma:readOnly="true">
+      <xsd:simpleType>
+        <xsd:restriction base="dms:Text"/>
+      </xsd:simpleType>
+    </xsd:element>
+    <xsd:element name="MediaServiceEventHashCode" ma:index="18" nillable="true" ma:displayName="MediaServiceEventHashCode" ma:hidden="true" ma:internalName="MediaServiceEventHashCode" ma:readOnly="true">
+      <xsd:simpleType>
+        <xsd:restriction base="dms:Text"/>
+      </xsd:simpleType>
+    </xsd:element>
+  </xsd:schema>
+  <xsd:schema xmlns:xsd="http://www.w3.org/2001/XMLSchema" xmlns:xs="http://www.w3.org/2001/XMLSchema" xmlns:dms="http://schemas.microsoft.com/office/2006/documentManagement/types" xmlns:pc="http://schemas.microsoft.com/office/infopath/2007/PartnerControls" targetNamespace="4ac3654a-0e78-41a7-8aa0-9ef5d6f9db3b" elementFormDefault="qualified">
+    <xsd:import namespace="http://schemas.microsoft.com/office/2006/documentManagement/types"/>
+    <xsd:import namespace="http://schemas.microsoft.com/office/infopath/2007/PartnerControls"/>
+    <xsd:element name="TaxCatchAll" ma:index="15" nillable="true" ma:displayName="Taxonomy Catch All Column" ma:hidden="true" ma:list="{e8b3597a-c3e7-4bb9-8d10-41f1c2a5ea06}" ma:internalName="TaxCatchAll" ma:showField="CatchAllData" ma:web="4ac3654a-0e78-41a7-8aa0-9ef5d6f9db3b">
+      <xsd:complexType>
+        <xsd:complexContent>
+          <xsd:extension base="dms:MultiChoiceLookup">
+            <xsd:sequence>
+              <xsd:element name="Value" type="dms:Lookup" maxOccurs="unbounded" minOccurs="0" nillable="true"/>
+            </xsd:sequence>
+          </xsd:extension>
+        </xsd:complexContent>
+      </xsd:complexType>
+    </xsd:element>
+  </xsd:schema>
+  <xsd:schema xmlns="http://schemas.openxmlformats.org/package/2006/metadata/core-properties" xmlns:xsd="http://www.w3.org/2001/XMLSchema" xmlns:xsi="http://www.w3.org/2001/XMLSchema-instance" xmlns:dc="http://purl.org/dc/elements/1.1/" xmlns:dcterms="http://purl.org/dc/terms/" xmlns:odoc="http://schemas.microsoft.com/internal/obd" targetNamespace="http://schemas.openxmlformats.org/package/2006/metadata/core-properties" elementFormDefault="qualified" attributeFormDefault="unqualified" blockDefault="#all">
+    <xsd:import namespace="http://purl.org/dc/elements/1.1/" schemaLocation="http://dublincore.org/schemas/xmls/qdc/2003/04/02/dc.xsd"/>
+    <xsd:import namespace="http://purl.org/dc/terms/" schemaLocation="http://dublincore.org/schemas/xmls/qdc/2003/04/02/dcterms.xsd"/>
+    <xsd:element name="coreProperties" type="CT_coreProperties"/>
+    <xsd:complexType name="CT_coreProperties">
+      <xsd:all>
+        <xsd:element ref="dc:creator" minOccurs="0" maxOccurs="1"/>
+        <xsd:element ref="dcterms:created" minOccurs="0" maxOccurs="1"/>
+        <xsd:element ref="dc:identifier" minOccurs="0" maxOccurs="1"/>
+        <xsd:element name="contentType" minOccurs="0" maxOccurs="1" type="xsd:string" ma:index="0" ma:displayName="Content Type"/>
+        <xsd:element ref="dc:title" minOccurs="0" maxOccurs="1" ma:index="4" ma:displayName="Title"/>
+        <xsd:element ref="dc:subject" minOccurs="0" maxOccurs="1"/>
+        <xsd:element ref="dc:description" minOccurs="0" maxOccurs="1"/>
+        <xsd:element name="keywords" minOccurs="0" maxOccurs="1" type="xsd:string"/>
+        <xsd:element ref="dc:language" minOccurs="0" maxOccurs="1"/>
+        <xsd:element name="category" minOccurs="0" maxOccurs="1" type="xsd:string"/>
+        <xsd:element name="version" minOccurs="0" maxOccurs="1" type="xsd:string"/>
+        <xsd:element name="revision" minOccurs="0" maxOccurs="1" type="xsd:string">
+          <xsd:annotation>
+            <xsd:documentation>
+                        This value indicates the number of saves or revisions. The application is responsible for updating this value after each revision.
+                    </xsd:documentation>
+          </xsd:annotation>
+        </xsd:element>
+        <xsd:element name="lastModifiedBy" minOccurs="0" maxOccurs="1" type="xsd:string"/>
+        <xsd:element ref="dcterms:modified" minOccurs="0" maxOccurs="1"/>
+        <xsd:element name="contentStatus" minOccurs="0" maxOccurs="1" type="xsd:string"/>
+      </xsd:all>
+    </xsd:complexType>
+  </xsd:schema>
+  <xs:schema xmlns:pc="http://schemas.microsoft.com/office/infopath/2007/PartnerControls" xmlns:xs="http://www.w3.org/2001/XMLSchema" targetNamespace="http://schemas.microsoft.com/office/infopath/2007/PartnerControls" elementFormDefault="qualified" attributeFormDefault="unqualified">
+    <xs:element name="Person">
+      <xs:complexType>
+        <xs:sequence>
+          <xs:element ref="pc:DisplayName" minOccurs="0"/>
+          <xs:element ref="pc:AccountId" minOccurs="0"/>
+          <xs:element ref="pc:AccountType" minOccurs="0"/>
+        </xs:sequence>
+      </xs:complexType>
+    </xs:element>
+    <xs:element name="DisplayName" type="xs:string"/>
+    <xs:element name="AccountId" type="xs:string"/>
+    <xs:element name="AccountType" type="xs:string"/>
+    <xs:element name="BDCAssociatedEntity">
+      <xs:complexType>
+        <xs:sequence>
+          <xs:element ref="pc:BDCEntity" minOccurs="0" maxOccurs="unbounded"/>
+        </xs:sequence>
+        <xs:attribute ref="pc:EntityNamespace"/>
+        <xs:attribute ref="pc:EntityName"/>
+        <xs:attribute ref="pc:SystemInstanceName"/>
+        <xs:attribute ref="pc:AssociationName"/>
+      </xs:complexType>
+    </xs:element>
+    <xs:attribute name="EntityNamespace" type="xs:string"/>
+    <xs:attribute name="EntityName" type="xs:string"/>
+    <xs:attribute name="SystemInstanceName" type="xs:string"/>
+    <xs:attribute name="AssociationName" type="xs:string"/>
+    <xs:element name="BDCEntity">
+      <xs:complexType>
+        <xs:sequence>
+          <xs:element ref="pc:EntityDisplayName" minOccurs="0"/>
+          <xs:element ref="pc:EntityInstanceReference" minOccurs="0"/>
+          <xs:element ref="pc:EntityId1" minOccurs="0"/>
+          <xs:element ref="pc:EntityId2" minOccurs="0"/>
+          <xs:element ref="pc:EntityId3" minOccurs="0"/>
+          <xs:element ref="pc:EntityId4" minOccurs="0"/>
+          <xs:element ref="pc:EntityId5" minOccurs="0"/>
+        </xs:sequence>
+      </xs:complexType>
+    </xs:element>
+    <xs:element name="EntityDisplayName" type="xs:string"/>
+    <xs:element name="EntityInstanceReference" type="xs:string"/>
+    <xs:element name="EntityId1" type="xs:string"/>
+    <xs:element name="EntityId2" type="xs:string"/>
+    <xs:element name="EntityId3" type="xs:string"/>
+    <xs:element name="EntityId4" type="xs:string"/>
+    <xs:element name="EntityId5" type="xs:string"/>
+    <xs:element name="Terms">
+      <xs:complexType>
+        <xs:sequence>
+          <xs:element ref="pc:TermInfo" minOccurs="0" maxOccurs="unbounded"/>
+        </xs:sequence>
+      </xs:complexType>
+    </xs:element>
+    <xs:element name="TermInfo">
+      <xs:complexType>
+        <xs:sequence>
+          <xs:element ref="pc:TermName" minOccurs="0"/>
+          <xs:element ref="pc:TermId" minOccurs="0"/>
+        </xs:sequence>
+      </xs:complexType>
+    </xs:element>
+    <xs:element name="TermName" type="xs:string"/>
+    <xs:element name="TermId" type="xs:string"/>
+  </xs:schema>
+</ct:contentTypeSchema>
+</file>
+
 <file path=customXml/itemProps1.xml><?xml version="1.0" encoding="utf-8"?>
 <ds:datastoreItem xmlns:ds="http://schemas.openxmlformats.org/officeDocument/2006/customXml" ds:itemID="{702F4D26-1750-A244-A0EF-A806677917AF}">
   <ds:schemaRefs>
     <ds:schemaRef ds:uri="http://schemas.openxmlformats.org/officeDocument/2006/bibliography"/>
   </ds:schemaRefs>
 </ds:datastoreItem>
+</file>
+
+<file path=customXml/itemProps2.xml><?xml version="1.0" encoding="utf-8"?>
+<ds:datastoreItem xmlns:ds="http://schemas.openxmlformats.org/officeDocument/2006/customXml" ds:itemID="{5B13DDFC-2D1C-45B8-AFE2-6E3247AD650F}">
+  <ds:schemaRefs>
+    <ds:schemaRef ds:uri="http://schemas.microsoft.com/office/2006/metadata/properties"/>
+    <ds:schemaRef ds:uri="http://schemas.microsoft.com/office/infopath/2007/PartnerControls"/>
+    <ds:schemaRef ds:uri="4ac3654a-0e78-41a7-8aa0-9ef5d6f9db3b"/>
+    <ds:schemaRef ds:uri="066a291c-cbfd-4dd6-9498-db865bbf308b"/>
+  </ds:schemaRefs>
+</ds:datastoreItem>
+</file>
+
+<file path=customXml/itemProps3.xml><?xml version="1.0" encoding="utf-8"?>
+<ds:datastoreItem xmlns:ds="http://schemas.openxmlformats.org/officeDocument/2006/customXml" ds:itemID="{CC11363F-C930-4934-B0DB-3A7A08AD5D2C}">
+  <ds:schemaRefs>
+    <ds:schemaRef ds:uri="http://schemas.microsoft.com/sharepoint/v3/contenttype/forms"/>
+  </ds:schemaRefs>
+</ds:datastoreItem>
+</file>
+
+<file path=customXml/itemProps4.xml><?xml version="1.0" encoding="utf-8"?>
+<ds:datastoreItem xmlns:ds="http://schemas.openxmlformats.org/officeDocument/2006/customXml" ds:itemID="{D952FF57-B04E-4577-9D09-08A80E6654F3}">
+  <ds:schemaRefs>
+    <ds:schemaRef ds:uri="http://schemas.microsoft.com/office/2006/metadata/contentType"/>
+    <ds:schemaRef ds:uri="http://schemas.microsoft.com/office/2006/metadata/properties/metaAttributes"/>
+    <ds:schemaRef ds:uri="http://www.w3.org/2001/XMLSchema"/>
+    <ds:schemaRef ds:uri="http://schemas.microsoft.com/office/2006/metadata/properties"/>
+    <ds:schemaRef ds:uri="066a291c-cbfd-4dd6-9498-db865bbf308b"/>
+    <ds:schemaRef ds:uri="4ac3654a-0e78-41a7-8aa0-9ef5d6f9db3b"/>
+    <ds:schemaRef ds:uri="http://schemas.microsoft.com/office/2006/documentManagement/types"/>
+    <ds:schemaRef ds:uri="http://schemas.microsoft.com/office/infopath/2007/PartnerControls"/>
+    <ds:schemaRef ds:uri="http://schemas.openxmlformats.org/package/2006/metadata/core-properties"/>
+    <ds:schemaRef ds:uri="http://purl.org/dc/elements/1.1/"/>
+    <ds:schemaRef ds:uri="http://purl.org/dc/terms/"/>
+    <ds:schemaRef ds:uri="http://schemas.microsoft.com/internal/obd"/>
+  </ds:schemaRefs>
+</ds:datastoreItem>
 </file>